--- a/TODOs.docx
+++ b/TODOs.docx
@@ -265,7 +265,7 @@
     <w:p>
       <w:pPr>
         <w:rPr>
-          <w:rFonts w:ascii="宋体" w:eastAsia="宋体" w:hAnsi="宋体" w:hint="eastAsia"/>
+          <w:rFonts w:ascii="宋体" w:eastAsia="宋体" w:hAnsi="宋体"/>
         </w:rPr>
       </w:pPr>
       <w:r>
@@ -310,7 +310,7 @@
     <w:p>
       <w:pPr>
         <w:rPr>
-          <w:rFonts w:ascii="宋体" w:eastAsia="宋体" w:hAnsi="宋体" w:hint="eastAsia"/>
+          <w:rFonts w:ascii="宋体" w:eastAsia="宋体" w:hAnsi="宋体"/>
         </w:rPr>
       </w:pPr>
       <w:r>
@@ -336,13 +336,13 @@
         <w:rPr>
           <w:rFonts w:ascii="宋体" w:eastAsia="宋体" w:hAnsi="宋体" w:hint="eastAsia"/>
         </w:rPr>
-        <w:t>3</w:t>
-      </w:r>
-      <w:r>
-        <w:rPr>
-          <w:rFonts w:ascii="宋体" w:eastAsia="宋体" w:hAnsi="宋体" w:hint="eastAsia"/>
-        </w:rPr>
-        <w:t>.精灵的时间观念有bug，建议先废弃这张卡，以后会改版。</w:t>
+        <w:t>4</w:t>
+      </w:r>
+      <w:r>
+        <w:rPr>
+          <w:rFonts w:ascii="宋体" w:eastAsia="宋体" w:hAnsi="宋体" w:hint="eastAsia"/>
+        </w:rPr>
+        <w:t>.现在右键魔具再取消还是会有绿色光残留，比如使用某科学的魔法阵选中一个再取消时，第一个选中的因子和魔法阵都会残留绿光，修一下</w:t>
       </w:r>
       <w:r>
         <w:rPr>
@@ -350,7 +350,7 @@
           <w:sz w:val="20"/>
         </w:rPr>
         <w:br/>
-        <w:t>进度 0.5.11 已验收（2026年10月20日）。TimeConcept 不再出现在奖励、商店或随机生成中；保留旧存档模型及 ID，旧卡不可发动，等待改版。</w:t>
+        <w:t>进度 0.5.11 已验收（2026年10月20日）。取消、撤回目标、切换魔具或关闭重开时清除选中外光，不改变库存及槽位。</w:t>
       </w:r>
     </w:p>
     <w:p>
@@ -369,13 +369,26 @@
         <w:rPr>
           <w:rFonts w:ascii="宋体" w:eastAsia="宋体" w:hAnsi="宋体" w:hint="eastAsia"/>
         </w:rPr>
-        <w:t>4</w:t>
-      </w:r>
-      <w:r>
-        <w:rPr>
-          <w:rFonts w:ascii="宋体" w:eastAsia="宋体" w:hAnsi="宋体" w:hint="eastAsia"/>
-        </w:rPr>
-        <w:t>.现在右键魔具再取消还是会有绿色光残留，比如使用某科学的魔法阵选中一个再取消时，第一个选中的因子和魔法阵都会残留绿光，修一下</w:t>
+        <w:t>5</w:t>
+      </w:r>
+      <w:r>
+        <w:rPr>
+          <w:rFonts w:ascii="宋体" w:eastAsia="宋体" w:hAnsi="宋体" w:hint="eastAsia"/>
+        </w:rPr>
+        <w:t>.加入魔法牌库的卡应该也有特效，和卡牌加入牌组一样，加入时飞入魔法牌组，而在魔法牌组使用例如盲盒的魔具时，也要有卡被加入的动画，当然魔具或魔法因子被消耗时也要有被消耗的动画。</w:t>
+      </w:r>
+    </w:p>
+    <w:p>
+      <w:pPr>
+        <w:rPr>
+          <w:rFonts w:ascii="宋体" w:eastAsia="宋体" w:hAnsi="宋体"/>
+        </w:rPr>
+      </w:pPr>
+      <w:r>
+        <w:rPr>
+          <w:rFonts w:ascii="宋体" w:eastAsia="宋体" w:hAnsi="宋体" w:hint="eastAsia"/>
+        </w:rPr>
+        <w:t>17.现在有的卡牌的英文名和id差的太多了，列出所有差距大的卡名和id，我来决定要不要修改卡的id</w:t>
       </w:r>
       <w:r>
         <w:rPr>
@@ -383,66 +396,58 @@
           <w:sz w:val="20"/>
         </w:rPr>
         <w:br/>
-        <w:t>进度 0.5.11 已验收（2026年10月20日）。取消、撤回目标、切换魔具或关闭重开时清除选中外光，不改变库存及槽位。</w:t>
-      </w:r>
-    </w:p>
-    <w:p>
-      <w:pPr>
-        <w:rPr>
-          <w:rFonts w:ascii="宋体" w:eastAsia="宋体" w:hAnsi="宋体"/>
-        </w:rPr>
-      </w:pPr>
-      <w:r>
-        <w:rPr>
-          <w:rFonts w:ascii="宋体" w:eastAsia="宋体" w:hAnsi="宋体" w:hint="eastAsia"/>
-        </w:rPr>
-        <w:t>1</w:t>
-      </w:r>
-      <w:r>
-        <w:rPr>
-          <w:rFonts w:ascii="宋体" w:eastAsia="宋体" w:hAnsi="宋体" w:hint="eastAsia"/>
-        </w:rPr>
-        <w:t>5</w:t>
-      </w:r>
-      <w:r>
-        <w:rPr>
-          <w:rFonts w:ascii="宋体" w:eastAsia="宋体" w:hAnsi="宋体" w:hint="eastAsia"/>
-        </w:rPr>
-        <w:t>.加入魔法牌库的卡应该也有特效，和卡牌加入牌组一样，加入时飞入魔法牌组，而在魔法牌组使用例如盲盒的魔具时，也要有卡被加入的动画，当然魔具或魔法因子被消耗时也要有被消耗的动画。</w:t>
-      </w:r>
-    </w:p>
-    <w:p>
-      <w:pPr>
-        <w:rPr>
-          <w:rFonts w:ascii="宋体" w:eastAsia="宋体" w:hAnsi="宋体"/>
-        </w:rPr>
-        <w:keepLines w:val="1"/>
-      </w:pPr>
-      <w:r>
-        <w:rPr>
-          <w:rFonts w:ascii="宋体" w:eastAsia="宋体" w:hAnsi="宋体" w:hint="eastAsia"/>
-        </w:rPr>
-        <w:t>1</w:t>
-      </w:r>
-      <w:r>
-        <w:rPr>
-          <w:rFonts w:ascii="宋体" w:eastAsia="宋体" w:hAnsi="宋体" w:hint="eastAsia"/>
-        </w:rPr>
-        <w:t>6</w:t>
-      </w:r>
-      <w:r>
-        <w:rPr>
-          <w:rFonts w:ascii="宋体" w:eastAsia="宋体" w:hAnsi="宋体" w:hint="eastAsia"/>
-        </w:rPr>
-        <w:t>.当因为魔力量不够而不能打出咏唱卡时，提示的不是我不能打出这张牌，而是：没有足够魔力激活魔法因子。当因为没有咏唱过不能打出传说魔法时，应该提示：本回合没有打出过咏唱牌</w:t>
-      </w:r>
-      <w:r>
-        <w:rPr>
-          <w:color w:val="145B68"/>
-          <w:sz w:val="20"/>
-        </w:rPr>
+        <w:t>ID整理范围（2026年10月20日，待实施）：Free → ViolentExorcism；HalfTheSky → Envy；MetallicizFlower → MetalPetalSpell；SayThinkingSpell → SpeakFromHeartSpell；PreparedPosture → ReadyStance；ContinuousShooting → SustainedBarrage。</w:t>
         <w:br/>
-        <w:t>进度 0.5.13 已修复 待游戏实测。魔力不足和本回合未咏唱分别使用作者指定提示；鼠标与手柄共用原生提示流程。能量不足及其他阻止效果保留原版优先级，连环咏唱能先生成魔力时不误报。</w:t>
+        <w:t>先兼容旧ID再迁移新ID，覆盖卡牌存档、百科发现与统计、历史记录及魔法牌组因子编号；同步资源、本地化、表格和索引。联机双方须使用同版；迁移后的存档回退旧版前须使用备份。</w:t>
+      </w:r>
+    </w:p>
+    <w:p>
+      <w:pPr>
+        <w:rPr>
+          <w:rFonts w:ascii="宋体" w:eastAsia="宋体" w:hAnsi="宋体"/>
+        </w:rPr>
+      </w:pPr>
+      <w:r>
+        <w:t>18.将魔法因子和魔具加入卡牌百科的“状态、诅咒、事件、任务和衍生牌”分类；芙莉莲分类不重复收录。保留稀有度、专属类型和完整说明；不改变奖励池、生成规则与存档ID。待处理。</w:t>
+      </w:r>
+    </w:p>
+    <w:p>
+      <w:pPr>
+        <w:rPr>
+          <w:rFonts w:ascii="宋体" w:eastAsia="宋体" w:hAnsi="宋体"/>
+        </w:rPr>
+      </w:pPr>
+      <w:r>
+        <w:rPr>
+          <w:rFonts w:ascii="宋体" w:eastAsia="宋体" w:hAnsi="宋体" w:hint="eastAsia"/>
+        </w:rPr>
+        <w:t>需要新增的东西（等bug修完）：</w:t>
+      </w:r>
+    </w:p>
+    <w:p>
+      <w:pPr>
+        <w:rPr>
+          <w:rFonts w:ascii="宋体" w:eastAsia="宋体" w:hAnsi="宋体"/>
+        </w:rPr>
+      </w:pPr>
+      <w:r>
+        <w:rPr>
+          <w:rFonts w:ascii="宋体" w:eastAsia="宋体" w:hAnsi="宋体" w:hint="eastAsia"/>
+        </w:rPr>
+        <w:t>1.两张先古卡</w:t>
+      </w:r>
+    </w:p>
+    <w:p>
+      <w:pPr>
+        <w:rPr>
+          <w:rFonts w:ascii="宋体" w:eastAsia="宋体" w:hAnsi="宋体"/>
+        </w:rPr>
+      </w:pPr>
+      <w:r>
+        <w:rPr>
+          <w:rFonts w:ascii="宋体" w:eastAsia="宋体" w:hAnsi="宋体" w:hint="eastAsia"/>
+        </w:rPr>
+        <w:t>2.一个升级的初始遗物</w:t>
       </w:r>
     </w:p>
     <w:p>
@@ -456,58 +461,6 @@
           <w:rFonts w:ascii="宋体" w:eastAsia="宋体" w:hAnsi="宋体" w:hint="eastAsia"/>
         </w:rPr>
         <w:lastRenderedPageBreak/>
-        <w:t>17.现在有的卡牌的英文名和id差的太多了，列出所有差距大的卡名和id，我来决定要不要修改卡的id</w:t>
-      </w:r>
-    </w:p>
-    <w:p>
-      <w:pPr>
-        <w:rPr>
-          <w:rFonts w:ascii="宋体" w:eastAsia="宋体" w:hAnsi="宋体"/>
-        </w:rPr>
-      </w:pPr>
-      <w:r>
-        <w:rPr>
-          <w:rFonts w:ascii="宋体" w:eastAsia="宋体" w:hAnsi="宋体" w:hint="eastAsia"/>
-        </w:rPr>
-        <w:t>需要新增的东西（等bug修完）：</w:t>
-      </w:r>
-    </w:p>
-    <w:p>
-      <w:pPr>
-        <w:rPr>
-          <w:rFonts w:ascii="宋体" w:eastAsia="宋体" w:hAnsi="宋体"/>
-        </w:rPr>
-      </w:pPr>
-      <w:r>
-        <w:rPr>
-          <w:rFonts w:ascii="宋体" w:eastAsia="宋体" w:hAnsi="宋体" w:hint="eastAsia"/>
-        </w:rPr>
-        <w:t>1.两张先古卡</w:t>
-      </w:r>
-    </w:p>
-    <w:p>
-      <w:pPr>
-        <w:rPr>
-          <w:rFonts w:ascii="宋体" w:eastAsia="宋体" w:hAnsi="宋体"/>
-        </w:rPr>
-      </w:pPr>
-      <w:r>
-        <w:rPr>
-          <w:rFonts w:ascii="宋体" w:eastAsia="宋体" w:hAnsi="宋体" w:hint="eastAsia"/>
-        </w:rPr>
-        <w:t>2.一个升级的初始遗物</w:t>
-      </w:r>
-    </w:p>
-    <w:p>
-      <w:pPr>
-        <w:rPr>
-          <w:rFonts w:ascii="宋体" w:eastAsia="宋体" w:hAnsi="宋体"/>
-        </w:rPr>
-      </w:pPr>
-      <w:r>
-        <w:rPr>
-          <w:rFonts w:ascii="宋体" w:eastAsia="宋体" w:hAnsi="宋体" w:hint="eastAsia"/>
-        </w:rPr>
         <w:t>3.能力图标等图片</w:t>
       </w:r>
     </w:p>
@@ -654,6 +607,24 @@
     </w:p>
     <w:p>
       <w:pPr>
+        <w:pStyle w:val="a9"/>
+        <w:numPr>
+          <w:ilvl w:val="0"/>
+          <w:numId w:val="1"/>
+        </w:numPr>
+        <w:rPr>
+          <w:rFonts w:ascii="宋体" w:eastAsia="宋体" w:hAnsi="宋体"/>
+        </w:rPr>
+      </w:pPr>
+      <w:r>
+        <w:rPr>
+          <w:rFonts w:ascii="宋体" w:eastAsia="宋体" w:hAnsi="宋体" w:hint="eastAsia"/>
+        </w:rPr>
+        <w:t>精灵的时间观念要改版</w:t>
+      </w:r>
+    </w:p>
+    <w:p>
+      <w:pPr>
         <w:spacing w:after="0" w:line="1" w:lineRule="exact"/>
       </w:pPr>
       <w:r>
@@ -702,7 +673,15 @@
     </w:p>
     <w:p>
       <w:r>
-        <w:t>槽位效果预览仍需核对敏捷等增益，特别是 AdvancedDefensiveMagic 的两次格挡。</w:t>
+        <w:t xml:space="preserve">槽位效果预览仍需核对敏捷等增益，特别是 </w:t>
+      </w:r>
+      <w:proofErr w:type="spellStart"/>
+      <w:r>
+        <w:t>AdvancedDefensiveMagic</w:t>
+      </w:r>
+      <w:proofErr w:type="spellEnd"/>
+      <w:r>
+        <w:t xml:space="preserve"> 的两次格挡。</w:t>
       </w:r>
     </w:p>
     <w:p>
@@ -730,11 +709,6 @@
       </w:r>
     </w:p>
     <w:p>
-      <w:pPr>
-        <w:rPr>
-          <w:rFonts w:hint="eastAsia"/>
-        </w:rPr>
-      </w:pPr>
       <w:r>
         <w:t>Exc</w:t>
       </w:r>
@@ -750,12 +724,68 @@
           <w:sz w:val="20"/>
         </w:rPr>
         <w:br/>
-        <w:t>进度 0.5.13 已按作者确认的当前已保存内容同步。落实 ElementsBombing、HalfTheSky、SayThinkingSpell、ShavedIceSpell 的4处效果文案；卡名和模型ID没有变动，查阅索引与表格一致。</w:t>
-      </w:r>
-    </w:p>
-    <w:p>
-      <w:r>
-        <w:t>作者已核对并落实 130 个二代卡模型的卡名表，现保留 ID、二代中文名、二代英文名、卡面效果（中文）四列，已同步本地化与查阅索引。BloodSpell 新规则暂不实装。卡名登记不代表 Bug 1、5 的全部中文文本已对齐。</w:t>
+        <w:t>进度 0.5.13 已按作者确认的当前已保存内容同步。落实 ElementsBombing、</w:t>
+      </w:r>
+      <w:proofErr w:type="spellStart"/>
+      <w:r>
+        <w:rPr>
+          <w:color w:val="145B68"/>
+          <w:sz w:val="20"/>
+        </w:rPr>
+        <w:t>HalfTheSky</w:t>
+      </w:r>
+      <w:proofErr w:type="spellEnd"/>
+      <w:r>
+        <w:rPr>
+          <w:color w:val="145B68"/>
+          <w:sz w:val="20"/>
+        </w:rPr>
+        <w:t>、</w:t>
+      </w:r>
+      <w:proofErr w:type="spellStart"/>
+      <w:r>
+        <w:rPr>
+          <w:color w:val="145B68"/>
+          <w:sz w:val="20"/>
+        </w:rPr>
+        <w:t>SayThinkingSpell</w:t>
+      </w:r>
+      <w:proofErr w:type="spellEnd"/>
+      <w:r>
+        <w:rPr>
+          <w:color w:val="145B68"/>
+          <w:sz w:val="20"/>
+        </w:rPr>
+        <w:t>、</w:t>
+      </w:r>
+      <w:proofErr w:type="spellStart"/>
+      <w:r>
+        <w:rPr>
+          <w:color w:val="145B68"/>
+          <w:sz w:val="20"/>
+        </w:rPr>
+        <w:t>ShavedIceSpell</w:t>
+      </w:r>
+      <w:proofErr w:type="spellEnd"/>
+      <w:r>
+        <w:rPr>
+          <w:color w:val="145B68"/>
+          <w:sz w:val="20"/>
+        </w:rPr>
+        <w:t xml:space="preserve"> 的4处效果文案；卡名和模型ID没有变动，查阅索引与表格一致。</w:t>
+      </w:r>
+    </w:p>
+    <w:p>
+      <w:r>
+        <w:t>作者已核对并落实 130 个二代卡模型的卡名表，现保留 ID、二代中文名、二代英文名、卡面效果（中文）四列，已同步本地化与查阅索引。</w:t>
+      </w:r>
+      <w:proofErr w:type="spellStart"/>
+      <w:r>
+        <w:t>BloodSpell</w:t>
+      </w:r>
+      <w:proofErr w:type="spellEnd"/>
+      <w:r>
+        <w:t xml:space="preserve"> 新规则暂不实装。卡名登记不代表 Bug 1、5 的全部中文文本已对齐。</w:t>
       </w:r>
     </w:p>
     <w:p>

--- a/TODOs.docx
+++ b/TODOs.docx
@@ -17,7 +17,7 @@
     </w:p>
     <w:p>
       <w:r>
-        <w:t>更新于 2026年10月20日 当前模组版本 0.5.13</w:t>
+        <w:t>更新于 2026年10月20日 当前模组版本 0.5.14</w:t>
       </w:r>
     </w:p>
     <w:p>
@@ -383,6 +383,7 @@
         <w:rPr>
           <w:rFonts w:ascii="宋体" w:eastAsia="宋体" w:hAnsi="宋体"/>
         </w:rPr>
+        <w:keepLines/>
       </w:pPr>
       <w:r>
         <w:rPr>
@@ -396,9 +397,9 @@
           <w:sz w:val="20"/>
         </w:rPr>
         <w:br/>
-        <w:t>ID整理范围（2026年10月20日，待实施）：Free → ViolentExorcism；HalfTheSky → Envy；MetallicizFlower → MetalPetalSpell；SayThinkingSpell → SpeakFromHeartSpell；PreparedPosture → ReadyStance；ContinuousShooting → SustainedBarrage。</w:t>
+        <w:t>进度 0.5.14 已完成六项ID整理，待游戏实测：ViolentExorcism、Envy、MetalPetalSpell、SpeakFromHeartSpell、ReadyStance、SustainedBarrage。模型、图片路径、本地化、Excel及查阅索引同步，卡名与效果不变。</w:t>
         <w:br/>
-        <w:t>先兼容旧ID再迁移新ID，覆盖卡牌存档、百科发现与统计、历史记录及魔法牌组因子编号；同步资源、本地化、表格和索引。联机双方须使用同版；迁移后的存档回退旧版前须使用备份。</w:t>
+        <w:t>保留旧卡牌ID和旧因子编号的读取映射。作者已明确本批无需处理联机与回退兼容。</w:t>
       </w:r>
     </w:p>
     <w:p>

--- a/TODOs.docx
+++ b/TODOs.docx
@@ -17,7 +17,7 @@
     </w:p>
     <w:p>
       <w:r>
-        <w:t>更新于 2026年10月20日 当前模组版本 0.5.14</w:t>
+        <w:t>更新于 2026年10月20日 当前模组版本 0.5.15</w:t>
       </w:r>
     </w:p>
     <w:p>
@@ -380,10 +380,10 @@
     </w:p>
     <w:p>
       <w:pPr>
-        <w:rPr>
-          <w:rFonts w:ascii="宋体" w:eastAsia="宋体" w:hAnsi="宋体"/>
-        </w:rPr>
         <w:keepLines/>
+        <w:rPr>
+          <w:rFonts w:ascii="宋体" w:eastAsia="宋体" w:hAnsi="宋体"/>
+        </w:rPr>
       </w:pPr>
       <w:r>
         <w:rPr>
@@ -397,19 +397,62 @@
           <w:sz w:val="20"/>
         </w:rPr>
         <w:br/>
-        <w:t>进度 0.5.14 已完成六项ID整理，待游戏实测：ViolentExorcism、Envy、MetalPetalSpell、SpeakFromHeartSpell、ReadyStance、SustainedBarrage。模型、图片路径、本地化、Excel及查阅索引同步，卡名与效果不变。</w:t>
+        <w:t>进度 0.5.14 六项ID整理已由作者核对通过：ViolentExorcism、Envy、MetalPetalSpell、SpeakFromHeartSpell、ReadyStance、SustainedBarrage。模型、图片路径、本地化、Excel及查阅索引同步，卡名与效果不变。</w:t>
+      </w:r>
+      <w:r>
+        <w:rPr>
+          <w:color w:val="145B68"/>
+          <w:sz w:val="20"/>
+        </w:rPr>
         <w:br/>
         <w:t>保留旧卡牌ID和旧因子编号的读取映射。作者已明确本批无需处理联机与回退兼容。</w:t>
       </w:r>
     </w:p>
     <w:p>
-      <w:pPr>
-        <w:rPr>
-          <w:rFonts w:ascii="宋体" w:eastAsia="宋体" w:hAnsi="宋体"/>
-        </w:rPr>
-      </w:pPr>
-      <w:r>
-        <w:t>18.将魔法因子和魔具加入卡牌百科的“状态、诅咒、事件、任务和衍生牌”分类；芙莉莲分类不重复收录。保留稀有度、专属类型和完整说明；不改变奖励池、生成规则与存档ID。待处理。</w:t>
+      <w:r>
+        <w:lastRenderedPageBreak/>
+        <w:t>18.将魔法因子和魔具加入卡牌百科的“状态、诅咒、事件、任务和衍生牌”分类；芙莉莲分类不重复收录。保留稀有度、专属类型和完整说明；不改变奖励池、生成规则与存档ID。</w:t>
+      </w:r>
+      <w:r>
+        <w:rPr>
+          <w:color w:val="145B68"/>
+          <w:sz w:val="20"/>
+        </w:rPr>
+        <w:br/>
+        <w:t>进度 0.5.15 已修复 待游戏实测。28个因子与8种魔具归入原生衍生牌分类，芙莉莲分类不重复收录；保留品质、专属类型和完整规则，可搜索及放大查看。普通奖励解锁池、生成规则、存档ID不变。</w:t>
+      </w:r>
+    </w:p>
+    <w:p>
+      <w:r>
+        <w:rPr>
+          <w:rFonts w:hint="eastAsia"/>
+        </w:rPr>
+        <w:t>19.魔法使流终结技需要加一个括号写（造成多少点伤害多少次），其他类似的卡也要有额外的描述，比如变出热茶的魔法</w:t>
+      </w:r>
+    </w:p>
+    <w:p>
+      <w:pPr>
+        <w:rPr>
+          <w:rFonts w:ascii="宋体" w:eastAsia="宋体" w:hAnsi="宋体" w:hint="eastAsia"/>
+        </w:rPr>
+      </w:pPr>
+      <w:r>
+        <w:rPr>
+          <w:rFonts w:hint="eastAsia"/>
+        </w:rPr>
+        <w:t>20.能单独把遗物生成</w:t>
+      </w:r>
+      <w:r>
+        <w:rPr>
+          <w:rFonts w:hint="eastAsia"/>
+        </w:rPr>
+        <w:t>的</w:t>
+      </w:r>
+      <w:r>
+        <w:rPr>
+          <w:rFonts w:hint="eastAsia"/>
+        </w:rPr>
+        <w:t>魔力的动画加速吗</w:t>
       </w:r>
     </w:p>
     <w:p>
@@ -461,7 +504,6 @@
         <w:rPr>
           <w:rFonts w:ascii="宋体" w:eastAsia="宋体" w:hAnsi="宋体" w:hint="eastAsia"/>
         </w:rPr>
-        <w:lastRenderedPageBreak/>
         <w:t>3.能力图标等图片</w:t>
       </w:r>
     </w:p>
@@ -674,15 +716,7 @@
     </w:p>
     <w:p>
       <w:r>
-        <w:t xml:space="preserve">槽位效果预览仍需核对敏捷等增益，特别是 </w:t>
-      </w:r>
-      <w:proofErr w:type="spellStart"/>
-      <w:r>
-        <w:t>AdvancedDefensiveMagic</w:t>
-      </w:r>
-      <w:proofErr w:type="spellEnd"/>
-      <w:r>
-        <w:t xml:space="preserve"> 的两次格挡。</w:t>
+        <w:t>槽位效果预览仍需核对敏捷等增益，特别是 AdvancedDefensiveMagic 的两次格挡。</w:t>
       </w:r>
     </w:p>
     <w:p>
@@ -725,68 +759,12 @@
           <w:sz w:val="20"/>
         </w:rPr>
         <w:br/>
-        <w:t>进度 0.5.13 已按作者确认的当前已保存内容同步。落实 ElementsBombing、</w:t>
-      </w:r>
-      <w:proofErr w:type="spellStart"/>
-      <w:r>
-        <w:rPr>
-          <w:color w:val="145B68"/>
-          <w:sz w:val="20"/>
-        </w:rPr>
-        <w:t>HalfTheSky</w:t>
-      </w:r>
-      <w:proofErr w:type="spellEnd"/>
-      <w:r>
-        <w:rPr>
-          <w:color w:val="145B68"/>
-          <w:sz w:val="20"/>
-        </w:rPr>
-        <w:t>、</w:t>
-      </w:r>
-      <w:proofErr w:type="spellStart"/>
-      <w:r>
-        <w:rPr>
-          <w:color w:val="145B68"/>
-          <w:sz w:val="20"/>
-        </w:rPr>
-        <w:t>SayThinkingSpell</w:t>
-      </w:r>
-      <w:proofErr w:type="spellEnd"/>
-      <w:r>
-        <w:rPr>
-          <w:color w:val="145B68"/>
-          <w:sz w:val="20"/>
-        </w:rPr>
-        <w:t>、</w:t>
-      </w:r>
-      <w:proofErr w:type="spellStart"/>
-      <w:r>
-        <w:rPr>
-          <w:color w:val="145B68"/>
-          <w:sz w:val="20"/>
-        </w:rPr>
-        <w:t>ShavedIceSpell</w:t>
-      </w:r>
-      <w:proofErr w:type="spellEnd"/>
-      <w:r>
-        <w:rPr>
-          <w:color w:val="145B68"/>
-          <w:sz w:val="20"/>
-        </w:rPr>
-        <w:t xml:space="preserve"> 的4处效果文案；卡名和模型ID没有变动，查阅索引与表格一致。</w:t>
-      </w:r>
-    </w:p>
-    <w:p>
-      <w:r>
-        <w:t>作者已核对并落实 130 个二代卡模型的卡名表，现保留 ID、二代中文名、二代英文名、卡面效果（中文）四列，已同步本地化与查阅索引。</w:t>
-      </w:r>
-      <w:proofErr w:type="spellStart"/>
-      <w:r>
-        <w:t>BloodSpell</w:t>
-      </w:r>
-      <w:proofErr w:type="spellEnd"/>
-      <w:r>
-        <w:t xml:space="preserve"> 新规则暂不实装。卡名登记不代表 Bug 1、5 的全部中文文本已对齐。</w:t>
+        <w:t>进度 0.5.13 已按作者确认的当前已保存内容同步。落实 ElementsBombing、HalfTheSky、SayThinkingSpell、ShavedIceSpell 的4处效果文案；卡名和模型ID没有变动，查阅索引与表格一致。</w:t>
+      </w:r>
+    </w:p>
+    <w:p>
+      <w:r>
+        <w:t>作者已核对并落实 130 个二代卡模型的卡名表，现保留 ID、二代中文名、二代英文名、卡面效果（中文）四列，已同步本地化与查阅索引。BloodSpell 新规则暂不实装。卡名登记不代表 Bug 1、5 的全部中文文本已对齐。</w:t>
       </w:r>
     </w:p>
     <w:p>

--- a/TODOs.docx
+++ b/TODOs.docx
@@ -17,7 +17,7 @@
     </w:p>
     <w:p>
       <w:r>
-        <w:t>更新于 2026年10月20日 当前模组版本 0.5.15</w:t>
+        <w:t>更新于 2026年10月20日 当前模组版本 0.6.0</w:t>
       </w:r>
     </w:p>
     <w:p>
@@ -419,7 +419,7 @@
           <w:sz w:val="20"/>
         </w:rPr>
         <w:br/>
-        <w:t>进度 0.5.15 已修复 待游戏实测。28个因子与8种魔具归入原生衍生牌分类，芙莉莲分类不重复收录；保留品质、专属类型和完整规则，可搜索及放大查看。普通奖励解锁池、生成规则、存档ID不变。</w:t>
+        <w:t>进度 0.5.15 已由作者验收。28个因子与8种魔具归入原生衍生牌分类，芙莉莲分类不重复收录；保留品质、专属类型和完整规则，可搜索及放大查看。普通奖励解锁池、生成规则、存档ID不变。</w:t>
       </w:r>
     </w:p>
     <w:p>
@@ -721,7 +721,15 @@
     </w:p>
     <w:p>
       <w:r>
-        <w:t>菲伦独立角色、其余一代遗物与药水、事件及 Boss、成就和背景皮肤等仍为后续移植范围。优先完成前述 bug，不提前改变玩法方向。</w:t>
+        <w:t>菲伦独立角色、事件及 Boss、成就和背景皮肤等仍为后续移植范围。优先完成前述 bug，不提前改变玩法方向。</w:t>
+      </w:r>
+      <w:r>
+        <w:rPr>
+          <w:color w:val="145B68"/>
+          <w:sz w:val="20"/>
+        </w:rPr>
+        <w:br/>
+        <w:t>进度 0.6.0 已补入18件有效遗物、3种药水及4张依赖衍生牌，待游戏实测；连同圣徽共19件遗物。4件原Boss遗物按作者决定暂列稀有；宝箱怪的头、伏拉梅著作先加入本体，事件后续移植。菲伦发饰与海塔法杖保留初始遗物限制，不进入普通奖励池；一代无效果的StarkRelic不实装。</w:t>
       </w:r>
     </w:p>
     <w:p>
@@ -764,7 +772,7 @@
     </w:p>
     <w:p>
       <w:r>
-        <w:t>作者已核对并落实 130 个二代卡模型的卡名表，现保留 ID、二代中文名、二代英文名、卡面效果（中文）四列，已同步本地化与查阅索引。BloodSpell 新规则暂不实装。卡名登记不代表 Bug 1、5 的全部中文文本已对齐。</w:t>
+        <w:t>作者已核对并落实 130 个二代卡模型的卡名表；0.6.0 另补入辛美尔、后悔莫及、长寿种的痛苦、寿命论4张衍生牌（共134条），现保留 ID、二代中文名、二代英文名、卡面效果（中文）四列，已同步本地化与查阅索引。BloodSpell 新规则暂不实装。卡名登记不代表 Bug 1、5 的全部中文文本已对齐。</w:t>
       </w:r>
     </w:p>
     <w:p>

--- a/TODOs.docx
+++ b/TODOs.docx
@@ -17,7 +17,7 @@
     </w:p>
     <w:p>
       <w:r>
-        <w:t>更新于 2026年10月20日 当前模组版本 0.6.0</w:t>
+        <w:t>更新于 2026年10月21日 当前模组版本 0.6.0</w:t>
       </w:r>
     </w:p>
     <w:p>
@@ -67,6 +67,26 @@
           <w:rFonts w:ascii="宋体" w:eastAsia="宋体" w:hAnsi="宋体" w:hint="eastAsia"/>
         </w:rPr>
         <w:t>第一次游玩时要给玩家看教程</w:t>
+      </w:r>
+      <w:r>
+        <w:rPr>
+          <w:rFonts w:ascii="宋体" w:eastAsia="宋体" w:hAnsi="宋体" w:hint="eastAsia"/>
+        </w:rPr>
+        <w:t>，现在没有教程的时候在第一次送因子时</w:t>
+      </w:r>
+      <w:proofErr w:type="spellStart"/>
+      <w:r>
+        <w:rPr>
+          <w:rFonts w:ascii="宋体" w:eastAsia="宋体" w:hAnsi="宋体" w:hint="eastAsia"/>
+        </w:rPr>
+        <w:t>sl</w:t>
+      </w:r>
+      <w:proofErr w:type="spellEnd"/>
+      <w:r>
+        <w:rPr>
+          <w:rFonts w:ascii="宋体" w:eastAsia="宋体" w:hAnsi="宋体" w:hint="eastAsia"/>
+        </w:rPr>
+        <w:t>会卡死</w:t>
       </w:r>
       <w:r>
         <w:rPr>
@@ -265,8 +285,16 @@
     <w:p>
       <w:pPr>
         <w:rPr>
-          <w:rFonts w:ascii="宋体" w:eastAsia="宋体" w:hAnsi="宋体"/>
-        </w:rPr>
+          <w:rFonts w:ascii="宋体" w:eastAsia="宋体" w:hAnsi="宋体" w:hint="eastAsia"/>
+        </w:rPr>
+      </w:pPr>
+    </w:p>
+    <w:p>
+      <w:pPr>
+        <w:rPr>
+          <w:rFonts w:ascii="宋体" w:eastAsia="宋体" w:hAnsi="宋体"/>
+        </w:rPr>
+        <w:keepLines/>
       </w:pPr>
       <w:r>
         <w:rPr>
@@ -274,6 +302,55 @@
         </w:rPr>
         <w:t>3.</w:t>
       </w:r>
+      <w:r>
+        <w:rPr>
+          <w:rFonts w:ascii="宋体" w:eastAsia="宋体" w:hAnsi="宋体" w:hint="eastAsia"/>
+        </w:rPr>
+        <w:t>现在魔具直接右键互动不了了！！</w:t>
+      </w:r>
+      <w:r>
+        <w:rPr>
+          <w:color w:val="145B68"/>
+          <w:sz w:val="20"/>
+        </w:rPr>
+        <w:br/>
+        <w:t>进度 0.6.0 已调整 待游戏实测。魔法牌组直接接收鼠标按下与释放，避免依赖卡面焦点；已检查战斗内外右键启用、左键选目标、再次右键及Esc取消。仍需作者在完整模组环境复测。</w:t>
+      </w:r>
+    </w:p>
+    <w:p>
+      <w:pPr>
+        <w:rPr>
+          <w:rFonts w:ascii="宋体" w:eastAsia="宋体" w:hAnsi="宋体"/>
+        </w:rPr>
+        <w:keepLines/>
+      </w:pPr>
+      <w:r>
+        <w:rPr>
+          <w:rFonts w:ascii="宋体" w:eastAsia="宋体" w:hAnsi="宋体" w:hint="eastAsia"/>
+        </w:rPr>
+        <w:t>3.1</w:t>
+      </w:r>
+      <w:r>
+        <w:rPr>
+          <w:rFonts w:ascii="宋体" w:eastAsia="宋体" w:hAnsi="宋体"/>
+        </w:rPr>
+        <w:t>我通过指令台加入盲盒应该是去魔法牌组的，为什么去了我的主卡组，以后加入的因子和魔具都要去魔法牌组啊</w:t>
+      </w:r>
+      <w:r>
+        <w:rPr>
+          <w:color w:val="145B68"/>
+          <w:sz w:val="20"/>
+        </w:rPr>
+        <w:br/>
+        <w:t>进度 0.6.0 已修复 待游戏实测。控制台和原生单张、批量加牌命令新增的因子与魔具均转入对应玩家的魔法牌组，不再进入主牌组或战斗牌堆；普通卡牌保持原去向。</w:t>
+      </w:r>
+    </w:p>
+    <w:p>
+      <w:pPr>
+        <w:rPr>
+          <w:rFonts w:ascii="宋体" w:eastAsia="宋体" w:hAnsi="宋体" w:hint="eastAsia"/>
+        </w:rPr>
+      </w:pPr>
     </w:p>
     <w:p>
       <w:pPr>
@@ -325,6 +402,94 @@
         <w:rPr>
           <w:rFonts w:ascii="宋体" w:eastAsia="宋体" w:hAnsi="宋体"/>
         </w:rPr>
+        <w:keepLines/>
+      </w:pPr>
+      <w:r>
+        <w:rPr>
+          <w:rFonts w:ascii="宋体" w:eastAsia="宋体" w:hAnsi="宋体" w:hint="eastAsia"/>
+        </w:rPr>
+        <w:t>8.模组增加的诅咒和状态牌应该用原版卡背。</w:t>
+      </w:r>
+      <w:r>
+        <w:rPr>
+          <w:color w:val="145B68"/>
+          <w:sz w:val="20"/>
+        </w:rPr>
+        <w:br/>
+        <w:t>进度 0.6.0 已修复 待游戏实测。状态与诅咒采用原版卡框和配色；魔力保持已验收的紫色卡框。</w:t>
+      </w:r>
+    </w:p>
+    <w:p>
+      <w:pPr>
+        <w:rPr>
+          <w:rFonts w:ascii="宋体" w:eastAsia="宋体" w:hAnsi="宋体"/>
+        </w:rPr>
+        <w:keepLines/>
+      </w:pPr>
+      <w:r>
+        <w:rPr>
+          <w:rFonts w:ascii="宋体" w:eastAsia="宋体" w:hAnsi="宋体" w:hint="eastAsia"/>
+        </w:rPr>
+        <w:t>9.魔力能否用一个新的卡牌类型，以前是沿用的状态牌，如果可以的话就新增一个类型，如果不可以用老方法，无论哪种，魔力的类型名称要显示为魔力而非现在的状态。</w:t>
+      </w:r>
+      <w:r>
+        <w:rPr>
+          <w:color w:val="145B68"/>
+          <w:sz w:val="20"/>
+        </w:rPr>
+        <w:br/>
+        <w:t>进度 0.6.0 已采用兼容方案 待游戏实测。原生多个流程仅支持固定卡牌类型，保留状态牌底层身份；普通魔力及高密度魔力的卡面类型统一显示“魔力”，英文为Mana。</w:t>
+      </w:r>
+    </w:p>
+    <w:p>
+      <w:pPr>
+        <w:rPr>
+          <w:rFonts w:ascii="宋体" w:eastAsia="宋体" w:hAnsi="宋体"/>
+        </w:rPr>
+        <w:keepLines/>
+      </w:pPr>
+      <w:r>
+        <w:rPr>
+          <w:rFonts w:ascii="宋体" w:eastAsia="宋体" w:hAnsi="宋体" w:hint="eastAsia"/>
+        </w:rPr>
+        <w:t>10.现在有敏捷的时候，因子进化的防御魔法不能正确变化文本，</w:t>
+      </w:r>
+      <w:r>
+        <w:rPr>
+          <w:color w:val="145B68"/>
+          <w:sz w:val="20"/>
+        </w:rPr>
+        <w:br/>
+        <w:t>进度 0.6.0 已修复 待游戏实测。咏唱选项按原生格挡规则计算敏捷等修正，增加显示绿色、减少显示红色；两次格挡、费用和基础奖励不变。</w:t>
+      </w:r>
+    </w:p>
+    <w:p>
+      <w:pPr>
+        <w:rPr>
+          <w:rFonts w:ascii="宋体" w:eastAsia="宋体" w:hAnsi="宋体"/>
+        </w:rPr>
+        <w:keepLines/>
+      </w:pPr>
+      <w:r>
+        <w:rPr>
+          <w:rFonts w:ascii="宋体" w:eastAsia="宋体" w:hAnsi="宋体" w:hint="eastAsia"/>
+        </w:rPr>
+        <w:t>11.海塔留下的法杖作为废弃遗物处理</w:t>
+      </w:r>
+      <w:r>
+        <w:rPr>
+          <w:color w:val="145B68"/>
+          <w:sz w:val="20"/>
+        </w:rPr>
+        <w:br/>
+        <w:t>进度 0.6.0 已废弃。停止获取与生效，不再列入遗物百科分类；保留原模型ID供旧档读取。</w:t>
+      </w:r>
+    </w:p>
+    <w:p>
+      <w:pPr>
+        <w:rPr>
+          <w:rFonts w:ascii="宋体" w:eastAsia="宋体" w:hAnsi="宋体"/>
+        </w:rPr>
       </w:pPr>
       <w:r>
         <w:rPr>
@@ -342,7 +507,14 @@
         <w:rPr>
           <w:rFonts w:ascii="宋体" w:eastAsia="宋体" w:hAnsi="宋体" w:hint="eastAsia"/>
         </w:rPr>
-        <w:t>.现在右键魔具再取消还是会有绿色光残留，比如使用某科学的魔法阵选中一个再取消时，第一个选中的因子和魔法阵都会残留绿光，修一下</w:t>
+        <w:t>.现在右键魔具再取消还是会有绿色光残留，比如使用某科学的魔法阵选中一个再取</w:t>
+      </w:r>
+      <w:r>
+        <w:rPr>
+          <w:rFonts w:ascii="宋体" w:eastAsia="宋体" w:hAnsi="宋体" w:hint="eastAsia"/>
+        </w:rPr>
+        <w:lastRenderedPageBreak/>
+        <w:t>消时，第一个选中的因子和魔法阵都会残留绿光，修一下</w:t>
       </w:r>
       <w:r>
         <w:rPr>
@@ -397,7 +569,87 @@
           <w:sz w:val="20"/>
         </w:rPr>
         <w:br/>
-        <w:t>进度 0.5.14 六项ID整理已由作者核对通过：ViolentExorcism、Envy、MetalPetalSpell、SpeakFromHeartSpell、ReadyStance、SustainedBarrage。模型、图片路径、本地化、Excel及查阅索引同步，卡名与效果不变。</w:t>
+        <w:t>进度 0.5.14 六项ID整理已由作者核对通过：</w:t>
+      </w:r>
+      <w:proofErr w:type="spellStart"/>
+      <w:r>
+        <w:rPr>
+          <w:color w:val="145B68"/>
+          <w:sz w:val="20"/>
+        </w:rPr>
+        <w:t>ViolentExorcism</w:t>
+      </w:r>
+      <w:proofErr w:type="spellEnd"/>
+      <w:r>
+        <w:rPr>
+          <w:color w:val="145B68"/>
+          <w:sz w:val="20"/>
+        </w:rPr>
+        <w:t>、Envy、</w:t>
+      </w:r>
+      <w:proofErr w:type="spellStart"/>
+      <w:r>
+        <w:rPr>
+          <w:color w:val="145B68"/>
+          <w:sz w:val="20"/>
+        </w:rPr>
+        <w:t>MetalPetalSpell</w:t>
+      </w:r>
+      <w:proofErr w:type="spellEnd"/>
+      <w:r>
+        <w:rPr>
+          <w:color w:val="145B68"/>
+          <w:sz w:val="20"/>
+        </w:rPr>
+        <w:t>、</w:t>
+      </w:r>
+      <w:proofErr w:type="spellStart"/>
+      <w:r>
+        <w:rPr>
+          <w:color w:val="145B68"/>
+          <w:sz w:val="20"/>
+        </w:rPr>
+        <w:t>SpeakFromHeartSpell</w:t>
+      </w:r>
+      <w:proofErr w:type="spellEnd"/>
+      <w:r>
+        <w:rPr>
+          <w:color w:val="145B68"/>
+          <w:sz w:val="20"/>
+        </w:rPr>
+        <w:t>、</w:t>
+      </w:r>
+      <w:proofErr w:type="spellStart"/>
+      <w:r>
+        <w:rPr>
+          <w:color w:val="145B68"/>
+          <w:sz w:val="20"/>
+        </w:rPr>
+        <w:t>ReadyStance</w:t>
+      </w:r>
+      <w:proofErr w:type="spellEnd"/>
+      <w:r>
+        <w:rPr>
+          <w:color w:val="145B68"/>
+          <w:sz w:val="20"/>
+        </w:rPr>
+        <w:t>、</w:t>
+      </w:r>
+      <w:proofErr w:type="spellStart"/>
+      <w:r>
+        <w:rPr>
+          <w:color w:val="145B68"/>
+          <w:sz w:val="20"/>
+        </w:rPr>
+        <w:t>SustainedBarrage</w:t>
+      </w:r>
+      <w:proofErr w:type="spellEnd"/>
+      <w:r>
+        <w:rPr>
+          <w:color w:val="145B68"/>
+          <w:sz w:val="20"/>
+        </w:rPr>
+        <w:t>。模型、图片路径、本地化、Excel及查阅索引同步，卡名与效果不变。</w:t>
       </w:r>
       <w:r>
         <w:rPr>
@@ -410,7 +662,6 @@
     </w:p>
     <w:p>
       <w:r>
-        <w:lastRenderedPageBreak/>
         <w:t>18.将魔法因子和魔具加入卡牌百科的“状态、诅咒、事件、任务和衍生牌”分类；芙莉莲分类不重复收录。保留稀有度、专属类型和完整说明；不改变奖励池、生成规则与存档ID。</w:t>
       </w:r>
       <w:r>
@@ -431,11 +682,6 @@
       </w:r>
     </w:p>
     <w:p>
-      <w:pPr>
-        <w:rPr>
-          <w:rFonts w:ascii="宋体" w:eastAsia="宋体" w:hAnsi="宋体" w:hint="eastAsia"/>
-        </w:rPr>
-      </w:pPr>
       <w:r>
         <w:rPr>
           <w:rFonts w:hint="eastAsia"/>
@@ -463,6 +709,56 @@
       </w:pPr>
       <w:r>
         <w:rPr>
+          <w:rFonts w:hint="eastAsia"/>
+        </w:rPr>
+        <w:t>21.</w:t>
+      </w:r>
+      <w:r>
+        <w:rPr>
+          <w:rFonts w:hint="eastAsia"/>
+        </w:rPr>
+        <w:t>战斗结束掉落的</w:t>
+      </w:r>
+      <w:r>
+        <w:rPr>
+          <w:rFonts w:hint="eastAsia"/>
+        </w:rPr>
+        <w:t>魔法因子和魔具</w:t>
+      </w:r>
+      <w:r>
+        <w:rPr>
+          <w:rFonts w:hint="eastAsia"/>
+        </w:rPr>
+        <w:t>，逛魔具店等东西加入</w:t>
+      </w:r>
+      <w:r>
+        <w:rPr>
+          <w:rFonts w:hint="eastAsia"/>
+        </w:rPr>
+        <w:t>魔法牌组</w:t>
+      </w:r>
+      <w:r>
+        <w:rPr>
+          <w:rFonts w:hint="eastAsia"/>
+        </w:rPr>
+        <w:t>时</w:t>
+      </w:r>
+      <w:r>
+        <w:rPr>
+          <w:rFonts w:hint="eastAsia"/>
+        </w:rPr>
+        <w:t>也要有飞入动画。</w:t>
+      </w:r>
+    </w:p>
+    <w:p>
+      <w:pPr>
+        <w:rPr>
+          <w:rFonts w:ascii="宋体" w:eastAsia="宋体" w:hAnsi="宋体"/>
+        </w:rPr>
+        <w:keepNext/>
+      </w:pPr>
+      <w:r>
+        <w:rPr>
           <w:rFonts w:ascii="宋体" w:eastAsia="宋体" w:hAnsi="宋体" w:hint="eastAsia"/>
         </w:rPr>
         <w:t>需要新增的东西（等bug修完）：</w:t>
@@ -585,6 +881,20 @@
         <w:rPr>
           <w:rFonts w:ascii="宋体" w:eastAsia="宋体" w:hAnsi="宋体" w:hint="eastAsia"/>
         </w:rPr>
+        <w:t>6.时间线</w:t>
+      </w:r>
+    </w:p>
+    <w:p>
+      <w:pPr>
+        <w:rPr>
+          <w:rFonts w:ascii="宋体" w:eastAsia="宋体" w:hAnsi="宋体"/>
+        </w:rPr>
+      </w:pPr>
+      <w:r>
+        <w:rPr>
+          <w:rFonts w:ascii="宋体" w:eastAsia="宋体" w:hAnsi="宋体" w:hint="eastAsia"/>
+        </w:rPr>
+        <w:lastRenderedPageBreak/>
         <w:t>平衡性调整（等前面工作做完了再说）：</w:t>
       </w:r>
     </w:p>
@@ -716,7 +1026,15 @@
     </w:p>
     <w:p>
       <w:r>
-        <w:t>槽位效果预览仍需核对敏捷等增益，特别是 AdvancedDefensiveMagic 的两次格挡。</w:t>
+        <w:t xml:space="preserve">进化的防御魔法敏捷预览进度见 Bug 10；其余槽位效果预览继续核对。</w:t>
+      </w:r>
+      <w:proofErr w:type="spellStart"/>
+      <w:r>
+        <w:t/>
+      </w:r>
+      <w:proofErr w:type="spellEnd"/>
+      <w:r>
+        <w:t xml:space="preserve"/>
       </w:r>
     </w:p>
     <w:p>
@@ -729,7 +1047,23 @@
           <w:sz w:val="20"/>
         </w:rPr>
         <w:br/>
-        <w:t>进度 0.6.0 已补入18件有效遗物、3种药水及4张依赖衍生牌，待游戏实测；连同圣徽共19件遗物。4件原Boss遗物按作者决定暂列稀有；宝箱怪的头、伏拉梅著作先加入本体，事件后续移植。菲伦发饰与海塔法杖保留初始遗物限制，不进入普通奖励池；一代无效果的StarkRelic不实装。</w:t>
+        <w:t>进度 0.6.0 已补入17件有效遗物、3种药水及4张依赖衍生牌，待游戏实测；连同圣徽共18件有效遗物，另保留1件废弃模型。4件原Boss遗物按作者决定暂列稀有；宝箱怪的头、伏拉梅著作先加入本体，事件后续移植。菲伦发饰保留初始遗物限制，不进入普通奖励池；海塔法杖按第11项废弃，仅保留旧档模型ID；一代无效果的</w:t>
+      </w:r>
+      <w:proofErr w:type="spellStart"/>
+      <w:r>
+        <w:rPr>
+          <w:color w:val="145B68"/>
+          <w:sz w:val="20"/>
+        </w:rPr>
+        <w:t>StarkRelic</w:t>
+      </w:r>
+      <w:proofErr w:type="spellEnd"/>
+      <w:r>
+        <w:rPr>
+          <w:color w:val="145B68"/>
+          <w:sz w:val="20"/>
+        </w:rPr>
+        <w:t>不实装。</w:t>
       </w:r>
     </w:p>
     <w:p>
@@ -767,12 +1101,68 @@
           <w:sz w:val="20"/>
         </w:rPr>
         <w:br/>
-        <w:t>进度 0.5.13 已按作者确认的当前已保存内容同步。落实 ElementsBombing、HalfTheSky、SayThinkingSpell、ShavedIceSpell 的4处效果文案；卡名和模型ID没有变动，查阅索引与表格一致。</w:t>
-      </w:r>
-    </w:p>
-    <w:p>
-      <w:r>
-        <w:t>作者已核对并落实 130 个二代卡模型的卡名表；0.6.0 另补入辛美尔、后悔莫及、长寿种的痛苦、寿命论4张衍生牌（共134条），现保留 ID、二代中文名、二代英文名、卡面效果（中文）四列，已同步本地化与查阅索引。BloodSpell 新规则暂不实装。卡名登记不代表 Bug 1、5 的全部中文文本已对齐。</w:t>
+        <w:t>进度 0.5.13 已按作者确认的当前已保存内容同步。落实 ElementsBombing、</w:t>
+      </w:r>
+      <w:proofErr w:type="spellStart"/>
+      <w:r>
+        <w:rPr>
+          <w:color w:val="145B68"/>
+          <w:sz w:val="20"/>
+        </w:rPr>
+        <w:t>HalfTheSky</w:t>
+      </w:r>
+      <w:proofErr w:type="spellEnd"/>
+      <w:r>
+        <w:rPr>
+          <w:color w:val="145B68"/>
+          <w:sz w:val="20"/>
+        </w:rPr>
+        <w:t>、</w:t>
+      </w:r>
+      <w:proofErr w:type="spellStart"/>
+      <w:r>
+        <w:rPr>
+          <w:color w:val="145B68"/>
+          <w:sz w:val="20"/>
+        </w:rPr>
+        <w:t>SayThinkingSpell</w:t>
+      </w:r>
+      <w:proofErr w:type="spellEnd"/>
+      <w:r>
+        <w:rPr>
+          <w:color w:val="145B68"/>
+          <w:sz w:val="20"/>
+        </w:rPr>
+        <w:t>、</w:t>
+      </w:r>
+      <w:proofErr w:type="spellStart"/>
+      <w:r>
+        <w:rPr>
+          <w:color w:val="145B68"/>
+          <w:sz w:val="20"/>
+        </w:rPr>
+        <w:t>ShavedIceSpell</w:t>
+      </w:r>
+      <w:proofErr w:type="spellEnd"/>
+      <w:r>
+        <w:rPr>
+          <w:color w:val="145B68"/>
+          <w:sz w:val="20"/>
+        </w:rPr>
+        <w:t xml:space="preserve"> 的4处效果文案；卡名和模型ID没有变动，查阅索引与表格一致。</w:t>
+      </w:r>
+    </w:p>
+    <w:p>
+      <w:r>
+        <w:t>作者已核对并落实 130 个二代卡模型的卡名表；0.6.0 另补入辛美尔、后悔莫及、长寿种的痛苦、寿命论4张衍生牌（共134条），现保留 ID、二代中文名、二代英文名、卡面效果（中文）四列，已同步本地化与查阅索引。</w:t>
+      </w:r>
+      <w:proofErr w:type="spellStart"/>
+      <w:r>
+        <w:t>BloodSpell</w:t>
+      </w:r>
+      <w:proofErr w:type="spellEnd"/>
+      <w:r>
+        <w:t xml:space="preserve"> 新规则暂不实装。卡名登记不代表 Bug 1、5 的全部中文文本已对齐。</w:t>
       </w:r>
     </w:p>
     <w:p>
@@ -1508,7 +1898,6 @@
   <w:style w:type="character" w:default="1" w:styleId="a0">
     <w:name w:val="Default Paragraph Font"/>
     <w:uiPriority w:val="1"/>
-    <w:semiHidden/>
     <w:unhideWhenUsed/>
   </w:style>
   <w:style w:type="table" w:default="1" w:styleId="a1">
@@ -1823,6 +2212,18 @@
       <w:smallCaps/>
       <w:color w:val="0F4761" w:themeColor="accent1" w:themeShade="BF"/>
       <w:spacing w:val="5"/>
+    </w:rPr>
+  </w:style>
+  <w:style w:type="paragraph" w:styleId="ae">
+    <w:name w:val="Normal (Web)"/>
+    <w:basedOn w:val="a"/>
+    <w:uiPriority w:val="99"/>
+    <w:semiHidden/>
+    <w:unhideWhenUsed/>
+    <w:rsid w:val="00443B26"/>
+    <w:rPr>
+      <w:rFonts w:ascii="Times New Roman" w:hAnsi="Times New Roman" w:cs="Times New Roman"/>
+      <w:sz w:val="24"/>
     </w:rPr>
   </w:style>
 </w:styles>

--- a/TODOs.docx
+++ b/TODOs.docx
@@ -548,6 +548,14 @@
           <w:rFonts w:ascii="宋体" w:eastAsia="宋体" w:hAnsi="宋体" w:hint="eastAsia"/>
         </w:rPr>
         <w:t>.加入魔法牌库的卡应该也有特效，和卡牌加入牌组一样，加入时飞入魔法牌组，而在魔法牌组使用例如盲盒的魔具时，也要有卡被加入的动画，当然魔具或魔法因子被消耗时也要有被消耗的动画。</w:t>
+      </w:r>
+      <w:r>
+        <w:rPr>
+          <w:color w:val="145B68"/>
+          <w:sz w:val="20"/>
+        </w:rPr>
+        <w:br/>
+        <w:t>补充要求（2026年10月21日，待实现）：盲盒等魔具使用时本体闪一次绿光，随后生成的因子播放飞入魔法牌组的动画。</w:t>
       </w:r>
     </w:p>
     <w:p>

--- a/TODOs.docx
+++ b/TODOs.docx
@@ -17,7 +17,7 @@
     </w:p>
     <w:p>
       <w:r>
-        <w:t>更新于 2026年10月21日 当前模组版本 0.6.0</w:t>
+        <w:t>更新于 2026年10月21日 当前模组版本 0.6.1</w:t>
       </w:r>
     </w:p>
     <w:p>
@@ -555,7 +555,7 @@
           <w:sz w:val="20"/>
         </w:rPr>
         <w:br/>
-        <w:t>补充要求（2026年10月21日，待实现）：盲盒等魔具使用时本体闪一次绿光，随后生成的因子播放飞入魔法牌组的动画。</w:t>
+        <w:t>进度（0.6.1）：已实现，待游戏实测。魔具成功使用时在原位置闪一次绿光；消耗的魔具与因子淡出，盲盒等新增的因子展示后飞入魔法牌组。取消、无效操作和仅调整槽位不播放入库动画。</w:t>
       </w:r>
     </w:p>
     <w:p>
@@ -682,6 +682,9 @@
       </w:r>
     </w:p>
     <w:p>
+      <w:pPr>
+        <w:keepLines/>
+      </w:pPr>
       <w:r>
         <w:rPr>
           <w:rFonts w:hint="eastAsia"/>
@@ -756,6 +759,14 @@
           <w:rFonts w:hint="eastAsia"/>
         </w:rPr>
         <w:t>也要有飞入动画。</w:t>
+      </w:r>
+      <w:r>
+        <w:rPr>
+          <w:color w:val="145B68"/>
+          <w:sz w:val="20"/>
+        </w:rPr>
+        <w:br/>
+        <w:t>进度（0.6.1）：动画部分已实现，待游戏实测。奖励、魔具店及其他获取入口统一播放新增因子、魔具飞入魔法牌组的动画；多件获得依次飞入。战斗奖励中是否新增魔具掉落仍待实现。</w:t>
       </w:r>
     </w:p>
     <w:p>

--- a/TODOs.docx
+++ b/TODOs.docx
@@ -314,7 +314,7 @@
           <w:sz w:val="20"/>
         </w:rPr>
         <w:br/>
-        <w:t>进度 0.6.0 已调整 待游戏实测。魔法牌组直接接收鼠标按下与释放，避免依赖卡面焦点；已检查战斗内外右键启用、左键选目标、再次右键及Esc取消。仍需作者在完整模组环境复测。</w:t>
+        <w:t>进度 0.6.1 修正版：已调整，待游戏实测。右键输入改由视口优先接收，按画布变换判断点击位置，并恢复动画复用卡牌的输入状态。已检查战斗内外右键、缩放界面及播放动画后再次使用；仍需作者在完整模组环境复测。</w:t>
       </w:r>
     </w:p>
     <w:p>
@@ -555,7 +555,7 @@
           <w:sz w:val="20"/>
         </w:rPr>
         <w:br/>
-        <w:t>进度（0.6.1）：已实现，待游戏实测。魔具成功使用时在原位置闪一次绿光；消耗的魔具与因子淡出，盲盒等新增的因子展示后飞入魔法牌组。取消、无效操作和仅调整槽位不播放入库动画。</w:t>
+        <w:t>进度（0.6.1 修正版）：已实现，待游戏实测。魔具成功使用时在原位置闪一次绿光；消耗的魔具与因子淡出。新增因子直接复用原版卡牌飞入特效及粒子拖尾，只将终点设为魔法牌组图标。取消、无效操作及槽位调整不播放入库动画。</w:t>
       </w:r>
     </w:p>
     <w:p>
@@ -766,7 +766,7 @@
           <w:sz w:val="20"/>
         </w:rPr>
         <w:br/>
-        <w:t>进度（0.6.1）：动画部分已实现，待游戏实测。奖励、魔具店及其他获取入口统一播放新增因子、魔具飞入魔法牌组的动画；多件获得依次飞入。战斗奖励中是否新增魔具掉落仍待实现。</w:t>
+        <w:t>进度（0.6.1 修正版）：动画部分已实现，待游戏实测。奖励、魔具店等获取入口统一使用原版飞入特效及粒子拖尾；多件获得依次飞入魔法牌组。战斗奖励新增魔具掉落仍待实现。</w:t>
       </w:r>
     </w:p>
     <w:p>

--- a/TODOs.docx
+++ b/TODOs.docx
@@ -314,7 +314,7 @@
           <w:sz w:val="20"/>
         </w:rPr>
         <w:br/>
-        <w:t>进度 0.6.1 修正版：已调整，待游戏实测。右键输入改由视口优先接收，按画布变换判断点击位置，并恢复动画复用卡牌的输入状态。已检查战斗内外右键、缩放界面及播放动画后再次使用；仍需作者在完整模组环境复测。</w:t>
+        <w:t>进度 0.6.1 修正版：已调整，待游戏实测。修正右键输入优先级、缩放点击区域与复用卡牌的输入状态。允许拾取战利品时打开魔法牌组右键使用魔具，关闭后恢复同一奖励列表；具体选牌界面仍仅可查看。已检查实际右键、目标选择及奖励保留，仍需完整模组环境复测。</w:t>
       </w:r>
     </w:p>
     <w:p>

--- a/TODOs.docx
+++ b/TODOs.docx
@@ -17,7 +17,7 @@
     </w:p>
     <w:p>
       <w:r>
-        <w:t>更新于 2026年10月21日 当前模组版本 0.6.1</w:t>
+        <w:t>更新于 2026年10月21日 当前模组版本 0.6.2</w:t>
       </w:r>
     </w:p>
     <w:p>
@@ -690,6 +690,14 @@
           <w:rFonts w:hint="eastAsia"/>
         </w:rPr>
         <w:t>19.魔法使流终结技需要加一个括号写（造成多少点伤害多少次），其他类似的卡也要有额外的描述，比如变出热茶的魔法</w:t>
+      </w:r>
+      <w:r>
+        <w:rPr>
+          <w:color w:val="145B68"/>
+          <w:sz w:val="20"/>
+        </w:rPr>
+        <w:br/>
+        <w:t>进度 0.6.2：部分完成，待游戏实测。魔法使流终结技、变出热茶的魔法、定叫他有来无回、普通攻击魔法已补入战斗括号预览。复用原生计算变量，显示当前同调次数、魔力数量对应的伤害或格挡，增益变绿、减益变红；保留正文规则，百科不显示战斗括号。其余条件牌继续核对。</w:t>
       </w:r>
     </w:p>
     <w:p>

--- a/TODOs.docx
+++ b/TODOs.docx
@@ -17,7 +17,7 @@
     </w:p>
     <w:p>
       <w:r>
-        <w:t>更新于 2026年10月21日 当前模组版本 0.6.2</w:t>
+        <w:t>更新于 2026年10月21日 当前模组版本 0.6.3</w:t>
       </w:r>
     </w:p>
     <w:p>
@@ -175,6 +175,14 @@
             </a:graphic>
           </wp:inline>
         </w:drawing>
+      </w:r>
+      <w:r>
+        <w:rPr>
+          <w:color w:val="145B68"/>
+          <w:sz w:val="20"/>
+        </w:rPr>
+        <w:br/>
+        <w:t>进度 0.6.3：读档恢复部分已修复，待游戏实测。退出取消旧等待，加载和淡入结束后按原槽位、原选项继续；选牌时经原生接口关闭地图，选完恢复。首次教程仍待实现。</w:t>
       </w:r>
     </w:p>
     <w:p>
@@ -382,6 +390,14 @@
           <w:rFonts w:ascii="宋体" w:eastAsia="宋体" w:hAnsi="宋体"/>
         </w:rPr>
         <w:t>6.魔具需要都上了，开局要送两个妙妙工具</w:t>
+      </w:r>
+      <w:r>
+        <w:rPr>
+          <w:color w:val="145B68"/>
+          <w:sz w:val="20"/>
+        </w:rPr>
+        <w:br/>
+        <w:t>进度 0.6.3：开局赠品已实现，待游戏实测。三槽选完赠送两个神奇妙妙工具，独立存档标记防止重复领取；旧档补赠一次，保留已有库存。已检查退出继续、首回合兜底、跨幕及消耗后读档。</w:t>
       </w:r>
     </w:p>
     <w:p>

--- a/TODOs.docx
+++ b/TODOs.docx
@@ -17,7 +17,7 @@
     </w:p>
     <w:p>
       <w:r>
-        <w:t>更新于 2026年10月21日 当前模组版本 0.6.3</w:t>
+        <w:t>更新于 2026年10月21日 当前模组版本 0.6.4</w:t>
       </w:r>
     </w:p>
     <w:p>
@@ -324,6 +324,13 @@
         <w:br/>
         <w:t>进度 0.6.1 修正版：已调整，待游戏实测。修正右键输入优先级、缩放点击区域与复用卡牌的输入状态。允许拾取战利品时打开魔法牌组右键使用魔具，关闭后恢复同一奖励列表；具体选牌界面仍仅可查看。已检查实际右键、目标选择及奖励保留，仍需完整模组环境复测。</w:t>
       </w:r>
+      <w:r>
+        <w:rPr>
+          <w:color w:val="16738A"/>
+          <w:sz w:val="20"/>
+        </w:rPr>
+        <w:t> 进度 0.6.4：魔法书已接入原生上层界面，修正奖励列表、等待前进及地图的输入归属；右键、选目标及关闭恢复检查通过，待游戏实测。</w:t>
+      </w:r>
     </w:p>
     <w:p>
       <w:pPr>
@@ -685,6 +692,9 @@
       </w:r>
     </w:p>
     <w:p>
+      <w:pPr>
+        <w:widowControl w:val="1"/>
+      </w:pPr>
       <w:r>
         <w:t>18.将魔法因子和魔具加入卡牌百科的“状态、诅咒、事件、任务和衍生牌”分类；芙莉莲分类不重复收录。保留稀有度、专属类型和完整说明；不改变奖励池、生成规则与存档ID。</w:t>
       </w:r>

--- a/TODOs.docx
+++ b/TODOs.docx
@@ -17,7 +17,7 @@
     </w:p>
     <w:p>
       <w:r>
-        <w:t>更新于 2026年10月22日 当前模组版本 0.6.16</w:t>
+        <w:t>更新于 2026年10月22日 当前模组版本 0.6.17</w:t>
       </w:r>
     </w:p>
     <w:p>
@@ -389,6 +389,14 @@
           <w:rFonts w:ascii="宋体" w:eastAsia="宋体" w:hAnsi="宋体" w:hint="eastAsia"/>
         </w:rPr>
         <w:t>。</w:t>
+      </w:r>
+      <w:r>
+        <w:rPr>
+          <w:color w:val="008080"/>
+          <w:sz w:val="20"/>
+        </w:rPr>
+        <w:br/>
+        <w:t>进度 0.6.17：已修复，待游戏实测。第三段按对应槽位和顺序集齐后，通过二代原生能力变化钩子立即调用击杀命令，不再等回合结束；保留费用、错序及未完成时的回合清理。普通／终极咏唱、多敌人、错误顺序与槽位等9项检查通过。</w:t>
       </w:r>
     </w:p>
     <w:p>

--- a/TODOs.docx
+++ b/TODOs.docx
@@ -17,7 +17,7 @@
     </w:p>
     <w:p>
       <w:r>
-        <w:t>更新于 2026年10月22日 当前模组版本 0.6.17</w:t>
+        <w:t>更新于 2026年10月22日 当前模组版本 0.6.18</w:t>
       </w:r>
     </w:p>
     <w:p>
@@ -522,6 +522,14 @@
           <w:sz w:val="20"/>
         </w:rPr>
         <w:t xml:space="preserve"> 补上原生卡牌闪光。魔具本体闪绿光并消失后，新因子展示1.2秒，再使用原版飞入及拖尾；相关交互和退出清理检查通过。已修复，待游戏实测。</w:t>
+      </w:r>
+      <w:r>
+        <w:rPr>
+          <w:color w:val="008080"/>
+          <w:sz w:val="20"/>
+        </w:rPr>
+        <w:br/>
+        <w:t>进度 0.6.18 已修复，待游戏实测。查明真实 GlobalUi 初始化时移动动画层触发退出清理，导致监听解绑；改为层级确定后绑定。已在原生奖励列表、领完奖励等待前进及地图层级验证魔具绿光、新因子展示和原版飞入；奖励、商店等通用获取入口共用此修复。</w:t>
       </w:r>
     </w:p>
     <w:p>

--- a/TODOs.docx
+++ b/TODOs.docx
@@ -17,7 +17,7 @@
     </w:p>
     <w:p>
       <w:r>
-        <w:t>更新于 2026年10月22日 当前模组版本 0.6.18</w:t>
+        <w:t>更新于 2026年10月22日 当前模组版本 0.6.19</w:t>
       </w:r>
     </w:p>
     <w:p>
@@ -340,48 +340,6 @@
         <w:rPr>
           <w:rFonts w:ascii="宋体" w:eastAsia="宋体" w:hAnsi="宋体" w:hint="eastAsia"/>
         </w:rPr>
-        <w:t>5.谜题的三个因子在咏唱时看不到文字，咏唱时要显示文字的</w:t>
-      </w:r>
-      <w:r>
-        <w:rPr>
-          <w:color w:val="008080"/>
-          <w:sz w:val="20"/>
-        </w:rPr>
-        <w:br/>
-        <w:t>进度 0.6.16：已修复，待游戏实测。三个谜题因子在咏唱选择时显示对应文字碎片，保留实际消耗、槽位符号与原有颜色；中英文各46种展示场景检查通过。</w:t>
-      </w:r>
-    </w:p>
-    <w:p>
-      <w:pPr>
-        <w:rPr>
-          <w:rFonts w:ascii="宋体" w:eastAsia="宋体" w:hAnsi="宋体"/>
-        </w:rPr>
-      </w:pPr>
-      <w:r>
-        <w:rPr>
-          <w:rFonts w:ascii="宋体" w:eastAsia="宋体" w:hAnsi="宋体" w:hint="eastAsia"/>
-        </w:rPr>
-        <w:t>6.咏唱时的稀有因子不要发金光</w:t>
-      </w:r>
-      <w:r>
-        <w:rPr>
-          <w:color w:val="008080"/>
-          <w:sz w:val="20"/>
-        </w:rPr>
-        <w:br/>
-        <w:t>进度 0.6.16：已修复，待游戏实测。仅在咏唱选择中跳过稀有因子的原版奖励金光和闪点，保留真正获得稀有因子时的奖励提示。</w:t>
-      </w:r>
-    </w:p>
-    <w:p>
-      <w:pPr>
-        <w:rPr>
-          <w:rFonts w:ascii="宋体" w:eastAsia="宋体" w:hAnsi="宋体" w:hint="eastAsia"/>
-        </w:rPr>
-      </w:pPr>
-      <w:r>
-        <w:rPr>
-          <w:rFonts w:ascii="宋体" w:eastAsia="宋体" w:hAnsi="宋体" w:hint="eastAsia"/>
-        </w:rPr>
         <w:t>7.谜题把之前的回合结束时击杀换成，按顺序集齐三个能力就直接击杀所有敌人</w:t>
       </w:r>
       <w:r>
@@ -424,21 +382,323 @@
           <w:rFonts w:hint="eastAsia"/>
           <w:noProof/>
         </w:rPr>
-        <w:t>25.</w:t>
-      </w:r>
-      <w:r>
-        <w:rPr>
-          <w:noProof/>
-        </w:rPr>
-        <w:t xml:space="preserve"> </w:t>
-      </w:r>
-      <w:r>
-        <w:rPr>
-          <w:rFonts w:hint="eastAsia"/>
-          <w:noProof/>
-        </w:rPr>
-        <w:t>一代模组可以查看三行的因子和魔具，二代上面被固定了，还是按一代来吧</w:t>
-      </w:r>
+        <w:t>25.很多能力图标可以直接沿用一代模组的</w:t>
+      </w:r>
+      <w:r>
+        <w:rPr>
+          <w:rFonts w:hint="eastAsia"/>
+          <w:noProof/>
+        </w:rPr>
+        <w:t>，如果是原版一代的图标但是二代没有的，你应该能直接找到一代源代码里的那个图片用。</w:t>
+      </w:r>
+    </w:p>
+    <w:p>
+      <w:pPr>
+        <w:rPr>
+          <w:rFonts w:hint="eastAsia"/>
+          <w:noProof/>
+        </w:rPr>
+      </w:pPr>
+      <w:r>
+        <w:rPr>
+          <w:rFonts w:hint="eastAsia"/>
+          <w:noProof/>
+        </w:rPr>
+        <w:t>26.咏唱谜题时现在给的能力</w:t>
+      </w:r>
+      <w:r>
+        <w:rPr>
+          <w:rFonts w:hint="eastAsia"/>
+          <w:noProof/>
+        </w:rPr>
+        <w:t>不太对</w:t>
+      </w:r>
+      <w:r>
+        <w:rPr>
+          <w:rFonts w:hint="eastAsia"/>
+          <w:noProof/>
+        </w:rPr>
+        <w:t>，</w:t>
+      </w:r>
+      <w:r>
+        <w:rPr>
+          <w:rFonts w:hint="eastAsia"/>
+          <w:noProof/>
+        </w:rPr>
+        <w:t>应该是三个不一样的，</w:t>
+      </w:r>
+      <w:r>
+        <w:rPr>
+          <w:rFonts w:hint="eastAsia"/>
+          <w:noProof/>
+        </w:rPr>
+        <w:t>一代是抽牌堆对应能力!!</w:t>
+      </w:r>
+      <w:r>
+        <w:rPr>
+          <w:rFonts w:hint="eastAsia"/>
+          <w:noProof/>
+        </w:rPr>
+        <w:t>?</w:t>
+      </w:r>
+      <w:r>
+        <w:rPr>
+          <w:rFonts w:hint="eastAsia"/>
+          <w:noProof/>
+        </w:rPr>
+        <w:t>：</w:t>
+      </w:r>
+      <w:r>
+        <w:rPr>
+          <w:noProof/>
+        </w:rPr>
+        <w:t>…</w:t>
+      </w:r>
+      <w:r>
+        <w:rPr>
+          <w:rFonts w:hint="eastAsia"/>
+          <w:noProof/>
+        </w:rPr>
+        <w:t>芙莉莲</w:t>
+      </w:r>
+      <w:r>
+        <w:rPr>
+          <w:noProof/>
+        </w:rPr>
+        <w:t>…</w:t>
+      </w:r>
+      <w:r>
+        <w:rPr>
+          <w:rFonts w:hint="eastAsia"/>
+          <w:noProof/>
+        </w:rPr>
+        <w:t xml:space="preserve"> 手牌对应能力</w:t>
+      </w:r>
+      <w:r>
+        <w:rPr>
+          <w:rFonts w:hint="eastAsia"/>
+          <w:noProof/>
+        </w:rPr>
+        <w:t>?!?</w:t>
+      </w:r>
+      <w:r>
+        <w:rPr>
+          <w:rFonts w:hint="eastAsia"/>
+          <w:noProof/>
+        </w:rPr>
+        <w:t>：</w:t>
+      </w:r>
+      <w:r>
+        <w:rPr>
+          <w:noProof/>
+        </w:rPr>
+        <w:t>…</w:t>
+      </w:r>
+      <w:r>
+        <w:rPr>
+          <w:rFonts w:hint="eastAsia"/>
+          <w:noProof/>
+        </w:rPr>
+        <w:t>消灭</w:t>
+      </w:r>
+      <w:r>
+        <w:rPr>
+          <w:noProof/>
+        </w:rPr>
+        <w:t>…</w:t>
+      </w:r>
+      <w:r>
+        <w:rPr>
+          <w:rFonts w:hint="eastAsia"/>
+          <w:noProof/>
+        </w:rPr>
+        <w:t>弃牌堆对应能力</w:t>
+      </w:r>
+      <w:r>
+        <w:rPr>
+          <w:rFonts w:hint="eastAsia"/>
+          <w:noProof/>
+        </w:rPr>
+        <w:t>??!</w:t>
+      </w:r>
+      <w:r>
+        <w:rPr>
+          <w:rFonts w:hint="eastAsia"/>
+          <w:noProof/>
+        </w:rPr>
+        <w:t>：</w:t>
+      </w:r>
+      <w:r>
+        <w:rPr>
+          <w:noProof/>
+        </w:rPr>
+        <w:t>…</w:t>
+      </w:r>
+      <w:r>
+        <w:rPr>
+          <w:rFonts w:hint="eastAsia"/>
+          <w:noProof/>
+        </w:rPr>
+        <w:t>怪物</w:t>
+      </w:r>
+      <w:r>
+        <w:rPr>
+          <w:noProof/>
+        </w:rPr>
+        <w:t>…</w:t>
+      </w:r>
+      <w:r>
+        <w:rPr>
+          <w:rFonts w:hint="eastAsia"/>
+          <w:noProof/>
+        </w:rPr>
+        <w:t>，图标也要参考一代的；还有二代新增一个提示吧，一旦咏唱</w:t>
+      </w:r>
+      <w:r>
+        <w:rPr>
+          <w:rFonts w:hint="eastAsia"/>
+          <w:noProof/>
+        </w:rPr>
+        <w:t>谜题时情况不对</w:t>
+      </w:r>
+      <w:r>
+        <w:rPr>
+          <w:rFonts w:hint="eastAsia"/>
+          <w:noProof/>
+        </w:rPr>
+        <w:t>（比如因子被插到错误的槽位，或者用错误的顺序咏唱），角色应该有提示文本：这好像不太对</w:t>
+      </w:r>
+      <w:r>
+        <w:rPr>
+          <w:noProof/>
+        </w:rPr>
+        <w:t>…</w:t>
+      </w:r>
+      <w:r>
+        <w:rPr>
+          <w:rFonts w:hint="eastAsia"/>
+          <w:noProof/>
+        </w:rPr>
+        <w:t xml:space="preserve">  （</w:t>
+      </w:r>
+      <w:r>
+        <w:rPr>
+          <w:rFonts w:hint="eastAsia"/>
+          <w:noProof/>
+        </w:rPr>
+        <w:t>如果槽位就安装错了不能给能力，直接提示文本</w:t>
+      </w:r>
+      <w:r>
+        <w:rPr>
+          <w:rFonts w:hint="eastAsia"/>
+          <w:noProof/>
+        </w:rPr>
+        <w:t>。</w:t>
+      </w:r>
+      <w:r>
+        <w:rPr>
+          <w:rFonts w:hint="eastAsia"/>
+          <w:noProof/>
+        </w:rPr>
+        <w:t>如果是槽位安装正确，但是咏唱顺序</w:t>
+      </w:r>
+      <w:r>
+        <w:rPr>
+          <w:rFonts w:hint="eastAsia"/>
+          <w:noProof/>
+        </w:rPr>
+        <w:lastRenderedPageBreak/>
+        <w:t>错误，能力</w:t>
+      </w:r>
+      <w:r>
+        <w:rPr>
+          <w:rFonts w:hint="eastAsia"/>
+          <w:noProof/>
+        </w:rPr>
+        <w:t>也</w:t>
+      </w:r>
+      <w:r>
+        <w:rPr>
+          <w:rFonts w:hint="eastAsia"/>
+          <w:noProof/>
+        </w:rPr>
+        <w:t>是</w:t>
+      </w:r>
+      <w:r>
+        <w:rPr>
+          <w:rFonts w:hint="eastAsia"/>
+          <w:noProof/>
+        </w:rPr>
+        <w:t>要</w:t>
+      </w:r>
+      <w:r>
+        <w:rPr>
+          <w:rFonts w:hint="eastAsia"/>
+          <w:noProof/>
+        </w:rPr>
+        <w:t>给的，这样玩家可以通过能力描述的顺序来知道自己是否咏唱正确，只不过这个回合就不可能正确咏唱了，只能等下个回合能力消失时重新咏唱一遍。</w:t>
+      </w:r>
+      <w:r>
+        <w:rPr>
+          <w:rFonts w:hint="eastAsia"/>
+          <w:noProof/>
+        </w:rPr>
+        <w:t>还有这个咏唱时的问号是多余的</w:t>
+      </w:r>
+    </w:p>
+    <w:p>
+      <w:pPr>
+        <w:rPr>
+          <w:noProof/>
+        </w:rPr>
+      </w:pPr>
+      <w:r>
+        <w:rPr>
+          <w:noProof/>
+        </w:rPr>
+        <w:drawing>
+          <wp:inline distT="0" distB="0" distL="0" distR="0" wp14:anchorId="1433A5F2" wp14:editId="2EEBBBA2">
+            <wp:extent cx="3263705" cy="3928290"/>
+            <wp:effectExtent l="0" t="0" r="0" b="0"/>
+            <wp:docPr id="596579926" name="图片 1"/>
+            <wp:cNvGraphicFramePr>
+              <a:graphicFrameLocks xmlns:a="http://schemas.openxmlformats.org/drawingml/2006/main" noChangeAspect="1"/>
+            </wp:cNvGraphicFramePr>
+            <a:graphic xmlns:a="http://schemas.openxmlformats.org/drawingml/2006/main">
+              <a:graphicData uri="http://schemas.openxmlformats.org/drawingml/2006/picture">
+                <pic:pic xmlns:pic="http://schemas.openxmlformats.org/drawingml/2006/picture">
+                  <pic:nvPicPr>
+                    <pic:cNvPr id="596579926" name=""/>
+                    <pic:cNvPicPr/>
+                  </pic:nvPicPr>
+                  <pic:blipFill>
+                    <a:blip r:embed="rId8"/>
+                    <a:stretch>
+                      <a:fillRect/>
+                    </a:stretch>
+                  </pic:blipFill>
+                  <pic:spPr>
+                    <a:xfrm>
+                      <a:off x="0" y="0"/>
+                      <a:ext cx="3267108" cy="3932387"/>
+                    </a:xfrm>
+                    <a:prstGeom prst="rect">
+                      <a:avLst/>
+                    </a:prstGeom>
+                  </pic:spPr>
+                </pic:pic>
+              </a:graphicData>
+            </a:graphic>
+          </wp:inline>
+        </w:drawing>
+      </w:r>
+    </w:p>
+    <w:p>
+      <w:pPr>
+        <w:rPr>
+          <w:noProof/>
+        </w:rPr>
+      </w:pPr>
     </w:p>
     <w:p>
       <w:pPr>
@@ -464,26 +724,138 @@
       <w:pPr>
         <w:widowControl/>
         <w:rPr>
+          <w:color w:val="008080"/>
+          <w:sz w:val="20"/>
+        </w:rPr>
+      </w:pPr>
+      <w:r>
+        <w:rPr>
+          <w:rFonts w:hint="eastAsia"/>
           <w:color w:val="000000" w:themeColor="text1"/>
           <w:sz w:val="20"/>
         </w:rPr>
-      </w:pPr>
+        <w:t>28.盲盒右键点击的特效能不能参考一下一代的，现在就是因子瞬间出现有点奇怪</w:t>
+      </w:r>
       <w:r>
         <w:rPr>
           <w:rFonts w:hint="eastAsia"/>
           <w:color w:val="000000" w:themeColor="text1"/>
           <w:sz w:val="20"/>
         </w:rPr>
+        <w:t>。玩家都没注意到</w:t>
+      </w:r>
+      <w:r>
+        <w:rPr>
+          <w:color w:val="008080"/>
+          <w:sz w:val="20"/>
+        </w:rPr>
+        <w:br/>
+      </w:r>
+      <w:r>
+        <w:rPr>
+          <w:rFonts w:hint="eastAsia"/>
+          <w:color w:val="008080"/>
+          <w:sz w:val="20"/>
+        </w:rPr>
+        <w:t>有问题：我这里所有加入牌组的因子和魔具依然没有飞行特效，其他魔具暂时没看到问题，还是盲盒的新加入的因子不明显，能看一代怎么做的吗。</w:t>
+      </w:r>
+      <w:r>
+        <w:rPr>
+          <w:color w:val="008080"/>
+          <w:sz w:val="20"/>
+        </w:rPr>
+        <w:t xml:space="preserve">进度 0.6.15：已按一代新因子 </w:t>
+      </w:r>
+      <w:proofErr w:type="spellStart"/>
+      <w:r>
+        <w:rPr>
+          <w:color w:val="008080"/>
+          <w:sz w:val="20"/>
+        </w:rPr>
+        <w:t>superFlash</w:t>
+      </w:r>
+      <w:proofErr w:type="spellEnd"/>
+      <w:r>
+        <w:rPr>
+          <w:color w:val="008080"/>
+          <w:sz w:val="20"/>
+        </w:rPr>
+        <w:t xml:space="preserve"> 补上原生卡牌闪光。魔具本体闪绿光并消失后，新因子展示1.2秒，再使用原版飞入及拖尾；相关交互和退出清理检查通过。已修复，待游戏实测。</w:t>
+      </w:r>
+      <w:r>
+        <w:rPr>
+          <w:color w:val="008080"/>
+          <w:sz w:val="20"/>
+        </w:rPr>
+        <w:br/>
+      </w:r>
+      <w:r>
+        <w:rPr>
+          <w:rFonts w:hint="eastAsia"/>
+          <w:color w:val="008080"/>
+          <w:sz w:val="20"/>
+        </w:rPr>
+        <w:t>已检查，新需求：盲盒的加入动画能否和一代一样，不是从外面飞进牌组，你想一下，玩家使用盲盒的时候就已经在魔法牌组界面了，应该是从界面里能看到两个因子加入的，你听不懂的话就看看一代怎么做的。现在</w:t>
+      </w:r>
+      <w:r>
+        <w:rPr>
+          <w:color w:val="008080"/>
+          <w:sz w:val="20"/>
+        </w:rPr>
+        <w:t>进度 0.6.18 已修复，待游戏实测。查明真实 GlobalUi 初始化时移动动画层触发退出清理，导致监听解绑；改为层级确定后绑定。已在原生奖励列表、领完奖</w:t>
+      </w:r>
+      <w:r>
+        <w:rPr>
+          <w:color w:val="008080"/>
+          <w:sz w:val="20"/>
+        </w:rPr>
         <w:lastRenderedPageBreak/>
-        <w:t>28.盲盒右键点击的特效能不能参考一下一代的，现在就是因子瞬间出现有点奇怪</w:t>
-      </w:r>
-      <w:r>
+        <w:t>励等待前进及地图层级验证魔具绿光、新因子展示和原版飞入；奖励、商店等通用获取入口共用此修复。</w:t>
+      </w:r>
+    </w:p>
+    <w:p>
+      <w:pPr>
+        <w:widowControl/>
         <w:rPr>
           <w:rFonts w:hint="eastAsia"/>
           <w:color w:val="000000" w:themeColor="text1"/>
           <w:sz w:val="20"/>
         </w:rPr>
-        <w:t>。玩家都没注意到</w:t>
+      </w:pPr>
+    </w:p>
+    <w:p>
+      <w:pPr>
+        <w:widowControl/>
+        <w:rPr>
+          <w:color w:val="000000" w:themeColor="text1"/>
+          <w:sz w:val="20"/>
+        </w:rPr>
+      </w:pPr>
+      <w:r>
+        <w:rPr>
+          <w:rFonts w:hint="eastAsia"/>
+          <w:color w:val="000000" w:themeColor="text1"/>
+          <w:sz w:val="20"/>
+        </w:rPr>
+        <w:t>29.魔具界面因子能稍微放大一点吗</w:t>
+      </w:r>
+      <w:proofErr w:type="gramStart"/>
+      <w:r>
+        <w:rPr>
+          <w:rFonts w:hint="eastAsia"/>
+          <w:color w:val="000000" w:themeColor="text1"/>
+          <w:sz w:val="20"/>
+        </w:rPr>
+        <w:t>？，</w:t>
+      </w:r>
+      <w:proofErr w:type="gramEnd"/>
+      <w:r>
+        <w:rPr>
+          <w:rFonts w:hint="eastAsia"/>
+          <w:color w:val="000000" w:themeColor="text1"/>
+          <w:sz w:val="20"/>
+        </w:rPr>
+        <w:t>还是一行五个，现在空太多了</w:t>
       </w:r>
       <w:r>
         <w:rPr>
@@ -498,181 +870,30 @@
           <w:color w:val="008080"/>
           <w:sz w:val="20"/>
         </w:rPr>
-        <w:t>有问题：我这里所有加入牌组的因子和魔具依然没有飞行特效，其他魔具暂时没看到问题，还是盲盒的新加入的因子不明显，能看一代怎么做的吗。</w:t>
-      </w:r>
-      <w:r>
-        <w:rPr>
+        <w:t>10月22:依然</w:t>
+      </w:r>
+      <w:r>
+        <w:rPr>
+          <w:rFonts w:hint="eastAsia"/>
           <w:color w:val="008080"/>
           <w:sz w:val="20"/>
         </w:rPr>
-        <w:t xml:space="preserve">进度 0.6.15：已按一代新因子 </w:t>
-      </w:r>
-      <w:proofErr w:type="spellStart"/>
+        <w:t>要改进：再放大一些些。</w:t>
+      </w:r>
       <w:r>
         <w:rPr>
           <w:color w:val="008080"/>
           <w:sz w:val="20"/>
         </w:rPr>
-        <w:t>superFlash</w:t>
-      </w:r>
-      <w:proofErr w:type="spellEnd"/>
-      <w:r>
-        <w:rPr>
+        <w:t>进度 0.6.15：已放大，待游戏实测。已装载卡面放大约11%，库存卡面约7%；仍为五列，滚动后保留三行库存。多分辨率、边缘悬停与实际右键检查通过。</w:t>
+      </w:r>
+    </w:p>
+    <w:p>
+      <w:pPr>
+        <w:widowControl/>
+        <w:rPr>
+          <w:rFonts w:hint="eastAsia"/>
           <w:color w:val="008080"/>
-          <w:sz w:val="20"/>
-        </w:rPr>
-        <w:t xml:space="preserve"> 补上原生卡牌闪光。魔具本体闪绿光并消失后，新因子展示1.2秒，再使用原版飞入及拖尾；相关交互和退出清理检查通过。已修复，待游戏实测。</w:t>
-      </w:r>
-      <w:r>
-        <w:rPr>
-          <w:color w:val="008080"/>
-          <w:sz w:val="20"/>
-        </w:rPr>
-        <w:br/>
-        <w:t>进度 0.6.18 已修复，待游戏实测。查明真实 GlobalUi 初始化时移动动画层触发退出清理，导致监听解绑；改为层级确定后绑定。已在原生奖励列表、领完奖励等待前进及地图层级验证魔具绿光、新因子展示和原版飞入；奖励、商店等通用获取入口共用此修复。</w:t>
-      </w:r>
-    </w:p>
-    <w:p>
-      <w:pPr>
-        <w:widowControl/>
-        <w:rPr>
-          <w:color w:val="000000" w:themeColor="text1"/>
-          <w:sz w:val="20"/>
-        </w:rPr>
-      </w:pPr>
-      <w:r>
-        <w:rPr>
-          <w:rFonts w:hint="eastAsia"/>
-          <w:color w:val="000000" w:themeColor="text1"/>
-          <w:sz w:val="20"/>
-        </w:rPr>
-        <w:t>29.魔具界面因子能稍微放大一点吗</w:t>
-      </w:r>
-      <w:proofErr w:type="gramStart"/>
-      <w:r>
-        <w:rPr>
-          <w:rFonts w:hint="eastAsia"/>
-          <w:color w:val="000000" w:themeColor="text1"/>
-          <w:sz w:val="20"/>
-        </w:rPr>
-        <w:t>？，</w:t>
-      </w:r>
-      <w:proofErr w:type="gramEnd"/>
-      <w:r>
-        <w:rPr>
-          <w:rFonts w:hint="eastAsia"/>
-          <w:color w:val="000000" w:themeColor="text1"/>
-          <w:sz w:val="20"/>
-        </w:rPr>
-        <w:t>还是一行五个，现在空太多了</w:t>
-      </w:r>
-      <w:r>
-        <w:rPr>
-          <w:color w:val="008080"/>
-          <w:sz w:val="20"/>
-        </w:rPr>
-        <w:br/>
-      </w:r>
-      <w:r>
-        <w:rPr>
-          <w:rFonts w:hint="eastAsia"/>
-          <w:color w:val="008080"/>
-          <w:sz w:val="20"/>
-        </w:rPr>
-        <w:t>要改进：再放大一些些。</w:t>
-      </w:r>
-      <w:r>
-        <w:rPr>
-          <w:color w:val="008080"/>
-          <w:sz w:val="20"/>
-        </w:rPr>
-        <w:t>进度 0.6.15：已放大，待游戏实测。已装载卡面放大约11%，库存卡面约7%；仍为五列，滚动后保留三行库存。多分辨率、边缘悬停与实际右键检查通过。</w:t>
-      </w:r>
-    </w:p>
-    <w:p>
-      <w:pPr>
-        <w:widowControl/>
-        <w:rPr>
-          <w:color w:val="16738A"/>
-          <w:sz w:val="20"/>
-        </w:rPr>
-      </w:pPr>
-      <w:r>
-        <w:rPr>
-          <w:rFonts w:hint="eastAsia"/>
-          <w:color w:val="000000" w:themeColor="text1"/>
-          <w:sz w:val="20"/>
-        </w:rPr>
-        <w:t>30.有东西触发能量增加了应该会有音效，查看二代的能量增加音效，另外如再睡五分钟卡面现在用中文显示能量，但应该是用图标的，而且显示的应该是芙莉莲专用的能量图标。</w:t>
-      </w:r>
-      <w:r>
-        <w:rPr>
-          <w:color w:val="000000" w:themeColor="text1"/>
-          <w:sz w:val="20"/>
-        </w:rPr>
-        <w:br/>
-      </w:r>
-      <w:r>
-        <w:rPr>
-          <w:color w:val="008080"/>
-          <w:sz w:val="20"/>
-        </w:rPr>
-        <w:t xml:space="preserve">进度 0.6.14：再睡五分钟改用原版能量图标格式和一代芙莉莲专属图标，卡牌费用图标同步接入 </w:t>
-      </w:r>
-      <w:proofErr w:type="spellStart"/>
-      <w:r>
-        <w:rPr>
-          <w:color w:val="008080"/>
-          <w:sz w:val="20"/>
-        </w:rPr>
-        <w:t>BaseLib</w:t>
-      </w:r>
-      <w:proofErr w:type="spellEnd"/>
-      <w:r>
-        <w:rPr>
-          <w:color w:val="008080"/>
-          <w:sz w:val="20"/>
-        </w:rPr>
-        <w:t xml:space="preserve">。已核查现有能量增加入口均调用 </w:t>
-      </w:r>
-      <w:proofErr w:type="spellStart"/>
-      <w:r>
-        <w:rPr>
-          <w:color w:val="008080"/>
-          <w:sz w:val="20"/>
-        </w:rPr>
-        <w:t>PlayerCmd.GainEnergy</w:t>
-      </w:r>
-      <w:proofErr w:type="spellEnd"/>
-      <w:r>
-        <w:rPr>
-          <w:color w:val="008080"/>
-          <w:sz w:val="20"/>
-        </w:rPr>
-        <w:t xml:space="preserve">，原生自带 </w:t>
-      </w:r>
-      <w:proofErr w:type="spellStart"/>
-      <w:r>
-        <w:rPr>
-          <w:color w:val="008080"/>
-          <w:sz w:val="20"/>
-        </w:rPr>
-        <w:t>gain_energy</w:t>
-      </w:r>
-      <w:proofErr w:type="spellEnd"/>
-      <w:r>
-        <w:rPr>
-          <w:color w:val="008080"/>
-          <w:sz w:val="20"/>
-        </w:rPr>
-        <w:t xml:space="preserve"> 音效。显示已修复，待游戏中核对图标与音效。</w:t>
-      </w:r>
-    </w:p>
-    <w:p>
-      <w:pPr>
-        <w:widowControl/>
-        <w:rPr>
-          <w:color w:val="000000" w:themeColor="text1"/>
           <w:sz w:val="20"/>
         </w:rPr>
       </w:pPr>
@@ -704,6 +925,42 @@
         <w:rPr>
           <w:rFonts w:ascii="宋体" w:eastAsia="宋体" w:hAnsi="宋体" w:hint="eastAsia"/>
         </w:rPr>
+        <w:t>33.魔具被使用后应该有一个被消耗的特效，和一代一样，不然玩家以为可以复用</w:t>
+      </w:r>
+    </w:p>
+    <w:p>
+      <w:pPr>
+        <w:keepNext/>
+        <w:rPr>
+          <w:rFonts w:ascii="宋体" w:eastAsia="宋体" w:hAnsi="宋体" w:hint="eastAsia"/>
+        </w:rPr>
+      </w:pPr>
+      <w:r>
+        <w:rPr>
+          <w:rFonts w:ascii="宋体" w:eastAsia="宋体" w:hAnsi="宋体" w:hint="eastAsia"/>
+        </w:rPr>
+        <w:t>34.bug：因子被替换时，原来不能咏唱的卡牌就算满足条件也会提示不可使用（虽然实际可以使用），估计反过来一样，因子被替换的时候需要重新检查咏唱卡是否可以打出，更新它的状态。</w:t>
+      </w:r>
+      <w:r>
+        <w:rPr>
+          <w:color w:val="008080"/>
+          <w:sz w:val="20"/>
+        </w:rPr>
+        <w:br/>
+        <w:t>进度 0.6.19 已修复，待游戏实测。装载因子变化后接入原生手牌状态通知，刷新不可用图标、高亮及当前选择；替换、互换、移除和蓝图引用槽变化均覆盖。专项10项检查通过，不支付资源、不移动手牌；仅库存变化不触发重复刷新。</w:t>
+      </w:r>
+    </w:p>
+    <w:p>
+      <w:pPr>
+        <w:keepNext/>
+        <w:rPr>
+          <w:rFonts w:ascii="宋体" w:eastAsia="宋体" w:hAnsi="宋体"/>
+        </w:rPr>
+      </w:pPr>
+      <w:r>
+        <w:rPr>
+          <w:rFonts w:ascii="宋体" w:eastAsia="宋体" w:hAnsi="宋体" w:hint="eastAsia"/>
+        </w:rPr>
         <w:t>需要新增的东西（等bug修完）：</w:t>
       </w:r>
     </w:p>
@@ -843,7 +1100,7 @@
     <w:p>
       <w:pPr>
         <w:rPr>
-          <w:rFonts w:ascii="宋体" w:eastAsia="宋体" w:hAnsi="宋体" w:hint="eastAsia"/>
+          <w:rFonts w:ascii="宋体" w:eastAsia="宋体" w:hAnsi="宋体"/>
         </w:rPr>
       </w:pPr>
     </w:p>
@@ -893,7 +1150,6 @@
         <w:rPr>
           <w:rFonts w:ascii="宋体" w:eastAsia="宋体" w:hAnsi="宋体"/>
         </w:rPr>
-        <w:lastRenderedPageBreak/>
         <w:t>再循环太</w:t>
       </w:r>
       <w:r>
@@ -936,6 +1192,7 @@
         <w:rPr>
           <w:rFonts w:ascii="宋体" w:eastAsia="宋体" w:hAnsi="宋体" w:hint="eastAsia"/>
         </w:rPr>
+        <w:lastRenderedPageBreak/>
         <w:t>精灵的时间观念要改版</w:t>
       </w:r>
     </w:p>

--- a/TODOs.docx
+++ b/TODOs.docx
@@ -17,7 +17,7 @@
     </w:p>
     <w:p>
       <w:r>
-        <w:t>更新于 2026年10月22日 当前模组版本 0.6.19</w:t>
+        <w:t>更新于 2026年10月22日 当前模组版本 0.6.20</w:t>
       </w:r>
     </w:p>
     <w:p>
@@ -644,6 +644,14 @@
           <w:noProof/>
         </w:rPr>
         <w:t>还有这个咏唱时的问号是多余的</w:t>
+      </w:r>
+      <w:r>
+        <w:rPr>
+          <w:color w:val="008080"/>
+          <w:sz w:val="20"/>
+        </w:rPr>
+        <w:br/>
+        <w:t>进度 0.6.20 已修复，待游戏实测。谜题使用三个独立能力及一代原图标，按实际获得先后保留线索；槽位错误只显示原生角色气泡“这好像不太对…”，不给能力。槽位正确但错序时仍给对应能力，本回合无法重新完成；回合结束清除能力与失败状态。保留正确集齐后立即击杀，移除咏唱正文下方多余符号。26项结算及中英文90种呈现场景检查通过。</w:t>
       </w:r>
     </w:p>
     <w:p>

--- a/TODOs.docx
+++ b/TODOs.docx
@@ -17,7 +17,7 @@
     </w:p>
     <w:p>
       <w:r>
-        <w:t>更新于 2026年10月22日 当前模组版本 0.6.20</w:t>
+        <w:t>更新于 2026年10月22日 当前模组版本 0.6.21</w:t>
       </w:r>
     </w:p>
     <w:p>
@@ -820,6 +820,14 @@
         <w:lastRenderedPageBreak/>
         <w:t>励等待前进及地图层级验证魔具绿光、新因子展示和原版飞入；奖励、商店等通用获取入口共用此修复。</w:t>
       </w:r>
+      <w:r>
+        <w:rPr>
+          <w:color w:val="008080"/>
+          <w:sz w:val="20"/>
+        </w:rPr>
+        <w:br/>
+        <w:t>进度 0.6.21 已按新增要求调整，待游戏实测。魔法书内的新因子直接在实际库存中逐个闪光，并自动滚入可见区域；不再从书内飞回右上角图标。消耗阶段保留原卡位，完成后再刷新库存。书外奖励继续使用原版飞入。</w:t>
+      </w:r>
     </w:p>
     <w:p>
       <w:pPr>
@@ -934,6 +942,14 @@
           <w:rFonts w:ascii="宋体" w:eastAsia="宋体" w:hAnsi="宋体" w:hint="eastAsia"/>
         </w:rPr>
         <w:t>33.魔具被使用后应该有一个被消耗的特效，和一代一样，不然玩家以为可以复用</w:t>
+      </w:r>
+      <w:r>
+        <w:rPr>
+          <w:color w:val="008080"/>
+          <w:sz w:val="20"/>
+        </w:rPr>
+        <w:br/>
+        <w:t>进度 0.6.21 已修复，待游戏实测。成功使用魔具后先闪一次绿光，再复用二代原生消耗粒子与音效，原卡面变灰后消失；材料类魔具的消耗目标同样处理。无效选择不播放、不扣除。奖励列表、地图、连续获取与退出清理等相关检查通过。</w:t>
       </w:r>
     </w:p>
     <w:p>

--- a/TODOs.docx
+++ b/TODOs.docx
@@ -17,7 +17,7 @@
     </w:p>
     <w:p>
       <w:r>
-        <w:t>更新于 2026年10月22日 当前模组版本 0.6.21</w:t>
+        <w:t>更新于 2026年10月22日 当前模组版本 0.6.22</w:t>
       </w:r>
     </w:p>
     <w:p>
@@ -902,6 +902,14 @@
           <w:sz w:val="20"/>
         </w:rPr>
         <w:t>进度 0.6.15：已放大，待游戏实测。已装载卡面放大约11%，库存卡面约7%；仍为五列，滚动后保留三行库存。多分辨率、边缘悬停与实际右键检查通过。</w:t>
+      </w:r>
+      <w:r>
+        <w:rPr>
+          <w:color w:val="008080"/>
+          <w:sz w:val="20"/>
+        </w:rPr>
+        <w:br/>
+        <w:t>进度 0.6.22 已继续放大，待游戏实测。库存卡面再放大约6%，已装载因子再放大约3%；同步调整行高、滚动区高度及底部提示位置。仍为五列，滚动后完整显示三行实际卡面。边缘悬停、多分辨率、真实右键和取消等14项界面检查通过。</w:t>
       </w:r>
     </w:p>
     <w:p>

--- a/TODOs.docx
+++ b/TODOs.docx
@@ -17,7 +17,7 @@
     </w:p>
     <w:p>
       <w:r>
-        <w:t>更新于 2026年10月22日 当前模组版本 0.6.22</w:t>
+        <w:t>更新于 2026年10月22日 当前模组版本 0.6.23</w:t>
       </w:r>
     </w:p>
     <w:p>
@@ -329,6 +329,14 @@
         </w:rPr>
         <w:t>.统计现在所有缺图片的东西，能力图标等</w:t>
       </w:r>
+      <w:r>
+        <w:rPr>
+          <w:color w:val="008080"/>
+          <w:sz w:val="20"/>
+        </w:rPr>
+        <w:br/>
+        <w:t>进度 0.6.23 资源清点：能力图标文件均存在，已补齐5个一代原版能力图标。仍用圣徽占位的可见能力为 DivinityPower、PaperPlanePower，待正式图；PuzzlePower 已隐藏，仅为顺序状态兼容模型。卡图清单中仍借用 FinalChant 的 PaperPlaneSpell 为隐藏废弃模型；篝火和角色头像的风格替换继续按第2项处理。</w:t>
+      </w:r>
     </w:p>
     <w:p>
       <w:pPr>
@@ -390,6 +398,14 @@
           <w:noProof/>
         </w:rPr>
         <w:t>，如果是原版一代的图标但是二代没有的，你应该能直接找到一代源代码里的那个图片用。</w:t>
+      </w:r>
+      <w:r>
+        <w:rPr>
+          <w:color w:val="008080"/>
+          <w:sz w:val="20"/>
+        </w:rPr>
+        <w:br/>
+        <w:t>进度 0.6.23 部分完成，待游戏实测。StrikeUpPower、MetallicizePower、PhantasmalPower、RestoreStrengthPower、MantraPower 已按一代对应原版能力的图集区域直接导出，保留原像素，替换圣徽占位图；来源与区域已登记到现有资源清单。剩余可见占位见第4项。</w:t>
       </w:r>
     </w:p>
     <w:p>

--- a/TODOs.docx
+++ b/TODOs.docx
@@ -17,7 +17,7 @@
     </w:p>
     <w:p>
       <w:r>
-        <w:t>更新于 2026年10月22日 当前模组版本 0.6.23</w:t>
+        <w:t>更新于 2026年10月22日 当前模组版本 0.6.24</w:t>
       </w:r>
     </w:p>
     <w:p>
@@ -337,6 +337,14 @@
         <w:br/>
         <w:t>进度 0.6.23 资源清点：能力图标文件均存在，已补齐5个一代原版能力图标。仍用圣徽占位的可见能力为 DivinityPower、PaperPlanePower，待正式图；PuzzlePower 已隐藏，仅为顺序状态兼容模型。卡图清单中仍借用 FinalChant 的 PaperPlaneSpell 为隐藏废弃模型；篝火和角色头像的风格替换继续按第2项处理。</w:t>
       </w:r>
+      <w:r>
+        <w:rPr>
+          <w:color w:val="008080"/>
+          <w:sz w:val="20"/>
+        </w:rPr>
+        <w:br/>
+        <w:t>补充核对 0.6.24：PaperPlaneSpellPower 在当前一代素材中没有专用图片；一代源码会回退到 AccelerateFlowPower 的通用图标，本版已恢复这一实际使用方式。纸飞机卡目前仍为隐藏停用内容。神格在一代是 DivinityStance 姿态，无对应能力图标；DivinityPower 继续保留待补。其他已移植能力均已接入现有原图，隐藏的 PuzzlePower 不作为正式缺图统计。</w:t>
+      </w:r>
     </w:p>
     <w:p>
       <w:pPr>
@@ -406,6 +414,14 @@
         </w:rPr>
         <w:br/>
         <w:t>进度 0.6.23 部分完成，待游戏实测。StrikeUpPower、MetallicizePower、PhantasmalPower、RestoreStrengthPower、MantraPower 已按一代对应原版能力的图集区域直接导出，保留原像素，替换圣徽占位图；来源与区域已登记到现有资源清单。剩余可见占位见第4项。</w:t>
+      </w:r>
+      <w:r>
+        <w:rPr>
+          <w:color w:val="008080"/>
+          <w:sz w:val="20"/>
+        </w:rPr>
+        <w:br/>
+        <w:t>进度 0.6.24：纸飞机能力已补上一代源码实际使用的通用图标；已核对 BaseLib 图标接口与现有资源路径。此项现有源图均已接入，神格的独立能力图标仍待选图，不能标为全部完成。</w:t>
       </w:r>
     </w:p>
     <w:p>

--- a/TODOs.docx
+++ b/TODOs.docx
@@ -17,7 +17,7 @@
     </w:p>
     <w:p>
       <w:r>
-        <w:t>更新于 2026年10月22日 当前模组版本 0.6.24</w:t>
+        <w:t>更新于 2026年10月22日 当前模组版本 0.6.25</w:t>
       </w:r>
     </w:p>
     <w:p>
@@ -289,6 +289,14 @@
         </w:rPr>
         <w:t>，左半边有黑色帮我改好</w:t>
       </w:r>
+      <w:r>
+        <w:rPr>
+          <w:color w:val="008080"/>
+          <w:sz w:val="20"/>
+        </w:rPr>
+        <w:br/>
+        <w:t>进度 0.6.25 部分完成，待游戏实测。已移除选人背景覆盖左侧42%的矩形遮罩。篝火图和头像仍待合适的现成素材，此项继续保留。</w:t>
+      </w:r>
     </w:p>
     <w:p>
       <w:pPr>
@@ -422,6 +430,14 @@
         </w:rPr>
         <w:br/>
         <w:t>进度 0.6.24：纸飞机能力已补上一代源码实际使用的通用图标；已核对 BaseLib 图标接口与现有资源路径。此项现有源图均已接入，神格的独立能力图标仍待选图，不能标为全部完成。</w:t>
+      </w:r>
+      <w:r>
+        <w:rPr>
+          <w:color w:val="008080"/>
+          <w:sz w:val="20"/>
+        </w:rPr>
+        <w:br/>
+        <w:t>作者决定：纸飞机尚未实装，无需继续处理；神格图标暂缓。其余现有源图已接入，待游戏验收。</w:t>
       </w:r>
     </w:p>
     <w:p>

--- a/TODOs.docx
+++ b/TODOs.docx
@@ -17,7 +17,7 @@
     </w:p>
     <w:p>
       <w:r>
-        <w:t>更新于 2026年10月22日 当前模组版本 0.6.25</w:t>
+        <w:t>更新于 2026年10月22日 当前模组版本 0.6.26</w:t>
       </w:r>
     </w:p>
     <w:p>
@@ -297,6 +297,14 @@
         <w:br/>
         <w:t>进度 0.6.25 部分完成，待游戏实测。已移除选人背景覆盖左侧42%的矩形遮罩。篝火图和头像仍待合适的现成素材，此项继续保留。</w:t>
       </w:r>
+      <w:r>
+        <w:rPr>
+          <w:color w:val="008080"/>
+          <w:sz w:val="20"/>
+        </w:rPr>
+        <w:br/>
+        <w:t>补充核查 0.6.26：按原生选人背景容器的偏移、缩放和宽高比规则检查4种比例，预览未复现黑边；本版包含0.6.25的去遮罩修复。作者反馈的黑边仍待结合当前游戏版本与具体位置验收，不标记为已解决。</w:t>
+      </w:r>
     </w:p>
     <w:p>
       <w:pPr>
@@ -359,6 +367,7 @@
         <w:rPr>
           <w:rFonts w:ascii="宋体" w:eastAsia="宋体" w:hAnsi="宋体"/>
         </w:rPr>
+        <w:keepLines/>
       </w:pPr>
       <w:r>
         <w:rPr>
@@ -393,6 +402,14 @@
           <w:noProof/>
         </w:rPr>
         <w:t>24,药水的样子要有不同，你随机生成几个原版没有的样式吧，要好看点的，也可以参考1代模组的药水样式</w:t>
+      </w:r>
+      <w:r>
+        <w:rPr>
+          <w:color w:val="008080"/>
+          <w:sz w:val="20"/>
+        </w:rPr>
+        <w:br/>
+        <w:t>进度 0.6.26 已完成外观替换，待游戏实测。三种药水分别使用蓝色水滴瓶、琥珀红酒壶、紫色三角瓶及匹配轮廓，接入原生药水显示接口；原生80像素与放大预览已检查。生成提示与来源登记在现有资源清单中。</w:t>
       </w:r>
     </w:p>
     <w:p>

--- a/TODOs.docx
+++ b/TODOs.docx
@@ -409,7 +409,7 @@
           <w:sz w:val="20"/>
         </w:rPr>
         <w:br/>
-        <w:t>进度 0.6.26 已完成外观替换，待游戏实测。三种药水分别使用蓝色水滴瓶、琥珀红酒壶、紫色三角瓶及匹配轮廓，接入原生药水显示接口；原生80像素与放大预览已检查。生成提示与来源登记在现有资源清单中。</w:t>
+        <w:t>进度 0.6.26 已按作者纠正改为原版模板组合，待游戏实测。沿用一代 HEART+SWIFT、SPHERE+ENERGY、BOTTLE+WEAK 的瓶型、配色、图层和轮廓；二代通过固定图片接口显示。已移除本次AI药水图，保留模板组合脚本与来源。</w:t>
       </w:r>
     </w:p>
     <w:p>

--- a/TODOs.docx
+++ b/TODOs.docx
@@ -303,7 +303,7 @@
           <w:sz w:val="20"/>
         </w:rPr>
         <w:br/>
-        <w:t>补充核查 0.6.26：按原生选人背景容器的偏移、缩放和宽高比规则检查4种比例，预览未复现黑边；本版包含0.6.25的去遮罩修复。作者反馈的黑边仍待结合当前游戏版本与具体位置验收，不标记为已解决。</w:t>
+        <w:t>进度 0.6.26：作者已确认黑边消失。本版继续修正背景比例：按实际视口等比铺满，抵消原版动画容器的额外缩放与偏移，减少人物过度放大和裁切。4种宽高比、窗口来回缩放及界面层级检查通过，待游戏实测。</w:t>
       </w:r>
     </w:p>
     <w:p>

--- a/TODOs.docx
+++ b/TODOs.docx
@@ -17,7 +17,7 @@
     </w:p>
     <w:p>
       <w:r>
-        <w:t>更新于 2026年10月22日 当前模组版本 0.6.26</w:t>
+        <w:t>更新于 2026年10月23日 当前模组版本 0.6.27</w:t>
       </w:r>
     </w:p>
     <w:p>
@@ -72,21 +72,7 @@
         <w:rPr>
           <w:rFonts w:ascii="宋体" w:eastAsia="宋体" w:hAnsi="宋体" w:hint="eastAsia"/>
         </w:rPr>
-        <w:t>，现在没有教程的时候在第一次送因子时</w:t>
-      </w:r>
-      <w:proofErr w:type="spellStart"/>
-      <w:r>
-        <w:rPr>
-          <w:rFonts w:ascii="宋体" w:eastAsia="宋体" w:hAnsi="宋体" w:hint="eastAsia"/>
-        </w:rPr>
-        <w:t>sl</w:t>
-      </w:r>
-      <w:proofErr w:type="spellEnd"/>
-      <w:r>
-        <w:rPr>
-          <w:rFonts w:ascii="宋体" w:eastAsia="宋体" w:hAnsi="宋体" w:hint="eastAsia"/>
-        </w:rPr>
-        <w:t>会卡死</w:t>
+        <w:t>，现在没有教程的时候在第一次送因子时sl会卡死</w:t>
       </w:r>
       <w:r>
         <w:rPr>
@@ -303,6 +289,20 @@
           <w:sz w:val="20"/>
         </w:rPr>
         <w:br/>
+      </w:r>
+      <w:r>
+        <w:rPr>
+          <w:rFonts w:hint="eastAsia"/>
+          <w:color w:val="008080"/>
+          <w:sz w:val="20"/>
+        </w:rPr>
+        <w:t>已验收背景没有问题</w:t>
+      </w:r>
+      <w:r>
+        <w:rPr>
+          <w:color w:val="008080"/>
+          <w:sz w:val="20"/>
+        </w:rPr>
         <w:t>进度 0.6.26：作者已确认黑边消失。本版继续修正背景比例：按实际视口等比铺满，抵消原版动画容器的额外缩放与偏移，减少人物过度放大和裁切。4种宽高比、窗口来回缩放及界面层级检查通过，待游戏实测。</w:t>
       </w:r>
     </w:p>
@@ -364,22 +364,17 @@
     </w:p>
     <w:p>
       <w:pPr>
-        <w:rPr>
-          <w:rFonts w:ascii="宋体" w:eastAsia="宋体" w:hAnsi="宋体"/>
-        </w:rPr>
         <w:keepLines/>
-      </w:pPr>
-      <w:r>
-        <w:rPr>
-          <w:rFonts w:ascii="宋体" w:eastAsia="宋体" w:hAnsi="宋体" w:hint="eastAsia"/>
-        </w:rPr>
-        <w:t>7.谜题把之前的回合结束时击杀换成，按顺序集齐三个能力就直接击杀所有敌人</w:t>
-      </w:r>
-      <w:r>
-        <w:rPr>
-          <w:rFonts w:ascii="宋体" w:eastAsia="宋体" w:hAnsi="宋体" w:hint="eastAsia"/>
-        </w:rPr>
-        <w:t>。</w:t>
+        <w:rPr>
+          <w:rFonts w:ascii="宋体" w:eastAsia="宋体" w:hAnsi="宋体" w:hint="eastAsia"/>
+        </w:rPr>
+      </w:pPr>
+      <w:r>
+        <w:rPr>
+          <w:rFonts w:ascii="宋体" w:eastAsia="宋体" w:hAnsi="宋体" w:hint="eastAsia"/>
+        </w:rPr>
+        <w:lastRenderedPageBreak/>
+        <w:t>8.检查一下二代有什么原版就有的炫酷的特效，要给谜题装上一样的，谜题在杀死所有敌人之前要播放那个特效，停顿1秒左右再击杀。</w:t>
       </w:r>
       <w:r>
         <w:rPr>
@@ -387,7 +382,7 @@
           <w:sz w:val="20"/>
         </w:rPr>
         <w:br/>
-        <w:t>进度 0.6.17：已修复，待游戏实测。第三段按对应槽位和顺序集齐后，通过二代原生能力变化钩子立即调用击杀命令，不再等回合结束；保留费用、错序及未完成时的回合清理。普通／终极咏唱、多敌人、错误顺序与槽位等9项检查通过。</w:t>
+        <w:t>进度 0.6.27 已实现，待游戏实测。谜题正确集齐后复用原版 Hyperbeam 蓄力、光束和命中特效，约1.025秒后统一击杀，保留原版音效和震屏。错误槽位、错序和未完成时不播放；普通与终极咏唱时序检查通过。</w:t>
       </w:r>
     </w:p>
     <w:p>
@@ -460,7 +455,6 @@
     <w:p>
       <w:pPr>
         <w:rPr>
-          <w:rFonts w:hint="eastAsia"/>
           <w:noProof/>
         </w:rPr>
       </w:pPr>
@@ -665,15 +659,7 @@
           <w:rFonts w:hint="eastAsia"/>
           <w:noProof/>
         </w:rPr>
-        <w:t>如果是槽位安装正确，但是咏唱顺序</w:t>
-      </w:r>
-      <w:r>
-        <w:rPr>
-          <w:rFonts w:hint="eastAsia"/>
-          <w:noProof/>
-        </w:rPr>
-        <w:lastRenderedPageBreak/>
-        <w:t>错误，能力</w:t>
+        <w:t>如果是槽位安装正确，但是咏唱顺序错误，能力</w:t>
       </w:r>
       <w:r>
         <w:rPr>
@@ -729,6 +715,7 @@
         <w:rPr>
           <w:noProof/>
         </w:rPr>
+        <w:lastRenderedPageBreak/>
         <w:drawing>
           <wp:inline distT="0" distB="0" distL="0" distR="0" wp14:anchorId="1433A5F2" wp14:editId="2EEBBBA2">
             <wp:extent cx="3263705" cy="3928290"/>
@@ -837,23 +824,7 @@
           <w:color w:val="008080"/>
           <w:sz w:val="20"/>
         </w:rPr>
-        <w:t xml:space="preserve">进度 0.6.15：已按一代新因子 </w:t>
-      </w:r>
-      <w:proofErr w:type="spellStart"/>
-      <w:r>
-        <w:rPr>
-          <w:color w:val="008080"/>
-          <w:sz w:val="20"/>
-        </w:rPr>
-        <w:t>superFlash</w:t>
-      </w:r>
-      <w:proofErr w:type="spellEnd"/>
-      <w:r>
-        <w:rPr>
-          <w:color w:val="008080"/>
-          <w:sz w:val="20"/>
-        </w:rPr>
-        <w:t xml:space="preserve"> 补上原生卡牌闪光。魔具本体闪绿光并消失后，新因子展示1.2秒，再使用原版飞入及拖尾；相关交互和退出清理检查通过。已修复，待游戏实测。</w:t>
+        <w:t>进度 0.6.15：已按一代新因子 superFlash 补上原生卡牌闪光。魔具本体闪绿光并消失后，新因子展示1.2秒，再使用原版飞入及拖尾；相关交互和退出清理检查通过。已修复，待游戏实测。</w:t>
       </w:r>
       <w:r>
         <w:rPr>
@@ -875,15 +846,7 @@
           <w:color w:val="008080"/>
           <w:sz w:val="20"/>
         </w:rPr>
-        <w:t>进度 0.6.18 已修复，待游戏实测。查明真实 GlobalUi 初始化时移动动画层触发退出清理，导致监听解绑；改为层级确定后绑定。已在原生奖励列表、领完奖</w:t>
-      </w:r>
-      <w:r>
-        <w:rPr>
-          <w:color w:val="008080"/>
-          <w:sz w:val="20"/>
-        </w:rPr>
-        <w:lastRenderedPageBreak/>
-        <w:t>励等待前进及地图层级验证魔具绿光、新因子展示和原版飞入；奖励、商店等通用获取入口共用此修复。</w:t>
+        <w:t>进度 0.6.18 已修复，待游戏实测。查明真实 GlobalUi 初始化时移动动画层触发退出清理，导致监听解绑；改为层级确定后绑定。已在原生奖励列表、领完奖励等待前进及地图层级验证魔具绿光、新因子展示和原版飞入；奖励、商店等通用获取入口共用此修复。</w:t>
       </w:r>
       <w:r>
         <w:rPr>
@@ -891,14 +854,35 @@
           <w:sz w:val="20"/>
         </w:rPr>
         <w:br/>
+      </w:r>
+      <w:r>
+        <w:rPr>
+          <w:rFonts w:hint="eastAsia"/>
+          <w:color w:val="008080"/>
+          <w:sz w:val="20"/>
+        </w:rPr>
+        <w:t>已验收，盲盒生成的因子的提示蓝光的持续时间更短一些</w:t>
+      </w:r>
+      <w:r>
+        <w:rPr>
+          <w:color w:val="008080"/>
+          <w:sz w:val="20"/>
+        </w:rPr>
         <w:t>进度 0.6.21 已按新增要求调整，待游戏实测。魔法书内的新因子直接在实际库存中逐个闪光，并自动滚入可见区域；不再从书内飞回右上角图标。消耗阶段保留原卡位，完成后再刷新库存。书外奖励继续使用原版飞入。</w:t>
       </w:r>
+      <w:r>
+        <w:rPr>
+          <w:color w:val="008080"/>
+          <w:sz w:val="20"/>
+        </w:rPr>
+        <w:br/>
+        <w:t>进度 0.6.27 已按新增要求缩短蓝光，待游戏实测。魔法书内每个新因子闪光约0.5秒后主动清除残留高亮；原版绿光、消耗、书外飞入及交互检查通过。</w:t>
+      </w:r>
     </w:p>
     <w:p>
       <w:pPr>
         <w:widowControl/>
         <w:rPr>
-          <w:rFonts w:hint="eastAsia"/>
           <w:color w:val="000000" w:themeColor="text1"/>
           <w:sz w:val="20"/>
         </w:rPr>
@@ -918,25 +902,7 @@
           <w:color w:val="000000" w:themeColor="text1"/>
           <w:sz w:val="20"/>
         </w:rPr>
-        <w:t>29.魔具界面因子能稍微放大一点吗</w:t>
-      </w:r>
-      <w:proofErr w:type="gramStart"/>
-      <w:r>
-        <w:rPr>
-          <w:rFonts w:hint="eastAsia"/>
-          <w:color w:val="000000" w:themeColor="text1"/>
-          <w:sz w:val="20"/>
-        </w:rPr>
-        <w:t>？，</w:t>
-      </w:r>
-      <w:proofErr w:type="gramEnd"/>
-      <w:r>
-        <w:rPr>
-          <w:rFonts w:hint="eastAsia"/>
-          <w:color w:val="000000" w:themeColor="text1"/>
-          <w:sz w:val="20"/>
-        </w:rPr>
-        <w:t>还是一行五个，现在空太多了</w:t>
+        <w:t>29.魔具界面因子能稍微放大一点吗？，还是一行五个，现在空太多了</w:t>
       </w:r>
       <w:r>
         <w:rPr>
@@ -981,7 +947,6 @@
       <w:pPr>
         <w:widowControl/>
         <w:rPr>
-          <w:rFonts w:hint="eastAsia"/>
           <w:color w:val="008080"/>
           <w:sz w:val="20"/>
         </w:rPr>
@@ -1001,50 +966,6 @@
         </w:rPr>
         <w:br/>
         <w:t>进度 0.6.15：已修复，待游戏实测。在万花筒与棱彩宝石抽取候选池前排除芙莉莲，并统一过滤其他角色的奖励、战斗生成和变化候选；不删除注册模型，保留芙莉莲自身与百科。原版万花筒连续20次、混合奖励、战斗生成及变化入口检查通过。</w:t>
-      </w:r>
-    </w:p>
-    <w:p>
-      <w:pPr>
-        <w:keepNext/>
-        <w:rPr>
-          <w:rFonts w:ascii="宋体" w:eastAsia="宋体" w:hAnsi="宋体"/>
-        </w:rPr>
-      </w:pPr>
-      <w:r>
-        <w:rPr>
-          <w:rFonts w:ascii="宋体" w:eastAsia="宋体" w:hAnsi="宋体" w:hint="eastAsia"/>
-        </w:rPr>
-        <w:t>33.魔具被使用后应该有一个被消耗的特效，和一代一样，不然玩家以为可以复用</w:t>
-      </w:r>
-      <w:r>
-        <w:rPr>
-          <w:color w:val="008080"/>
-          <w:sz w:val="20"/>
-        </w:rPr>
-        <w:br/>
-        <w:t>进度 0.6.21 已修复，待游戏实测。成功使用魔具后先闪一次绿光，再复用二代原生消耗粒子与音效，原卡面变灰后消失；材料类魔具的消耗目标同样处理。无效选择不播放、不扣除。奖励列表、地图、连续获取与退出清理等相关检查通过。</w:t>
-      </w:r>
-    </w:p>
-    <w:p>
-      <w:pPr>
-        <w:keepNext/>
-        <w:rPr>
-          <w:rFonts w:ascii="宋体" w:eastAsia="宋体" w:hAnsi="宋体" w:hint="eastAsia"/>
-        </w:rPr>
-      </w:pPr>
-      <w:r>
-        <w:rPr>
-          <w:rFonts w:ascii="宋体" w:eastAsia="宋体" w:hAnsi="宋体" w:hint="eastAsia"/>
-        </w:rPr>
-        <w:t>34.bug：因子被替换时，原来不能咏唱的卡牌就算满足条件也会提示不可使用（虽然实际可以使用），估计反过来一样，因子被替换的时候需要重新检查咏唱卡是否可以打出，更新它的状态。</w:t>
-      </w:r>
-      <w:r>
-        <w:rPr>
-          <w:color w:val="008080"/>
-          <w:sz w:val="20"/>
-        </w:rPr>
-        <w:br/>
-        <w:t>进度 0.6.19 已修复，待游戏实测。装载因子变化后接入原生手牌状态通知，刷新不可用图标、高亮及当前选择；替换、互换、移除和蓝图引用槽变化均覆盖。专项10项检查通过，不支付资源、不移动手牌；仅库存变化不触发重复刷新。</w:t>
       </w:r>
     </w:p>
     <w:p>
@@ -1289,7 +1210,6 @@
         <w:rPr>
           <w:rFonts w:ascii="宋体" w:eastAsia="宋体" w:hAnsi="宋体" w:hint="eastAsia"/>
         </w:rPr>
-        <w:lastRenderedPageBreak/>
         <w:t>精灵的时间观念要改版</w:t>
       </w:r>
     </w:p>
@@ -1304,20 +1224,13 @@
           <w:rFonts w:ascii="宋体" w:eastAsia="宋体" w:hAnsi="宋体" w:hint="eastAsia"/>
         </w:rPr>
         <w:t>5.欺骗魔族有点区</w:t>
-      </w:r>
-    </w:p>
-    <w:p>
-      <w:pPr>
-        <w:spacing w:after="0" w:line="1" w:lineRule="exact"/>
-      </w:pPr>
-      <w:r>
-        <w:br w:type="page"/>
       </w:r>
     </w:p>
     <w:p>
       <w:pPr>
         <w:pStyle w:val="1"/>
         <w:spacing w:before="240" w:after="120"/>
+        <w:pageBreakBefore/>
       </w:pPr>
       <w:r>
         <w:rPr>
@@ -1369,23 +1282,7 @@
           <w:sz w:val="20"/>
         </w:rPr>
         <w:br/>
-        <w:t>进度 0.6.0 已补入17件有效遗物、3种药水及4张依赖衍生牌，待游戏实测；连同圣徽共18件有效遗物，另保留1件废弃模型。4件原Boss遗物按作者决定暂列稀有；宝箱怪的头、伏拉梅著作先加入本体，事件后续移植。菲伦发饰保留初始遗物限制，不进入普通奖励池；海塔法杖按第11项废弃，仅保留旧档模型ID；一代无效果的</w:t>
-      </w:r>
-      <w:proofErr w:type="spellStart"/>
-      <w:r>
-        <w:rPr>
-          <w:color w:val="145B68"/>
-          <w:sz w:val="20"/>
-        </w:rPr>
-        <w:t>StarkRelic</w:t>
-      </w:r>
-      <w:proofErr w:type="spellEnd"/>
-      <w:r>
-        <w:rPr>
-          <w:color w:val="145B68"/>
-          <w:sz w:val="20"/>
-        </w:rPr>
-        <w:t>不实装。</w:t>
+        <w:t>进度 0.6.0 已补入17件有效遗物、3种药水及4张依赖衍生牌，待游戏实测；连同圣徽共18件有效遗物，另保留1件废弃模型。4件原Boss遗物按作者决定暂列稀有；宝箱怪的头、伏拉梅著作先加入本体，事件后续移植。菲伦发饰保留初始遗物限制，不进入普通奖励池；海塔法杖按第11项废弃，仅保留旧档模型ID；一代无效果的StarkRelic不实装。</w:t>
       </w:r>
     </w:p>
     <w:p>
@@ -1423,68 +1320,12 @@
           <w:sz w:val="20"/>
         </w:rPr>
         <w:br/>
-        <w:t>进度 0.5.13 已按作者确认的当前已保存内容同步。落实 ElementsBombing、</w:t>
-      </w:r>
-      <w:proofErr w:type="spellStart"/>
-      <w:r>
-        <w:rPr>
-          <w:color w:val="145B68"/>
-          <w:sz w:val="20"/>
-        </w:rPr>
-        <w:t>HalfTheSky</w:t>
-      </w:r>
-      <w:proofErr w:type="spellEnd"/>
-      <w:r>
-        <w:rPr>
-          <w:color w:val="145B68"/>
-          <w:sz w:val="20"/>
-        </w:rPr>
-        <w:t>、</w:t>
-      </w:r>
-      <w:proofErr w:type="spellStart"/>
-      <w:r>
-        <w:rPr>
-          <w:color w:val="145B68"/>
-          <w:sz w:val="20"/>
-        </w:rPr>
-        <w:t>SayThinkingSpell</w:t>
-      </w:r>
-      <w:proofErr w:type="spellEnd"/>
-      <w:r>
-        <w:rPr>
-          <w:color w:val="145B68"/>
-          <w:sz w:val="20"/>
-        </w:rPr>
-        <w:t>、</w:t>
-      </w:r>
-      <w:proofErr w:type="spellStart"/>
-      <w:r>
-        <w:rPr>
-          <w:color w:val="145B68"/>
-          <w:sz w:val="20"/>
-        </w:rPr>
-        <w:t>ShavedIceSpell</w:t>
-      </w:r>
-      <w:proofErr w:type="spellEnd"/>
-      <w:r>
-        <w:rPr>
-          <w:color w:val="145B68"/>
-          <w:sz w:val="20"/>
-        </w:rPr>
-        <w:t xml:space="preserve"> 的4处效果文案；卡名和模型ID没有变动，查阅索引与表格一致。</w:t>
-      </w:r>
-    </w:p>
-    <w:p>
-      <w:r>
-        <w:t>作者已核对并落实 130 个二代卡模型的卡名表；0.6.0 另补入辛美尔、后悔莫及、长寿种的痛苦、寿命论4张衍生牌（共134条），现保留 ID、二代中文名、二代英文名、卡面效果（中文）四列，已同步本地化与查阅索引。</w:t>
-      </w:r>
-      <w:proofErr w:type="spellStart"/>
-      <w:r>
-        <w:t>BloodSpell</w:t>
-      </w:r>
-      <w:proofErr w:type="spellEnd"/>
-      <w:r>
-        <w:t xml:space="preserve"> 新规则暂不实装。卡名登记不代表 Bug 1、5 的全部中文文本已对齐。</w:t>
+        <w:t>进度 0.5.13 已按作者确认的当前已保存内容同步。落实 ElementsBombing、HalfTheSky、SayThinkingSpell、ShavedIceSpell 的4处效果文案；卡名和模型ID没有变动，查阅索引与表格一致。</w:t>
+      </w:r>
+    </w:p>
+    <w:p>
+      <w:r>
+        <w:t>作者已核对并落实 130 个二代卡模型的卡名表；0.6.0 另补入辛美尔、后悔莫及、长寿种的痛苦、寿命论4张衍生牌（共134条），现保留 ID、二代中文名、二代英文名、卡面效果（中文）四列，已同步本地化与查阅索引。BloodSpell 新规则暂不实装。卡名登记不代表 Bug 1、5 的全部中文文本已对齐。</w:t>
       </w:r>
     </w:p>
     <w:p>

--- a/TODOs.docx
+++ b/TODOs.docx
@@ -17,7 +17,7 @@
     </w:p>
     <w:p>
       <w:r>
-        <w:t>更新于 2026年10月23日 当前模组版本 0.6.27</w:t>
+        <w:t>更新于 2026年10月23日 当前模组版本 0.6.28</w:t>
       </w:r>
     </w:p>
     <w:p>
@@ -168,7 +168,15 @@
           <w:sz w:val="20"/>
         </w:rPr>
         <w:br/>
-        <w:t>进度 0.6.3：读档恢复部分已修复，待游戏实测。退出取消旧等待，加载和淡入结束后按原槽位、原选项继续；选牌时经原生接口关闭地图，选完恢复。首次教程仍待实现。</w:t>
+        <w:t>进度 0.6.3：读档恢复部分已修复，待游戏实测。退出取消旧等待，加载和淡入结束后按原槽位、原选项继续；选牌时经原生接口关闭地图，选完恢复。首次教程进度见下。</w:t>
+      </w:r>
+      <w:r>
+        <w:rPr>
+          <w:color w:val="008080"/>
+          <w:sz w:val="20"/>
+        </w:rPr>
+        <w:br/>
+        <w:t>进度 0.6.28：首次教程已实现，支持跳过与重看，待游戏实测。</w:t>
       </w:r>
     </w:p>
     <w:p>
@@ -1254,7 +1262,7 @@
     </w:p>
     <w:p>
       <w:r>
-        <w:t>首次教程尚未实现。继续核查首次标记、跳过或重看、关闭后恢复操作；教程魔具细节需结合二代实际功能确定。对应 Bug 6。</w:t>
+        <w:t>首次教程已于 0.6.28 实现，详见 Bug 1，待游戏实测。</w:t>
       </w:r>
     </w:p>
     <w:p>

--- a/TODOs.docx
+++ b/TODOs.docx
@@ -17,7 +17,7 @@
     </w:p>
     <w:p>
       <w:r>
-        <w:t>更新于 2026年10月23日 当前模组版本 0.6.28</w:t>
+        <w:t>更新于 2026年10月23日 当前模组版本 0.6.29</w:t>
       </w:r>
     </w:p>
     <w:p>
@@ -1278,6 +1278,14 @@
     <w:p>
       <w:r>
         <w:t>进化的防御魔法敏捷预览进度见 Bug 10；其余槽位效果预览继续核对。</w:t>
+      </w:r>
+      <w:r>
+        <w:rPr>
+          <w:color w:val="008080"/>
+          <w:sz w:val="20"/>
+        </w:rPr>
+        <w:br/>
+        <w:t>进度 0.6.29：结界魔法格挡预览已修复，残影层数独立计算；两种格挡因子均按实际咏唱牌计算敏捷、脆弱及附魔，数值增减标绿或红。相关预览与结算检查通过，待游戏实测。</w:t>
       </w:r>
     </w:p>
     <w:p>

--- a/TODOs.docx
+++ b/TODOs.docx
@@ -176,7 +176,7 @@
           <w:sz w:val="20"/>
         </w:rPr>
         <w:br/>
-        <w:t>进度 0.6.28：首次教程已实现，支持跳过与重看，待游戏实测。</w:t>
+        <w:t>进度 0.6.28 已实现；0.6.29 修正触发与重看入口，待游戏实测。</w:t>
       </w:r>
     </w:p>
     <w:p>
@@ -1262,7 +1262,7 @@
     </w:p>
     <w:p>
       <w:r>
-        <w:t>首次教程已于 0.6.28 实现，详见 Bug 1，待游戏实测。</w:t>
+        <w:t>首次教程 0.6.28 已实现；0.6.29 同版修正：关闭原版教程时仍按独立已读标记补弹，旧跑局也适用；魔法书右上侧可重看。待游戏实测。</w:t>
       </w:r>
     </w:p>
     <w:p>

--- a/TODOs.docx
+++ b/TODOs.docx
@@ -17,7 +17,7 @@
     </w:p>
     <w:p>
       <w:r>
-        <w:t>更新于 2026年10月23日 当前模组版本 0.6.29</w:t>
+        <w:t>更新于 2026年10月23日 当前模组版本 0.7.0</w:t>
       </w:r>
     </w:p>
     <w:p>
@@ -332,7 +332,15 @@
           <w:sz w:val="20"/>
         </w:rPr>
         <w:br/>
-        <w:t>执行顺序：按作者最新要求，当前这批 bug 处理完后再移植本事件，完成时使用 0.7.0；0.6.15 尚未开始此事件。</w:t>
+        <w:t/>
+      </w:r>
+      <w:r>
+        <w:rPr>
+          <w:color w:val="008080"/>
+          <w:sz w:val="20"/>
+        </w:rPr>
+        <w:br/>
+        <w:t>进度 0.7.0：已实现，待游戏实测。使用原版事件界面与一代原图；三本魔导书依次选择三个因子，领取两个妙妙工具后继续涅奥祝福。中途存读档保留原候选及步骤，不重复赠送。</w:t>
       </w:r>
     </w:p>
     <w:p>
@@ -1257,7 +1265,7 @@
     </w:p>
     <w:p>
       <w:r>
-        <w:t>开局赠送两个神奇妙妙工具，取代旧交接的一个工具加随机魔具方案。需验证退出继续、旧档迁移、首回合兜底与跨幕不重复赠送。对应 Bug 16。</w:t>
+        <w:t>开局选因子与两个神奇妙妙工具已纳入 0.7.0 事件，详见 Bug 3，待游戏实测。</w:t>
       </w:r>
     </w:p>
     <w:p>

--- a/TODOs.docx
+++ b/TODOs.docx
@@ -340,7 +340,7 @@
           <w:sz w:val="20"/>
         </w:rPr>
         <w:br/>
-        <w:t>进度 0.7.0：已实现，待游戏实测。使用原版事件界面与一代原图；三本魔导书依次选择三个因子，领取两个妙妙工具后继续涅奥祝福。中途存读档保留原候选及步骤，不重复赠送。</w:t>
+        <w:t>进度 0.7.0：已实现，待游戏实测。使用原版事件界面与一代原图；三本魔导书依次选择三个因子，领取两个妙妙工具后继续涅奥祝福。中途存读档保留原候选及步骤，不重复赠送。 同版修正：修复点击“出发”后结束页缺少通用选项文本导致卡住；已补测实际界面点击与切房，原存档可继续，待验收。</w:t>
       </w:r>
     </w:p>
     <w:p>

--- a/TODOs.docx
+++ b/TODOs.docx
@@ -17,7 +17,7 @@
     </w:p>
     <w:p>
       <w:r>
-        <w:t>更新于 2026年10月23日 当前模组版本 0.7.0</w:t>
+        <w:t>更新于 2026年10月23日 当前模组版本 0.7.1</w:t>
       </w:r>
     </w:p>
     <w:p>
@@ -1023,6 +1023,14 @@
         </w:rPr>
         <w:t>2.一个升级的初始遗物</w:t>
       </w:r>
+      <w:r>
+        <w:rPr>
+          <w:color w:val="008080"/>
+          <w:sz w:val="20"/>
+        </w:rPr>
+        <w:br/>
+        <w:t>进度 0.7.1：已实现待验收。原版入口升级，每回合三个牌堆各加1张魔力。</w:t>
+      </w:r>
     </w:p>
     <w:p>
       <w:pPr>
@@ -1130,13 +1138,6 @@
         </w:rPr>
         <w:t>7.视觉攻击魔法特效，谜题特效</w:t>
       </w:r>
-    </w:p>
-    <w:p>
-      <w:pPr>
-        <w:rPr>
-          <w:rFonts w:ascii="宋体" w:eastAsia="宋体" w:hAnsi="宋体"/>
-        </w:rPr>
-      </w:pPr>
     </w:p>
     <w:p>
       <w:pPr>

--- a/TODOs.docx
+++ b/TODOs.docx
@@ -17,7 +17,7 @@
     </w:p>
     <w:p>
       <w:r>
-        <w:t>更新于 2026年10月23日 当前模组版本 0.7.1</w:t>
+        <w:t>更新于 2026年10月24日 当前模组版本 0.7.2</w:t>
       </w:r>
     </w:p>
     <w:p>
@@ -1309,6 +1309,14 @@
         <w:br/>
         <w:t>进度 0.6.0 已补入17件有效遗物、3种药水及4张依赖衍生牌，待游戏实测；连同圣徽共18件有效遗物，另保留1件废弃模型。4件原Boss遗物按作者决定暂列稀有；宝箱怪的头、伏拉梅著作先加入本体，事件后续移植。菲伦发饰保留初始遗物限制，不进入普通奖励池；海塔法杖按第11项废弃，仅保留旧档模型ID；一代无效果的StarkRelic不实装。</w:t>
       </w:r>
+      <w:r>
+        <w:rPr>
+          <w:color w:val="008080"/>
+          <w:sz w:val="20"/>
+        </w:rPr>
+        <w:br/>
+        <w:t>进度 0.7.2：其余4个一代事件及宝箱怪战斗已实现，待游戏实测。独立Boss仍待移植。</w:t>
+      </w:r>
     </w:p>
     <w:p>
       <w:pPr>
@@ -1350,7 +1358,7 @@
     </w:p>
     <w:p>
       <w:r>
-        <w:t>作者已核对并落实 130 个二代卡模型的卡名表；0.6.0 另补入辛美尔、后悔莫及、长寿种的痛苦、寿命论4张衍生牌（共134条），现保留 ID、二代中文名、二代英文名、卡面效果（中文）四列，已同步本地化与查阅索引。BloodSpell 新规则暂不实装。卡名登记不代表 Bug 1、5 的全部中文文本已对齐。</w:t>
+        <w:t>作者已核对并落实 130 个二代卡模型的卡名表；0.6.0 另补入辛美尔、后悔莫及、长寿种的痛苦、寿命论4张衍生牌；0.7.2 另补应急食物、捕鸟魔法（共136条），现保留 ID、二代中文名、二代英文名、卡面效果（中文）四列，已同步本地化与查阅索引。BloodSpell 新规则暂不实装。卡名登记不代表 Bug 1、5 的全部中文文本已对齐。</w:t>
       </w:r>
     </w:p>
     <w:p>

--- a/TODOs.docx
+++ b/TODOs.docx
@@ -17,7 +17,7 @@
     </w:p>
     <w:p>
       <w:r>
-        <w:t>更新于 2026年10月24日 当前模组版本 0.7.2</w:t>
+        <w:t>更新于 2026年10月24日 当前模组版本 0.7.3</w:t>
       </w:r>
     </w:p>
     <w:p>
@@ -1315,7 +1315,7 @@
           <w:sz w:val="20"/>
         </w:rPr>
         <w:br/>
-        <w:t>进度 0.7.2：其余4个一代事件及宝箱怪战斗已实现，待游戏实测。独立Boss仍待移植。</w:t>
+        <w:t>进度 0.7.2：其余4个一代事件及宝箱怪战斗已实现，待游戏实测。0.7.3：复制体Boss已加入第三幕，待实测；召唤使用二代潮湿邪教徒。</w:t>
       </w:r>
     </w:p>
     <w:p>
@@ -1358,7 +1358,7 @@
     </w:p>
     <w:p>
       <w:r>
-        <w:t>作者已核对并落实 130 个二代卡模型的卡名表；0.6.0 另补入辛美尔、后悔莫及、长寿种的痛苦、寿命论4张衍生牌；0.7.2 另补应急食物、捕鸟魔法（共136条），现保留 ID、二代中文名、二代英文名、卡面效果（中文）四列，已同步本地化与查阅索引。BloodSpell 新规则暂不实装。卡名登记不代表 Bug 1、5 的全部中文文本已对齐。</w:t>
+        <w:t>卡名表现共137条，保留 ID、二代中文名、二代英文名、卡面效果（中文）四列，并同步本地化与索引。0.7.2补入应急食物、捕鸟魔法；0.7.3补入颠倒。BloodSpell新规则仍暂不实装；卡名登记不代表 Bug 1、5 的全部中文文本已对齐。</w:t>
       </w:r>
     </w:p>
     <w:p>

--- a/TODOs.docx
+++ b/TODOs.docx
@@ -47,7 +47,7 @@
     <w:p>
       <w:pPr>
         <w:rPr>
-          <w:rFonts w:ascii="宋体" w:eastAsia="宋体" w:hAnsi="宋体"/>
+          <w:rFonts w:ascii="宋体" w:eastAsia="宋体" w:hAnsi="宋体" w:hint="eastAsia"/>
         </w:rPr>
       </w:pPr>
       <w:r>
@@ -77,98 +77,15 @@
       <w:r>
         <w:rPr>
           <w:rFonts w:ascii="宋体" w:eastAsia="宋体" w:hAnsi="宋体"/>
-          <w:noProof/>
-        </w:rPr>
-        <w:drawing>
-          <wp:inline distT="0" distB="0" distL="0" distR="0" wp14:anchorId="626E6CA3" wp14:editId="7B6E9F79">
-            <wp:extent cx="5274310" cy="3055620"/>
-            <wp:effectExtent l="0" t="0" r="2540" b="0"/>
-            <wp:docPr id="696908752" name="图片 1"/>
-            <wp:cNvGraphicFramePr>
-              <a:graphicFrameLocks xmlns:a="http://schemas.openxmlformats.org/drawingml/2006/main" noChangeAspect="1"/>
-            </wp:cNvGraphicFramePr>
-            <a:graphic xmlns:a="http://schemas.openxmlformats.org/drawingml/2006/main">
-              <a:graphicData uri="http://schemas.openxmlformats.org/drawingml/2006/picture">
-                <pic:pic xmlns:pic="http://schemas.openxmlformats.org/drawingml/2006/picture">
-                  <pic:nvPicPr>
-                    <pic:cNvPr id="696908752" name=""/>
-                    <pic:cNvPicPr/>
-                  </pic:nvPicPr>
-                  <pic:blipFill>
-                    <a:blip r:embed="rId5"/>
-                    <a:stretch>
-                      <a:fillRect/>
-                    </a:stretch>
-                  </pic:blipFill>
-                  <pic:spPr>
-                    <a:xfrm>
-                      <a:off x="0" y="0"/>
-                      <a:ext cx="5274310" cy="3055620"/>
-                    </a:xfrm>
-                    <a:prstGeom prst="rect">
-                      <a:avLst/>
-                    </a:prstGeom>
-                  </pic:spPr>
-                </pic:pic>
-              </a:graphicData>
-            </a:graphic>
-          </wp:inline>
-        </w:drawing>
-      </w:r>
-      <w:r>
-        <w:rPr>
-          <w:rFonts w:ascii="宋体" w:eastAsia="宋体" w:hAnsi="宋体"/>
         </w:rPr>
         <w:t xml:space="preserve"> </w:t>
       </w:r>
       <w:r>
         <w:rPr>
-          <w:rFonts w:ascii="宋体" w:eastAsia="宋体" w:hAnsi="宋体"/>
-          <w:noProof/>
-        </w:rPr>
-        <w:drawing>
-          <wp:inline distT="0" distB="0" distL="0" distR="0" wp14:anchorId="33456C45" wp14:editId="3DC16159">
-            <wp:extent cx="5274310" cy="2938145"/>
-            <wp:effectExtent l="0" t="0" r="2540" b="0"/>
-            <wp:docPr id="688179676" name="图片 1"/>
-            <wp:cNvGraphicFramePr>
-              <a:graphicFrameLocks xmlns:a="http://schemas.openxmlformats.org/drawingml/2006/main" noChangeAspect="1"/>
-            </wp:cNvGraphicFramePr>
-            <a:graphic xmlns:a="http://schemas.openxmlformats.org/drawingml/2006/main">
-              <a:graphicData uri="http://schemas.openxmlformats.org/drawingml/2006/picture">
-                <pic:pic xmlns:pic="http://schemas.openxmlformats.org/drawingml/2006/picture">
-                  <pic:nvPicPr>
-                    <pic:cNvPr id="688179676" name=""/>
-                    <pic:cNvPicPr/>
-                  </pic:nvPicPr>
-                  <pic:blipFill>
-                    <a:blip r:embed="rId6"/>
-                    <a:stretch>
-                      <a:fillRect/>
-                    </a:stretch>
-                  </pic:blipFill>
-                  <pic:spPr>
-                    <a:xfrm>
-                      <a:off x="0" y="0"/>
-                      <a:ext cx="5274310" cy="2938145"/>
-                    </a:xfrm>
-                    <a:prstGeom prst="rect">
-                      <a:avLst/>
-                    </a:prstGeom>
-                  </pic:spPr>
-                </pic:pic>
-              </a:graphicData>
-            </a:graphic>
-          </wp:inline>
-        </w:drawing>
-      </w:r>
-      <w:r>
-        <w:rPr>
           <w:color w:val="145B68"/>
           <w:sz w:val="20"/>
         </w:rPr>
         <w:br/>
-        <w:t>进度 0.6.3：读档恢复部分已修复，待游戏实测。退出取消旧等待，加载和淡入结束后按原槽位、原选项继续；选牌时经原生接口关闭地图，选完恢复。首次教程进度见下。</w:t>
       </w:r>
       <w:r>
         <w:rPr>
@@ -176,64 +93,8 @@
           <w:sz w:val="20"/>
         </w:rPr>
         <w:br/>
-        <w:t>进度 0.6.28 已实现；0.6.29 修正触发与重看入口，待游戏实测。</w:t>
-      </w:r>
-    </w:p>
-    <w:p>
-      <w:pPr>
-        <w:rPr>
-          <w:rFonts w:ascii="宋体" w:eastAsia="宋体" w:hAnsi="宋体"/>
-        </w:rPr>
-      </w:pPr>
-      <w:r>
-        <w:rPr>
-          <w:rFonts w:ascii="宋体" w:eastAsia="宋体" w:hAnsi="宋体"/>
-          <w:noProof/>
-        </w:rPr>
-        <w:lastRenderedPageBreak/>
-        <w:drawing>
-          <wp:inline distT="0" distB="0" distL="0" distR="0" wp14:anchorId="3EA0753C" wp14:editId="77E90D86">
-            <wp:extent cx="5274310" cy="2841625"/>
-            <wp:effectExtent l="0" t="0" r="2540" b="0"/>
-            <wp:docPr id="2081261091" name="图片 1"/>
-            <wp:cNvGraphicFramePr>
-              <a:graphicFrameLocks xmlns:a="http://schemas.openxmlformats.org/drawingml/2006/main" noChangeAspect="1"/>
-            </wp:cNvGraphicFramePr>
-            <a:graphic xmlns:a="http://schemas.openxmlformats.org/drawingml/2006/main">
-              <a:graphicData uri="http://schemas.openxmlformats.org/drawingml/2006/picture">
-                <pic:pic xmlns:pic="http://schemas.openxmlformats.org/drawingml/2006/picture">
-                  <pic:nvPicPr>
-                    <pic:cNvPr id="2081261091" name=""/>
-                    <pic:cNvPicPr/>
-                  </pic:nvPicPr>
-                  <pic:blipFill>
-                    <a:blip r:embed="rId7"/>
-                    <a:stretch>
-                      <a:fillRect/>
-                    </a:stretch>
-                  </pic:blipFill>
-                  <pic:spPr>
-                    <a:xfrm>
-                      <a:off x="0" y="0"/>
-                      <a:ext cx="5274310" cy="2841625"/>
-                    </a:xfrm>
-                    <a:prstGeom prst="rect">
-                      <a:avLst/>
-                    </a:prstGeom>
-                  </pic:spPr>
-                </pic:pic>
-              </a:graphicData>
-            </a:graphic>
-          </wp:inline>
-        </w:drawing>
-      </w:r>
-    </w:p>
-    <w:p>
-      <w:pPr>
-        <w:rPr>
-          <w:rFonts w:ascii="宋体" w:eastAsia="宋体" w:hAnsi="宋体"/>
-        </w:rPr>
-      </w:pPr>
+        <w:t>2026年10月24日：作者确认0.7.3已不再卡住，此项已验收。</w:t>
+      </w:r>
     </w:p>
     <w:p>
       <w:pPr>
@@ -324,35 +185,6 @@
         <w:rPr>
           <w:rFonts w:ascii="宋体" w:eastAsia="宋体" w:hAnsi="宋体" w:hint="eastAsia"/>
         </w:rPr>
-        <w:t>3.游戏开始时会有一个事件，让芙莉莲选择获得三个因子，和两个妙妙工具，都和一代一样的，去查一下，做完这个就是0.7.0</w:t>
-      </w:r>
-      <w:r>
-        <w:rPr>
-          <w:color w:val="008080"/>
-          <w:sz w:val="20"/>
-        </w:rPr>
-        <w:br/>
-        <w:t/>
-      </w:r>
-      <w:r>
-        <w:rPr>
-          <w:color w:val="008080"/>
-          <w:sz w:val="20"/>
-        </w:rPr>
-        <w:br/>
-        <w:t>进度 0.7.0：已实现，待游戏实测。使用原版事件界面与一代原图；三本魔导书依次选择三个因子，领取两个妙妙工具后继续涅奥祝福。中途存读档保留原候选及步骤，不重复赠送。 同版修正：修复点击“出发”后结束页缺少通用选项文本导致卡住；已补测实际界面点击与切房，原存档可继续，待验收。</w:t>
-      </w:r>
-    </w:p>
-    <w:p>
-      <w:pPr>
-        <w:rPr>
-          <w:rFonts w:ascii="宋体" w:eastAsia="宋体" w:hAnsi="宋体"/>
-        </w:rPr>
-      </w:pPr>
-      <w:r>
-        <w:rPr>
-          <w:rFonts w:ascii="宋体" w:eastAsia="宋体" w:hAnsi="宋体" w:hint="eastAsia"/>
-        </w:rPr>
         <w:t>4</w:t>
       </w:r>
       <w:r>
@@ -382,14 +214,91 @@
       <w:pPr>
         <w:keepLines/>
         <w:rPr>
-          <w:rFonts w:ascii="宋体" w:eastAsia="宋体" w:hAnsi="宋体" w:hint="eastAsia"/>
-        </w:rPr>
-      </w:pPr>
-      <w:r>
-        <w:rPr>
-          <w:rFonts w:ascii="宋体" w:eastAsia="宋体" w:hAnsi="宋体" w:hint="eastAsia"/>
-        </w:rPr>
-        <w:lastRenderedPageBreak/>
+          <w:rFonts w:ascii="宋体" w:eastAsia="宋体" w:hAnsi="宋体"/>
+        </w:rPr>
+      </w:pPr>
+      <w:r>
+        <w:rPr>
+          <w:rFonts w:ascii="宋体" w:eastAsia="宋体" w:hAnsi="宋体" w:hint="eastAsia"/>
+        </w:rPr>
+        <w:t>5.魔具的稀有度应该是紫色的，和一代一样</w:t>
+      </w:r>
+      <w:r>
+        <w:rPr>
+          <w:color w:val="008080"/>
+          <w:sz w:val="20"/>
+        </w:rPr>
+        <w:br/>
+        <w:t>0.7.3 同版修正：使用原生紫色事件稀有度，待游戏实测。</w:t>
+      </w:r>
+    </w:p>
+    <w:p>
+      <w:pPr>
+        <w:keepLines/>
+        <w:rPr>
+          <w:rFonts w:ascii="宋体" w:eastAsia="宋体" w:hAnsi="宋体"/>
+        </w:rPr>
+      </w:pPr>
+      <w:r>
+        <w:rPr>
+          <w:rFonts w:ascii="宋体" w:eastAsia="宋体" w:hAnsi="宋体" w:hint="eastAsia"/>
+        </w:rPr>
+        <w:t>6.</w:t>
+      </w:r>
+      <w:r>
+        <w:rPr>
+          <w:rFonts w:ascii="宋体" w:eastAsia="宋体" w:hAnsi="宋体" w:hint="eastAsia"/>
+        </w:rPr>
+        <w:t>饰品魔法文本看不到传说魔法词条</w:t>
+      </w:r>
+      <w:r>
+        <w:rPr>
+          <w:color w:val="008080"/>
+          <w:sz w:val="20"/>
+        </w:rPr>
+        <w:br/>
+        <w:t>0.7.3 同版修正：补齐正文传说魔法及悬停词条，待游戏实测。</w:t>
+      </w:r>
+    </w:p>
+    <w:p>
+      <w:pPr>
+        <w:keepLines/>
+        <w:rPr>
+          <w:rFonts w:ascii="宋体" w:eastAsia="宋体" w:hAnsi="宋体" w:hint="eastAsia"/>
+        </w:rPr>
+      </w:pPr>
+      <w:r>
+        <w:rPr>
+          <w:rFonts w:ascii="宋体" w:eastAsia="宋体" w:hAnsi="宋体" w:hint="eastAsia"/>
+        </w:rPr>
+        <w:t>7.</w:t>
+      </w:r>
+      <w:r>
+        <w:rPr>
+          <w:rFonts w:ascii="宋体" w:eastAsia="宋体" w:hAnsi="宋体" w:hint="eastAsia"/>
+        </w:rPr>
+        <w:t>芙莉莲复制体的位置不对，偏下了</w:t>
+      </w:r>
+      <w:r>
+        <w:rPr>
+          <w:color w:val="008080"/>
+          <w:sz w:val="20"/>
+        </w:rPr>
+        <w:br/>
+        <w:t>0.7.3 同版修正：复制体及召唤物对齐原版第三幕站位，待游戏实测。</w:t>
+      </w:r>
+    </w:p>
+    <w:p>
+      <w:pPr>
+        <w:keepLines/>
+        <w:rPr>
+          <w:rFonts w:ascii="宋体" w:eastAsia="宋体" w:hAnsi="宋体"/>
+        </w:rPr>
+      </w:pPr>
+      <w:r>
+        <w:rPr>
+          <w:rFonts w:ascii="宋体" w:eastAsia="宋体" w:hAnsi="宋体" w:hint="eastAsia"/>
+        </w:rPr>
         <w:t>8.检查一下二代有什么原版就有的炫酷的特效，要给谜题装上一样的，谜题在杀死所有敌人之前要播放那个特效，停顿1秒左右再击杀。</w:t>
       </w:r>
       <w:r>
@@ -412,395 +321,117 @@
           <w:rFonts w:hint="eastAsia"/>
           <w:noProof/>
         </w:rPr>
-        <w:t>24,药水的样子要有不同，你随机生成几个原版没有的样式吧，要好看点的，也可以参考1代模组的药水样式</w:t>
-      </w:r>
-      <w:r>
-        <w:rPr>
-          <w:color w:val="008080"/>
-          <w:sz w:val="20"/>
-        </w:rPr>
-        <w:br/>
-        <w:t>进度 0.6.26 已按作者纠正改为原版模板组合，待游戏实测。沿用一代 HEART+SWIFT、SPHERE+ENERGY、BOTTLE+WEAK 的瓶型、配色、图层和轮廓；二代通过固定图片接口显示。已移除本次AI药水图，保留模板组合脚本与来源。</w:t>
-      </w:r>
-    </w:p>
-    <w:p>
-      <w:pPr>
-        <w:rPr>
-          <w:noProof/>
-        </w:rPr>
-      </w:pPr>
+        <w:t>24,药水的样子要有不同，你随机生成几个原版没有的样式吧，要好看点的，也可以参</w:t>
+      </w:r>
       <w:r>
         <w:rPr>
           <w:rFonts w:hint="eastAsia"/>
           <w:noProof/>
         </w:rPr>
-        <w:t>25.很多能力图标可以直接沿用一代模组的</w:t>
-      </w:r>
+        <w:lastRenderedPageBreak/>
+        <w:t>考1代模组的药水样式</w:t>
+      </w:r>
+      <w:r>
+        <w:rPr>
+          <w:color w:val="008080"/>
+          <w:sz w:val="20"/>
+        </w:rPr>
+        <w:br/>
+      </w:r>
+      <w:r>
+        <w:rPr>
+          <w:rFonts w:hint="eastAsia"/>
+          <w:color w:val="008080"/>
+          <w:sz w:val="20"/>
+        </w:rPr>
+        <w:t>新问题：药水的大小和二代的药水们不匹配</w:t>
+      </w:r>
+      <w:r>
+        <w:rPr>
+          <w:color w:val="008080"/>
+          <w:sz w:val="20"/>
+        </w:rPr>
+        <w:br/>
+        <w:t>0.7.3 同版修正：按可见瓶身裁边并等比适配原版80像素大小，保留模板配色和轮廓，待游戏实测。</w:t>
+      </w:r>
+    </w:p>
+    <w:p>
+      <w:pPr>
+        <w:rPr>
+          <w:noProof/>
+        </w:rPr>
+      </w:pPr>
       <w:r>
         <w:rPr>
           <w:rFonts w:hint="eastAsia"/>
           <w:noProof/>
         </w:rPr>
-        <w:t>，如果是原版一代的图标但是二代没有的，你应该能直接找到一代源代码里的那个图片用。</w:t>
-      </w:r>
-      <w:r>
-        <w:rPr>
-          <w:color w:val="008080"/>
-          <w:sz w:val="20"/>
-        </w:rPr>
-        <w:br/>
-        <w:t>进度 0.6.23 部分完成，待游戏实测。StrikeUpPower、MetallicizePower、PhantasmalPower、RestoreStrengthPower、MantraPower 已按一代对应原版能力的图集区域直接导出，保留原像素，替换圣徽占位图；来源与区域已登记到现有资源清单。剩余可见占位见第4项。</w:t>
-      </w:r>
-      <w:r>
-        <w:rPr>
-          <w:color w:val="008080"/>
-          <w:sz w:val="20"/>
-        </w:rPr>
-        <w:br/>
-        <w:t>进度 0.6.24：纸飞机能力已补上一代源码实际使用的通用图标；已核对 BaseLib 图标接口与现有资源路径。此项现有源图均已接入，神格的独立能力图标仍待选图，不能标为全部完成。</w:t>
-      </w:r>
-      <w:r>
-        <w:rPr>
-          <w:color w:val="008080"/>
-          <w:sz w:val="20"/>
-        </w:rPr>
-        <w:br/>
-        <w:t>作者决定：纸飞机尚未实装，无需继续处理；神格图标暂缓。其余现有源图已接入，待游戏验收。</w:t>
-      </w:r>
-    </w:p>
-    <w:p>
-      <w:pPr>
-        <w:rPr>
-          <w:noProof/>
-        </w:rPr>
-      </w:pPr>
+        <w:t>25.驭血魔法</w:t>
+      </w:r>
       <w:r>
         <w:rPr>
           <w:rFonts w:hint="eastAsia"/>
           <w:noProof/>
         </w:rPr>
-        <w:t>26.咏唱谜题时现在给的能力</w:t>
-      </w:r>
+        <w:t>效果和文本和excel对齐</w:t>
+      </w:r>
+    </w:p>
+    <w:p>
+      <w:pPr>
+        <w:rPr>
+          <w:noProof/>
+        </w:rPr>
+      </w:pPr>
       <w:r>
         <w:rPr>
           <w:rFonts w:hint="eastAsia"/>
           <w:noProof/>
         </w:rPr>
-        <w:t>不太对</w:t>
+        <w:t>26.魔具暗黑龙的角的能量</w:t>
       </w:r>
       <w:r>
         <w:rPr>
           <w:rFonts w:hint="eastAsia"/>
           <w:noProof/>
         </w:rPr>
-        <w:t>，</w:t>
+        <w:t>，和运筹帷幄和风鸟花月</w:t>
       </w:r>
       <w:r>
         <w:rPr>
           <w:rFonts w:hint="eastAsia"/>
           <w:noProof/>
         </w:rPr>
-        <w:t>应该是三个不一样的，</w:t>
-      </w:r>
-      <w:r>
+        <w:t>显示应该是图标，查看模组中任何其他的东西是否有同样错误</w:t>
+      </w:r>
+      <w:r>
+        <w:rPr>
+          <w:color w:val="008080"/>
+          <w:sz w:val="20"/>
+        </w:rPr>
+        <w:br/>
+        <w:t>0.7.3 同版修正：统一上述因子、魔具及其他卡牌、能力、遗物的具体能量收益图标，待游戏实测。</w:t>
+      </w:r>
+    </w:p>
+    <w:p>
+      <w:pPr>
         <w:rPr>
           <w:rFonts w:hint="eastAsia"/>
           <w:noProof/>
         </w:rPr>
-        <w:t>一代是抽牌堆对应能力!!</w:t>
-      </w:r>
+      </w:pPr>
       <w:r>
         <w:rPr>
           <w:rFonts w:hint="eastAsia"/>
           <w:noProof/>
         </w:rPr>
-        <w:t>?</w:t>
-      </w:r>
-      <w:r>
-        <w:rPr>
-          <w:rFonts w:hint="eastAsia"/>
-          <w:noProof/>
-        </w:rPr>
-        <w:t>：</w:t>
-      </w:r>
-      <w:r>
-        <w:rPr>
-          <w:noProof/>
-        </w:rPr>
-        <w:t>…</w:t>
-      </w:r>
-      <w:r>
-        <w:rPr>
-          <w:rFonts w:hint="eastAsia"/>
-          <w:noProof/>
-        </w:rPr>
-        <w:t>芙莉莲</w:t>
-      </w:r>
-      <w:r>
-        <w:rPr>
-          <w:noProof/>
-        </w:rPr>
-        <w:t>…</w:t>
-      </w:r>
-      <w:r>
-        <w:rPr>
-          <w:rFonts w:hint="eastAsia"/>
-          <w:noProof/>
-        </w:rPr>
-        <w:t xml:space="preserve"> 手牌对应能力</w:t>
-      </w:r>
-      <w:r>
-        <w:rPr>
-          <w:rFonts w:hint="eastAsia"/>
-          <w:noProof/>
-        </w:rPr>
-        <w:t>?!?</w:t>
-      </w:r>
-      <w:r>
-        <w:rPr>
-          <w:rFonts w:hint="eastAsia"/>
-          <w:noProof/>
-        </w:rPr>
-        <w:t>：</w:t>
-      </w:r>
-      <w:r>
-        <w:rPr>
-          <w:noProof/>
-        </w:rPr>
-        <w:t>…</w:t>
-      </w:r>
-      <w:r>
-        <w:rPr>
-          <w:rFonts w:hint="eastAsia"/>
-          <w:noProof/>
-        </w:rPr>
-        <w:t>消灭</w:t>
-      </w:r>
-      <w:r>
-        <w:rPr>
-          <w:noProof/>
-        </w:rPr>
-        <w:t>…</w:t>
-      </w:r>
-      <w:r>
-        <w:rPr>
-          <w:rFonts w:hint="eastAsia"/>
-          <w:noProof/>
-        </w:rPr>
-        <w:t>弃牌堆对应能力</w:t>
-      </w:r>
-      <w:r>
-        <w:rPr>
-          <w:rFonts w:hint="eastAsia"/>
-          <w:noProof/>
-        </w:rPr>
-        <w:t>??!</w:t>
-      </w:r>
-      <w:r>
-        <w:rPr>
-          <w:rFonts w:hint="eastAsia"/>
-          <w:noProof/>
-        </w:rPr>
-        <w:t>：</w:t>
-      </w:r>
-      <w:r>
-        <w:rPr>
-          <w:noProof/>
-        </w:rPr>
-        <w:t>…</w:t>
-      </w:r>
-      <w:r>
-        <w:rPr>
-          <w:rFonts w:hint="eastAsia"/>
-          <w:noProof/>
-        </w:rPr>
-        <w:t>怪物</w:t>
-      </w:r>
-      <w:r>
-        <w:rPr>
-          <w:noProof/>
-        </w:rPr>
-        <w:t>…</w:t>
-      </w:r>
-      <w:r>
-        <w:rPr>
-          <w:rFonts w:hint="eastAsia"/>
-          <w:noProof/>
-        </w:rPr>
-        <w:t>，图标也要参考一代的；还有二代新增一个提示吧，一旦咏唱</w:t>
-      </w:r>
-      <w:r>
-        <w:rPr>
-          <w:rFonts w:hint="eastAsia"/>
-          <w:noProof/>
-        </w:rPr>
-        <w:t>谜题时情况不对</w:t>
-      </w:r>
-      <w:r>
-        <w:rPr>
-          <w:rFonts w:hint="eastAsia"/>
-          <w:noProof/>
-        </w:rPr>
-        <w:t>（比如因子被插到错误的槽位，或者用错误的顺序咏唱），角色应该有提示文本：这好像不太对</w:t>
-      </w:r>
-      <w:r>
-        <w:rPr>
-          <w:noProof/>
-        </w:rPr>
-        <w:t>…</w:t>
-      </w:r>
-      <w:r>
-        <w:rPr>
-          <w:rFonts w:hint="eastAsia"/>
-          <w:noProof/>
-        </w:rPr>
-        <w:t xml:space="preserve">  （</w:t>
-      </w:r>
-      <w:r>
-        <w:rPr>
-          <w:rFonts w:hint="eastAsia"/>
-          <w:noProof/>
-        </w:rPr>
-        <w:t>如果槽位就安装错了不能给能力，直接提示文本</w:t>
-      </w:r>
-      <w:r>
-        <w:rPr>
-          <w:rFonts w:hint="eastAsia"/>
-          <w:noProof/>
-        </w:rPr>
-        <w:t>。</w:t>
-      </w:r>
-      <w:r>
-        <w:rPr>
-          <w:rFonts w:hint="eastAsia"/>
-          <w:noProof/>
-        </w:rPr>
-        <w:t>如果是槽位安装正确，但是咏唱顺序错误，能力</w:t>
-      </w:r>
-      <w:r>
-        <w:rPr>
-          <w:rFonts w:hint="eastAsia"/>
-          <w:noProof/>
-        </w:rPr>
-        <w:t>也</w:t>
-      </w:r>
-      <w:r>
-        <w:rPr>
-          <w:rFonts w:hint="eastAsia"/>
-          <w:noProof/>
-        </w:rPr>
-        <w:t>是</w:t>
-      </w:r>
-      <w:r>
-        <w:rPr>
-          <w:rFonts w:hint="eastAsia"/>
-          <w:noProof/>
-        </w:rPr>
-        <w:t>要</w:t>
-      </w:r>
-      <w:r>
-        <w:rPr>
-          <w:rFonts w:hint="eastAsia"/>
-          <w:noProof/>
-        </w:rPr>
-        <w:t>给的，这样玩家可以通过能力描述的顺序来知道自己是否咏唱正确，只不过这个回合就不可能正确咏唱了，只能等下个回合能力消失时重新咏唱一遍。</w:t>
-      </w:r>
-      <w:r>
-        <w:rPr>
-          <w:rFonts w:hint="eastAsia"/>
-          <w:noProof/>
-        </w:rPr>
-        <w:t>还有这个咏唱时的问号是多余的</w:t>
-      </w:r>
-      <w:r>
-        <w:rPr>
-          <w:color w:val="008080"/>
-          <w:sz w:val="20"/>
-        </w:rPr>
-        <w:br/>
-        <w:t>进度 0.6.20 已修复，待游戏实测。谜题使用三个独立能力及一代原图标，按实际获得先后保留线索；槽位错误只显示原生角色气泡“这好像不太对…”，不给能力。槽位正确但错序时仍给对应能力，本回合无法重新完成；回合结束清除能力与失败状态。保留正确集齐后立即击杀，移除咏唱正文下方多余符号。26项结算及中英文90种呈现场景检查通过。</w:t>
-      </w:r>
-    </w:p>
-    <w:p>
-      <w:pPr>
-        <w:rPr>
-          <w:noProof/>
-        </w:rPr>
-      </w:pPr>
-      <w:r>
-        <w:rPr>
-          <w:noProof/>
-        </w:rPr>
-        <w:lastRenderedPageBreak/>
-        <w:drawing>
-          <wp:inline distT="0" distB="0" distL="0" distR="0" wp14:anchorId="1433A5F2" wp14:editId="2EEBBBA2">
-            <wp:extent cx="3263705" cy="3928290"/>
-            <wp:effectExtent l="0" t="0" r="0" b="0"/>
-            <wp:docPr id="596579926" name="图片 1"/>
-            <wp:cNvGraphicFramePr>
-              <a:graphicFrameLocks xmlns:a="http://schemas.openxmlformats.org/drawingml/2006/main" noChangeAspect="1"/>
-            </wp:cNvGraphicFramePr>
-            <a:graphic xmlns:a="http://schemas.openxmlformats.org/drawingml/2006/main">
-              <a:graphicData uri="http://schemas.openxmlformats.org/drawingml/2006/picture">
-                <pic:pic xmlns:pic="http://schemas.openxmlformats.org/drawingml/2006/picture">
-                  <pic:nvPicPr>
-                    <pic:cNvPr id="596579926" name=""/>
-                    <pic:cNvPicPr/>
-                  </pic:nvPicPr>
-                  <pic:blipFill>
-                    <a:blip r:embed="rId8"/>
-                    <a:stretch>
-                      <a:fillRect/>
-                    </a:stretch>
-                  </pic:blipFill>
-                  <pic:spPr>
-                    <a:xfrm>
-                      <a:off x="0" y="0"/>
-                      <a:ext cx="3267108" cy="3932387"/>
-                    </a:xfrm>
-                    <a:prstGeom prst="rect">
-                      <a:avLst/>
-                    </a:prstGeom>
-                  </pic:spPr>
-                </pic:pic>
-              </a:graphicData>
-            </a:graphic>
-          </wp:inline>
-        </w:drawing>
-      </w:r>
-    </w:p>
-    <w:p>
-      <w:pPr>
-        <w:rPr>
-          <w:noProof/>
-        </w:rPr>
-      </w:pPr>
+        <w:t>27.因子大魔法师的余裕的能力要和我excel里改的一样，把本回合改成可延续的效果，文本也改成excel里的。</w:t>
+      </w:r>
     </w:p>
     <w:p>
       <w:pPr>
         <w:widowControl/>
         <w:rPr>
-          <w:color w:val="16738A"/>
-          <w:sz w:val="20"/>
-        </w:rPr>
-      </w:pPr>
-      <w:r>
-        <w:t>27.战后应随机掉落魔法因子和魔具，参考一代掉落逻辑。</w:t>
-      </w:r>
-      <w:r>
-        <w:rPr>
-          <w:color w:val="16738A"/>
-          <w:sz w:val="20"/>
-        </w:rPr>
-        <w:br/>
-        <w:t>进度 0.6.5：已恢复混合三选一，普通／事件40%、精英70%，未掉落加10、掉落减10个百分点。按作者确认，普通候选稀有度修正减20，最低-40，稀有重置+5。复用原生奖励、入库动画与存档，待游戏实测。</w:t>
-      </w:r>
-    </w:p>
-    <w:p>
-      <w:pPr>
-        <w:widowControl/>
-        <w:rPr>
-          <w:color w:val="008080"/>
+          <w:color w:val="000000" w:themeColor="text1"/>
           <w:sz w:val="20"/>
         </w:rPr>
       </w:pPr>
@@ -810,7 +441,7 @@
           <w:color w:val="000000" w:themeColor="text1"/>
           <w:sz w:val="20"/>
         </w:rPr>
-        <w:t>28.盲盒右键点击的特效能不能参考一下一代的，现在就是因子瞬间出现有点奇怪</w:t>
+        <w:t>28：</w:t>
       </w:r>
       <w:r>
         <w:rPr>
@@ -818,91 +449,8 @@
           <w:color w:val="000000" w:themeColor="text1"/>
           <w:sz w:val="20"/>
         </w:rPr>
-        <w:t>。玩家都没注意到</w:t>
-      </w:r>
-      <w:r>
-        <w:rPr>
-          <w:color w:val="008080"/>
-          <w:sz w:val="20"/>
-        </w:rPr>
-        <w:br/>
-      </w:r>
-      <w:r>
-        <w:rPr>
-          <w:rFonts w:hint="eastAsia"/>
-          <w:color w:val="008080"/>
-          <w:sz w:val="20"/>
-        </w:rPr>
-        <w:t>有问题：我这里所有加入牌组的因子和魔具依然没有飞行特效，其他魔具暂时没看到问题，还是盲盒的新加入的因子不明显，能看一代怎么做的吗。</w:t>
-      </w:r>
-      <w:r>
-        <w:rPr>
-          <w:color w:val="008080"/>
-          <w:sz w:val="20"/>
-        </w:rPr>
-        <w:t>进度 0.6.15：已按一代新因子 superFlash 补上原生卡牌闪光。魔具本体闪绿光并消失后，新因子展示1.2秒，再使用原版飞入及拖尾；相关交互和退出清理检查通过。已修复，待游戏实测。</w:t>
-      </w:r>
-      <w:r>
-        <w:rPr>
-          <w:color w:val="008080"/>
-          <w:sz w:val="20"/>
-        </w:rPr>
-        <w:br/>
-      </w:r>
-      <w:r>
-        <w:rPr>
-          <w:rFonts w:hint="eastAsia"/>
-          <w:color w:val="008080"/>
-          <w:sz w:val="20"/>
-        </w:rPr>
-        <w:t>已检查，新需求：盲盒的加入动画能否和一代一样，不是从外面飞进牌组，你想一下，玩家使用盲盒的时候就已经在魔法牌组界面了，应该是从界面里能看到两个因子加入的，你听不懂的话就看看一代怎么做的。现在</w:t>
-      </w:r>
-      <w:r>
-        <w:rPr>
-          <w:color w:val="008080"/>
-          <w:sz w:val="20"/>
-        </w:rPr>
-        <w:t>进度 0.6.18 已修复，待游戏实测。查明真实 GlobalUi 初始化时移动动画层触发退出清理，导致监听解绑；改为层级确定后绑定。已在原生奖励列表、领完奖励等待前进及地图层级验证魔具绿光、新因子展示和原版飞入；奖励、商店等通用获取入口共用此修复。</w:t>
-      </w:r>
-      <w:r>
-        <w:rPr>
-          <w:color w:val="008080"/>
-          <w:sz w:val="20"/>
-        </w:rPr>
-        <w:br/>
-      </w:r>
-      <w:r>
-        <w:rPr>
-          <w:rFonts w:hint="eastAsia"/>
-          <w:color w:val="008080"/>
-          <w:sz w:val="20"/>
-        </w:rPr>
-        <w:t>已验收，盲盒生成的因子的提示蓝光的持续时间更短一些</w:t>
-      </w:r>
-      <w:r>
-        <w:rPr>
-          <w:color w:val="008080"/>
-          <w:sz w:val="20"/>
-        </w:rPr>
-        <w:t>进度 0.6.21 已按新增要求调整，待游戏实测。魔法书内的新因子直接在实际库存中逐个闪光，并自动滚入可见区域；不再从书内飞回右上角图标。消耗阶段保留原卡位，完成后再刷新库存。书外奖励继续使用原版飞入。</w:t>
-      </w:r>
-      <w:r>
-        <w:rPr>
-          <w:color w:val="008080"/>
-          <w:sz w:val="20"/>
-        </w:rPr>
-        <w:br/>
-        <w:t>进度 0.6.27 已按新增要求缩短蓝光，待游戏实测。魔法书内每个新因子闪光约0.5秒后主动清除残留高亮；原版绿光、消耗、书外飞入及交互检查通过。</w:t>
-      </w:r>
-    </w:p>
-    <w:p>
-      <w:pPr>
-        <w:widowControl/>
-        <w:rPr>
-          <w:color w:val="000000" w:themeColor="text1"/>
-          <w:sz w:val="20"/>
-        </w:rPr>
-      </w:pPr>
+        <w:t>因子省吃俭用也和excel里改的一样，变成把那个魔力回手，而非消耗，能力一样要改。</w:t>
+      </w:r>
     </w:p>
     <w:p>
       <w:pPr>
@@ -918,71 +466,18 @@
           <w:color w:val="000000" w:themeColor="text1"/>
           <w:sz w:val="20"/>
         </w:rPr>
-        <w:t>29.魔具界面因子能稍微放大一点吗？，还是一行五个，现在空太多了</w:t>
-      </w:r>
-      <w:r>
-        <w:rPr>
-          <w:color w:val="008080"/>
-          <w:sz w:val="20"/>
-        </w:rPr>
-        <w:br/>
-      </w:r>
-      <w:r>
-        <w:rPr>
-          <w:rFonts w:hint="eastAsia"/>
-          <w:color w:val="008080"/>
-          <w:sz w:val="20"/>
-        </w:rPr>
-        <w:t>10月22:依然</w:t>
-      </w:r>
-      <w:r>
-        <w:rPr>
-          <w:rFonts w:hint="eastAsia"/>
-          <w:color w:val="008080"/>
-          <w:sz w:val="20"/>
-        </w:rPr>
-        <w:t>要改进：再放大一些些。</w:t>
-      </w:r>
-      <w:r>
-        <w:rPr>
-          <w:color w:val="008080"/>
-          <w:sz w:val="20"/>
-        </w:rPr>
-        <w:t>进度 0.6.15：已放大，待游戏实测。已装载卡面放大约11%，库存卡面约7%；仍为五列，滚动后保留三行库存。多分辨率、边缘悬停与实际右键检查通过。</w:t>
-      </w:r>
-      <w:r>
-        <w:rPr>
-          <w:color w:val="008080"/>
-          <w:sz w:val="20"/>
-        </w:rPr>
-        <w:br/>
-        <w:t>进度 0.6.22 已继续放大，待游戏实测。库存卡面再放大约6%，已装载因子再放大约3%；同步调整行高、滚动区高度及底部提示位置。仍为五列，滚动后完整显示三行实际卡面。边缘悬停、多分辨率、真实右键和取消等14项界面检查通过。</w:t>
+        <w:t>29.神格的特效能搬过来吗，从一代观者或者二代观者mod里搬，如果做不到的话就只把能力图标抄过来就行，如果他们没有能力图表就自己做一个真言图标的变色版本。</w:t>
       </w:r>
     </w:p>
     <w:p>
       <w:pPr>
         <w:widowControl/>
-        <w:rPr>
-          <w:color w:val="008080"/>
-          <w:sz w:val="20"/>
-        </w:rPr>
-      </w:pPr>
-      <w:r>
         <w:rPr>
           <w:rFonts w:hint="eastAsia"/>
           <w:color w:val="000000" w:themeColor="text1"/>
           <w:sz w:val="20"/>
         </w:rPr>
-        <w:t>32.游玩其他角色，比如原版角色遇到万花筒遗物或者其他事件时，有可能会出现芙莉莲的卡牌，先全部不要让别的角色有手段加入芙莉莲的卡牌，应该是有手段能一次屏蔽的</w:t>
-      </w:r>
-      <w:r>
-        <w:rPr>
-          <w:color w:val="008080"/>
-          <w:sz w:val="20"/>
-        </w:rPr>
-        <w:br/>
-        <w:t>进度 0.6.15：已修复，待游戏实测。在万花筒与棱彩宝石抽取候选池前排除芙莉莲，并统一过滤其他角色的奖励、战斗生成和变化候选；不删除注册模型，保留芙莉莲自身与百科。原版万花筒连续20次、混合奖励、战斗生成及变化入口检查通过。</w:t>
-      </w:r>
+      </w:pPr>
     </w:p>
     <w:p>
       <w:pPr>
@@ -1042,7 +537,13 @@
         <w:rPr>
           <w:rFonts w:ascii="宋体" w:eastAsia="宋体" w:hAnsi="宋体" w:hint="eastAsia"/>
         </w:rPr>
-        <w:t>3.能力图标等图片</w:t>
+        <w:t>3.</w:t>
+      </w:r>
+      <w:r>
+        <w:rPr>
+          <w:rFonts w:ascii="宋体" w:eastAsia="宋体" w:hAnsi="宋体" w:hint="eastAsia"/>
+        </w:rPr>
+        <w:t>人物选择时的图片</w:t>
       </w:r>
     </w:p>
     <w:p>
@@ -1137,6 +638,32 @@
           <w:rFonts w:ascii="宋体" w:eastAsia="宋体" w:hAnsi="宋体" w:hint="eastAsia"/>
         </w:rPr>
         <w:t>7.视觉攻击魔法特效，谜题特效</w:t>
+      </w:r>
+    </w:p>
+    <w:p>
+      <w:pPr>
+        <w:rPr>
+          <w:rFonts w:ascii="宋体" w:eastAsia="宋体" w:hAnsi="宋体"/>
+        </w:rPr>
+      </w:pPr>
+      <w:r>
+        <w:rPr>
+          <w:rFonts w:ascii="宋体" w:eastAsia="宋体" w:hAnsi="宋体" w:hint="eastAsia"/>
+        </w:rPr>
+        <w:t>8.事件的图片大小。</w:t>
+      </w:r>
+    </w:p>
+    <w:p>
+      <w:pPr>
+        <w:rPr>
+          <w:rFonts w:ascii="宋体" w:eastAsia="宋体" w:hAnsi="宋体" w:hint="eastAsia"/>
+        </w:rPr>
+      </w:pPr>
+      <w:r>
+        <w:rPr>
+          <w:rFonts w:ascii="宋体" w:eastAsia="宋体" w:hAnsi="宋体" w:hint="eastAsia"/>
+        </w:rPr>
+        <w:t>9.</w:t>
       </w:r>
     </w:p>
     <w:p>
@@ -1232,22 +759,46 @@
     </w:p>
     <w:p>
       <w:pPr>
-        <w:rPr>
-          <w:rFonts w:ascii="宋体" w:eastAsia="宋体" w:hAnsi="宋体"/>
-        </w:rPr>
-      </w:pPr>
-      <w:r>
-        <w:rPr>
-          <w:rFonts w:ascii="宋体" w:eastAsia="宋体" w:hAnsi="宋体" w:hint="eastAsia"/>
-        </w:rPr>
-        <w:t>5.欺骗魔族有点区</w:t>
+        <w:pStyle w:val="a9"/>
+        <w:numPr>
+          <w:ilvl w:val="0"/>
+          <w:numId w:val="1"/>
+        </w:numPr>
+        <w:rPr>
+          <w:rFonts w:ascii="宋体" w:eastAsia="宋体" w:hAnsi="宋体"/>
+        </w:rPr>
+      </w:pPr>
+      <w:r>
+        <w:rPr>
+          <w:rFonts w:ascii="宋体" w:eastAsia="宋体" w:hAnsi="宋体" w:hint="eastAsia"/>
+        </w:rPr>
+        <w:t>欺骗魔族有点区</w:t>
+      </w:r>
+    </w:p>
+    <w:p>
+      <w:pPr>
+        <w:pStyle w:val="a9"/>
+        <w:numPr>
+          <w:ilvl w:val="0"/>
+          <w:numId w:val="1"/>
+        </w:numPr>
+        <w:rPr>
+          <w:rFonts w:ascii="宋体" w:eastAsia="宋体" w:hAnsi="宋体" w:hint="eastAsia"/>
+        </w:rPr>
+      </w:pPr>
+      <w:r>
+        <w:rPr>
+          <w:rFonts w:ascii="宋体" w:eastAsia="宋体" w:hAnsi="宋体" w:hint="eastAsia"/>
+        </w:rPr>
+        <w:lastRenderedPageBreak/>
+        <w:t>魔力壁垒</w:t>
       </w:r>
     </w:p>
     <w:p>
       <w:pPr>
         <w:pStyle w:val="1"/>
+        <w:pageBreakBefore/>
         <w:spacing w:before="240" w:after="120"/>
-        <w:pageBreakBefore/>
       </w:pPr>
       <w:r>
         <w:rPr>

--- a/TODOs.docx
+++ b/TODOs.docx
@@ -17,7 +17,7 @@
     </w:p>
     <w:p>
       <w:r>
-        <w:t>更新于 2026年10月24日 当前模组版本 0.7.3</w:t>
+        <w:t>更新于 2026年10月24日 当前模组版本 0.7.4</w:t>
       </w:r>
     </w:p>
     <w:p>
@@ -375,6 +375,14 @@
         </w:rPr>
         <w:t>效果和文本和excel对齐</w:t>
       </w:r>
+      <w:r>
+        <w:rPr>
+          <w:color w:val="008080"/>
+          <w:sz w:val="20"/>
+        </w:rPr>
+        <w:br/>
+        <w:t>0.7.4 已实装，待游戏实测。普通咏唱失去X点生命（标红），不消耗魔力，在对应牌堆生成X张魔力；精准与终极咏唱完全跳过。</w:t>
+      </w:r>
     </w:p>
     <w:p>
       <w:pPr>
@@ -426,6 +434,14 @@
         </w:rPr>
         <w:t>27.因子大魔法师的余裕的能力要和我excel里改的一样，把本回合改成可延续的效果，文本也改成excel里的。</w:t>
       </w:r>
+      <w:r>
+        <w:rPr>
+          <w:color w:val="008080"/>
+          <w:sz w:val="20"/>
+        </w:rPr>
+        <w:br/>
+        <w:t>0.7.4 已修复，待游戏实测。卡面与能力移除本回合限制，未使用的免耗咏唱次数可跨回合保留。</w:t>
+      </w:r>
     </w:p>
     <w:p>
       <w:pPr>
@@ -451,6 +467,14 @@
         </w:rPr>
         <w:t>因子省吃俭用也和excel里改的一样，变成把那个魔力回手，而非消耗，能力一样要改。</w:t>
       </w:r>
+      <w:r>
+        <w:rPr>
+          <w:color w:val="008080"/>
+          <w:sz w:val="20"/>
+        </w:rPr>
+        <w:br/>
+        <w:t>0.7.4 已修复，待游戏实测。下2X次同调让魔力返回手牌；最后一层也生效，高密度魔力回手不触发消耗能量。</w:t>
+      </w:r>
     </w:p>
     <w:p>
       <w:pPr>
@@ -611,7 +635,15 @@
         <w:rPr>
           <w:rFonts w:ascii="宋体" w:eastAsia="宋体" w:hAnsi="宋体" w:hint="eastAsia"/>
         </w:rPr>
-        <w:t>5.BloodSpell：不消耗魔力，作为代价失去 X 点生命。作者于 2026年10月20日决定暂不实装，保留待办；本批不改动现有实现。</w:t>
+        <w:t>5.BloodSpell：按2026年10月24日最新确认于0.7.4实装，详见Bug25；此前暂缓决定已被替代，待游戏实测。</w:t>
+      </w:r>
+      <w:r>
+        <w:rPr>
+          <w:color w:val="008080"/>
+          <w:sz w:val="20"/>
+        </w:rPr>
+        <w:br/>
+        <w:t/>
       </w:r>
     </w:p>
     <w:p>
@@ -909,7 +941,15 @@
     </w:p>
     <w:p>
       <w:r>
-        <w:t>卡名表现共137条，保留 ID、二代中文名、二代英文名、卡面效果（中文）四列，并同步本地化与索引。0.7.2补入应急食物、捕鸟魔法；0.7.3补入颠倒。BloodSpell新规则仍暂不实装；卡名登记不代表 Bug 1、5 的全部中文文本已对齐。</w:t>
+        <w:t>卡名表共137条，保留ID、二代中文名、二代英文名、卡面效果（中文）四列。0.7.4已同步本次3处因子规则及检索索引；BloodSpell按Bug25最新确认实装，待游戏实测。</w:t>
+      </w:r>
+      <w:r>
+        <w:rPr>
+          <w:color w:val="008080"/>
+          <w:sz w:val="20"/>
+        </w:rPr>
+        <w:br/>
+        <w:t/>
       </w:r>
     </w:p>
     <w:p>

--- a/TODOs.docx
+++ b/TODOs.docx
@@ -17,7 +17,7 @@
     </w:p>
     <w:p>
       <w:r>
-        <w:t>更新于 2026年10月24日 当前模组版本 0.7.4</w:t>
+        <w:t>更新于 2026年10月24日 当前模组版本 0.7.5</w:t>
       </w:r>
     </w:p>
     <w:p>
@@ -208,6 +208,14 @@
         </w:rPr>
         <w:br/>
         <w:t>补充核对 0.6.24：PaperPlaneSpellPower 在当前一代素材中没有专用图片；一代源码会回退到 AccelerateFlowPower 的通用图标，本版已恢复这一实际使用方式。纸飞机卡目前仍为隐藏停用内容。神格在一代是 DivinityStance 姿态，无对应能力图标；DivinityPower 继续保留待补。其他已移植能力均已接入现有原图，隐藏的 PuzzlePower 不作为正式缺图统计。</w:t>
+      </w:r>
+      <w:r>
+        <w:rPr>
+          <w:color w:val="008080"/>
+          <w:sz w:val="20"/>
+        </w:rPr>
+        <w:br/>
+        <w:t>0.7.5：已补入二代观者的神格专用图标及特效，取代圣徽占位。纸飞机仍为隐藏停用内容。</w:t>
       </w:r>
     </w:p>
     <w:p>
@@ -491,6 +499,14 @@
           <w:sz w:val="20"/>
         </w:rPr>
         <w:t>29.神格的特效能搬过来吗，从一代观者或者二代观者mod里搬，如果做不到的话就只把能力图标抄过来就行，如果他们没有能力图表就自己做一个真言图标的变色版本。</w:t>
+      </w:r>
+      <w:r>
+        <w:rPr>
+          <w:color w:val="008080"/>
+          <w:sz w:val="20"/>
+        </w:rPr>
+        <w:br/>
+        <w:t>0.7.5 已移植，待游戏实测。复用二代观者神格眼睛光环、紫色光效、进入爆发与音效，采用专用神格图标；下回合、能力移除和离场清理，战斗恢复不重复爆发。</w:t>
       </w:r>
     </w:p>
     <w:p>

--- a/TODOs.docx
+++ b/TODOs.docx
@@ -47,7 +47,7 @@
     <w:p>
       <w:pPr>
         <w:rPr>
-          <w:rFonts w:ascii="宋体" w:eastAsia="宋体" w:hAnsi="宋体" w:hint="eastAsia"/>
+          <w:rFonts w:ascii="宋体" w:eastAsia="宋体" w:hAnsi="宋体"/>
         </w:rPr>
       </w:pPr>
       <w:r>
@@ -199,15 +199,14 @@
           <w:sz w:val="20"/>
         </w:rPr>
         <w:br/>
-        <w:t>进度 0.6.23 资源清点：能力图标文件均存在，已补齐5个一代原版能力图标。仍用圣徽占位的可见能力为 DivinityPower、PaperPlanePower，待正式图；PuzzlePower 已隐藏，仅为顺序状态兼容模型。卡图清单中仍借用 FinalChant 的 PaperPlaneSpell 为隐藏废弃模型；篝火和角色头像的风格替换继续按第2项处理。</w:t>
-      </w:r>
-      <w:r>
-        <w:rPr>
-          <w:color w:val="008080"/>
-          <w:sz w:val="20"/>
-        </w:rPr>
-        <w:br/>
-        <w:t>补充核对 0.6.24：PaperPlaneSpellPower 在当前一代素材中没有专用图片；一代源码会回退到 AccelerateFlowPower 的通用图标，本版已恢复这一实际使用方式。纸飞机卡目前仍为隐藏停用内容。神格在一代是 DivinityStance 姿态，无对应能力图标；DivinityPower 继续保留待补。其他已移植能力均已接入现有原图，隐藏的 PuzzlePower 不作为正式缺图统计。</w:t>
+      </w:r>
+      <w:r>
+        <w:rPr>
+          <w:rFonts w:hint="eastAsia"/>
+          <w:color w:val="008080"/>
+          <w:sz w:val="20"/>
+        </w:rPr>
+        <w:t>新问题：查询谜题能力是否有</w:t>
       </w:r>
       <w:r>
         <w:rPr>
@@ -226,9 +225,6 @@
         </w:rPr>
       </w:pPr>
       <w:r>
-        <w:rPr>
-          <w:rFonts w:ascii="宋体" w:eastAsia="宋体" w:hAnsi="宋体" w:hint="eastAsia"/>
-        </w:rPr>
         <w:t>5.魔具的稀有度应该是紫色的，和一代一样</w:t>
       </w:r>
       <w:r>
@@ -237,7 +233,7 @@
           <w:sz w:val="20"/>
         </w:rPr>
         <w:br/>
-        <w:t>0.7.3 同版修正：使用原生紫色事件稀有度，待游戏实测。</w:t>
+        <w:t>0.7.5 同版修正：修复误用绿色事件材质，八种魔具使用实际紫色横幅、插画边框、类型牌匾及标题描边。神奇妙妙工具文案按已保存Excel统一为交换槽位，结算规则一致。待游戏实测。</w:t>
       </w:r>
     </w:p>
     <w:p>
@@ -272,7 +268,7 @@
       <w:pPr>
         <w:keepLines/>
         <w:rPr>
-          <w:rFonts w:ascii="宋体" w:eastAsia="宋体" w:hAnsi="宋体" w:hint="eastAsia"/>
+          <w:rFonts w:ascii="宋体" w:eastAsia="宋体" w:hAnsi="宋体"/>
         </w:rPr>
       </w:pPr>
       <w:r>
@@ -329,37 +325,36 @@
           <w:rFonts w:hint="eastAsia"/>
           <w:noProof/>
         </w:rPr>
-        <w:t>24,药水的样子要有不同，你随机生成几个原版没有的样式吧，要好看点的，也可以参</w:t>
-      </w:r>
-      <w:r>
-        <w:rPr>
-          <w:rFonts w:hint="eastAsia"/>
-          <w:noProof/>
+        <w:t>24,药水的样子要有不同，你随机生成几个原版没有的样式吧，要好看点的，也可以参考1代模组的药水样式</w:t>
+      </w:r>
+      <w:r>
+        <w:rPr>
+          <w:color w:val="008080"/>
+          <w:sz w:val="20"/>
+        </w:rPr>
+        <w:br/>
+      </w:r>
+      <w:r>
+        <w:rPr>
+          <w:rFonts w:hint="eastAsia"/>
+          <w:color w:val="008080"/>
+          <w:sz w:val="20"/>
+        </w:rPr>
+        <w:t>新问题：药水的大小和二代的药水们不匹配</w:t>
+      </w:r>
+      <w:r>
+        <w:rPr>
+          <w:color w:val="008080"/>
+          <w:sz w:val="20"/>
+        </w:rPr>
+        <w:br/>
+      </w:r>
+      <w:r>
+        <w:rPr>
+          <w:color w:val="008080"/>
+          <w:sz w:val="20"/>
         </w:rPr>
         <w:lastRenderedPageBreak/>
-        <w:t>考1代模组的药水样式</w:t>
-      </w:r>
-      <w:r>
-        <w:rPr>
-          <w:color w:val="008080"/>
-          <w:sz w:val="20"/>
-        </w:rPr>
-        <w:br/>
-      </w:r>
-      <w:r>
-        <w:rPr>
-          <w:rFonts w:hint="eastAsia"/>
-          <w:color w:val="008080"/>
-          <w:sz w:val="20"/>
-        </w:rPr>
-        <w:t>新问题：药水的大小和二代的药水们不匹配</w:t>
-      </w:r>
-      <w:r>
-        <w:rPr>
-          <w:color w:val="008080"/>
-          <w:sz w:val="20"/>
-        </w:rPr>
-        <w:br/>
         <w:t>0.7.3 同版修正：按可见瓶身裁边并等比适配原版80像素大小，保留模板配色和轮廓，待游戏实测。</w:t>
       </w:r>
     </w:p>
@@ -431,7 +426,6 @@
     <w:p>
       <w:pPr>
         <w:rPr>
-          <w:rFonts w:hint="eastAsia"/>
           <w:noProof/>
         </w:rPr>
       </w:pPr>
@@ -481,14 +475,29 @@
           <w:sz w:val="20"/>
         </w:rPr>
         <w:br/>
-        <w:t>0.7.4 已修复，待游戏实测。下2X次同调让魔力返回手牌；最后一层也生效，高密度魔力回手不触发消耗能量。</w:t>
+        <w:t xml:space="preserve">0.7.4 </w:t>
+      </w:r>
+      <w:r>
+        <w:rPr>
+          <w:rFonts w:hint="eastAsia"/>
+          <w:color w:val="008080"/>
+          <w:sz w:val="20"/>
+        </w:rPr>
+        <w:t>注意：高密度魔法也要能正常触发，回复能量的，因为它也是魔力，</w:t>
+      </w:r>
+      <w:r>
+        <w:rPr>
+          <w:color w:val="008080"/>
+          <w:sz w:val="20"/>
+        </w:rPr>
+        <w:t>已修复，待游戏实测。下2X次同调让魔力返回手牌；最后一层也生效，高密度魔力回手不触发消耗能量。</w:t>
       </w:r>
     </w:p>
     <w:p>
       <w:pPr>
         <w:widowControl/>
         <w:rPr>
-          <w:color w:val="000000" w:themeColor="text1"/>
+          <w:color w:val="008080"/>
           <w:sz w:val="20"/>
         </w:rPr>
       </w:pPr>
@@ -518,6 +527,329 @@
           <w:sz w:val="20"/>
         </w:rPr>
       </w:pPr>
+      <w:r>
+        <w:rPr>
+          <w:rFonts w:hint="eastAsia"/>
+          <w:color w:val="000000" w:themeColor="text1"/>
+          <w:sz w:val="20"/>
+        </w:rPr>
+        <w:lastRenderedPageBreak/>
+        <w:t>30.宝箱怪的图片离血条有点远了， 把宝箱怪的图放下面点</w:t>
+      </w:r>
+      <w:r>
+        <w:rPr>
+          <w:noProof/>
+        </w:rPr>
+        <w:drawing>
+          <wp:inline distT="0" distB="0" distL="0" distR="0" wp14:anchorId="19BB4313" wp14:editId="6DD5A38B">
+            <wp:extent cx="5274310" cy="3747770"/>
+            <wp:effectExtent l="0" t="0" r="2540" b="5080"/>
+            <wp:docPr id="1626937886" name="图片 1"/>
+            <wp:cNvGraphicFramePr>
+              <a:graphicFrameLocks xmlns:a="http://schemas.openxmlformats.org/drawingml/2006/main" noChangeAspect="1"/>
+            </wp:cNvGraphicFramePr>
+            <a:graphic xmlns:a="http://schemas.openxmlformats.org/drawingml/2006/main">
+              <a:graphicData uri="http://schemas.openxmlformats.org/drawingml/2006/picture">
+                <pic:pic xmlns:pic="http://schemas.openxmlformats.org/drawingml/2006/picture">
+                  <pic:nvPicPr>
+                    <pic:cNvPr id="1626937886" name=""/>
+                    <pic:cNvPicPr/>
+                  </pic:nvPicPr>
+                  <pic:blipFill>
+                    <a:blip r:embed="rId5"/>
+                    <a:stretch>
+                      <a:fillRect/>
+                    </a:stretch>
+                  </pic:blipFill>
+                  <pic:spPr>
+                    <a:xfrm>
+                      <a:off x="0" y="0"/>
+                      <a:ext cx="5274310" cy="3747770"/>
+                    </a:xfrm>
+                    <a:prstGeom prst="rect">
+                      <a:avLst/>
+                    </a:prstGeom>
+                  </pic:spPr>
+                </pic:pic>
+              </a:graphicData>
+            </a:graphic>
+          </wp:inline>
+        </w:drawing>
+      </w:r>
+    </w:p>
+    <w:p>
+      <w:pPr>
+        <w:widowControl/>
+        <w:rPr>
+          <w:color w:val="000000" w:themeColor="text1"/>
+          <w:sz w:val="20"/>
+        </w:rPr>
+      </w:pPr>
+      <w:r>
+        <w:rPr>
+          <w:rFonts w:hint="eastAsia"/>
+          <w:color w:val="000000" w:themeColor="text1"/>
+          <w:sz w:val="20"/>
+        </w:rPr>
+        <w:t>31.宝箱怪在进入战斗后的三个问号生效时应该会有文本：嗝</w:t>
+      </w:r>
+    </w:p>
+    <w:p>
+      <w:pPr>
+        <w:widowControl/>
+        <w:rPr>
+          <w:color w:val="000000" w:themeColor="text1"/>
+          <w:sz w:val="20"/>
+        </w:rPr>
+      </w:pPr>
+      <w:r>
+        <w:rPr>
+          <w:rFonts w:hint="eastAsia"/>
+          <w:color w:val="000000" w:themeColor="text1"/>
+          <w:sz w:val="20"/>
+        </w:rPr>
+        <w:t>32.现在的事件图片都会被文本挡住，想想办法，还有图片</w:t>
+      </w:r>
+      <w:r>
+        <w:rPr>
+          <w:rFonts w:hint="eastAsia"/>
+          <w:color w:val="000000" w:themeColor="text1"/>
+          <w:sz w:val="20"/>
+        </w:rPr>
+        <w:t>不够大的时候两边会有黑边比较难看，想想办法，</w:t>
+      </w:r>
+    </w:p>
+    <w:p>
+      <w:pPr>
+        <w:widowControl/>
+        <w:rPr>
+          <w:color w:val="000000" w:themeColor="text1"/>
+          <w:sz w:val="20"/>
+        </w:rPr>
+      </w:pPr>
+      <w:r>
+        <w:rPr>
+          <w:noProof/>
+        </w:rPr>
+        <w:drawing>
+          <wp:inline distT="0" distB="0" distL="0" distR="0" wp14:anchorId="331F3337" wp14:editId="596267A4">
+            <wp:extent cx="5274310" cy="2769235"/>
+            <wp:effectExtent l="0" t="0" r="2540" b="0"/>
+            <wp:docPr id="500189782" name="图片 1"/>
+            <wp:cNvGraphicFramePr>
+              <a:graphicFrameLocks xmlns:a="http://schemas.openxmlformats.org/drawingml/2006/main" noChangeAspect="1"/>
+            </wp:cNvGraphicFramePr>
+            <a:graphic xmlns:a="http://schemas.openxmlformats.org/drawingml/2006/main">
+              <a:graphicData uri="http://schemas.openxmlformats.org/drawingml/2006/picture">
+                <pic:pic xmlns:pic="http://schemas.openxmlformats.org/drawingml/2006/picture">
+                  <pic:nvPicPr>
+                    <pic:cNvPr id="500189782" name=""/>
+                    <pic:cNvPicPr/>
+                  </pic:nvPicPr>
+                  <pic:blipFill>
+                    <a:blip r:embed="rId6"/>
+                    <a:stretch>
+                      <a:fillRect/>
+                    </a:stretch>
+                  </pic:blipFill>
+                  <pic:spPr>
+                    <a:xfrm>
+                      <a:off x="0" y="0"/>
+                      <a:ext cx="5274310" cy="2769235"/>
+                    </a:xfrm>
+                    <a:prstGeom prst="rect">
+                      <a:avLst/>
+                    </a:prstGeom>
+                  </pic:spPr>
+                </pic:pic>
+              </a:graphicData>
+            </a:graphic>
+          </wp:inline>
+        </w:drawing>
+      </w:r>
+    </w:p>
+    <w:p>
+      <w:pPr>
+        <w:widowControl/>
+        <w:rPr>
+          <w:color w:val="000000" w:themeColor="text1"/>
+          <w:sz w:val="20"/>
+        </w:rPr>
+      </w:pPr>
+      <w:r>
+        <w:rPr>
+          <w:rFonts w:hint="eastAsia"/>
+          <w:color w:val="000000" w:themeColor="text1"/>
+          <w:sz w:val="20"/>
+        </w:rPr>
+        <w:t>33.二代的模组事件文本没有加特效，你需要核查一代的原模组文本，把文本特效也复刻了</w:t>
+      </w:r>
+    </w:p>
+    <w:p>
+      <w:pPr>
+        <w:widowControl/>
+        <w:rPr>
+          <w:color w:val="000000" w:themeColor="text1"/>
+          <w:sz w:val="20"/>
+        </w:rPr>
+      </w:pPr>
+      <w:r>
+        <w:rPr>
+          <w:rFonts w:hint="eastAsia"/>
+          <w:color w:val="000000" w:themeColor="text1"/>
+          <w:sz w:val="20"/>
+        </w:rPr>
+        <w:t>34.有些衍生物卡牌的稀有度是稀有，也就是金色的，包括：辛美尔，自定义魔法，寿命论，后悔莫及。</w:t>
+      </w:r>
+    </w:p>
+    <w:p>
+      <w:pPr>
+        <w:widowControl/>
+        <w:rPr>
+          <w:color w:val="000000" w:themeColor="text1"/>
+          <w:sz w:val="20"/>
+        </w:rPr>
+      </w:pPr>
+      <w:r>
+        <w:rPr>
+          <w:rFonts w:hint="eastAsia"/>
+          <w:color w:val="000000" w:themeColor="text1"/>
+          <w:sz w:val="20"/>
+        </w:rPr>
+        <w:lastRenderedPageBreak/>
+        <w:t>35.</w:t>
+      </w:r>
+      <w:r>
+        <w:rPr>
+          <w:rFonts w:hint="eastAsia"/>
+          <w:color w:val="000000" w:themeColor="text1"/>
+          <w:sz w:val="20"/>
+        </w:rPr>
+        <w:t>我觉得</w:t>
+      </w:r>
+      <w:r>
+        <w:rPr>
+          <w:rFonts w:hint="eastAsia"/>
+          <w:color w:val="000000" w:themeColor="text1"/>
+          <w:sz w:val="20"/>
+        </w:rPr>
+        <w:t>捕鸟魔法需要加强，因为现在鸟类敌人太少了，但是捕鸟魔法的本意不能改，所以，</w:t>
+      </w:r>
+      <w:r>
+        <w:rPr>
+          <w:rFonts w:hint="eastAsia"/>
+          <w:color w:val="000000" w:themeColor="text1"/>
+          <w:sz w:val="20"/>
+        </w:rPr>
+        <w:t>我想把捕鸟魔法变成把一个鸟类敌人（邪教徒，多尼斯异鸟，猫头鹰法官）永久变成友方，在使用捕鸟魔法的那一场战斗中，被捕捉的敌人视为死亡。成为友方的鸟类敌人的血量不会恢复，它不能攻击，敌人会优先攻击它，就像奥提斯一样，但是捕鸟魔法只有一次使用机会，使用完了就会永久移除牌组。查询一下这个是否好实现，是否容易出现bug</w:t>
+      </w:r>
+    </w:p>
+    <w:p>
+      <w:pPr>
+        <w:widowControl/>
+        <w:rPr>
+          <w:color w:val="000000" w:themeColor="text1"/>
+          <w:sz w:val="20"/>
+        </w:rPr>
+      </w:pPr>
+      <w:r>
+        <w:rPr>
+          <w:rFonts w:hint="eastAsia"/>
+          <w:color w:val="000000" w:themeColor="text1"/>
+          <w:sz w:val="20"/>
+        </w:rPr>
+        <w:t>36.芙莉莲复制体的图片现在没什么压迫感，能不能还原动漫第一季的样子，让她有一种悬浮在空中的感觉。这个改动等所有之前搞完了再说。</w:t>
+      </w:r>
+    </w:p>
+    <w:p>
+      <w:pPr>
+        <w:widowControl/>
+        <w:rPr>
+          <w:rFonts w:hint="eastAsia"/>
+          <w:color w:val="000000" w:themeColor="text1"/>
+          <w:sz w:val="20"/>
+        </w:rPr>
+      </w:pPr>
+      <w:r>
+        <w:rPr>
+          <w:noProof/>
+        </w:rPr>
+        <w:drawing>
+          <wp:inline distT="0" distB="0" distL="0" distR="0" wp14:anchorId="766C4704" wp14:editId="32ED6555">
+            <wp:extent cx="2295525" cy="2314575"/>
+            <wp:effectExtent l="0" t="0" r="9525" b="9525"/>
+            <wp:docPr id="370934071" name="图片 1"/>
+            <wp:cNvGraphicFramePr>
+              <a:graphicFrameLocks xmlns:a="http://schemas.openxmlformats.org/drawingml/2006/main" noChangeAspect="1"/>
+            </wp:cNvGraphicFramePr>
+            <a:graphic xmlns:a="http://schemas.openxmlformats.org/drawingml/2006/main">
+              <a:graphicData uri="http://schemas.openxmlformats.org/drawingml/2006/picture">
+                <pic:pic xmlns:pic="http://schemas.openxmlformats.org/drawingml/2006/picture">
+                  <pic:nvPicPr>
+                    <pic:cNvPr id="370934071" name=""/>
+                    <pic:cNvPicPr/>
+                  </pic:nvPicPr>
+                  <pic:blipFill>
+                    <a:blip r:embed="rId7"/>
+                    <a:stretch>
+                      <a:fillRect/>
+                    </a:stretch>
+                  </pic:blipFill>
+                  <pic:spPr>
+                    <a:xfrm>
+                      <a:off x="0" y="0"/>
+                      <a:ext cx="2295525" cy="2314575"/>
+                    </a:xfrm>
+                    <a:prstGeom prst="rect">
+                      <a:avLst/>
+                    </a:prstGeom>
+                  </pic:spPr>
+                </pic:pic>
+              </a:graphicData>
+            </a:graphic>
+          </wp:inline>
+        </w:drawing>
+      </w:r>
+      <w:r>
+        <w:rPr>
+          <w:noProof/>
+        </w:rPr>
+        <w:drawing>
+          <wp:inline distT="0" distB="0" distL="0" distR="0" wp14:anchorId="71BE696B" wp14:editId="56EF9BD5">
+            <wp:extent cx="5274310" cy="2956560"/>
+            <wp:effectExtent l="0" t="0" r="2540" b="0"/>
+            <wp:docPr id="1665277059" name="图片 1"/>
+            <wp:cNvGraphicFramePr>
+              <a:graphicFrameLocks xmlns:a="http://schemas.openxmlformats.org/drawingml/2006/main" noChangeAspect="1"/>
+            </wp:cNvGraphicFramePr>
+            <a:graphic xmlns:a="http://schemas.openxmlformats.org/drawingml/2006/main">
+              <a:graphicData uri="http://schemas.openxmlformats.org/drawingml/2006/picture">
+                <pic:pic xmlns:pic="http://schemas.openxmlformats.org/drawingml/2006/picture">
+                  <pic:nvPicPr>
+                    <pic:cNvPr id="1665277059" name=""/>
+                    <pic:cNvPicPr/>
+                  </pic:nvPicPr>
+                  <pic:blipFill>
+                    <a:blip r:embed="rId8"/>
+                    <a:stretch>
+                      <a:fillRect/>
+                    </a:stretch>
+                  </pic:blipFill>
+                  <pic:spPr>
+                    <a:xfrm>
+                      <a:off x="0" y="0"/>
+                      <a:ext cx="5274310" cy="2956560"/>
+                    </a:xfrm>
+                    <a:prstGeom prst="rect">
+                      <a:avLst/>
+                    </a:prstGeom>
+                  </pic:spPr>
+                </pic:pic>
+              </a:graphicData>
+            </a:graphic>
+          </wp:inline>
+        </w:drawing>
+      </w:r>
     </w:p>
     <w:p>
       <w:pPr>
@@ -549,7 +881,7 @@
     <w:p>
       <w:pPr>
         <w:rPr>
-          <w:rFonts w:ascii="宋体" w:eastAsia="宋体" w:hAnsi="宋体"/>
+          <w:rFonts w:ascii="宋体" w:eastAsia="宋体" w:hAnsi="宋体" w:hint="eastAsia"/>
         </w:rPr>
       </w:pPr>
       <w:r>
@@ -564,7 +896,7 @@
           <w:sz w:val="20"/>
         </w:rPr>
         <w:br/>
-        <w:t>进度 0.7.1：已实现待验收。原版入口升级，每回合三个牌堆各加1张魔力。</w:t>
+        <w:t>进度 0.7.1：已实现待验收。原版入口升级，每回合三个牌堆各加1张魔力</w:t>
       </w:r>
     </w:p>
     <w:p>
@@ -596,6 +928,7 @@
         <w:rPr>
           <w:rFonts w:ascii="宋体" w:eastAsia="宋体" w:hAnsi="宋体" w:hint="eastAsia"/>
         </w:rPr>
+        <w:lastRenderedPageBreak/>
         <w:t>4.</w:t>
       </w:r>
       <w:r>
@@ -659,7 +992,6 @@
           <w:sz w:val="20"/>
         </w:rPr>
         <w:br/>
-        <w:t/>
       </w:r>
     </w:p>
     <w:p>
@@ -704,7 +1036,7 @@
     <w:p>
       <w:pPr>
         <w:rPr>
-          <w:rFonts w:ascii="宋体" w:eastAsia="宋体" w:hAnsi="宋体" w:hint="eastAsia"/>
+          <w:rFonts w:ascii="宋体" w:eastAsia="宋体" w:hAnsi="宋体"/>
         </w:rPr>
       </w:pPr>
       <w:r>
@@ -712,6 +1044,19 @@
           <w:rFonts w:ascii="宋体" w:eastAsia="宋体" w:hAnsi="宋体" w:hint="eastAsia"/>
         </w:rPr>
         <w:t>9.</w:t>
+      </w:r>
+    </w:p>
+    <w:p>
+      <w:pPr>
+        <w:rPr>
+          <w:rFonts w:ascii="宋体" w:eastAsia="宋体" w:hAnsi="宋体" w:hint="eastAsia"/>
+        </w:rPr>
+      </w:pPr>
+      <w:r>
+        <w:rPr>
+          <w:rFonts w:ascii="宋体" w:eastAsia="宋体" w:hAnsi="宋体" w:hint="eastAsia"/>
+        </w:rPr>
+        <w:t>需要调整的卡面：逆流，所有能力</w:t>
       </w:r>
     </w:p>
     <w:p>
@@ -831,14 +1176,13 @@
           <w:numId w:val="1"/>
         </w:numPr>
         <w:rPr>
-          <w:rFonts w:ascii="宋体" w:eastAsia="宋体" w:hAnsi="宋体" w:hint="eastAsia"/>
-        </w:rPr>
-      </w:pPr>
-      <w:r>
-        <w:rPr>
-          <w:rFonts w:ascii="宋体" w:eastAsia="宋体" w:hAnsi="宋体" w:hint="eastAsia"/>
-        </w:rPr>
-        <w:lastRenderedPageBreak/>
+          <w:rFonts w:ascii="宋体" w:eastAsia="宋体" w:hAnsi="宋体"/>
+        </w:rPr>
+      </w:pPr>
+      <w:r>
+        <w:rPr>
+          <w:rFonts w:ascii="宋体" w:eastAsia="宋体" w:hAnsi="宋体" w:hint="eastAsia"/>
+        </w:rPr>
         <w:t>魔力壁垒</w:t>
       </w:r>
     </w:p>
@@ -965,7 +1309,6 @@
           <w:sz w:val="20"/>
         </w:rPr>
         <w:br/>
-        <w:t/>
       </w:r>
     </w:p>
     <w:p>

--- a/TODOs.docx
+++ b/TODOs.docx
@@ -17,7 +17,7 @@
     </w:p>
     <w:p>
       <w:r>
-        <w:t>更新于 2026年10月24日 当前模组版本 0.7.5</w:t>
+        <w:t>更新于 2026年10月24日 当前模组版本 0.7.6</w:t>
       </w:r>
     </w:p>
     <w:p>
@@ -215,6 +215,14 @@
         </w:rPr>
         <w:br/>
         <w:t>0.7.5：已补入二代观者的神格专用图标及特效，取代圣徽占位。纸飞机仍为隐藏停用内容。</w:t>
+      </w:r>
+      <w:r>
+        <w:rPr>
+          <w:color w:val="008080"/>
+          <w:sz w:val="20"/>
+        </w:rPr>
+        <w:br/>
+        <w:t>0.7.6：已核对三段谜题能力均有独立的一代专用图标；隐藏顺序状态不显示图标。</w:t>
       </w:r>
     </w:p>
     <w:p>
@@ -490,7 +498,15 @@
           <w:color w:val="008080"/>
           <w:sz w:val="20"/>
         </w:rPr>
-        <w:t>已修复，待游戏实测。下2X次同调让魔力返回手牌；最后一层也生效，高密度魔力回手不触发消耗能量。</w:t>
+        <w:t>已修复，待游戏实测。下2X次同调让魔力返回手牌；最后一层也生效，高密度魔力回手仍获得能量（0.7.6修正）。</w:t>
+      </w:r>
+      <w:r>
+        <w:rPr>
+          <w:color w:val="008080"/>
+          <w:sz w:val="20"/>
+        </w:rPr>
+        <w:br/>
+        <w:t>0.7.6 已修复，待游戏实测：高密度魔力因省吃俭用回手时仍回复能量，含升级与最后一层；普通消耗收益不重复触发。</w:t>
       </w:r>
     </w:p>
     <w:p>
@@ -576,6 +592,14 @@
           </wp:inline>
         </w:drawing>
       </w:r>
+      <w:r>
+        <w:rPr>
+          <w:color w:val="008080"/>
+          <w:sz w:val="20"/>
+        </w:rPr>
+        <w:br/>
+        <w:t>0.7.6 已修复，待游戏实测：图片下移87像素，按可见轮廓调整血条定位、意图和气泡。</w:t>
+      </w:r>
     </w:p>
     <w:p>
       <w:pPr>
@@ -592,6 +616,14 @@
           <w:sz w:val="20"/>
         </w:rPr>
         <w:t>31.宝箱怪在进入战斗后的三个问号生效时应该会有文本：嗝</w:t>
+      </w:r>
+      <w:r>
+        <w:rPr>
+          <w:color w:val="008080"/>
+          <w:sz w:val="20"/>
+        </w:rPr>
+        <w:br/>
+        <w:t>0.7.6 已补齐，待游戏实测：伪装触发及吃撑回合使用原生摇摆气泡显示“嗝”。</w:t>
       </w:r>
     </w:p>
     <w:p>
@@ -700,6 +732,14 @@
           <w:sz w:val="20"/>
         </w:rPr>
         <w:t>34.有些衍生物卡牌的稀有度是稀有，也就是金色的，包括：辛美尔，自定义魔法，寿命论，后悔莫及。</w:t>
+      </w:r>
+      <w:r>
+        <w:rPr>
+          <w:color w:val="008080"/>
+          <w:sz w:val="20"/>
+        </w:rPr>
+        <w:br/>
+        <w:t>0.7.6 已修复，待游戏实测：四张改为金色稀有，继续在衍生分类完整显示，不进入普通奖励、商店或随机生成。</w:t>
       </w:r>
     </w:p>
     <w:p>

--- a/TODOs.docx
+++ b/TODOs.docx
@@ -17,7 +17,7 @@
     </w:p>
     <w:p>
       <w:r>
-        <w:t>更新于 2026年10月24日 当前模组版本 0.7.6</w:t>
+        <w:t>更新于 2026年10月24日 当前模组版本 0.7.7</w:t>
       </w:r>
     </w:p>
     <w:p>
@@ -650,6 +650,14 @@
         </w:rPr>
         <w:t>不够大的时候两边会有黑边比较难看，想想办法，</w:t>
       </w:r>
+      <w:r>
+        <w:rPr>
+          <w:color w:val="008080"/>
+          <w:sz w:val="20"/>
+        </w:rPr>
+        <w:br/>
+        <w:t>0.7.7 已修复待实测：原版控件左图右文，同图背景铺满，换页同步。</w:t>
+      </w:r>
     </w:p>
     <w:p>
       <w:pPr>
@@ -716,6 +724,14 @@
         </w:rPr>
         <w:t>33.二代的模组事件文本没有加特效，你需要核查一代的原模组文本，把文本特效也复刻了</w:t>
       </w:r>
+      <w:r>
+        <w:rPr>
+          <w:color w:val="008080"/>
+          <w:sz w:val="20"/>
+        </w:rPr>
+        <w:br/>
+        <w:t>0.7.7 已修复待实测：还原一代中英文摇摆、抖动及颜色，保留二代奖励。</w:t>
+      </w:r>
     </w:p>
     <w:p>
       <w:pPr>
@@ -739,7 +755,7 @@
           <w:sz w:val="20"/>
         </w:rPr>
         <w:br/>
-        <w:t>0.7.6 已修复，待游戏实测：四张改为金色稀有，继续在衍生分类完整显示，不进入普通奖励、商店或随机生成。</w:t>
+        <w:t>0.7.6 已修复待实测：四张金色稀有，保留衍生分类和专属生成限制。</w:t>
       </w:r>
     </w:p>
     <w:p>
@@ -782,6 +798,14 @@
           <w:sz w:val="20"/>
         </w:rPr>
         <w:t>我想把捕鸟魔法变成把一个鸟类敌人（邪教徒，多尼斯异鸟，猫头鹰法官）永久变成友方，在使用捕鸟魔法的那一场战斗中，被捕捉的敌人视为死亡。成为友方的鸟类敌人的血量不会恢复，它不能攻击，敌人会优先攻击它，就像奥提斯一样，但是捕鸟魔法只有一次使用机会，使用完了就会永久移除牌组。查询一下这个是否好实现，是否容易出现bug</w:t>
+      </w:r>
+      <w:r>
+        <w:rPr>
+          <w:color w:val="008080"/>
+          <w:sz w:val="20"/>
+        </w:rPr>
+        <w:br/>
+        <w:t>0.7.7 评估：可复用原生宠物；存档和击杀结算风险中等，待实装。</w:t>
       </w:r>
     </w:p>
     <w:p>

--- a/TODOs.docx
+++ b/TODOs.docx
@@ -17,7 +17,7 @@
     </w:p>
     <w:p>
       <w:r>
-        <w:t>更新于 2026年10月24日 当前模组版本 0.7.7</w:t>
+        <w:t>更新于 2026年10月24日 当前模组版本 0.7.8</w:t>
       </w:r>
     </w:p>
     <w:p>
@@ -150,417 +150,45 @@
           <w:sz w:val="20"/>
         </w:rPr>
         <w:br/>
-        <w:t>进度 0.6.25 部分完成，待游戏实测。已移除选人背景覆盖左侧42%的矩形遮罩。篝火图和头像仍待合适的现成素材，此项继续保留。</w:t>
-      </w:r>
-      <w:r>
-        <w:rPr>
-          <w:color w:val="008080"/>
-          <w:sz w:val="20"/>
-        </w:rPr>
-        <w:br/>
-      </w:r>
-      <w:r>
+        <w:t>0.7.8 已替换，待游戏实测：按二代五名原版角色的坐姿比例，将作者提供的读书坐姿图手工抠出人物和书本，去掉床及背景，对齐原生木桩；本次未生成或补画人物。顶部及选人头像仍待处理。</w:t>
+      </w:r>
+    </w:p>
+    <w:p>
+      <w:pPr>
         <w:rPr>
           <w:rFonts w:hint="eastAsia"/>
           <w:color w:val="008080"/>
           <w:sz w:val="20"/>
         </w:rPr>
-        <w:t>已验收背景没有问题</w:t>
-      </w:r>
-      <w:r>
-        <w:rPr>
-          <w:color w:val="008080"/>
-          <w:sz w:val="20"/>
-        </w:rPr>
-        <w:t>进度 0.6.26：作者已确认黑边消失。本版继续修正背景比例：按实际视口等比铺满，抵消原版动画容器的额外缩放与偏移，减少人物过度放大和裁切。4种宽高比、窗口来回缩放及界面层级检查通过，待游戏实测。</w:t>
-      </w:r>
-    </w:p>
-    <w:p>
-      <w:pPr>
-        <w:rPr>
-          <w:rFonts w:ascii="宋体" w:eastAsia="宋体" w:hAnsi="宋体"/>
-        </w:rPr>
-      </w:pPr>
-      <w:r>
-        <w:rPr>
-          <w:rFonts w:ascii="宋体" w:eastAsia="宋体" w:hAnsi="宋体" w:hint="eastAsia"/>
-        </w:rPr>
-        <w:t>4</w:t>
-      </w:r>
-      <w:r>
-        <w:rPr>
-          <w:rFonts w:ascii="宋体" w:eastAsia="宋体" w:hAnsi="宋体" w:hint="eastAsia"/>
-        </w:rPr>
-        <w:t>.统计现在所有缺图片的东西，能力图标等</w:t>
-      </w:r>
-      <w:r>
-        <w:rPr>
-          <w:color w:val="008080"/>
-          <w:sz w:val="20"/>
-        </w:rPr>
-        <w:br/>
-      </w:r>
-      <w:r>
-        <w:rPr>
-          <w:rFonts w:hint="eastAsia"/>
-          <w:color w:val="008080"/>
-          <w:sz w:val="20"/>
-        </w:rPr>
-        <w:t>新问题：查询谜题能力是否有</w:t>
-      </w:r>
-      <w:r>
-        <w:rPr>
-          <w:color w:val="008080"/>
-          <w:sz w:val="20"/>
-        </w:rPr>
-        <w:br/>
-        <w:t>0.7.5：已补入二代观者的神格专用图标及特效，取代圣徽占位。纸飞机仍为隐藏停用内容。</w:t>
-      </w:r>
-      <w:r>
-        <w:rPr>
-          <w:color w:val="008080"/>
-          <w:sz w:val="20"/>
-        </w:rPr>
-        <w:br/>
-        <w:t>0.7.6：已核对三段谜题能力均有独立的一代专用图标；隐藏顺序状态不显示图标。</w:t>
-      </w:r>
-    </w:p>
-    <w:p>
-      <w:pPr>
-        <w:keepLines/>
-        <w:rPr>
-          <w:rFonts w:ascii="宋体" w:eastAsia="宋体" w:hAnsi="宋体"/>
-        </w:rPr>
-      </w:pPr>
-      <w:r>
-        <w:t>5.魔具的稀有度应该是紫色的，和一代一样</w:t>
-      </w:r>
-      <w:r>
-        <w:rPr>
-          <w:color w:val="008080"/>
-          <w:sz w:val="20"/>
-        </w:rPr>
-        <w:br/>
-        <w:t>0.7.5 同版修正：修复误用绿色事件材质，八种魔具使用实际紫色横幅、插画边框、类型牌匾及标题描边。神奇妙妙工具文案按已保存Excel统一为交换槽位，结算规则一致。待游戏实测。</w:t>
-      </w:r>
-    </w:p>
-    <w:p>
-      <w:pPr>
-        <w:keepLines/>
-        <w:rPr>
-          <w:rFonts w:ascii="宋体" w:eastAsia="宋体" w:hAnsi="宋体"/>
-        </w:rPr>
-      </w:pPr>
-      <w:r>
-        <w:rPr>
-          <w:rFonts w:ascii="宋体" w:eastAsia="宋体" w:hAnsi="宋体" w:hint="eastAsia"/>
-        </w:rPr>
-        <w:t>6.</w:t>
-      </w:r>
-      <w:r>
-        <w:rPr>
-          <w:rFonts w:ascii="宋体" w:eastAsia="宋体" w:hAnsi="宋体" w:hint="eastAsia"/>
-        </w:rPr>
-        <w:t>饰品魔法文本看不到传说魔法词条</w:t>
-      </w:r>
-      <w:r>
-        <w:rPr>
-          <w:color w:val="008080"/>
-          <w:sz w:val="20"/>
-        </w:rPr>
-        <w:br/>
-        <w:t>0.7.3 同版修正：补齐正文传说魔法及悬停词条，待游戏实测。</w:t>
-      </w:r>
-    </w:p>
-    <w:p>
-      <w:pPr>
-        <w:keepLines/>
-        <w:rPr>
-          <w:rFonts w:ascii="宋体" w:eastAsia="宋体" w:hAnsi="宋体"/>
-        </w:rPr>
-      </w:pPr>
-      <w:r>
-        <w:rPr>
-          <w:rFonts w:ascii="宋体" w:eastAsia="宋体" w:hAnsi="宋体" w:hint="eastAsia"/>
-        </w:rPr>
-        <w:t>7.</w:t>
-      </w:r>
-      <w:r>
-        <w:rPr>
-          <w:rFonts w:ascii="宋体" w:eastAsia="宋体" w:hAnsi="宋体" w:hint="eastAsia"/>
-        </w:rPr>
-        <w:t>芙莉莲复制体的位置不对，偏下了</w:t>
-      </w:r>
-      <w:r>
-        <w:rPr>
-          <w:color w:val="008080"/>
-          <w:sz w:val="20"/>
-        </w:rPr>
-        <w:br/>
-        <w:t>0.7.3 同版修正：复制体及召唤物对齐原版第三幕站位，待游戏实测。</w:t>
-      </w:r>
-    </w:p>
-    <w:p>
-      <w:pPr>
-        <w:keepLines/>
-        <w:rPr>
-          <w:rFonts w:ascii="宋体" w:eastAsia="宋体" w:hAnsi="宋体"/>
-        </w:rPr>
-      </w:pPr>
-      <w:r>
-        <w:rPr>
-          <w:rFonts w:ascii="宋体" w:eastAsia="宋体" w:hAnsi="宋体" w:hint="eastAsia"/>
-        </w:rPr>
-        <w:t>8.检查一下二代有什么原版就有的炫酷的特效，要给谜题装上一样的，谜题在杀死所有敌人之前要播放那个特效，停顿1秒左右再击杀。</w:t>
-      </w:r>
-      <w:r>
-        <w:rPr>
-          <w:color w:val="008080"/>
-          <w:sz w:val="20"/>
-        </w:rPr>
-        <w:br/>
-        <w:t>进度 0.6.27 已实现，待游戏实测。谜题正确集齐后复用原版 Hyperbeam 蓄力、光束和命中特效，约1.025秒后统一击杀，保留原版音效和震屏。错误槽位、错序和未完成时不播放；普通与终极咏唱时序检查通过。</w:t>
-      </w:r>
-    </w:p>
-    <w:p>
-      <w:pPr>
+      </w:pPr>
+      <w:r>
+        <w:rPr>
+          <w:rFonts w:ascii="宋体" w:eastAsia="宋体" w:hAnsi="宋体" w:hint="eastAsia"/>
+        </w:rPr>
+        <w:t>你看一下能不能把这张p成篝火时的角色图，之前是ai生成的。</w:t>
+      </w:r>
+      <w:r>
+        <w:rPr>
+          <w:rFonts w:ascii="宋体" w:eastAsia="宋体" w:hAnsi="宋体"/>
+        </w:rPr>
+        <w:tab/>
+      </w:r>
+    </w:p>
+    <w:p>
+      <w:pPr>
+        <w:rPr>
+          <w:rFonts w:ascii="宋体" w:eastAsia="宋体" w:hAnsi="宋体"/>
+        </w:rPr>
+      </w:pPr>
+      <w:r>
         <w:rPr>
           <w:noProof/>
         </w:rPr>
-      </w:pPr>
-      <w:r>
-        <w:rPr>
-          <w:rFonts w:hint="eastAsia"/>
-          <w:noProof/>
-        </w:rPr>
-        <w:t>24,药水的样子要有不同，你随机生成几个原版没有的样式吧，要好看点的，也可以参考1代模组的药水样式</w:t>
-      </w:r>
-      <w:r>
-        <w:rPr>
-          <w:color w:val="008080"/>
-          <w:sz w:val="20"/>
-        </w:rPr>
-        <w:br/>
-      </w:r>
-      <w:r>
-        <w:rPr>
-          <w:rFonts w:hint="eastAsia"/>
-          <w:color w:val="008080"/>
-          <w:sz w:val="20"/>
-        </w:rPr>
-        <w:t>新问题：药水的大小和二代的药水们不匹配</w:t>
-      </w:r>
-      <w:r>
-        <w:rPr>
-          <w:color w:val="008080"/>
-          <w:sz w:val="20"/>
-        </w:rPr>
-        <w:br/>
-      </w:r>
-      <w:r>
-        <w:rPr>
-          <w:color w:val="008080"/>
-          <w:sz w:val="20"/>
-        </w:rPr>
-        <w:lastRenderedPageBreak/>
-        <w:t>0.7.3 同版修正：按可见瓶身裁边并等比适配原版80像素大小，保留模板配色和轮廓，待游戏实测。</w:t>
-      </w:r>
-    </w:p>
-    <w:p>
-      <w:pPr>
-        <w:rPr>
-          <w:noProof/>
-        </w:rPr>
-      </w:pPr>
-      <w:r>
-        <w:rPr>
-          <w:rFonts w:hint="eastAsia"/>
-          <w:noProof/>
-        </w:rPr>
-        <w:t>25.驭血魔法</w:t>
-      </w:r>
-      <w:r>
-        <w:rPr>
-          <w:rFonts w:hint="eastAsia"/>
-          <w:noProof/>
-        </w:rPr>
-        <w:t>效果和文本和excel对齐</w:t>
-      </w:r>
-      <w:r>
-        <w:rPr>
-          <w:color w:val="008080"/>
-          <w:sz w:val="20"/>
-        </w:rPr>
-        <w:br/>
-        <w:t>0.7.4 已实装，待游戏实测。普通咏唱失去X点生命（标红），不消耗魔力，在对应牌堆生成X张魔力；精准与终极咏唱完全跳过。</w:t>
-      </w:r>
-    </w:p>
-    <w:p>
-      <w:pPr>
-        <w:rPr>
-          <w:noProof/>
-        </w:rPr>
-      </w:pPr>
-      <w:r>
-        <w:rPr>
-          <w:rFonts w:hint="eastAsia"/>
-          <w:noProof/>
-        </w:rPr>
-        <w:t>26.魔具暗黑龙的角的能量</w:t>
-      </w:r>
-      <w:r>
-        <w:rPr>
-          <w:rFonts w:hint="eastAsia"/>
-          <w:noProof/>
-        </w:rPr>
-        <w:t>，和运筹帷幄和风鸟花月</w:t>
-      </w:r>
-      <w:r>
-        <w:rPr>
-          <w:rFonts w:hint="eastAsia"/>
-          <w:noProof/>
-        </w:rPr>
-        <w:t>显示应该是图标，查看模组中任何其他的东西是否有同样错误</w:t>
-      </w:r>
-      <w:r>
-        <w:rPr>
-          <w:color w:val="008080"/>
-          <w:sz w:val="20"/>
-        </w:rPr>
-        <w:br/>
-        <w:t>0.7.3 同版修正：统一上述因子、魔具及其他卡牌、能力、遗物的具体能量收益图标，待游戏实测。</w:t>
-      </w:r>
-    </w:p>
-    <w:p>
-      <w:pPr>
-        <w:rPr>
-          <w:noProof/>
-        </w:rPr>
-      </w:pPr>
-      <w:r>
-        <w:rPr>
-          <w:rFonts w:hint="eastAsia"/>
-          <w:noProof/>
-        </w:rPr>
-        <w:t>27.因子大魔法师的余裕的能力要和我excel里改的一样，把本回合改成可延续的效果，文本也改成excel里的。</w:t>
-      </w:r>
-      <w:r>
-        <w:rPr>
-          <w:color w:val="008080"/>
-          <w:sz w:val="20"/>
-        </w:rPr>
-        <w:br/>
-        <w:t>0.7.4 已修复，待游戏实测。卡面与能力移除本回合限制，未使用的免耗咏唱次数可跨回合保留。</w:t>
-      </w:r>
-    </w:p>
-    <w:p>
-      <w:pPr>
-        <w:widowControl/>
-        <w:rPr>
-          <w:color w:val="000000" w:themeColor="text1"/>
-          <w:sz w:val="20"/>
-        </w:rPr>
-      </w:pPr>
-      <w:r>
-        <w:rPr>
-          <w:rFonts w:hint="eastAsia"/>
-          <w:color w:val="000000" w:themeColor="text1"/>
-          <w:sz w:val="20"/>
-        </w:rPr>
-        <w:t>28：</w:t>
-      </w:r>
-      <w:r>
-        <w:rPr>
-          <w:rFonts w:hint="eastAsia"/>
-          <w:color w:val="000000" w:themeColor="text1"/>
-          <w:sz w:val="20"/>
-        </w:rPr>
-        <w:t>因子省吃俭用也和excel里改的一样，变成把那个魔力回手，而非消耗，能力一样要改。</w:t>
-      </w:r>
-      <w:r>
-        <w:rPr>
-          <w:color w:val="008080"/>
-          <w:sz w:val="20"/>
-        </w:rPr>
-        <w:br/>
-        <w:t xml:space="preserve">0.7.4 </w:t>
-      </w:r>
-      <w:r>
-        <w:rPr>
-          <w:rFonts w:hint="eastAsia"/>
-          <w:color w:val="008080"/>
-          <w:sz w:val="20"/>
-        </w:rPr>
-        <w:t>注意：高密度魔法也要能正常触发，回复能量的，因为它也是魔力，</w:t>
-      </w:r>
-      <w:r>
-        <w:rPr>
-          <w:color w:val="008080"/>
-          <w:sz w:val="20"/>
-        </w:rPr>
-        <w:t>已修复，待游戏实测。下2X次同调让魔力返回手牌；最后一层也生效，高密度魔力回手仍获得能量（0.7.6修正）。</w:t>
-      </w:r>
-      <w:r>
-        <w:rPr>
-          <w:color w:val="008080"/>
-          <w:sz w:val="20"/>
-        </w:rPr>
-        <w:br/>
-        <w:t>0.7.6 已修复，待游戏实测：高密度魔力因省吃俭用回手时仍回复能量，含升级与最后一层；普通消耗收益不重复触发。</w:t>
-      </w:r>
-    </w:p>
-    <w:p>
-      <w:pPr>
-        <w:widowControl/>
-        <w:rPr>
-          <w:color w:val="008080"/>
-          <w:sz w:val="20"/>
-        </w:rPr>
-      </w:pPr>
-      <w:r>
-        <w:rPr>
-          <w:rFonts w:hint="eastAsia"/>
-          <w:color w:val="000000" w:themeColor="text1"/>
-          <w:sz w:val="20"/>
-        </w:rPr>
-        <w:t>29.神格的特效能搬过来吗，从一代观者或者二代观者mod里搬，如果做不到的话就只把能力图标抄过来就行，如果他们没有能力图表就自己做一个真言图标的变色版本。</w:t>
-      </w:r>
-      <w:r>
-        <w:rPr>
-          <w:color w:val="008080"/>
-          <w:sz w:val="20"/>
-        </w:rPr>
-        <w:br/>
-        <w:t>0.7.5 已移植，待游戏实测。复用二代观者神格眼睛光环、紫色光效、进入爆发与音效，采用专用神格图标；下回合、能力移除和离场清理，战斗恢复不重复爆发。</w:t>
-      </w:r>
-    </w:p>
-    <w:p>
-      <w:pPr>
-        <w:widowControl/>
-        <w:rPr>
-          <w:rFonts w:hint="eastAsia"/>
-          <w:color w:val="000000" w:themeColor="text1"/>
-          <w:sz w:val="20"/>
-        </w:rPr>
-      </w:pPr>
-      <w:r>
-        <w:rPr>
-          <w:rFonts w:hint="eastAsia"/>
-          <w:color w:val="000000" w:themeColor="text1"/>
-          <w:sz w:val="20"/>
-        </w:rPr>
-        <w:lastRenderedPageBreak/>
-        <w:t>30.宝箱怪的图片离血条有点远了， 把宝箱怪的图放下面点</w:t>
-      </w:r>
-      <w:r>
-        <w:rPr>
-          <w:noProof/>
-        </w:rPr>
         <w:drawing>
-          <wp:inline distT="0" distB="0" distL="0" distR="0" wp14:anchorId="19BB4313" wp14:editId="6DD5A38B">
-            <wp:extent cx="5274310" cy="3747770"/>
-            <wp:effectExtent l="0" t="0" r="2540" b="5080"/>
-            <wp:docPr id="1626937886" name="图片 1"/>
+          <wp:inline distT="0" distB="0" distL="0" distR="0" wp14:anchorId="4A2F2FF8" wp14:editId="6FDC4969">
+            <wp:extent cx="3080825" cy="3886186"/>
+            <wp:effectExtent l="0" t="0" r="5715" b="635"/>
+            <wp:docPr id="273047396" name="图片 1"/>
             <wp:cNvGraphicFramePr>
               <a:graphicFrameLocks xmlns:a="http://schemas.openxmlformats.org/drawingml/2006/main" noChangeAspect="1"/>
             </wp:cNvGraphicFramePr>
@@ -568,11 +196,11 @@
               <a:graphicData uri="http://schemas.openxmlformats.org/drawingml/2006/picture">
                 <pic:pic xmlns:pic="http://schemas.openxmlformats.org/drawingml/2006/picture">
                   <pic:nvPicPr>
-                    <pic:cNvPr id="1626937886" name=""/>
+                    <pic:cNvPr id="273047396" name=""/>
                     <pic:cNvPicPr/>
                   </pic:nvPicPr>
                   <pic:blipFill>
-                    <a:blip r:embed="rId5"/>
+                    <a:blip r:embed="rId7"/>
                     <a:stretch>
                       <a:fillRect/>
                     </a:stretch>
@@ -580,7 +208,7 @@
                   <pic:spPr>
                     <a:xfrm>
                       <a:off x="0" y="0"/>
-                      <a:ext cx="5274310" cy="3747770"/>
+                      <a:ext cx="3083932" cy="3890106"/>
                     </a:xfrm>
                     <a:prstGeom prst="rect">
                       <a:avLst/>
@@ -592,13 +220,81 @@
           </wp:inline>
         </w:drawing>
       </w:r>
+    </w:p>
+    <w:p>
+      <w:pPr>
+        <w:keepLines/>
+        <w:rPr>
+          <w:rFonts w:ascii="宋体" w:eastAsia="宋体" w:hAnsi="宋体" w:hint="eastAsia"/>
+        </w:rPr>
+      </w:pPr>
+      <w:r>
+        <w:rPr>
+          <w:rFonts w:ascii="宋体" w:eastAsia="宋体" w:hAnsi="宋体" w:hint="eastAsia"/>
+        </w:rPr>
+        <w:t>6.</w:t>
+      </w:r>
+      <w:r>
+        <w:rPr>
+          <w:rFonts w:ascii="宋体" w:eastAsia="宋体" w:hAnsi="宋体" w:hint="eastAsia"/>
+        </w:rPr>
+        <w:t>饰品魔法文本看不到传说魔法词条</w:t>
+      </w:r>
       <w:r>
         <w:rPr>
           <w:color w:val="008080"/>
           <w:sz w:val="20"/>
         </w:rPr>
         <w:br/>
-        <w:t>0.7.6 已修复，待游戏实测：图片下移87像素，按可见轮廓调整血条定位、意图和气泡。</w:t>
+      </w:r>
+      <w:r>
+        <w:rPr>
+          <w:rFonts w:ascii="宋体" w:eastAsia="宋体" w:hAnsi="宋体" w:hint="eastAsia"/>
+        </w:rPr>
+        <w:t>新问题：</w:t>
+      </w:r>
+      <w:r>
+        <w:rPr>
+          <w:rFonts w:ascii="宋体" w:eastAsia="宋体" w:hAnsi="宋体" w:hint="eastAsia"/>
+        </w:rPr>
+        <w:t>现在看的到传说魔法词条了，另外饰品魔法的效果要改，把现在的4费改为3费，升级效果从原来的改为去掉固有，excel里我也改好了</w:t>
+      </w:r>
+    </w:p>
+    <w:p>
+      <w:pPr>
+        <w:keepLines/>
+        <w:rPr>
+          <w:rFonts w:ascii="宋体" w:eastAsia="宋体" w:hAnsi="宋体"/>
+        </w:rPr>
+      </w:pPr>
+      <w:r>
+        <w:rPr>
+          <w:rFonts w:ascii="宋体" w:eastAsia="宋体" w:hAnsi="宋体" w:hint="eastAsia"/>
+        </w:rPr>
+        <w:lastRenderedPageBreak/>
+        <w:t>8.检查一下二代有什么原版就有的炫酷的特效，要给谜题装上一样的，谜题在杀死所有敌人之前要播放那个特效，停顿1秒左右再击杀。</w:t>
+      </w:r>
+      <w:r>
+        <w:rPr>
+          <w:color w:val="008080"/>
+          <w:sz w:val="20"/>
+        </w:rPr>
+        <w:br/>
+      </w:r>
+      <w:r>
+        <w:rPr>
+          <w:rFonts w:hint="eastAsia"/>
+          <w:color w:val="008080"/>
+          <w:sz w:val="20"/>
+        </w:rPr>
+        <w:t>播特效前等1秒，播完特效再等1秒然后杀死所有敌人吧。</w:t>
+      </w:r>
+      <w:r>
+        <w:rPr>
+          <w:color w:val="008080"/>
+          <w:sz w:val="20"/>
+        </w:rPr>
+        <w:t>进度 0.6.27 已实现，待游戏实测。谜题正确集齐后复用原版 Hyperbeam 蓄力、光束和命中特效，约1.025秒后统一击杀，保留原版音效和震屏。错误槽位、错序和未完成时不播放；普通与终极咏唱时序检查通过。</w:t>
       </w:r>
     </w:p>
     <w:p>
@@ -615,7 +311,7 @@
           <w:color w:val="000000" w:themeColor="text1"/>
           <w:sz w:val="20"/>
         </w:rPr>
-        <w:t>31.宝箱怪在进入战斗后的三个问号生效时应该会有文本：嗝</w:t>
+        <w:t>31.宝箱怪在进入战斗后的问号生效时应该会有文本：嗝</w:t>
       </w:r>
       <w:r>
         <w:rPr>
@@ -624,6 +320,32 @@
         </w:rPr>
         <w:br/>
         <w:t>0.7.6 已补齐，待游戏实测：伪装触发及吃撑回合使用原生摇摆气泡显示“嗝”。</w:t>
+      </w:r>
+    </w:p>
+    <w:p>
+      <w:pPr>
+        <w:widowControl/>
+        <w:rPr>
+          <w:rFonts w:hint="eastAsia"/>
+          <w:color w:val="000000" w:themeColor="text1"/>
+          <w:sz w:val="20"/>
+        </w:rPr>
+      </w:pPr>
+      <w:r>
+        <w:rPr>
+          <w:rFonts w:hint="eastAsia"/>
+          <w:color w:val="000000" w:themeColor="text1"/>
+          <w:sz w:val="20"/>
+        </w:rPr>
+        <w:t>新问题：</w:t>
+      </w:r>
+      <w:r>
+        <w:rPr>
+          <w:rFonts w:hint="eastAsia"/>
+          <w:color w:val="000000" w:themeColor="text1"/>
+          <w:sz w:val="20"/>
+        </w:rPr>
+        <w:t>应该只有吃撑回合才会说 嗝~~~~~~~如果是伪装触发的回合应该说：（咀嚼的声音）</w:t>
       </w:r>
     </w:p>
     <w:p>
@@ -687,7 +409,7 @@
                     <pic:cNvPicPr/>
                   </pic:nvPicPr>
                   <pic:blipFill>
-                    <a:blip r:embed="rId6"/>
+                    <a:blip r:embed="rId8"/>
                     <a:stretch>
                       <a:fillRect/>
                     </a:stretch>
@@ -722,58 +444,23 @@
           <w:color w:val="000000" w:themeColor="text1"/>
           <w:sz w:val="20"/>
         </w:rPr>
-        <w:t>33.二代的模组事件文本没有加特效，你需要核查一代的原模组文本，把文本特效也复刻了</w:t>
-      </w:r>
-      <w:r>
-        <w:rPr>
-          <w:color w:val="008080"/>
-          <w:sz w:val="20"/>
-        </w:rPr>
-        <w:br/>
-        <w:t>0.7.7 已修复待实测：还原一代中英文摇摆、抖动及颜色，保留二代奖励。</w:t>
-      </w:r>
-    </w:p>
-    <w:p>
-      <w:pPr>
-        <w:widowControl/>
-        <w:rPr>
-          <w:color w:val="000000" w:themeColor="text1"/>
-          <w:sz w:val="20"/>
-        </w:rPr>
-      </w:pPr>
+        <w:t>35.</w:t>
+      </w:r>
       <w:r>
         <w:rPr>
           <w:rFonts w:hint="eastAsia"/>
           <w:color w:val="000000" w:themeColor="text1"/>
           <w:sz w:val="20"/>
         </w:rPr>
-        <w:t>34.有些衍生物卡牌的稀有度是稀有，也就是金色的，包括：辛美尔，自定义魔法，寿命论，后悔莫及。</w:t>
-      </w:r>
-      <w:r>
-        <w:rPr>
-          <w:color w:val="008080"/>
-          <w:sz w:val="20"/>
-        </w:rPr>
-        <w:br/>
-        <w:t>0.7.6 已修复待实测：四张金色稀有，保留衍生分类和专属生成限制。</w:t>
-      </w:r>
-    </w:p>
-    <w:p>
-      <w:pPr>
-        <w:widowControl/>
-        <w:rPr>
-          <w:color w:val="000000" w:themeColor="text1"/>
-          <w:sz w:val="20"/>
-        </w:rPr>
-      </w:pPr>
+        <w:t>我觉得</w:t>
+      </w:r>
       <w:r>
         <w:rPr>
           <w:rFonts w:hint="eastAsia"/>
           <w:color w:val="000000" w:themeColor="text1"/>
           <w:sz w:val="20"/>
         </w:rPr>
-        <w:lastRenderedPageBreak/>
-        <w:t>35.</w:t>
+        <w:t>捕鸟魔法需要加强，因为现在鸟类敌人太少了，但是捕鸟魔法的本意不能改，所以，</w:t>
       </w:r>
       <w:r>
         <w:rPr>
@@ -781,63 +468,61 @@
           <w:color w:val="000000" w:themeColor="text1"/>
           <w:sz w:val="20"/>
         </w:rPr>
-        <w:t>我觉得</w:t>
-      </w:r>
+        <w:t>我想把捕鸟魔法变成把一个鸟类敌人（邪教徒，多尼斯异鸟，猫头鹰法官）永久变成友方，在使用捕鸟魔法的那一场战斗中，被捕捉的敌人视为死亡。成为友方的鸟类敌人的血量不会恢复，它不能攻击，敌人会优先攻击它，就像奥提斯一样，但是捕鸟魔法只有一次使用机会，使用完了就会永久移除牌组。查询一下这个是否好实现，是否容易出现bug</w:t>
+      </w:r>
+      <w:r>
+        <w:rPr>
+          <w:color w:val="008080"/>
+          <w:sz w:val="20"/>
+        </w:rPr>
+        <w:br/>
+      </w:r>
+      <w:r>
+        <w:rPr>
+          <w:rFonts w:hint="eastAsia"/>
+          <w:color w:val="008080"/>
+          <w:sz w:val="20"/>
+        </w:rPr>
+        <w:t>等前面做完了再说。</w:t>
+      </w:r>
+      <w:r>
+        <w:rPr>
+          <w:color w:val="008080"/>
+          <w:sz w:val="20"/>
+        </w:rPr>
+        <w:t>0.7.7 评估：可复用原生宠物；存档和击杀结算风险中等，待实装。</w:t>
+      </w:r>
+    </w:p>
+    <w:p>
+      <w:pPr>
+        <w:widowControl/>
+        <w:rPr>
+          <w:color w:val="000000" w:themeColor="text1"/>
+          <w:sz w:val="20"/>
+        </w:rPr>
+      </w:pPr>
       <w:r>
         <w:rPr>
           <w:rFonts w:hint="eastAsia"/>
           <w:color w:val="000000" w:themeColor="text1"/>
           <w:sz w:val="20"/>
         </w:rPr>
-        <w:t>捕鸟魔法需要加强，因为现在鸟类敌人太少了，但是捕鸟魔法的本意不能改，所以，</w:t>
-      </w:r>
-      <w:r>
-        <w:rPr>
-          <w:rFonts w:hint="eastAsia"/>
+        <w:t>36.芙莉莲复制体的图片现在没什么压迫感，能不能还原动漫第一季的样子，让她有一种悬浮在空中的感觉。这个改动等所有之前搞完了再说。</w:t>
+      </w:r>
+    </w:p>
+    <w:p>
+      <w:pPr>
+        <w:widowControl/>
+        <w:rPr>
           <w:color w:val="000000" w:themeColor="text1"/>
           <w:sz w:val="20"/>
         </w:rPr>
-        <w:t>我想把捕鸟魔法变成把一个鸟类敌人（邪教徒，多尼斯异鸟，猫头鹰法官）永久变成友方，在使用捕鸟魔法的那一场战斗中，被捕捉的敌人视为死亡。成为友方的鸟类敌人的血量不会恢复，它不能攻击，敌人会优先攻击它，就像奥提斯一样，但是捕鸟魔法只有一次使用机会，使用完了就会永久移除牌组。查询一下这个是否好实现，是否容易出现bug</w:t>
-      </w:r>
-      <w:r>
-        <w:rPr>
-          <w:color w:val="008080"/>
-          <w:sz w:val="20"/>
-        </w:rPr>
-        <w:br/>
-        <w:t>0.7.7 评估：可复用原生宠物；存档和击杀结算风险中等，待实装。</w:t>
-      </w:r>
-    </w:p>
-    <w:p>
-      <w:pPr>
-        <w:widowControl/>
-        <w:rPr>
-          <w:color w:val="000000" w:themeColor="text1"/>
-          <w:sz w:val="20"/>
-        </w:rPr>
-      </w:pPr>
-      <w:r>
-        <w:rPr>
-          <w:rFonts w:hint="eastAsia"/>
-          <w:color w:val="000000" w:themeColor="text1"/>
-          <w:sz w:val="20"/>
-        </w:rPr>
-        <w:t>36.芙莉莲复制体的图片现在没什么压迫感，能不能还原动漫第一季的样子，让她有一种悬浮在空中的感觉。这个改动等所有之前搞完了再说。</w:t>
-      </w:r>
-    </w:p>
-    <w:p>
-      <w:pPr>
-        <w:widowControl/>
-        <w:rPr>
-          <w:rFonts w:hint="eastAsia"/>
-          <w:color w:val="000000" w:themeColor="text1"/>
-          <w:sz w:val="20"/>
-        </w:rPr>
       </w:pPr>
       <w:r>
         <w:rPr>
           <w:noProof/>
         </w:rPr>
+        <w:lastRenderedPageBreak/>
         <w:drawing>
           <wp:inline distT="0" distB="0" distL="0" distR="0" wp14:anchorId="766C4704" wp14:editId="32ED6555">
             <wp:extent cx="2295525" cy="2314575"/>
@@ -854,7 +539,7 @@
                     <pic:cNvPicPr/>
                   </pic:nvPicPr>
                   <pic:blipFill>
-                    <a:blip r:embed="rId7"/>
+                    <a:blip r:embed="rId9"/>
                     <a:stretch>
                       <a:fillRect/>
                     </a:stretch>
@@ -894,7 +579,7 @@
                     <pic:cNvPicPr/>
                   </pic:nvPicPr>
                   <pic:blipFill>
-                    <a:blip r:embed="rId8"/>
+                    <a:blip r:embed="rId10"/>
                     <a:stretch>
                       <a:fillRect/>
                     </a:stretch>
@@ -945,7 +630,7 @@
     <w:p>
       <w:pPr>
         <w:rPr>
-          <w:rFonts w:ascii="宋体" w:eastAsia="宋体" w:hAnsi="宋体" w:hint="eastAsia"/>
+          <w:rFonts w:ascii="宋体" w:eastAsia="宋体" w:hAnsi="宋体"/>
         </w:rPr>
       </w:pPr>
       <w:r>
@@ -992,95 +677,95 @@
         <w:rPr>
           <w:rFonts w:ascii="宋体" w:eastAsia="宋体" w:hAnsi="宋体" w:hint="eastAsia"/>
         </w:rPr>
+        <w:t>4.</w:t>
+      </w:r>
+      <w:r>
+        <w:rPr>
+          <w:rFonts w:ascii="宋体" w:eastAsia="宋体" w:hAnsi="宋体"/>
+        </w:rPr>
+        <w:t xml:space="preserve"> </w:t>
+      </w:r>
+      <w:r>
+        <w:rPr>
+          <w:rFonts w:ascii="宋体" w:eastAsia="宋体" w:hAnsi="宋体"/>
+        </w:rPr>
+        <w:t>成就系统</w:t>
+      </w:r>
+      <w:r>
+        <w:rPr>
+          <w:rFonts w:ascii="宋体" w:eastAsia="宋体" w:hAnsi="宋体" w:hint="eastAsia"/>
+        </w:rPr>
+        <w:t>好移植吗</w:t>
+      </w:r>
+      <w:r>
+        <w:rPr>
+          <w:rFonts w:ascii="宋体" w:eastAsia="宋体" w:hAnsi="宋体"/>
+        </w:rPr>
+        <w:t>，</w:t>
+      </w:r>
+      <w:r>
+        <w:rPr>
+          <w:rFonts w:ascii="宋体" w:eastAsia="宋体" w:hAnsi="宋体" w:hint="eastAsia"/>
+        </w:rPr>
+        <w:t>2代我想解锁一个成就就让一个卡牌可以选择异画风格，要</w:t>
+      </w:r>
+      <w:r>
+        <w:rPr>
+          <w:rFonts w:ascii="宋体" w:eastAsia="宋体" w:hAnsi="宋体"/>
+        </w:rPr>
+        <w:t>连接异画库</w:t>
+      </w:r>
+      <w:r>
+        <w:rPr>
+          <w:rFonts w:ascii="宋体" w:eastAsia="宋体" w:hAnsi="宋体" w:hint="eastAsia"/>
+        </w:rPr>
+        <w:t>模组（不急，放后期做）</w:t>
+      </w:r>
+    </w:p>
+    <w:p>
+      <w:pPr>
+        <w:rPr>
+          <w:rFonts w:ascii="宋体" w:eastAsia="宋体" w:hAnsi="宋体"/>
+        </w:rPr>
+      </w:pPr>
+      <w:r>
+        <w:rPr>
+          <w:rFonts w:ascii="宋体" w:eastAsia="宋体" w:hAnsi="宋体" w:hint="eastAsia"/>
+        </w:rPr>
+        <w:t>5.BloodSpell：按2026年10月24日最新确认于0.7.4实装，详见Bug25；此前暂缓决定已被替代，待游戏实测。</w:t>
+      </w:r>
+      <w:r>
+        <w:rPr>
+          <w:color w:val="008080"/>
+          <w:sz w:val="20"/>
+        </w:rPr>
+        <w:br/>
+      </w:r>
+    </w:p>
+    <w:p>
+      <w:pPr>
+        <w:rPr>
+          <w:rFonts w:ascii="宋体" w:eastAsia="宋体" w:hAnsi="宋体"/>
+        </w:rPr>
+      </w:pPr>
+      <w:r>
+        <w:rPr>
+          <w:rFonts w:ascii="宋体" w:eastAsia="宋体" w:hAnsi="宋体" w:hint="eastAsia"/>
+        </w:rPr>
+        <w:t>6.时间线</w:t>
+      </w:r>
+    </w:p>
+    <w:p>
+      <w:pPr>
+        <w:rPr>
+          <w:rFonts w:ascii="宋体" w:eastAsia="宋体" w:hAnsi="宋体"/>
+        </w:rPr>
+      </w:pPr>
+      <w:r>
+        <w:rPr>
+          <w:rFonts w:ascii="宋体" w:eastAsia="宋体" w:hAnsi="宋体" w:hint="eastAsia"/>
+        </w:rPr>
         <w:lastRenderedPageBreak/>
-        <w:t>4.</w:t>
-      </w:r>
-      <w:r>
-        <w:rPr>
-          <w:rFonts w:ascii="宋体" w:eastAsia="宋体" w:hAnsi="宋体"/>
-        </w:rPr>
-        <w:t xml:space="preserve"> </w:t>
-      </w:r>
-      <w:r>
-        <w:rPr>
-          <w:rFonts w:ascii="宋体" w:eastAsia="宋体" w:hAnsi="宋体"/>
-        </w:rPr>
-        <w:t>成就系统</w:t>
-      </w:r>
-      <w:r>
-        <w:rPr>
-          <w:rFonts w:ascii="宋体" w:eastAsia="宋体" w:hAnsi="宋体" w:hint="eastAsia"/>
-        </w:rPr>
-        <w:t>好移植吗</w:t>
-      </w:r>
-      <w:r>
-        <w:rPr>
-          <w:rFonts w:ascii="宋体" w:eastAsia="宋体" w:hAnsi="宋体"/>
-        </w:rPr>
-        <w:t>，</w:t>
-      </w:r>
-      <w:r>
-        <w:rPr>
-          <w:rFonts w:ascii="宋体" w:eastAsia="宋体" w:hAnsi="宋体" w:hint="eastAsia"/>
-        </w:rPr>
-        <w:t>2代我想解锁一个成就就让一个卡牌可以选择异画风格，要</w:t>
-      </w:r>
-      <w:r>
-        <w:rPr>
-          <w:rFonts w:ascii="宋体" w:eastAsia="宋体" w:hAnsi="宋体"/>
-        </w:rPr>
-        <w:t>连接异画库</w:t>
-      </w:r>
-      <w:r>
-        <w:rPr>
-          <w:rFonts w:ascii="宋体" w:eastAsia="宋体" w:hAnsi="宋体" w:hint="eastAsia"/>
-        </w:rPr>
-        <w:t>模组（不急，放后期做）</w:t>
-      </w:r>
-    </w:p>
-    <w:p>
-      <w:pPr>
-        <w:rPr>
-          <w:rFonts w:ascii="宋体" w:eastAsia="宋体" w:hAnsi="宋体"/>
-        </w:rPr>
-      </w:pPr>
-      <w:r>
-        <w:rPr>
-          <w:rFonts w:ascii="宋体" w:eastAsia="宋体" w:hAnsi="宋体" w:hint="eastAsia"/>
-        </w:rPr>
-        <w:t>5.BloodSpell：按2026年10月24日最新确认于0.7.4实装，详见Bug25；此前暂缓决定已被替代，待游戏实测。</w:t>
-      </w:r>
-      <w:r>
-        <w:rPr>
-          <w:color w:val="008080"/>
-          <w:sz w:val="20"/>
-        </w:rPr>
-        <w:br/>
-      </w:r>
-    </w:p>
-    <w:p>
-      <w:pPr>
-        <w:rPr>
-          <w:rFonts w:ascii="宋体" w:eastAsia="宋体" w:hAnsi="宋体"/>
-        </w:rPr>
-      </w:pPr>
-      <w:r>
-        <w:rPr>
-          <w:rFonts w:ascii="宋体" w:eastAsia="宋体" w:hAnsi="宋体" w:hint="eastAsia"/>
-        </w:rPr>
-        <w:t>6.时间线</w:t>
-      </w:r>
-    </w:p>
-    <w:p>
-      <w:pPr>
-        <w:rPr>
-          <w:rFonts w:ascii="宋体" w:eastAsia="宋体" w:hAnsi="宋体"/>
-        </w:rPr>
-      </w:pPr>
-      <w:r>
-        <w:rPr>
-          <w:rFonts w:ascii="宋体" w:eastAsia="宋体" w:hAnsi="宋体" w:hint="eastAsia"/>
-        </w:rPr>
         <w:t>7.视觉攻击魔法特效，谜题特效</w:t>
       </w:r>
     </w:p>
@@ -1113,7 +798,7 @@
     <w:p>
       <w:pPr>
         <w:rPr>
-          <w:rFonts w:ascii="宋体" w:eastAsia="宋体" w:hAnsi="宋体" w:hint="eastAsia"/>
+          <w:rFonts w:ascii="宋体" w:eastAsia="宋体" w:hAnsi="宋体"/>
         </w:rPr>
       </w:pPr>
       <w:r>
@@ -1395,6 +1080,12 @@
       </w:r>
     </w:p>
     <w:sectPr>
+      <w:headerReference w:type="even" r:id="rId11"/>
+      <w:headerReference w:type="default" r:id="rId12"/>
+      <w:footerReference w:type="even" r:id="rId13"/>
+      <w:footerReference w:type="default" r:id="rId14"/>
+      <w:headerReference w:type="first" r:id="rId15"/>
+      <w:footerReference w:type="first" r:id="rId16"/>
       <w:pgSz w:w="11906" w:h="16838"/>
       <w:pgMar w:top="1440" w:right="1800" w:bottom="1440" w:left="1800" w:header="851" w:footer="992" w:gutter="0"/>
       <w:cols w:space="425"/>
@@ -1402,6 +1093,116 @@
     </w:sectPr>
   </w:body>
 </w:document>
+</file>
+
+<file path=word/endnotes.xml><?xml version="1.0" encoding="utf-8"?>
+<w:endnotes xmlns:wpc="http://schemas.microsoft.com/office/word/2010/wordprocessingCanvas" xmlns:cx="http://schemas.microsoft.com/office/drawing/2014/chartex" xmlns:cx1="http://schemas.microsoft.com/office/drawing/2015/9/8/chartex" xmlns:cx2="http://schemas.microsoft.com/office/drawing/2015/10/21/chartex" xmlns:cx3="http://schemas.microsoft.com/office/drawing/2016/5/9/chartex" xmlns:cx4="http://schemas.microsoft.com/office/drawing/2016/5/10/chartex" xmlns:cx5="http://schemas.microsoft.com/office/drawing/2016/5/11/chartex" xmlns:cx6="http://schemas.microsoft.com/office/drawing/2016/5/12/chartex" xmlns:cx7="http://schemas.microsoft.com/office/drawing/2016/5/13/chartex" xmlns:cx8="http://schemas.microsoft.com/office/drawing/2016/5/14/chartex" xmlns:mc="http://schemas.openxmlformats.org/markup-compatibility/2006" xmlns:aink="http://schemas.microsoft.com/office/drawing/2016/ink" xmlns:am3d="http://schemas.microsoft.com/office/drawing/2017/model3d" xmlns:o="urn:schemas-microsoft-com:office:office" xmlns:oel="http://schemas.microsoft.com/office/2019/extlst" xmlns:r="http://schemas.openxmlformats.org/officeDocument/2006/relationships" xmlns:m="http://schemas.openxmlformats.org/officeDocument/2006/math" xmlns:v="urn:schemas-microsoft-com:vml" xmlns:wp14="http://schemas.microsoft.com/office/word/2010/wordprocessingDrawing" xmlns:wp="http://schemas.openxmlformats.org/drawingml/2006/wordprocessingDrawing" xmlns:w10="urn:schemas-microsoft-com:office:word" xmlns:w="http://schemas.openxmlformats.org/wordprocessingml/2006/main" xmlns:w14="http://schemas.microsoft.com/office/word/2010/wordml" xmlns:w15="http://schemas.microsoft.com/office/word/2012/wordml" xmlns:w16cex="http://schemas.microsoft.com/office/word/2018/wordml/cex" xmlns:w16cid="http://schemas.microsoft.com/office/word/2016/wordml/cid" xmlns:w16="http://schemas.microsoft.com/office/word/2018/wordml" xmlns:w16du="http://schemas.microsoft.com/office/word/2023/wordml/word16du" xmlns:w16sdtdh="http://schemas.microsoft.com/office/word/2020/wordml/sdtdatahash" xmlns:w16sdtfl="http://schemas.microsoft.com/office/word/2024/wordml/sdtformatlock" xmlns:w16se="http://schemas.microsoft.com/office/word/2015/wordml/symex" xmlns:wpg="http://schemas.microsoft.com/office/word/2010/wordprocessingGroup" xmlns:wpi="http://schemas.microsoft.com/office/word/2010/wordprocessingInk" xmlns:wne="http://schemas.microsoft.com/office/word/2006/wordml" xmlns:wps="http://schemas.microsoft.com/office/word/2010/wordprocessingShape" mc:Ignorable="w14 w15 w16se w16cid w16 w16cex w16sdtdh w16sdtfl w16du wp14">
+  <w:endnote w:type="separator" w:id="-1">
+    <w:p>
+      <w:pPr>
+        <w:spacing w:after="0" w:line="240" w:lineRule="auto"/>
+      </w:pPr>
+      <w:r>
+        <w:separator/>
+      </w:r>
+    </w:p>
+  </w:endnote>
+  <w:endnote w:type="continuationSeparator" w:id="0">
+    <w:p>
+      <w:pPr>
+        <w:spacing w:after="0" w:line="240" w:lineRule="auto"/>
+      </w:pPr>
+      <w:r>
+        <w:continuationSeparator/>
+      </w:r>
+    </w:p>
+  </w:endnote>
+</w:endnotes>
+</file>
+
+<file path=word/footer1.xml><?xml version="1.0" encoding="utf-8"?>
+<w:ftr xmlns:wpc="http://schemas.microsoft.com/office/word/2010/wordprocessingCanvas" xmlns:cx="http://schemas.microsoft.com/office/drawing/2014/chartex" xmlns:cx1="http://schemas.microsoft.com/office/drawing/2015/9/8/chartex" xmlns:cx2="http://schemas.microsoft.com/office/drawing/2015/10/21/chartex" xmlns:cx3="http://schemas.microsoft.com/office/drawing/2016/5/9/chartex" xmlns:cx4="http://schemas.microsoft.com/office/drawing/2016/5/10/chartex" xmlns:cx5="http://schemas.microsoft.com/office/drawing/2016/5/11/chartex" xmlns:cx6="http://schemas.microsoft.com/office/drawing/2016/5/12/chartex" xmlns:cx7="http://schemas.microsoft.com/office/drawing/2016/5/13/chartex" xmlns:cx8="http://schemas.microsoft.com/office/drawing/2016/5/14/chartex" xmlns:mc="http://schemas.openxmlformats.org/markup-compatibility/2006" xmlns:aink="http://schemas.microsoft.com/office/drawing/2016/ink" xmlns:am3d="http://schemas.microsoft.com/office/drawing/2017/model3d" xmlns:o="urn:schemas-microsoft-com:office:office" xmlns:oel="http://schemas.microsoft.com/office/2019/extlst" xmlns:r="http://schemas.openxmlformats.org/officeDocument/2006/relationships" xmlns:m="http://schemas.openxmlformats.org/officeDocument/2006/math" xmlns:v="urn:schemas-microsoft-com:vml" xmlns:wp14="http://schemas.microsoft.com/office/word/2010/wordprocessingDrawing" xmlns:wp="http://schemas.openxmlformats.org/drawingml/2006/wordprocessingDrawing" xmlns:w10="urn:schemas-microsoft-com:office:word" xmlns:w="http://schemas.openxmlformats.org/wordprocessingml/2006/main" xmlns:w14="http://schemas.microsoft.com/office/word/2010/wordml" xmlns:w15="http://schemas.microsoft.com/office/word/2012/wordml" xmlns:w16cex="http://schemas.microsoft.com/office/word/2018/wordml/cex" xmlns:w16cid="http://schemas.microsoft.com/office/word/2016/wordml/cid" xmlns:w16="http://schemas.microsoft.com/office/word/2018/wordml" xmlns:w16du="http://schemas.microsoft.com/office/word/2023/wordml/word16du" xmlns:w16sdtdh="http://schemas.microsoft.com/office/word/2020/wordml/sdtdatahash" xmlns:w16sdtfl="http://schemas.microsoft.com/office/word/2024/wordml/sdtformatlock" xmlns:w16se="http://schemas.microsoft.com/office/word/2015/wordml/symex" xmlns:wpg="http://schemas.microsoft.com/office/word/2010/wordprocessingGroup" xmlns:wpi="http://schemas.microsoft.com/office/word/2010/wordprocessingInk" xmlns:wne="http://schemas.microsoft.com/office/word/2006/wordml" xmlns:wps="http://schemas.microsoft.com/office/word/2010/wordprocessingShape" mc:Ignorable="w14 w15 w16se w16cid w16 w16cex w16sdtdh w16sdtfl w16du wp14">
+  <w:p>
+    <w:pPr>
+      <w:pStyle w:val="af1"/>
+    </w:pPr>
+  </w:p>
+</w:ftr>
+</file>
+
+<file path=word/footer2.xml><?xml version="1.0" encoding="utf-8"?>
+<w:ftr xmlns:wpc="http://schemas.microsoft.com/office/word/2010/wordprocessingCanvas" xmlns:cx="http://schemas.microsoft.com/office/drawing/2014/chartex" xmlns:cx1="http://schemas.microsoft.com/office/drawing/2015/9/8/chartex" xmlns:cx2="http://schemas.microsoft.com/office/drawing/2015/10/21/chartex" xmlns:cx3="http://schemas.microsoft.com/office/drawing/2016/5/9/chartex" xmlns:cx4="http://schemas.microsoft.com/office/drawing/2016/5/10/chartex" xmlns:cx5="http://schemas.microsoft.com/office/drawing/2016/5/11/chartex" xmlns:cx6="http://schemas.microsoft.com/office/drawing/2016/5/12/chartex" xmlns:cx7="http://schemas.microsoft.com/office/drawing/2016/5/13/chartex" xmlns:cx8="http://schemas.microsoft.com/office/drawing/2016/5/14/chartex" xmlns:mc="http://schemas.openxmlformats.org/markup-compatibility/2006" xmlns:aink="http://schemas.microsoft.com/office/drawing/2016/ink" xmlns:am3d="http://schemas.microsoft.com/office/drawing/2017/model3d" xmlns:o="urn:schemas-microsoft-com:office:office" xmlns:oel="http://schemas.microsoft.com/office/2019/extlst" xmlns:r="http://schemas.openxmlformats.org/officeDocument/2006/relationships" xmlns:m="http://schemas.openxmlformats.org/officeDocument/2006/math" xmlns:v="urn:schemas-microsoft-com:vml" xmlns:wp14="http://schemas.microsoft.com/office/word/2010/wordprocessingDrawing" xmlns:wp="http://schemas.openxmlformats.org/drawingml/2006/wordprocessingDrawing" xmlns:w10="urn:schemas-microsoft-com:office:word" xmlns:w="http://schemas.openxmlformats.org/wordprocessingml/2006/main" xmlns:w14="http://schemas.microsoft.com/office/word/2010/wordml" xmlns:w15="http://schemas.microsoft.com/office/word/2012/wordml" xmlns:w16cex="http://schemas.microsoft.com/office/word/2018/wordml/cex" xmlns:w16cid="http://schemas.microsoft.com/office/word/2016/wordml/cid" xmlns:w16="http://schemas.microsoft.com/office/word/2018/wordml" xmlns:w16du="http://schemas.microsoft.com/office/word/2023/wordml/word16du" xmlns:w16sdtdh="http://schemas.microsoft.com/office/word/2020/wordml/sdtdatahash" xmlns:w16sdtfl="http://schemas.microsoft.com/office/word/2024/wordml/sdtformatlock" xmlns:w16se="http://schemas.microsoft.com/office/word/2015/wordml/symex" xmlns:wpg="http://schemas.microsoft.com/office/word/2010/wordprocessingGroup" xmlns:wpi="http://schemas.microsoft.com/office/word/2010/wordprocessingInk" xmlns:wne="http://schemas.microsoft.com/office/word/2006/wordml" xmlns:wps="http://schemas.microsoft.com/office/word/2010/wordprocessingShape" mc:Ignorable="w14 w15 w16se w16cid w16 w16cex w16sdtdh w16sdtfl w16du wp14">
+  <w:p>
+    <w:pPr>
+      <w:pStyle w:val="af1"/>
+    </w:pPr>
+  </w:p>
+</w:ftr>
+</file>
+
+<file path=word/footer3.xml><?xml version="1.0" encoding="utf-8"?>
+<w:ftr xmlns:wpc="http://schemas.microsoft.com/office/word/2010/wordprocessingCanvas" xmlns:cx="http://schemas.microsoft.com/office/drawing/2014/chartex" xmlns:cx1="http://schemas.microsoft.com/office/drawing/2015/9/8/chartex" xmlns:cx2="http://schemas.microsoft.com/office/drawing/2015/10/21/chartex" xmlns:cx3="http://schemas.microsoft.com/office/drawing/2016/5/9/chartex" xmlns:cx4="http://schemas.microsoft.com/office/drawing/2016/5/10/chartex" xmlns:cx5="http://schemas.microsoft.com/office/drawing/2016/5/11/chartex" xmlns:cx6="http://schemas.microsoft.com/office/drawing/2016/5/12/chartex" xmlns:cx7="http://schemas.microsoft.com/office/drawing/2016/5/13/chartex" xmlns:cx8="http://schemas.microsoft.com/office/drawing/2016/5/14/chartex" xmlns:mc="http://schemas.openxmlformats.org/markup-compatibility/2006" xmlns:aink="http://schemas.microsoft.com/office/drawing/2016/ink" xmlns:am3d="http://schemas.microsoft.com/office/drawing/2017/model3d" xmlns:o="urn:schemas-microsoft-com:office:office" xmlns:oel="http://schemas.microsoft.com/office/2019/extlst" xmlns:r="http://schemas.openxmlformats.org/officeDocument/2006/relationships" xmlns:m="http://schemas.openxmlformats.org/officeDocument/2006/math" xmlns:v="urn:schemas-microsoft-com:vml" xmlns:wp14="http://schemas.microsoft.com/office/word/2010/wordprocessingDrawing" xmlns:wp="http://schemas.openxmlformats.org/drawingml/2006/wordprocessingDrawing" xmlns:w10="urn:schemas-microsoft-com:office:word" xmlns:w="http://schemas.openxmlformats.org/wordprocessingml/2006/main" xmlns:w14="http://schemas.microsoft.com/office/word/2010/wordml" xmlns:w15="http://schemas.microsoft.com/office/word/2012/wordml" xmlns:w16cex="http://schemas.microsoft.com/office/word/2018/wordml/cex" xmlns:w16cid="http://schemas.microsoft.com/office/word/2016/wordml/cid" xmlns:w16="http://schemas.microsoft.com/office/word/2018/wordml" xmlns:w16du="http://schemas.microsoft.com/office/word/2023/wordml/word16du" xmlns:w16sdtdh="http://schemas.microsoft.com/office/word/2020/wordml/sdtdatahash" xmlns:w16sdtfl="http://schemas.microsoft.com/office/word/2024/wordml/sdtformatlock" xmlns:w16se="http://schemas.microsoft.com/office/word/2015/wordml/symex" xmlns:wpg="http://schemas.microsoft.com/office/word/2010/wordprocessingGroup" xmlns:wpi="http://schemas.microsoft.com/office/word/2010/wordprocessingInk" xmlns:wne="http://schemas.microsoft.com/office/word/2006/wordml" xmlns:wps="http://schemas.microsoft.com/office/word/2010/wordprocessingShape" mc:Ignorable="w14 w15 w16se w16cid w16 w16cex w16sdtdh w16sdtfl w16du wp14">
+  <w:p>
+    <w:pPr>
+      <w:pStyle w:val="af1"/>
+    </w:pPr>
+  </w:p>
+</w:ftr>
+</file>
+
+<file path=word/footnotes.xml><?xml version="1.0" encoding="utf-8"?>
+<w:footnotes xmlns:wpc="http://schemas.microsoft.com/office/word/2010/wordprocessingCanvas" xmlns:cx="http://schemas.microsoft.com/office/drawing/2014/chartex" xmlns:cx1="http://schemas.microsoft.com/office/drawing/2015/9/8/chartex" xmlns:cx2="http://schemas.microsoft.com/office/drawing/2015/10/21/chartex" xmlns:cx3="http://schemas.microsoft.com/office/drawing/2016/5/9/chartex" xmlns:cx4="http://schemas.microsoft.com/office/drawing/2016/5/10/chartex" xmlns:cx5="http://schemas.microsoft.com/office/drawing/2016/5/11/chartex" xmlns:cx6="http://schemas.microsoft.com/office/drawing/2016/5/12/chartex" xmlns:cx7="http://schemas.microsoft.com/office/drawing/2016/5/13/chartex" xmlns:cx8="http://schemas.microsoft.com/office/drawing/2016/5/14/chartex" xmlns:mc="http://schemas.openxmlformats.org/markup-compatibility/2006" xmlns:aink="http://schemas.microsoft.com/office/drawing/2016/ink" xmlns:am3d="http://schemas.microsoft.com/office/drawing/2017/model3d" xmlns:o="urn:schemas-microsoft-com:office:office" xmlns:oel="http://schemas.microsoft.com/office/2019/extlst" xmlns:r="http://schemas.openxmlformats.org/officeDocument/2006/relationships" xmlns:m="http://schemas.openxmlformats.org/officeDocument/2006/math" xmlns:v="urn:schemas-microsoft-com:vml" xmlns:wp14="http://schemas.microsoft.com/office/word/2010/wordprocessingDrawing" xmlns:wp="http://schemas.openxmlformats.org/drawingml/2006/wordprocessingDrawing" xmlns:w10="urn:schemas-microsoft-com:office:word" xmlns:w="http://schemas.openxmlformats.org/wordprocessingml/2006/main" xmlns:w14="http://schemas.microsoft.com/office/word/2010/wordml" xmlns:w15="http://schemas.microsoft.com/office/word/2012/wordml" xmlns:w16cex="http://schemas.microsoft.com/office/word/2018/wordml/cex" xmlns:w16cid="http://schemas.microsoft.com/office/word/2016/wordml/cid" xmlns:w16="http://schemas.microsoft.com/office/word/2018/wordml" xmlns:w16du="http://schemas.microsoft.com/office/word/2023/wordml/word16du" xmlns:w16sdtdh="http://schemas.microsoft.com/office/word/2020/wordml/sdtdatahash" xmlns:w16sdtfl="http://schemas.microsoft.com/office/word/2024/wordml/sdtformatlock" xmlns:w16se="http://schemas.microsoft.com/office/word/2015/wordml/symex" xmlns:wpg="http://schemas.microsoft.com/office/word/2010/wordprocessingGroup" xmlns:wpi="http://schemas.microsoft.com/office/word/2010/wordprocessingInk" xmlns:wne="http://schemas.microsoft.com/office/word/2006/wordml" xmlns:wps="http://schemas.microsoft.com/office/word/2010/wordprocessingShape" mc:Ignorable="w14 w15 w16se w16cid w16 w16cex w16sdtdh w16sdtfl w16du wp14">
+  <w:footnote w:type="separator" w:id="-1">
+    <w:p>
+      <w:pPr>
+        <w:spacing w:after="0" w:line="240" w:lineRule="auto"/>
+      </w:pPr>
+      <w:r>
+        <w:separator/>
+      </w:r>
+    </w:p>
+  </w:footnote>
+  <w:footnote w:type="continuationSeparator" w:id="0">
+    <w:p>
+      <w:pPr>
+        <w:spacing w:after="0" w:line="240" w:lineRule="auto"/>
+      </w:pPr>
+      <w:r>
+        <w:continuationSeparator/>
+      </w:r>
+    </w:p>
+  </w:footnote>
+</w:footnotes>
+</file>
+
+<file path=word/header1.xml><?xml version="1.0" encoding="utf-8"?>
+<w:hdr xmlns:wpc="http://schemas.microsoft.com/office/word/2010/wordprocessingCanvas" xmlns:cx="http://schemas.microsoft.com/office/drawing/2014/chartex" xmlns:cx1="http://schemas.microsoft.com/office/drawing/2015/9/8/chartex" xmlns:cx2="http://schemas.microsoft.com/office/drawing/2015/10/21/chartex" xmlns:cx3="http://schemas.microsoft.com/office/drawing/2016/5/9/chartex" xmlns:cx4="http://schemas.microsoft.com/office/drawing/2016/5/10/chartex" xmlns:cx5="http://schemas.microsoft.com/office/drawing/2016/5/11/chartex" xmlns:cx6="http://schemas.microsoft.com/office/drawing/2016/5/12/chartex" xmlns:cx7="http://schemas.microsoft.com/office/drawing/2016/5/13/chartex" xmlns:cx8="http://schemas.microsoft.com/office/drawing/2016/5/14/chartex" xmlns:mc="http://schemas.openxmlformats.org/markup-compatibility/2006" xmlns:aink="http://schemas.microsoft.com/office/drawing/2016/ink" xmlns:am3d="http://schemas.microsoft.com/office/drawing/2017/model3d" xmlns:o="urn:schemas-microsoft-com:office:office" xmlns:oel="http://schemas.microsoft.com/office/2019/extlst" xmlns:r="http://schemas.openxmlformats.org/officeDocument/2006/relationships" xmlns:m="http://schemas.openxmlformats.org/officeDocument/2006/math" xmlns:v="urn:schemas-microsoft-com:vml" xmlns:wp14="http://schemas.microsoft.com/office/word/2010/wordprocessingDrawing" xmlns:wp="http://schemas.openxmlformats.org/drawingml/2006/wordprocessingDrawing" xmlns:w10="urn:schemas-microsoft-com:office:word" xmlns:w="http://schemas.openxmlformats.org/wordprocessingml/2006/main" xmlns:w14="http://schemas.microsoft.com/office/word/2010/wordml" xmlns:w15="http://schemas.microsoft.com/office/word/2012/wordml" xmlns:w16cex="http://schemas.microsoft.com/office/word/2018/wordml/cex" xmlns:w16cid="http://schemas.microsoft.com/office/word/2016/wordml/cid" xmlns:w16="http://schemas.microsoft.com/office/word/2018/wordml" xmlns:w16du="http://schemas.microsoft.com/office/word/2023/wordml/word16du" xmlns:w16sdtdh="http://schemas.microsoft.com/office/word/2020/wordml/sdtdatahash" xmlns:w16sdtfl="http://schemas.microsoft.com/office/word/2024/wordml/sdtformatlock" xmlns:w16se="http://schemas.microsoft.com/office/word/2015/wordml/symex" xmlns:wpg="http://schemas.microsoft.com/office/word/2010/wordprocessingGroup" xmlns:wpi="http://schemas.microsoft.com/office/word/2010/wordprocessingInk" xmlns:wne="http://schemas.microsoft.com/office/word/2006/wordml" xmlns:wps="http://schemas.microsoft.com/office/word/2010/wordprocessingShape" mc:Ignorable="w14 w15 w16se w16cid w16 w16cex w16sdtdh w16sdtfl w16du wp14">
+  <w:p>
+    <w:pPr>
+      <w:pStyle w:val="af"/>
+    </w:pPr>
+  </w:p>
+</w:hdr>
+</file>
+
+<file path=word/header2.xml><?xml version="1.0" encoding="utf-8"?>
+<w:hdr xmlns:wpc="http://schemas.microsoft.com/office/word/2010/wordprocessingCanvas" xmlns:cx="http://schemas.microsoft.com/office/drawing/2014/chartex" xmlns:cx1="http://schemas.microsoft.com/office/drawing/2015/9/8/chartex" xmlns:cx2="http://schemas.microsoft.com/office/drawing/2015/10/21/chartex" xmlns:cx3="http://schemas.microsoft.com/office/drawing/2016/5/9/chartex" xmlns:cx4="http://schemas.microsoft.com/office/drawing/2016/5/10/chartex" xmlns:cx5="http://schemas.microsoft.com/office/drawing/2016/5/11/chartex" xmlns:cx6="http://schemas.microsoft.com/office/drawing/2016/5/12/chartex" xmlns:cx7="http://schemas.microsoft.com/office/drawing/2016/5/13/chartex" xmlns:cx8="http://schemas.microsoft.com/office/drawing/2016/5/14/chartex" xmlns:mc="http://schemas.openxmlformats.org/markup-compatibility/2006" xmlns:aink="http://schemas.microsoft.com/office/drawing/2016/ink" xmlns:am3d="http://schemas.microsoft.com/office/drawing/2017/model3d" xmlns:o="urn:schemas-microsoft-com:office:office" xmlns:oel="http://schemas.microsoft.com/office/2019/extlst" xmlns:r="http://schemas.openxmlformats.org/officeDocument/2006/relationships" xmlns:m="http://schemas.openxmlformats.org/officeDocument/2006/math" xmlns:v="urn:schemas-microsoft-com:vml" xmlns:wp14="http://schemas.microsoft.com/office/word/2010/wordprocessingDrawing" xmlns:wp="http://schemas.openxmlformats.org/drawingml/2006/wordprocessingDrawing" xmlns:w10="urn:schemas-microsoft-com:office:word" xmlns:w="http://schemas.openxmlformats.org/wordprocessingml/2006/main" xmlns:w14="http://schemas.microsoft.com/office/word/2010/wordml" xmlns:w15="http://schemas.microsoft.com/office/word/2012/wordml" xmlns:w16cex="http://schemas.microsoft.com/office/word/2018/wordml/cex" xmlns:w16cid="http://schemas.microsoft.com/office/word/2016/wordml/cid" xmlns:w16="http://schemas.microsoft.com/office/word/2018/wordml" xmlns:w16du="http://schemas.microsoft.com/office/word/2023/wordml/word16du" xmlns:w16sdtdh="http://schemas.microsoft.com/office/word/2020/wordml/sdtdatahash" xmlns:w16sdtfl="http://schemas.microsoft.com/office/word/2024/wordml/sdtformatlock" xmlns:w16se="http://schemas.microsoft.com/office/word/2015/wordml/symex" xmlns:wpg="http://schemas.microsoft.com/office/word/2010/wordprocessingGroup" xmlns:wpi="http://schemas.microsoft.com/office/word/2010/wordprocessingInk" xmlns:wne="http://schemas.microsoft.com/office/word/2006/wordml" xmlns:wps="http://schemas.microsoft.com/office/word/2010/wordprocessingShape" mc:Ignorable="w14 w15 w16se w16cid w16 w16cex w16sdtdh w16sdtfl w16du wp14">
+  <w:p>
+    <w:pPr>
+      <w:pStyle w:val="af"/>
+    </w:pPr>
+  </w:p>
+</w:hdr>
+</file>
+
+<file path=word/header3.xml><?xml version="1.0" encoding="utf-8"?>
+<w:hdr xmlns:wpc="http://schemas.microsoft.com/office/word/2010/wordprocessingCanvas" xmlns:cx="http://schemas.microsoft.com/office/drawing/2014/chartex" xmlns:cx1="http://schemas.microsoft.com/office/drawing/2015/9/8/chartex" xmlns:cx2="http://schemas.microsoft.com/office/drawing/2015/10/21/chartex" xmlns:cx3="http://schemas.microsoft.com/office/drawing/2016/5/9/chartex" xmlns:cx4="http://schemas.microsoft.com/office/drawing/2016/5/10/chartex" xmlns:cx5="http://schemas.microsoft.com/office/drawing/2016/5/11/chartex" xmlns:cx6="http://schemas.microsoft.com/office/drawing/2016/5/12/chartex" xmlns:cx7="http://schemas.microsoft.com/office/drawing/2016/5/13/chartex" xmlns:cx8="http://schemas.microsoft.com/office/drawing/2016/5/14/chartex" xmlns:mc="http://schemas.openxmlformats.org/markup-compatibility/2006" xmlns:aink="http://schemas.microsoft.com/office/drawing/2016/ink" xmlns:am3d="http://schemas.microsoft.com/office/drawing/2017/model3d" xmlns:o="urn:schemas-microsoft-com:office:office" xmlns:oel="http://schemas.microsoft.com/office/2019/extlst" xmlns:r="http://schemas.openxmlformats.org/officeDocument/2006/relationships" xmlns:m="http://schemas.openxmlformats.org/officeDocument/2006/math" xmlns:v="urn:schemas-microsoft-com:vml" xmlns:wp14="http://schemas.microsoft.com/office/word/2010/wordprocessingDrawing" xmlns:wp="http://schemas.openxmlformats.org/drawingml/2006/wordprocessingDrawing" xmlns:w10="urn:schemas-microsoft-com:office:word" xmlns:w="http://schemas.openxmlformats.org/wordprocessingml/2006/main" xmlns:w14="http://schemas.microsoft.com/office/word/2010/wordml" xmlns:w15="http://schemas.microsoft.com/office/word/2012/wordml" xmlns:w16cex="http://schemas.microsoft.com/office/word/2018/wordml/cex" xmlns:w16cid="http://schemas.microsoft.com/office/word/2016/wordml/cid" xmlns:w16="http://schemas.microsoft.com/office/word/2018/wordml" xmlns:w16du="http://schemas.microsoft.com/office/word/2023/wordml/word16du" xmlns:w16sdtdh="http://schemas.microsoft.com/office/word/2020/wordml/sdtdatahash" xmlns:w16sdtfl="http://schemas.microsoft.com/office/word/2024/wordml/sdtformatlock" xmlns:w16se="http://schemas.microsoft.com/office/word/2015/wordml/symex" xmlns:wpg="http://schemas.microsoft.com/office/word/2010/wordprocessingGroup" xmlns:wpi="http://schemas.microsoft.com/office/word/2010/wordprocessingInk" xmlns:wne="http://schemas.microsoft.com/office/word/2006/wordml" xmlns:wps="http://schemas.microsoft.com/office/word/2010/wordprocessingShape" mc:Ignorable="w14 w15 w16se w16cid w16 w16cex w16sdtdh w16sdtfl w16du wp14">
+  <w:p>
+    <w:pPr>
+      <w:pStyle w:val="af"/>
+    </w:pPr>
+  </w:p>
+</w:hdr>
 </file>
 
 <file path=word/numbering.xml><?xml version="1.0" encoding="utf-8"?>
@@ -2437,6 +2238,69 @@
       <w:sz w:val="24"/>
     </w:rPr>
   </w:style>
+  <w:style w:type="paragraph" w:styleId="af">
+    <w:name w:val="header"/>
+    <w:basedOn w:val="a"/>
+    <w:link w:val="af0"/>
+    <w:uiPriority w:val="99"/>
+    <w:unhideWhenUsed/>
+    <w:rsid w:val="00204411"/>
+    <w:pPr>
+      <w:tabs>
+        <w:tab w:val="center" w:pos="4153"/>
+        <w:tab w:val="right" w:pos="8306"/>
+      </w:tabs>
+      <w:snapToGrid w:val="0"/>
+      <w:spacing w:line="240" w:lineRule="auto"/>
+      <w:jc w:val="center"/>
+    </w:pPr>
+    <w:rPr>
+      <w:sz w:val="18"/>
+      <w:szCs w:val="18"/>
+    </w:rPr>
+  </w:style>
+  <w:style w:type="character" w:customStyle="1" w:styleId="af0">
+    <w:name w:val="页眉 字符"/>
+    <w:basedOn w:val="a0"/>
+    <w:link w:val="af"/>
+    <w:uiPriority w:val="99"/>
+    <w:rsid w:val="00204411"/>
+    <w:rPr>
+      <w:sz w:val="18"/>
+      <w:szCs w:val="18"/>
+    </w:rPr>
+  </w:style>
+  <w:style w:type="paragraph" w:styleId="af1">
+    <w:name w:val="footer"/>
+    <w:basedOn w:val="a"/>
+    <w:link w:val="af2"/>
+    <w:uiPriority w:val="99"/>
+    <w:unhideWhenUsed/>
+    <w:rsid w:val="00204411"/>
+    <w:pPr>
+      <w:tabs>
+        <w:tab w:val="center" w:pos="4153"/>
+        <w:tab w:val="right" w:pos="8306"/>
+      </w:tabs>
+      <w:snapToGrid w:val="0"/>
+      <w:spacing w:line="240" w:lineRule="auto"/>
+    </w:pPr>
+    <w:rPr>
+      <w:sz w:val="18"/>
+      <w:szCs w:val="18"/>
+    </w:rPr>
+  </w:style>
+  <w:style w:type="character" w:customStyle="1" w:styleId="af2">
+    <w:name w:val="页脚 字符"/>
+    <w:basedOn w:val="a0"/>
+    <w:link w:val="af1"/>
+    <w:uiPriority w:val="99"/>
+    <w:rsid w:val="00204411"/>
+    <w:rPr>
+      <w:sz w:val="18"/>
+      <w:szCs w:val="18"/>
+    </w:rPr>
+  </w:style>
 </w:styles>
 </file>
 

--- a/TODOs.docx
+++ b/TODOs.docx
@@ -17,7 +17,7 @@
     </w:p>
     <w:p>
       <w:r>
-        <w:t>更新于 2026年10月24日 当前模组版本 0.7.8</w:t>
+        <w:t>更新于 2026年10月24日 当前模组版本 0.7.9</w:t>
       </w:r>
     </w:p>
     <w:p>
@@ -150,7 +150,7 @@
           <w:sz w:val="20"/>
         </w:rPr>
         <w:br/>
-        <w:t>0.7.8 已替换，待游戏实测：按二代五名原版角色的坐姿比例，将作者提供的读书坐姿图手工抠出人物和书本，去掉床及背景，对齐原生木桩；本次未生成或补画人物。顶部及选人头像仍待处理。</w:t>
+        <w:t>0.7.8 坐姿图已获作者认可并推送：按二代五名原版角色的坐姿比例，将作者提供的读书坐姿图手工抠出人物和书本，去掉床及背景，对齐原生木桩；本次未生成或补画人物。顶部及选人头像仍待处理。</w:t>
       </w:r>
     </w:p>
     <w:p>
@@ -259,6 +259,14 @@
         </w:rPr>
         <w:t>现在看的到传说魔法词条了，另外饰品魔法的效果要改，把现在的4费改为3费，升级效果从原来的改为去掉固有，excel里我也改好了</w:t>
       </w:r>
+      <w:r>
+        <w:rPr>
+          <w:color w:val="008080"/>
+          <w:sz w:val="20"/>
+        </w:rPr>
+        <w:br/>
+        <w:t>0.7.9 已按已保存Excel修改，待游戏实测：基础费用3；升级仅移除固有，保留虚无、传说魔法和胜利遗物奖励。</w:t>
+      </w:r>
     </w:p>
     <w:p>
       <w:pPr>
@@ -296,6 +304,14 @@
         </w:rPr>
         <w:t>进度 0.6.27 已实现，待游戏实测。谜题正确集齐后复用原版 Hyperbeam 蓄力、光束和命中特效，约1.025秒后统一击杀，保留原版音效和震屏。错误槽位、错序和未完成时不播放；普通与终极咏唱时序检查通过。</w:t>
       </w:r>
+      <w:r>
+        <w:rPr>
+          <w:color w:val="008080"/>
+          <w:sz w:val="20"/>
+        </w:rPr>
+        <w:br/>
+        <w:t>0.7.9 已补正时序，待游戏实测：正确集齐后先停顿1秒，播放原版光束，再停顿1秒后统一击杀；普通及终极咏唱均已验证。</w:t>
+      </w:r>
     </w:p>
     <w:p>
       <w:pPr>
@@ -320,6 +336,14 @@
         </w:rPr>
         <w:br/>
         <w:t>0.7.6 已补齐，待游戏实测：伪装触发及吃撑回合使用原生摇摆气泡显示“嗝”。</w:t>
+      </w:r>
+      <w:r>
+        <w:rPr>
+          <w:color w:val="008080"/>
+          <w:sz w:val="20"/>
+        </w:rPr>
+        <w:br/>
+        <w:t>0.7.9 已修复，待游戏实测：解除伪装只说“（咀嚼的声音）”；仅吃撑回合显示摇摆的“嗝~~~~~~~”。</w:t>
       </w:r>
     </w:p>
     <w:p>

--- a/TODOs.docx
+++ b/TODOs.docx
@@ -17,7 +17,7 @@
     </w:p>
     <w:p>
       <w:r>
-        <w:t>更新于 2026年10月24日 当前模组版本 0.7.9</w:t>
+        <w:t>更新于 2026年10月24日 当前模组版本 0.7.10</w:t>
       </w:r>
     </w:p>
     <w:p>
@@ -622,6 +622,26 @@
             </a:graphic>
           </wp:inline>
         </w:drawing>
+      </w:r>
+    </w:p>
+    <w:p>
+      <w:pPr>
+        <w:widowControl/>
+        <w:rPr>
+          <w:color w:val="000000" w:themeColor="text1"/>
+          <w:sz w:val="20"/>
+        </w:rPr>
+      </w:pPr>
+      <w:r>
+        <w:t>37.百科单开“魔法因子和魔具”分类，图标使用魔法牌组图标。</w:t>
+      </w:r>
+      <w:r>
+        <w:rPr>
+          <w:color w:val="008080"/>
+          <w:sz w:val="20"/>
+        </w:rPr>
+        <w:br/>
+        <w:t>0.7.10 已实现，待游戏实测：复用原版分类按钮、搜索与筛选；因子和魔具独立收录，魔力等普通衍生牌归属不变。</w:t>
       </w:r>
     </w:p>
     <w:p>

--- a/TODOs.docx
+++ b/TODOs.docx
@@ -17,7 +17,7 @@
     </w:p>
     <w:p>
       <w:r>
-        <w:t>更新于 2026年10月24日 当前模组版本 0.7.10</w:t>
+        <w:t>更新于 2026年10月26日 当前模组版本 0.8.3</w:t>
       </w:r>
     </w:p>
     <w:p>
@@ -37,158 +37,34 @@
         </w:rPr>
         <w:t>需要尽快解决的问题</w:t>
       </w:r>
-      <w:r>
-        <w:rPr>
-          <w:rFonts w:ascii="宋体" w:eastAsia="宋体" w:hAnsi="宋体" w:hint="eastAsia"/>
-        </w:rPr>
-        <w:t>（bug）</w:t>
-      </w:r>
-    </w:p>
-    <w:p>
-      <w:pPr>
+    </w:p>
+    <w:p>
+      <w:pPr>
+        <w:pStyle w:val="a9"/>
+        <w:numPr>
+          <w:ilvl w:val="0"/>
+          <w:numId w:val="3"/>
+        </w:numPr>
         <w:rPr>
           <w:rFonts w:ascii="宋体" w:eastAsia="宋体" w:hAnsi="宋体"/>
         </w:rPr>
       </w:pPr>
-      <w:r>
-        <w:rPr>
-          <w:rFonts w:ascii="宋体" w:eastAsia="宋体" w:hAnsi="宋体" w:hint="eastAsia"/>
-        </w:rPr>
-        <w:t>1</w:t>
-      </w:r>
-      <w:r>
+    </w:p>
+    <w:p>
+      <w:pPr>
         <w:rPr>
           <w:rFonts w:ascii="宋体" w:eastAsia="宋体" w:hAnsi="宋体"/>
         </w:rPr>
-        <w:t>.</w:t>
-      </w:r>
-      <w:r>
-        <w:rPr>
-          <w:rFonts w:ascii="宋体" w:eastAsia="宋体" w:hAnsi="宋体" w:hint="eastAsia"/>
-        </w:rPr>
-        <w:t>第一次游玩时要给玩家看教程</w:t>
-      </w:r>
-      <w:r>
-        <w:rPr>
-          <w:rFonts w:ascii="宋体" w:eastAsia="宋体" w:hAnsi="宋体" w:hint="eastAsia"/>
-        </w:rPr>
-        <w:t>，现在没有教程的时候在第一次送因子时sl会卡死</w:t>
-      </w:r>
-      <w:r>
-        <w:rPr>
-          <w:rFonts w:ascii="宋体" w:eastAsia="宋体" w:hAnsi="宋体"/>
-        </w:rPr>
-        <w:t xml:space="preserve"> </w:t>
-      </w:r>
-      <w:r>
-        <w:rPr>
-          <w:color w:val="145B68"/>
-          <w:sz w:val="20"/>
-        </w:rPr>
-        <w:br/>
-      </w:r>
-      <w:r>
-        <w:rPr>
-          <w:color w:val="008080"/>
-          <w:sz w:val="20"/>
-        </w:rPr>
-        <w:br/>
-        <w:t>2026年10月24日：作者确认0.7.3已不再卡住，此项已验收。</w:t>
-      </w:r>
-    </w:p>
-    <w:p>
-      <w:pPr>
-        <w:rPr>
-          <w:rFonts w:ascii="宋体" w:eastAsia="宋体" w:hAnsi="宋体"/>
-        </w:rPr>
-      </w:pPr>
-      <w:r>
-        <w:rPr>
-          <w:rFonts w:ascii="宋体" w:eastAsia="宋体" w:hAnsi="宋体" w:hint="eastAsia"/>
-        </w:rPr>
-        <w:t>2</w:t>
-      </w:r>
-      <w:r>
-        <w:rPr>
-          <w:rFonts w:ascii="宋体" w:eastAsia="宋体" w:hAnsi="宋体"/>
-        </w:rPr>
-        <w:t>.篝火休息的图像能否找一个不是ai的，芙莉莲左上角的头像</w:t>
-      </w:r>
-      <w:r>
-        <w:rPr>
-          <w:rFonts w:ascii="宋体" w:eastAsia="宋体" w:hAnsi="宋体" w:hint="eastAsia"/>
-        </w:rPr>
-        <w:t>，和选人界面的头像</w:t>
-      </w:r>
-      <w:r>
-        <w:rPr>
-          <w:rFonts w:ascii="宋体" w:eastAsia="宋体" w:hAnsi="宋体"/>
-        </w:rPr>
-        <w:t>也要换</w:t>
-      </w:r>
-      <w:r>
-        <w:rPr>
-          <w:rFonts w:ascii="宋体" w:eastAsia="宋体" w:hAnsi="宋体" w:hint="eastAsia"/>
-        </w:rPr>
-        <w:t>成和原版一样的风格（这几个如果没有好的现成图我自己找吧）</w:t>
-      </w:r>
-      <w:r>
-        <w:rPr>
-          <w:rFonts w:ascii="宋体" w:eastAsia="宋体" w:hAnsi="宋体"/>
-        </w:rPr>
-        <w:t>，选人界面也比较异常</w:t>
-      </w:r>
-      <w:r>
-        <w:rPr>
-          <w:rFonts w:ascii="宋体" w:eastAsia="宋体" w:hAnsi="宋体" w:hint="eastAsia"/>
-        </w:rPr>
-        <w:t>，左半边有黑色帮我改好</w:t>
-      </w:r>
-      <w:r>
-        <w:rPr>
-          <w:color w:val="008080"/>
-          <w:sz w:val="20"/>
-        </w:rPr>
-        <w:br/>
-        <w:t>0.7.8 坐姿图已获作者认可并推送：按二代五名原版角色的坐姿比例，将作者提供的读书坐姿图手工抠出人物和书本，去掉床及背景，对齐原生木桩；本次未生成或补画人物。顶部及选人头像仍待处理。</w:t>
-      </w:r>
-    </w:p>
-    <w:p>
-      <w:pPr>
-        <w:rPr>
-          <w:rFonts w:hint="eastAsia"/>
-          <w:color w:val="008080"/>
-          <w:sz w:val="20"/>
-        </w:rPr>
-      </w:pPr>
-      <w:r>
-        <w:rPr>
-          <w:rFonts w:ascii="宋体" w:eastAsia="宋体" w:hAnsi="宋体" w:hint="eastAsia"/>
-        </w:rPr>
-        <w:t>你看一下能不能把这张p成篝火时的角色图，之前是ai生成的。</w:t>
-      </w:r>
-      <w:r>
-        <w:rPr>
-          <w:rFonts w:ascii="宋体" w:eastAsia="宋体" w:hAnsi="宋体"/>
-        </w:rPr>
-        <w:tab/>
-      </w:r>
-    </w:p>
-    <w:p>
-      <w:pPr>
-        <w:rPr>
-          <w:rFonts w:ascii="宋体" w:eastAsia="宋体" w:hAnsi="宋体"/>
-        </w:rPr>
       </w:pPr>
       <w:r>
         <w:rPr>
           <w:noProof/>
         </w:rPr>
         <w:drawing>
-          <wp:inline distT="0" distB="0" distL="0" distR="0" wp14:anchorId="4A2F2FF8" wp14:editId="6FDC4969">
-            <wp:extent cx="3080825" cy="3886186"/>
-            <wp:effectExtent l="0" t="0" r="5715" b="635"/>
-            <wp:docPr id="273047396" name="图片 1"/>
+          <wp:inline distT="0" distB="0" distL="0" distR="0" wp14:anchorId="06C3B91A" wp14:editId="488D2C6F">
+            <wp:extent cx="2923411" cy="1645431"/>
+            <wp:effectExtent l="0" t="0" r="0" b="0"/>
+            <wp:docPr id="1393239784" name="图片 1"/>
             <wp:cNvGraphicFramePr>
               <a:graphicFrameLocks xmlns:a="http://schemas.openxmlformats.org/drawingml/2006/main" noChangeAspect="1"/>
             </wp:cNvGraphicFramePr>
@@ -196,23 +72,36 @@
               <a:graphicData uri="http://schemas.openxmlformats.org/drawingml/2006/picture">
                 <pic:pic xmlns:pic="http://schemas.openxmlformats.org/drawingml/2006/picture">
                   <pic:nvPicPr>
-                    <pic:cNvPr id="273047396" name=""/>
-                    <pic:cNvPicPr/>
+                    <pic:cNvPr id="0" name="Picture 1"/>
+                    <pic:cNvPicPr>
+                      <a:picLocks noChangeAspect="1" noChangeArrowheads="1"/>
+                    </pic:cNvPicPr>
                   </pic:nvPicPr>
                   <pic:blipFill>
-                    <a:blip r:embed="rId7"/>
+                    <a:blip r:embed="rId7" cstate="print">
+                      <a:extLst>
+                        <a:ext uri="{28A0092B-C50C-407E-A947-70E740481C1C}">
+                          <a14:useLocalDpi xmlns:a14="http://schemas.microsoft.com/office/drawing/2010/main" val="0"/>
+                        </a:ext>
+                      </a:extLst>
+                    </a:blip>
+                    <a:srcRect/>
                     <a:stretch>
                       <a:fillRect/>
                     </a:stretch>
                   </pic:blipFill>
-                  <pic:spPr>
+                  <pic:spPr bwMode="auto">
                     <a:xfrm>
                       <a:off x="0" y="0"/>
-                      <a:ext cx="3083932" cy="3890106"/>
+                      <a:ext cx="2938686" cy="1654028"/>
                     </a:xfrm>
                     <a:prstGeom prst="rect">
                       <a:avLst/>
                     </a:prstGeom>
+                    <a:noFill/>
+                    <a:ln>
+                      <a:noFill/>
+                    </a:ln>
                   </pic:spPr>
                 </pic:pic>
               </a:graphicData>
@@ -223,22 +112,32 @@
     </w:p>
     <w:p>
       <w:pPr>
-        <w:keepLines/>
-        <w:rPr>
-          <w:rFonts w:ascii="宋体" w:eastAsia="宋体" w:hAnsi="宋体" w:hint="eastAsia"/>
-        </w:rPr>
-      </w:pPr>
-      <w:r>
-        <w:rPr>
-          <w:rFonts w:ascii="宋体" w:eastAsia="宋体" w:hAnsi="宋体" w:hint="eastAsia"/>
-        </w:rPr>
-        <w:t>6.</w:t>
-      </w:r>
-      <w:r>
-        <w:rPr>
-          <w:rFonts w:ascii="宋体" w:eastAsia="宋体" w:hAnsi="宋体" w:hint="eastAsia"/>
-        </w:rPr>
-        <w:t>饰品魔法文本看不到传说魔法词条</w:t>
+        <w:pStyle w:val="a9"/>
+        <w:numPr>
+          <w:ilvl w:val="0"/>
+          <w:numId w:val="3"/>
+        </w:numPr>
+        <w:rPr>
+          <w:rFonts w:ascii="宋体" w:eastAsia="宋体" w:hAnsi="宋体"/>
+        </w:rPr>
+      </w:pPr>
+    </w:p>
+    <w:p>
+      <w:pPr>
+        <w:pStyle w:val="a9"/>
+        <w:numPr>
+          <w:ilvl w:val="0"/>
+          <w:numId w:val="3"/>
+        </w:numPr>
+        <w:rPr>
+          <w:rFonts w:ascii="宋体" w:eastAsia="宋体" w:hAnsi="宋体"/>
+        </w:rPr>
+      </w:pPr>
+      <w:r>
+        <w:rPr>
+          <w:rFonts w:ascii="宋体" w:eastAsia="宋体" w:hAnsi="宋体" w:hint="eastAsia"/>
+        </w:rPr>
+        <w:t>游戏开局的事件会把bgm给顶掉</w:t>
       </w:r>
       <w:r>
         <w:rPr>
@@ -246,18 +145,49 @@
           <w:sz w:val="20"/>
         </w:rPr>
         <w:br/>
-      </w:r>
-      <w:r>
-        <w:rPr>
-          <w:rFonts w:ascii="宋体" w:eastAsia="宋体" w:hAnsi="宋体" w:hint="eastAsia"/>
-        </w:rPr>
-        <w:t>新问题：</w:t>
-      </w:r>
-      <w:r>
-        <w:rPr>
-          <w:rFonts w:ascii="宋体" w:eastAsia="宋体" w:hAnsi="宋体" w:hint="eastAsia"/>
-        </w:rPr>
-        <w:t>现在看的到传说魔法词条了，另外饰品魔法的效果要改，把现在的4费改为3费，升级效果从原来的改为去掉固有，excel里我也改好了</w:t>
+        <w:t>0.8.3 已修复 待游戏实测：涅奥主题通过独立音效循环播放，现仅在芙莉莲启用一代音乐且替换曲目存在时抑制该循环；涅奥台词、其他音效、其他角色和关闭替换时的原生主题保留。定向引擎检查通过。</w:t>
+      </w:r>
+    </w:p>
+    <w:p>
+      <w:pPr>
+        <w:pStyle w:val="a9"/>
+        <w:numPr>
+          <w:ilvl w:val="0"/>
+          <w:numId w:val="3"/>
+        </w:numPr>
+        <w:rPr>
+          <w:rFonts w:ascii="宋体" w:eastAsia="宋体" w:hAnsi="宋体"/>
+        </w:rPr>
+      </w:pPr>
+    </w:p>
+    <w:p>
+      <w:pPr>
+        <w:pStyle w:val="a9"/>
+        <w:numPr>
+          <w:ilvl w:val="0"/>
+          <w:numId w:val="3"/>
+        </w:numPr>
+        <w:rPr>
+          <w:rFonts w:ascii="宋体" w:eastAsia="宋体" w:hAnsi="宋体"/>
+        </w:rPr>
+      </w:pPr>
+      <w:r>
+        <w:rPr>
+          <w:rFonts w:ascii="宋体" w:eastAsia="宋体" w:hAnsi="宋体" w:hint="eastAsia"/>
+        </w:rPr>
+        <w:t>地狱业火的能力</w:t>
+      </w:r>
+      <w:r>
+        <w:rPr>
+          <w:rFonts w:ascii="宋体" w:eastAsia="宋体" w:hAnsi="宋体" w:hint="eastAsia"/>
+        </w:rPr>
+        <w:t>图标数字</w:t>
+      </w:r>
+      <w:r>
+        <w:rPr>
+          <w:rFonts w:ascii="宋体" w:eastAsia="宋体" w:hAnsi="宋体" w:hint="eastAsia"/>
+        </w:rPr>
+        <w:t>没有正确记录当前回合打出的咏唱牌数量</w:t>
       </w:r>
       <w:r>
         <w:rPr>
@@ -265,111 +195,7 @@
           <w:sz w:val="20"/>
         </w:rPr>
         <w:br/>
-        <w:t>0.7.9 已按已保存Excel修改，待游戏实测：基础费用3；升级仅移除固有，保留虚无、传说魔法和胜利遗物奖励。</w:t>
-      </w:r>
-    </w:p>
-    <w:p>
-      <w:pPr>
-        <w:keepLines/>
-        <w:rPr>
-          <w:rFonts w:ascii="宋体" w:eastAsia="宋体" w:hAnsi="宋体"/>
-        </w:rPr>
-      </w:pPr>
-      <w:r>
-        <w:rPr>
-          <w:rFonts w:ascii="宋体" w:eastAsia="宋体" w:hAnsi="宋体" w:hint="eastAsia"/>
-        </w:rPr>
-        <w:lastRenderedPageBreak/>
-        <w:t>8.检查一下二代有什么原版就有的炫酷的特效，要给谜题装上一样的，谜题在杀死所有敌人之前要播放那个特效，停顿1秒左右再击杀。</w:t>
-      </w:r>
-      <w:r>
-        <w:rPr>
-          <w:color w:val="008080"/>
-          <w:sz w:val="20"/>
-        </w:rPr>
-        <w:br/>
-      </w:r>
-      <w:r>
-        <w:rPr>
-          <w:rFonts w:hint="eastAsia"/>
-          <w:color w:val="008080"/>
-          <w:sz w:val="20"/>
-        </w:rPr>
-        <w:t>播特效前等1秒，播完特效再等1秒然后杀死所有敌人吧。</w:t>
-      </w:r>
-      <w:r>
-        <w:rPr>
-          <w:color w:val="008080"/>
-          <w:sz w:val="20"/>
-        </w:rPr>
-        <w:t>进度 0.6.27 已实现，待游戏实测。谜题正确集齐后复用原版 Hyperbeam 蓄力、光束和命中特效，约1.025秒后统一击杀，保留原版音效和震屏。错误槽位、错序和未完成时不播放；普通与终极咏唱时序检查通过。</w:t>
-      </w:r>
-      <w:r>
-        <w:rPr>
-          <w:color w:val="008080"/>
-          <w:sz w:val="20"/>
-        </w:rPr>
-        <w:br/>
-        <w:t>0.7.9 已补正时序，待游戏实测：正确集齐后先停顿1秒，播放原版光束，再停顿1秒后统一击杀；普通及终极咏唱均已验证。</w:t>
-      </w:r>
-    </w:p>
-    <w:p>
-      <w:pPr>
-        <w:widowControl/>
-        <w:rPr>
-          <w:color w:val="000000" w:themeColor="text1"/>
-          <w:sz w:val="20"/>
-        </w:rPr>
-      </w:pPr>
-      <w:r>
-        <w:rPr>
-          <w:rFonts w:hint="eastAsia"/>
-          <w:color w:val="000000" w:themeColor="text1"/>
-          <w:sz w:val="20"/>
-        </w:rPr>
-        <w:t>31.宝箱怪在进入战斗后的问号生效时应该会有文本：嗝</w:t>
-      </w:r>
-      <w:r>
-        <w:rPr>
-          <w:color w:val="008080"/>
-          <w:sz w:val="20"/>
-        </w:rPr>
-        <w:br/>
-        <w:t>0.7.6 已补齐，待游戏实测：伪装触发及吃撑回合使用原生摇摆气泡显示“嗝”。</w:t>
-      </w:r>
-      <w:r>
-        <w:rPr>
-          <w:color w:val="008080"/>
-          <w:sz w:val="20"/>
-        </w:rPr>
-        <w:br/>
-        <w:t>0.7.9 已修复，待游戏实测：解除伪装只说“（咀嚼的声音）”；仅吃撑回合显示摇摆的“嗝~~~~~~~”。</w:t>
-      </w:r>
-    </w:p>
-    <w:p>
-      <w:pPr>
-        <w:widowControl/>
-        <w:rPr>
-          <w:rFonts w:hint="eastAsia"/>
-          <w:color w:val="000000" w:themeColor="text1"/>
-          <w:sz w:val="20"/>
-        </w:rPr>
-      </w:pPr>
-      <w:r>
-        <w:rPr>
-          <w:rFonts w:hint="eastAsia"/>
-          <w:color w:val="000000" w:themeColor="text1"/>
-          <w:sz w:val="20"/>
-        </w:rPr>
-        <w:t>新问题：</w:t>
-      </w:r>
-      <w:r>
-        <w:rPr>
-          <w:rFonts w:hint="eastAsia"/>
-          <w:color w:val="000000" w:themeColor="text1"/>
-          <w:sz w:val="20"/>
-        </w:rPr>
-        <w:t>应该只有吃撑回合才会说 嗝~~~~~~~如果是伪装触发的回合应该说：（咀嚼的声音）</w:t>
+        <w:t>0.8.3 已修复 待游戏实测：封印图标改为本回合已打出的咏唱牌数，每次发动因子刷新，自己新回合归零刷新；单回合五次解封入手保持。定向引擎检查通过。</w:t>
       </w:r>
     </w:p>
     <w:p>
@@ -468,6 +294,7 @@
           <w:color w:val="000000" w:themeColor="text1"/>
           <w:sz w:val="20"/>
         </w:rPr>
+        <w:lastRenderedPageBreak/>
         <w:t>35.</w:t>
       </w:r>
       <w:r>
@@ -525,115 +352,45 @@
           <w:sz w:val="20"/>
         </w:rPr>
       </w:pPr>
-      <w:r>
-        <w:rPr>
-          <w:rFonts w:hint="eastAsia"/>
-          <w:color w:val="000000" w:themeColor="text1"/>
-          <w:sz w:val="20"/>
-        </w:rPr>
-        <w:t>36.芙莉莲复制体的图片现在没什么压迫感，能不能还原动漫第一季的样子，让她有一种悬浮在空中的感觉。这个改动等所有之前搞完了再说。</w:t>
-      </w:r>
-    </w:p>
-    <w:p>
-      <w:pPr>
-        <w:widowControl/>
-        <w:rPr>
-          <w:color w:val="000000" w:themeColor="text1"/>
-          <w:sz w:val="20"/>
-        </w:rPr>
-      </w:pPr>
-      <w:r>
-        <w:rPr>
-          <w:noProof/>
-        </w:rPr>
-        <w:lastRenderedPageBreak/>
-        <w:drawing>
-          <wp:inline distT="0" distB="0" distL="0" distR="0" wp14:anchorId="766C4704" wp14:editId="32ED6555">
-            <wp:extent cx="2295525" cy="2314575"/>
-            <wp:effectExtent l="0" t="0" r="9525" b="9525"/>
-            <wp:docPr id="370934071" name="图片 1"/>
-            <wp:cNvGraphicFramePr>
-              <a:graphicFrameLocks xmlns:a="http://schemas.openxmlformats.org/drawingml/2006/main" noChangeAspect="1"/>
-            </wp:cNvGraphicFramePr>
-            <a:graphic xmlns:a="http://schemas.openxmlformats.org/drawingml/2006/main">
-              <a:graphicData uri="http://schemas.openxmlformats.org/drawingml/2006/picture">
-                <pic:pic xmlns:pic="http://schemas.openxmlformats.org/drawingml/2006/picture">
-                  <pic:nvPicPr>
-                    <pic:cNvPr id="370934071" name=""/>
-                    <pic:cNvPicPr/>
-                  </pic:nvPicPr>
-                  <pic:blipFill>
-                    <a:blip r:embed="rId9"/>
-                    <a:stretch>
-                      <a:fillRect/>
-                    </a:stretch>
-                  </pic:blipFill>
-                  <pic:spPr>
-                    <a:xfrm>
-                      <a:off x="0" y="0"/>
-                      <a:ext cx="2295525" cy="2314575"/>
-                    </a:xfrm>
-                    <a:prstGeom prst="rect">
-                      <a:avLst/>
-                    </a:prstGeom>
-                  </pic:spPr>
-                </pic:pic>
-              </a:graphicData>
-            </a:graphic>
-          </wp:inline>
-        </w:drawing>
-      </w:r>
-      <w:r>
-        <w:rPr>
-          <w:noProof/>
-        </w:rPr>
-        <w:drawing>
-          <wp:inline distT="0" distB="0" distL="0" distR="0" wp14:anchorId="71BE696B" wp14:editId="56EF9BD5">
-            <wp:extent cx="5274310" cy="2956560"/>
-            <wp:effectExtent l="0" t="0" r="2540" b="0"/>
-            <wp:docPr id="1665277059" name="图片 1"/>
-            <wp:cNvGraphicFramePr>
-              <a:graphicFrameLocks xmlns:a="http://schemas.openxmlformats.org/drawingml/2006/main" noChangeAspect="1"/>
-            </wp:cNvGraphicFramePr>
-            <a:graphic xmlns:a="http://schemas.openxmlformats.org/drawingml/2006/main">
-              <a:graphicData uri="http://schemas.openxmlformats.org/drawingml/2006/picture">
-                <pic:pic xmlns:pic="http://schemas.openxmlformats.org/drawingml/2006/picture">
-                  <pic:nvPicPr>
-                    <pic:cNvPr id="1665277059" name=""/>
-                    <pic:cNvPicPr/>
-                  </pic:nvPicPr>
-                  <pic:blipFill>
-                    <a:blip r:embed="rId10"/>
-                    <a:stretch>
-                      <a:fillRect/>
-                    </a:stretch>
-                  </pic:blipFill>
-                  <pic:spPr>
-                    <a:xfrm>
-                      <a:off x="0" y="0"/>
-                      <a:ext cx="5274310" cy="2956560"/>
-                    </a:xfrm>
-                    <a:prstGeom prst="rect">
-                      <a:avLst/>
-                    </a:prstGeom>
-                  </pic:spPr>
-                </pic:pic>
-              </a:graphicData>
-            </a:graphic>
-          </wp:inline>
-        </w:drawing>
-      </w:r>
-    </w:p>
-    <w:p>
-      <w:pPr>
-        <w:widowControl/>
-        <w:rPr>
-          <w:color w:val="000000" w:themeColor="text1"/>
-          <w:sz w:val="20"/>
-        </w:rPr>
-      </w:pPr>
-      <w:r>
-        <w:t>37.百科单开“魔法因子和魔具”分类，图标使用魔法牌组图标。</w:t>
+    </w:p>
+    <w:p>
+      <w:pPr>
+        <w:keepNext/>
+        <w:rPr>
+          <w:rFonts w:ascii="宋体" w:eastAsia="宋体" w:hAnsi="宋体"/>
+        </w:rPr>
+      </w:pPr>
+      <w:r>
+        <w:rPr>
+          <w:rFonts w:ascii="宋体" w:eastAsia="宋体" w:hAnsi="宋体" w:hint="eastAsia"/>
+        </w:rPr>
+        <w:t>需要新增的东西（等bug修完）：</w:t>
+      </w:r>
+    </w:p>
+    <w:p>
+      <w:pPr>
+        <w:rPr>
+          <w:rFonts w:ascii="宋体" w:eastAsia="宋体" w:hAnsi="宋体"/>
+        </w:rPr>
+      </w:pPr>
+      <w:r>
+        <w:rPr>
+          <w:rFonts w:ascii="宋体" w:eastAsia="宋体" w:hAnsi="宋体" w:hint="eastAsia"/>
+        </w:rPr>
+        <w:t>1.两张先古卡</w:t>
+      </w:r>
+    </w:p>
+    <w:p>
+      <w:pPr>
+        <w:rPr>
+          <w:rFonts w:ascii="宋体" w:eastAsia="宋体" w:hAnsi="宋体"/>
+        </w:rPr>
+      </w:pPr>
+      <w:r>
+        <w:rPr>
+          <w:rFonts w:ascii="宋体" w:eastAsia="宋体" w:hAnsi="宋体" w:hint="eastAsia"/>
+        </w:rPr>
+        <w:t>2.一个升级的初始遗物</w:t>
       </w:r>
       <w:r>
         <w:rPr>
@@ -641,12 +398,11 @@
           <w:sz w:val="20"/>
         </w:rPr>
         <w:br/>
-        <w:t>0.7.10 已实现，待游戏实测：复用原版分类按钮、搜索与筛选；因子和魔具独立收录，魔力等普通衍生牌归属不变。</w:t>
-      </w:r>
-    </w:p>
-    <w:p>
-      <w:pPr>
-        <w:keepNext/>
+        <w:t>进度 0.7.1：已实现待验收。原版入口升级，每回合三个牌堆各加1张魔力</w:t>
+      </w:r>
+    </w:p>
+    <w:p>
+      <w:pPr>
         <w:rPr>
           <w:rFonts w:ascii="宋体" w:eastAsia="宋体" w:hAnsi="宋体"/>
         </w:rPr>
@@ -655,33 +411,13 @@
         <w:rPr>
           <w:rFonts w:ascii="宋体" w:eastAsia="宋体" w:hAnsi="宋体" w:hint="eastAsia"/>
         </w:rPr>
-        <w:t>需要新增的东西（等bug修完）：</w:t>
-      </w:r>
-    </w:p>
-    <w:p>
-      <w:pPr>
-        <w:rPr>
-          <w:rFonts w:ascii="宋体" w:eastAsia="宋体" w:hAnsi="宋体"/>
-        </w:rPr>
-      </w:pPr>
-      <w:r>
-        <w:rPr>
-          <w:rFonts w:ascii="宋体" w:eastAsia="宋体" w:hAnsi="宋体" w:hint="eastAsia"/>
-        </w:rPr>
-        <w:t>1.两张先古卡</w:t>
-      </w:r>
-    </w:p>
-    <w:p>
-      <w:pPr>
-        <w:rPr>
-          <w:rFonts w:ascii="宋体" w:eastAsia="宋体" w:hAnsi="宋体"/>
-        </w:rPr>
-      </w:pPr>
-      <w:r>
-        <w:rPr>
-          <w:rFonts w:ascii="宋体" w:eastAsia="宋体" w:hAnsi="宋体" w:hint="eastAsia"/>
-        </w:rPr>
-        <w:t>2.一个升级的初始遗物</w:t>
+        <w:t>3.</w:t>
+      </w:r>
+      <w:r>
+        <w:rPr>
+          <w:rFonts w:ascii="宋体" w:eastAsia="宋体" w:hAnsi="宋体" w:hint="eastAsia"/>
+        </w:rPr>
+        <w:t>人物选择时的图片</w:t>
       </w:r>
       <w:r>
         <w:rPr>
@@ -689,7 +425,7 @@
           <w:sz w:val="20"/>
         </w:rPr>
         <w:br/>
-        <w:t>进度 0.7.1：已实现待验收。原版入口升级，每回合三个牌堆各加1张魔力</w:t>
+        <w:t>0.8.2 已修复 待游戏实测：历史记录头像限制在原生容器内，顶栏头像居中适配且不出框；已构建、检查并安装。</w:t>
       </w:r>
     </w:p>
     <w:p>
@@ -702,61 +438,42 @@
         <w:rPr>
           <w:rFonts w:ascii="宋体" w:eastAsia="宋体" w:hAnsi="宋体" w:hint="eastAsia"/>
         </w:rPr>
-        <w:t>3.</w:t>
-      </w:r>
-      <w:r>
-        <w:rPr>
-          <w:rFonts w:ascii="宋体" w:eastAsia="宋体" w:hAnsi="宋体" w:hint="eastAsia"/>
-        </w:rPr>
-        <w:t>人物选择时的图片</w:t>
-      </w:r>
-    </w:p>
-    <w:p>
-      <w:pPr>
+        <w:t>4.</w:t>
+      </w:r>
+      <w:r>
         <w:rPr>
           <w:rFonts w:ascii="宋体" w:eastAsia="宋体" w:hAnsi="宋体"/>
         </w:rPr>
-      </w:pPr>
-      <w:r>
-        <w:rPr>
-          <w:rFonts w:ascii="宋体" w:eastAsia="宋体" w:hAnsi="宋体" w:hint="eastAsia"/>
-        </w:rPr>
-        <w:t>4.</w:t>
+        <w:t xml:space="preserve"> </w:t>
       </w:r>
       <w:r>
         <w:rPr>
           <w:rFonts w:ascii="宋体" w:eastAsia="宋体" w:hAnsi="宋体"/>
         </w:rPr>
-        <w:t xml:space="preserve"> </w:t>
+        <w:t>成就系统</w:t>
+      </w:r>
+      <w:r>
+        <w:rPr>
+          <w:rFonts w:ascii="宋体" w:eastAsia="宋体" w:hAnsi="宋体" w:hint="eastAsia"/>
+        </w:rPr>
+        <w:t>好移植吗</w:t>
       </w:r>
       <w:r>
         <w:rPr>
           <w:rFonts w:ascii="宋体" w:eastAsia="宋体" w:hAnsi="宋体"/>
         </w:rPr>
-        <w:t>成就系统</w:t>
-      </w:r>
-      <w:r>
-        <w:rPr>
-          <w:rFonts w:ascii="宋体" w:eastAsia="宋体" w:hAnsi="宋体" w:hint="eastAsia"/>
-        </w:rPr>
-        <w:t>好移植吗</w:t>
+        <w:t>，</w:t>
+      </w:r>
+      <w:r>
+        <w:rPr>
+          <w:rFonts w:ascii="宋体" w:eastAsia="宋体" w:hAnsi="宋体" w:hint="eastAsia"/>
+        </w:rPr>
+        <w:t>2代我想解锁一个成就就让一个卡牌可以选择异画风格，要</w:t>
       </w:r>
       <w:r>
         <w:rPr>
           <w:rFonts w:ascii="宋体" w:eastAsia="宋体" w:hAnsi="宋体"/>
         </w:rPr>
-        <w:t>，</w:t>
-      </w:r>
-      <w:r>
-        <w:rPr>
-          <w:rFonts w:ascii="宋体" w:eastAsia="宋体" w:hAnsi="宋体" w:hint="eastAsia"/>
-        </w:rPr>
-        <w:t>2代我想解锁一个成就就让一个卡牌可以选择异画风格，要</w:t>
-      </w:r>
-      <w:r>
-        <w:rPr>
-          <w:rFonts w:ascii="宋体" w:eastAsia="宋体" w:hAnsi="宋体"/>
-        </w:rPr>
         <w:t>连接异画库</w:t>
       </w:r>
       <w:r>
@@ -764,19 +481,6 @@
           <w:rFonts w:ascii="宋体" w:eastAsia="宋体" w:hAnsi="宋体" w:hint="eastAsia"/>
         </w:rPr>
         <w:t>模组（不急，放后期做）</w:t>
-      </w:r>
-    </w:p>
-    <w:p>
-      <w:pPr>
-        <w:rPr>
-          <w:rFonts w:ascii="宋体" w:eastAsia="宋体" w:hAnsi="宋体"/>
-        </w:rPr>
-      </w:pPr>
-      <w:r>
-        <w:rPr>
-          <w:rFonts w:ascii="宋体" w:eastAsia="宋体" w:hAnsi="宋体" w:hint="eastAsia"/>
-        </w:rPr>
-        <w:t>5.BloodSpell：按2026年10月24日最新确认于0.7.4实装，详见Bug25；此前暂缓决定已被替代，待游戏实测。</w:t>
       </w:r>
       <w:r>
         <w:rPr>
@@ -798,6 +502,12 @@
         </w:rPr>
         <w:t>6.时间线</w:t>
       </w:r>
+      <w:r>
+        <w:rPr>
+          <w:rFonts w:ascii="宋体" w:eastAsia="宋体" w:hAnsi="宋体" w:hint="eastAsia"/>
+        </w:rPr>
+        <w:t>（暂缓）</w:t>
+      </w:r>
     </w:p>
     <w:p>
       <w:pPr>
@@ -809,8 +519,225 @@
         <w:rPr>
           <w:rFonts w:ascii="宋体" w:eastAsia="宋体" w:hAnsi="宋体" w:hint="eastAsia"/>
         </w:rPr>
+        <w:t>7.视觉攻击魔法特效，谜题特效</w:t>
+      </w:r>
+      <w:r>
+        <w:rPr>
+          <w:color w:val="008080"/>
+          <w:sz w:val="20"/>
+        </w:rPr>
+        <w:br/>
+        <w:t>当前已接入二代原生魔法演出与谜题光束，谜题前后各停顿1秒；待游戏实测验收。</w:t>
+      </w:r>
+    </w:p>
+    <w:p>
+      <w:pPr>
+        <w:rPr>
+          <w:rFonts w:ascii="宋体" w:eastAsia="宋体" w:hAnsi="宋体"/>
+        </w:rPr>
+      </w:pPr>
+      <w:r>
+        <w:rPr>
+          <w:rFonts w:ascii="宋体" w:eastAsia="宋体" w:hAnsi="宋体" w:hint="eastAsia"/>
+        </w:rPr>
+        <w:t>8.</w:t>
+      </w:r>
+      <w:r>
+        <w:rPr>
+          <w:rFonts w:ascii="宋体" w:eastAsia="宋体" w:hAnsi="宋体" w:hint="eastAsia"/>
+        </w:rPr>
+        <w:t>设计一个能升级自己牌组的卡</w:t>
+      </w:r>
+    </w:p>
+    <w:p>
+      <w:pPr>
+        <w:rPr>
+          <w:rFonts w:ascii="宋体" w:eastAsia="宋体" w:hAnsi="宋体"/>
+        </w:rPr>
+      </w:pPr>
+      <w:r>
+        <w:rPr>
+          <w:rFonts w:ascii="宋体" w:eastAsia="宋体" w:hAnsi="宋体" w:hint="eastAsia"/>
+        </w:rPr>
+        <w:t>9.</w:t>
+      </w:r>
+      <w:r>
+        <w:rPr>
+          <w:rFonts w:ascii="宋体" w:eastAsia="宋体" w:hAnsi="宋体" w:hint="eastAsia"/>
+        </w:rPr>
+        <w:t>检查现在进入商店是否有音乐，是sleepy frieren吗</w:t>
+      </w:r>
+    </w:p>
+    <w:p>
+      <w:pPr>
+        <w:rPr>
+          <w:rFonts w:ascii="宋体" w:eastAsia="宋体" w:hAnsi="宋体"/>
+        </w:rPr>
+      </w:pPr>
+      <w:r>
+        <w:rPr>
+          <w:rFonts w:ascii="宋体" w:eastAsia="宋体" w:hAnsi="宋体" w:hint="eastAsia"/>
+        </w:rPr>
+        <w:t>10.</w:t>
+      </w:r>
+      <w:r>
+        <w:rPr>
+          <w:rFonts w:ascii="宋体" w:eastAsia="宋体" w:hAnsi="宋体" w:hint="eastAsia"/>
+        </w:rPr>
+        <w:t>列出现在所有使用的音乐，和使用场景。</w:t>
+      </w:r>
+      <w:r>
+        <w:rPr>
+          <w:sz w:val="20"/>
+        </w:rPr>
+        <w:br/>
+        <w:t>2026-10-25 已完成清单核对：当前接入14首BGM，文件与场景见文末“当前BGM与使用场景”。此项仅统计，不更换曲目。</w:t>
+      </w:r>
+    </w:p>
+    <w:p>
+      <w:pPr>
+        <w:rPr>
+          <w:rFonts w:ascii="宋体" w:eastAsia="宋体" w:hAnsi="宋体"/>
+        </w:rPr>
+      </w:pPr>
+      <w:r>
+        <w:rPr>
+          <w:rFonts w:ascii="宋体" w:eastAsia="宋体" w:hAnsi="宋体" w:hint="eastAsia"/>
+        </w:rPr>
+        <w:t>11.</w:t>
+      </w:r>
+      <w:r>
+        <w:rPr>
+          <w:rFonts w:ascii="宋体" w:eastAsia="宋体" w:hAnsi="宋体" w:hint="eastAsia"/>
+        </w:rPr>
+        <w:t>bgm：ready your weapon 可以用小怪战</w:t>
+      </w:r>
+    </w:p>
+    <w:p>
+      <w:pPr>
+        <w:rPr>
+          <w:rFonts w:ascii="宋体" w:eastAsia="宋体" w:hAnsi="宋体"/>
+        </w:rPr>
+      </w:pPr>
+      <w:r>
+        <w:rPr>
+          <w:rFonts w:ascii="宋体" w:eastAsia="宋体" w:hAnsi="宋体" w:hint="eastAsia"/>
+        </w:rPr>
+        <w:t>12.divine revolte 可以1层or2层boss战</w:t>
+      </w:r>
+      <w:r>
+        <w:rPr>
+          <w:rFonts w:ascii="宋体" w:eastAsia="宋体" w:hAnsi="宋体" w:hint="eastAsia"/>
+        </w:rPr>
+        <w:t>，南之勇者切一下可以boss战</w:t>
+      </w:r>
+      <w:r>
+        <w:rPr>
+          <w:rFonts w:ascii="宋体" w:eastAsia="宋体" w:hAnsi="宋体" w:hint="eastAsia"/>
+        </w:rPr>
+        <w:t>，first mage 不用切可以boss战</w:t>
+      </w:r>
+      <w:r>
+        <w:rPr>
+          <w:rFonts w:ascii="宋体" w:eastAsia="宋体" w:hAnsi="宋体" w:hint="eastAsia"/>
+        </w:rPr>
+        <w:t xml:space="preserve"> golden land 切一下boss战</w:t>
+      </w:r>
+    </w:p>
+    <w:p>
+      <w:pPr>
+        <w:rPr>
+          <w:rFonts w:ascii="宋体" w:eastAsia="宋体" w:hAnsi="宋体"/>
+        </w:rPr>
+      </w:pPr>
+      <w:r>
+        <w:rPr>
+          <w:rFonts w:ascii="宋体" w:eastAsia="宋体" w:hAnsi="宋体" w:hint="eastAsia"/>
+        </w:rPr>
+        <w:t>13.播放新bgm时左上方会显示现在的bgm名，</w:t>
+      </w:r>
+      <w:r>
+        <w:rPr>
+          <w:rFonts w:ascii="宋体" w:eastAsia="宋体" w:hAnsi="宋体" w:hint="eastAsia"/>
+        </w:rPr>
+        <w:t xml:space="preserve"> demon bane;the magic within;new and dangerous magic; knife to </w:t>
+      </w:r>
+      <w:r>
+        <w:rPr>
+          <w:rFonts w:ascii="宋体" w:eastAsia="宋体" w:hAnsi="宋体"/>
+        </w:rPr>
+        <w:tab/>
+      </w:r>
+      <w:r>
+        <w:rPr>
+          <w:rFonts w:ascii="宋体" w:eastAsia="宋体" w:hAnsi="宋体" w:hint="eastAsia"/>
+        </w:rPr>
+        <w:t xml:space="preserve">the throat; zoltraak; dragon smasher; </w:t>
+      </w:r>
+    </w:p>
+    <w:p>
+      <w:pPr>
+        <w:rPr>
+          <w:rFonts w:ascii="宋体" w:eastAsia="宋体" w:hAnsi="宋体"/>
+        </w:rPr>
+      </w:pPr>
+      <w:r>
+        <w:rPr>
+          <w:rFonts w:ascii="宋体" w:eastAsia="宋体" w:hAnsi="宋体" w:hint="eastAsia"/>
+        </w:rPr>
+        <w:t>14.因子可以设计一个增加掉落</w:t>
+      </w:r>
+      <w:r>
+        <w:rPr>
+          <w:rFonts w:ascii="宋体" w:eastAsia="宋体" w:hAnsi="宋体" w:hint="eastAsia"/>
+        </w:rPr>
+        <w:t>魔具</w:t>
+      </w:r>
+      <w:r>
+        <w:rPr>
+          <w:rFonts w:ascii="宋体" w:eastAsia="宋体" w:hAnsi="宋体" w:hint="eastAsia"/>
+        </w:rPr>
+        <w:t>的</w:t>
+      </w:r>
+    </w:p>
+    <w:p>
+      <w:pPr>
+        <w:rPr>
+          <w:rFonts w:ascii="宋体" w:eastAsia="宋体" w:hAnsi="宋体"/>
+        </w:rPr>
+      </w:pPr>
+      <w:r>
+        <w:rPr>
+          <w:rFonts w:ascii="宋体" w:eastAsia="宋体" w:hAnsi="宋体" w:hint="eastAsia"/>
+        </w:rPr>
+        <w:t>15.X费的防御牌</w:t>
+      </w:r>
+    </w:p>
+    <w:p>
+      <w:pPr>
+        <w:rPr>
+          <w:rFonts w:ascii="宋体" w:eastAsia="宋体" w:hAnsi="宋体"/>
+        </w:rPr>
+      </w:pPr>
+      <w:r>
+        <w:rPr>
+          <w:rFonts w:ascii="宋体" w:eastAsia="宋体" w:hAnsi="宋体" w:hint="eastAsia"/>
+        </w:rPr>
+        <w:t>16.再循环蓝卡1费技能 打出此牌后，本回合每打出一张牌获得2格挡。</w:t>
+      </w:r>
+    </w:p>
+    <w:p>
+      <w:pPr>
+        <w:rPr>
+          <w:rFonts w:ascii="宋体" w:eastAsia="宋体" w:hAnsi="宋体"/>
+        </w:rPr>
+      </w:pPr>
+      <w:r>
+        <w:rPr>
+          <w:rFonts w:ascii="宋体" w:eastAsia="宋体" w:hAnsi="宋体" w:hint="eastAsia"/>
+        </w:rPr>
         <w:lastRenderedPageBreak/>
-        <w:t>7.视觉攻击魔法特效，谜题特效</w:t>
+        <w:t>17.1费 本回合每打过一张牌就获得2/3点格挡</w:t>
       </w:r>
     </w:p>
     <w:p>
@@ -823,7 +750,7 @@
         <w:rPr>
           <w:rFonts w:ascii="宋体" w:eastAsia="宋体" w:hAnsi="宋体" w:hint="eastAsia"/>
         </w:rPr>
-        <w:t>8.事件的图片大小。</w:t>
+        <w:t>18.1费 记录敌人意图造成的伤害，再获得你上一次记录量的格挡。消耗。</w:t>
       </w:r>
     </w:p>
     <w:p>
@@ -836,7 +763,26 @@
         <w:rPr>
           <w:rFonts w:ascii="宋体" w:eastAsia="宋体" w:hAnsi="宋体" w:hint="eastAsia"/>
         </w:rPr>
-        <w:t>9.</w:t>
+        <w:t>19.</w:t>
+      </w:r>
+      <w:r>
+        <w:rPr>
+          <w:rFonts w:ascii="宋体" w:eastAsia="宋体" w:hAnsi="宋体" w:hint="eastAsia"/>
+        </w:rPr>
+        <w:t xml:space="preserve">1费 嗷嗷哭 </w:t>
+      </w:r>
+    </w:p>
+    <w:p>
+      <w:pPr>
+        <w:rPr>
+          <w:rFonts w:ascii="宋体" w:eastAsia="宋体" w:hAnsi="宋体"/>
+        </w:rPr>
+      </w:pPr>
+      <w:r>
+        <w:rPr>
+          <w:rFonts w:ascii="宋体" w:eastAsia="宋体" w:hAnsi="宋体" w:hint="eastAsia"/>
+        </w:rPr>
+        <w:t>20.给轮椅遗物的事件（帐篷之类的，替代原来的礼物事件）</w:t>
       </w:r>
     </w:p>
     <w:p>
@@ -1089,12 +1035,6 @@
           <w:sz w:val="20"/>
         </w:rPr>
         <w:br/>
-        <w:t>进度 0.5.13 已按作者确认的当前已保存内容同步。落实 ElementsBombing、HalfTheSky、SayThinkingSpell、ShavedIceSpell 的4处效果文案；卡名和模型ID没有变动，查阅索引与表格一致。</w:t>
-      </w:r>
-    </w:p>
-    <w:p>
-      <w:r>
-        <w:t>卡名表共137条，保留ID、二代中文名、二代英文名、卡面效果（中文）四列。0.7.4已同步本次3处因子规则及检索索引；BloodSpell按Bug25最新确认实装，待游戏实测。</w:t>
       </w:r>
       <w:r>
         <w:rPr>
@@ -1102,6 +1042,716 @@
           <w:sz w:val="20"/>
         </w:rPr>
         <w:br/>
+        <w:t>2026-10-26 已核对：137条已有ID的中英文卡名与当前游戏本地化一致。保留作者九列表格及“建议（先别实装）”列，本批未按建议调整平衡。</w:t>
+      </w:r>
+    </w:p>
+    <w:p>
+      <w:r>
+        <w:t>当前卡名表为九列，共137条已有ID及3条无ID条目。已用实际卡模型核对普通／升级费用、类型和格式化卡面描述，并人工排除能量图标、动态预览及措辞差异。137条已有ID的稀有度列均未填写，属于待补项。以下记录明确差异与缺项，Excel原文未覆盖。</w:t>
+      </w:r>
+    </w:p>
+    <w:tbl>
+      <w:tblPr>
+        <w:tblW w:type="auto" w:w="0"/>
+        <w:jc w:val="center"/>
+        <w:tblLayout w:type="fixed"/>
+        <w:tblLook w:firstColumn="1" w:firstRow="1" w:lastColumn="0" w:lastRow="0" w:noHBand="0" w:noVBand="1" w:val="04A0"/>
+      </w:tblPr>
+      <w:tblGrid>
+        <w:gridCol w:w="2492"/>
+        <w:gridCol w:w="1827"/>
+        <w:gridCol w:w="3987"/>
+      </w:tblGrid>
+      <w:tr>
+        <w:trPr>
+          <w:tblHeader/>
+          <w:cantSplit/>
+        </w:trPr>
+        <w:tc>
+          <w:tcPr>
+            <w:tcW w:type="dxa" w:w="2492"/>
+            <w:shd w:fill="E6EDF2"/>
+          </w:tcPr>
+          <w:p>
+            <w:pPr>
+              <w:spacing w:after="80" w:before="80"/>
+            </w:pPr>
+            <w:r>
+              <w:rPr>
+                <w:rFonts w:ascii="Microsoft YaHei" w:hAnsi="Microsoft YaHei" w:eastAsia="Microsoft YaHei"/>
+                <w:b/>
+                <w:sz w:val="18"/>
+              </w:rPr>
+              <w:t>Excel位置</w:t>
+            </w:r>
+          </w:p>
+        </w:tc>
+        <w:tc>
+          <w:tcPr>
+            <w:tcW w:type="dxa" w:w="1827"/>
+            <w:shd w:fill="E6EDF2"/>
+          </w:tcPr>
+          <w:p>
+            <w:pPr>
+              <w:spacing w:after="80" w:before="80"/>
+            </w:pPr>
+            <w:r>
+              <w:rPr>
+                <w:rFonts w:ascii="Microsoft YaHei" w:hAnsi="Microsoft YaHei" w:eastAsia="Microsoft YaHei"/>
+                <w:b/>
+                <w:sz w:val="18"/>
+              </w:rPr>
+              <w:t>表格内容</w:t>
+            </w:r>
+          </w:p>
+        </w:tc>
+        <w:tc>
+          <w:tcPr>
+            <w:tcW w:type="dxa" w:w="3987"/>
+            <w:shd w:fill="E6EDF2"/>
+          </w:tcPr>
+          <w:p>
+            <w:pPr>
+              <w:spacing w:after="80" w:before="80"/>
+            </w:pPr>
+            <w:r>
+              <w:rPr>
+                <w:rFonts w:ascii="Microsoft YaHei" w:hAnsi="Microsoft YaHei" w:eastAsia="Microsoft YaHei"/>
+                <w:b/>
+                <w:sz w:val="18"/>
+              </w:rPr>
+              <w:t>当前游戏与核对结论</w:t>
+            </w:r>
+          </w:p>
+        </w:tc>
+      </w:tr>
+      <w:tr>
+        <w:trPr>
+          <w:cantSplit/>
+        </w:trPr>
+        <w:tc>
+          <w:tcPr>
+            <w:tcW w:type="dxa" w:w="2492"/>
+            <w:shd w:fill="FFFFFF"/>
+          </w:tcPr>
+          <w:p>
+            <w:pPr>
+              <w:spacing w:after="80" w:before="80"/>
+            </w:pPr>
+            <w:r>
+              <w:rPr>
+                <w:rFonts w:ascii="Microsoft YaHei" w:hAnsi="Microsoft YaHei" w:eastAsia="Microsoft YaHei"/>
+                <w:b w:val="0"/>
+                <w:sz w:val="18"/>
+              </w:rPr>
+              <w:t>行2 AccessoriesSpell</w:t>
+            </w:r>
+          </w:p>
+        </w:tc>
+        <w:tc>
+          <w:tcPr>
+            <w:tcW w:type="dxa" w:w="1827"/>
+            <w:shd w:fill="FFFFFF"/>
+          </w:tcPr>
+          <w:p>
+            <w:pPr>
+              <w:spacing w:after="80" w:before="80"/>
+            </w:pPr>
+            <w:r>
+              <w:rPr>
+                <w:rFonts w:ascii="Microsoft YaHei" w:hAnsi="Microsoft YaHei" w:eastAsia="Microsoft YaHei"/>
+                <w:b w:val="0"/>
+                <w:sz w:val="18"/>
+              </w:rPr>
+              <w:t>费用4(3)</w:t>
+            </w:r>
+          </w:p>
+        </w:tc>
+        <w:tc>
+          <w:tcPr>
+            <w:tcW w:type="dxa" w:w="3987"/>
+            <w:shd w:fill="FFFFFF"/>
+          </w:tcPr>
+          <w:p>
+            <w:pPr>
+              <w:spacing w:after="80" w:before="80"/>
+            </w:pPr>
+            <w:r>
+              <w:rPr>
+                <w:rFonts w:ascii="Microsoft YaHei" w:hAnsi="Microsoft YaHei" w:eastAsia="Microsoft YaHei"/>
+                <w:b w:val="0"/>
+                <w:sz w:val="18"/>
+              </w:rPr>
+              <w:t>游戏为3(3)，升级去除固有；原费用栏过时。</w:t>
+            </w:r>
+          </w:p>
+        </w:tc>
+      </w:tr>
+      <w:tr>
+        <w:trPr>
+          <w:cantSplit/>
+        </w:trPr>
+        <w:tc>
+          <w:tcPr>
+            <w:tcW w:type="dxa" w:w="2492"/>
+            <w:shd w:fill="FFFFFF"/>
+          </w:tcPr>
+          <w:p>
+            <w:pPr>
+              <w:spacing w:after="80" w:before="80"/>
+            </w:pPr>
+            <w:r>
+              <w:rPr>
+                <w:rFonts w:ascii="Microsoft YaHei" w:hAnsi="Microsoft YaHei" w:eastAsia="Microsoft YaHei"/>
+                <w:b w:val="0"/>
+                <w:sz w:val="18"/>
+              </w:rPr>
+              <w:t>行55 HighDensityMana</w:t>
+            </w:r>
+          </w:p>
+        </w:tc>
+        <w:tc>
+          <w:tcPr>
+            <w:tcW w:type="dxa" w:w="1827"/>
+            <w:shd w:fill="FFFFFF"/>
+          </w:tcPr>
+          <w:p>
+            <w:pPr>
+              <w:spacing w:after="80" w:before="80"/>
+            </w:pPr>
+            <w:r>
+              <w:rPr>
+                <w:rFonts w:ascii="Microsoft YaHei" w:hAnsi="Microsoft YaHei" w:eastAsia="Microsoft YaHei"/>
+                <w:b w:val="0"/>
+                <w:sz w:val="18"/>
+              </w:rPr>
+              <w:t>技能卡</w:t>
+            </w:r>
+          </w:p>
+        </w:tc>
+        <w:tc>
+          <w:tcPr>
+            <w:tcW w:type="dxa" w:w="3987"/>
+            <w:shd w:fill="FFFFFF"/>
+          </w:tcPr>
+          <w:p>
+            <w:pPr>
+              <w:spacing w:after="80" w:before="80"/>
+            </w:pPr>
+            <w:r>
+              <w:rPr>
+                <w:rFonts w:ascii="Microsoft YaHei" w:hAnsi="Microsoft YaHei" w:eastAsia="Microsoft YaHei"/>
+                <w:b w:val="0"/>
+                <w:sz w:val="18"/>
+              </w:rPr>
+              <w:t>游戏类型为状态牌，同调效果不变。</w:t>
+            </w:r>
+          </w:p>
+        </w:tc>
+      </w:tr>
+      <w:tr>
+        <w:trPr>
+          <w:cantSplit/>
+        </w:trPr>
+        <w:tc>
+          <w:tcPr>
+            <w:tcW w:type="dxa" w:w="2492"/>
+            <w:shd w:fill="FFFFFF"/>
+          </w:tcPr>
+          <w:p>
+            <w:pPr>
+              <w:spacing w:after="80" w:before="80"/>
+            </w:pPr>
+            <w:r>
+              <w:rPr>
+                <w:rFonts w:ascii="Microsoft YaHei" w:hAnsi="Microsoft YaHei" w:eastAsia="Microsoft YaHei"/>
+                <w:b w:val="0"/>
+                <w:sz w:val="18"/>
+              </w:rPr>
+              <w:t>行70 LureTheEnemyInDeep</w:t>
+            </w:r>
+          </w:p>
+        </w:tc>
+        <w:tc>
+          <w:tcPr>
+            <w:tcW w:type="dxa" w:w="1827"/>
+            <w:shd w:fill="FFFFFF"/>
+          </w:tcPr>
+          <w:p>
+            <w:pPr>
+              <w:spacing w:after="80" w:before="80"/>
+            </w:pPr>
+            <w:r>
+              <w:rPr>
+                <w:rFonts w:ascii="Microsoft YaHei" w:hAnsi="Microsoft YaHei" w:eastAsia="Microsoft YaHei"/>
+                <w:b w:val="0"/>
+                <w:sz w:val="18"/>
+              </w:rPr>
+              <w:t>费用2</w:t>
+            </w:r>
+          </w:p>
+        </w:tc>
+        <w:tc>
+          <w:tcPr>
+            <w:tcW w:type="dxa" w:w="3987"/>
+            <w:shd w:fill="FFFFFF"/>
+          </w:tcPr>
+          <w:p>
+            <w:pPr>
+              <w:spacing w:after="80" w:before="80"/>
+            </w:pPr>
+            <w:r>
+              <w:rPr>
+                <w:rFonts w:ascii="Microsoft YaHei" w:hAnsi="Microsoft YaHei" w:eastAsia="Microsoft YaHei"/>
+                <w:b w:val="0"/>
+                <w:sz w:val="18"/>
+              </w:rPr>
+              <w:t>游戏普通2费、升级1费，应记2(1)。</w:t>
+            </w:r>
+          </w:p>
+        </w:tc>
+      </w:tr>
+      <w:tr>
+        <w:trPr>
+          <w:cantSplit/>
+        </w:trPr>
+        <w:tc>
+          <w:tcPr>
+            <w:tcW w:type="dxa" w:w="2492"/>
+            <w:shd w:fill="FFFFFF"/>
+          </w:tcPr>
+          <w:p>
+            <w:pPr>
+              <w:spacing w:after="80" w:before="80"/>
+            </w:pPr>
+            <w:r>
+              <w:rPr>
+                <w:rFonts w:ascii="Microsoft YaHei" w:hAnsi="Microsoft YaHei" w:eastAsia="Microsoft YaHei"/>
+                <w:b w:val="0"/>
+                <w:sz w:val="18"/>
+              </w:rPr>
+              <w:t>行71 MageStyleFinisher</w:t>
+            </w:r>
+          </w:p>
+        </w:tc>
+        <w:tc>
+          <w:tcPr>
+            <w:tcW w:type="dxa" w:w="1827"/>
+            <w:shd w:fill="FFFFFF"/>
+          </w:tcPr>
+          <w:p>
+            <w:pPr>
+              <w:spacing w:after="80" w:before="80"/>
+            </w:pPr>
+            <w:r>
+              <w:rPr>
+                <w:rFonts w:ascii="Microsoft YaHei" w:hAnsi="Microsoft YaHei" w:eastAsia="Microsoft YaHei"/>
+                <w:b w:val="0"/>
+                <w:sz w:val="18"/>
+              </w:rPr>
+              <w:t>技能卡</w:t>
+            </w:r>
+          </w:p>
+        </w:tc>
+        <w:tc>
+          <w:tcPr>
+            <w:tcW w:type="dxa" w:w="3987"/>
+            <w:shd w:fill="FFFFFF"/>
+          </w:tcPr>
+          <w:p>
+            <w:pPr>
+              <w:spacing w:after="80" w:before="80"/>
+            </w:pPr>
+            <w:r>
+              <w:rPr>
+                <w:rFonts w:ascii="Microsoft YaHei" w:hAnsi="Microsoft YaHei" w:eastAsia="Microsoft YaHei"/>
+                <w:b w:val="0"/>
+                <w:sz w:val="18"/>
+              </w:rPr>
+              <w:t>游戏类型为攻击牌。</w:t>
+            </w:r>
+          </w:p>
+        </w:tc>
+      </w:tr>
+      <w:tr>
+        <w:trPr>
+          <w:cantSplit/>
+        </w:trPr>
+        <w:tc>
+          <w:tcPr>
+            <w:tcW w:type="dxa" w:w="2492"/>
+            <w:shd w:fill="FFFFFF"/>
+          </w:tcPr>
+          <w:p>
+            <w:pPr>
+              <w:spacing w:after="80" w:before="80"/>
+            </w:pPr>
+            <w:r>
+              <w:rPr>
+                <w:rFonts w:ascii="Microsoft YaHei" w:hAnsi="Microsoft YaHei" w:eastAsia="Microsoft YaHei"/>
+                <w:b w:val="0"/>
+                <w:sz w:val="18"/>
+              </w:rPr>
+              <w:t>行92 PaperPlaneSpell</w:t>
+            </w:r>
+          </w:p>
+        </w:tc>
+        <w:tc>
+          <w:tcPr>
+            <w:tcW w:type="dxa" w:w="1827"/>
+            <w:shd w:fill="FFFFFF"/>
+          </w:tcPr>
+          <w:p>
+            <w:pPr>
+              <w:spacing w:after="80" w:before="80"/>
+            </w:pPr>
+            <w:r>
+              <w:rPr>
+                <w:rFonts w:ascii="Microsoft YaHei" w:hAnsi="Microsoft YaHei" w:eastAsia="Microsoft YaHei"/>
+                <w:b w:val="0"/>
+                <w:sz w:val="18"/>
+              </w:rPr>
+              <w:t>技能卡</w:t>
+            </w:r>
+          </w:p>
+        </w:tc>
+        <w:tc>
+          <w:tcPr>
+            <w:tcW w:type="dxa" w:w="3987"/>
+            <w:shd w:fill="FFFFFF"/>
+          </w:tcPr>
+          <w:p>
+            <w:pPr>
+              <w:spacing w:after="80" w:before="80"/>
+            </w:pPr>
+            <w:r>
+              <w:rPr>
+                <w:rFonts w:ascii="Microsoft YaHei" w:hAnsi="Microsoft YaHei" w:eastAsia="Microsoft YaHei"/>
+                <w:b w:val="0"/>
+                <w:sz w:val="18"/>
+              </w:rPr>
+              <w:t>游戏类型为能力牌；该牌保留为测试模型，正常奖励／生成池不出。</w:t>
+            </w:r>
+          </w:p>
+        </w:tc>
+      </w:tr>
+      <w:tr>
+        <w:trPr>
+          <w:cantSplit/>
+        </w:trPr>
+        <w:tc>
+          <w:tcPr>
+            <w:tcW w:type="dxa" w:w="2492"/>
+            <w:shd w:fill="FFFFFF"/>
+          </w:tcPr>
+          <w:p>
+            <w:pPr>
+              <w:spacing w:after="80" w:before="80"/>
+            </w:pPr>
+            <w:r>
+              <w:rPr>
+                <w:rFonts w:ascii="Microsoft YaHei" w:hAnsi="Microsoft YaHei" w:eastAsia="Microsoft YaHei"/>
+                <w:b w:val="0"/>
+                <w:sz w:val="18"/>
+              </w:rPr>
+              <w:t>行96 Perpetual</w:t>
+            </w:r>
+          </w:p>
+        </w:tc>
+        <w:tc>
+          <w:tcPr>
+            <w:tcW w:type="dxa" w:w="1827"/>
+            <w:shd w:fill="FFFFFF"/>
+          </w:tcPr>
+          <w:p>
+            <w:pPr>
+              <w:spacing w:after="80" w:before="80"/>
+            </w:pPr>
+            <w:r>
+              <w:rPr>
+                <w:rFonts w:ascii="Microsoft YaHei" w:hAnsi="Microsoft YaHei" w:eastAsia="Microsoft YaHei"/>
+                <w:b w:val="0"/>
+                <w:sz w:val="18"/>
+              </w:rPr>
+              <w:t>普通效果后多一行0</w:t>
+            </w:r>
+          </w:p>
+        </w:tc>
+        <w:tc>
+          <w:tcPr>
+            <w:tcW w:type="dxa" w:w="3987"/>
+            <w:shd w:fill="FFFFFF"/>
+          </w:tcPr>
+          <w:p>
+            <w:pPr>
+              <w:spacing w:after="80" w:before="80"/>
+            </w:pPr>
+            <w:r>
+              <w:rPr>
+                <w:rFonts w:ascii="Microsoft YaHei" w:hAnsi="Microsoft YaHei" w:eastAsia="Microsoft YaHei"/>
+                <w:b w:val="0"/>
+                <w:sz w:val="18"/>
+              </w:rPr>
+              <w:t>游戏没有该行，属于表格多余字符。</w:t>
+            </w:r>
+          </w:p>
+        </w:tc>
+      </w:tr>
+      <w:tr>
+        <w:trPr>
+          <w:cantSplit/>
+        </w:trPr>
+        <w:tc>
+          <w:tcPr>
+            <w:tcW w:type="dxa" w:w="2492"/>
+            <w:shd w:fill="FFFFFF"/>
+          </w:tcPr>
+          <w:p>
+            <w:pPr>
+              <w:spacing w:after="80" w:before="80"/>
+            </w:pPr>
+            <w:r>
+              <w:rPr>
+                <w:rFonts w:ascii="Microsoft YaHei" w:hAnsi="Microsoft YaHei" w:eastAsia="Microsoft YaHei"/>
+                <w:b w:val="0"/>
+                <w:sz w:val="18"/>
+              </w:rPr>
+              <w:t>行38 FireSpell／行68 LittleFire</w:t>
+            </w:r>
+          </w:p>
+        </w:tc>
+        <w:tc>
+          <w:tcPr>
+            <w:tcW w:type="dxa" w:w="1827"/>
+            <w:shd w:fill="FFFFFF"/>
+          </w:tcPr>
+          <w:p>
+            <w:pPr>
+              <w:spacing w:after="80" w:before="80"/>
+            </w:pPr>
+            <w:r>
+              <w:rPr>
+                <w:rFonts w:ascii="Microsoft YaHei" w:hAnsi="Microsoft YaHei" w:eastAsia="Microsoft YaHei"/>
+                <w:b w:val="0"/>
+                <w:sz w:val="18"/>
+              </w:rPr>
+              <w:t>引用小小火焰／小小火</w:t>
+            </w:r>
+          </w:p>
+        </w:tc>
+        <w:tc>
+          <w:tcPr>
+            <w:tcW w:type="dxa" w:w="3987"/>
+            <w:shd w:fill="FFFFFF"/>
+          </w:tcPr>
+          <w:p>
+            <w:pPr>
+              <w:spacing w:after="80" w:before="80"/>
+            </w:pPr>
+            <w:r>
+              <w:rPr>
+                <w:rFonts w:ascii="Microsoft YaHei" w:hAnsi="Microsoft YaHei" w:eastAsia="Microsoft YaHei"/>
+                <w:b w:val="0"/>
+                <w:sz w:val="18"/>
+              </w:rPr>
+              <w:t>实际卡名为“小小火花”；0.8.3已统一游戏引用，表格仍保留原文待作者改。</w:t>
+            </w:r>
+          </w:p>
+        </w:tc>
+      </w:tr>
+      <w:tr>
+        <w:trPr>
+          <w:cantSplit/>
+        </w:trPr>
+        <w:tc>
+          <w:tcPr>
+            <w:tcW w:type="dxa" w:w="2492"/>
+            <w:shd w:fill="FFFFFF"/>
+          </w:tcPr>
+          <w:p>
+            <w:pPr>
+              <w:spacing w:after="80" w:before="80"/>
+            </w:pPr>
+            <w:r>
+              <w:rPr>
+                <w:rFonts w:ascii="Microsoft YaHei" w:hAnsi="Microsoft YaHei" w:eastAsia="Microsoft YaHei"/>
+                <w:b w:val="0"/>
+                <w:sz w:val="18"/>
+              </w:rPr>
+              <w:t>行139 贴贴</w:t>
+            </w:r>
+          </w:p>
+        </w:tc>
+        <w:tc>
+          <w:tcPr>
+            <w:tcW w:type="dxa" w:w="1827"/>
+            <w:shd w:fill="FFFFFF"/>
+          </w:tcPr>
+          <w:p>
+            <w:pPr>
+              <w:spacing w:after="80" w:before="80"/>
+            </w:pPr>
+            <w:r>
+              <w:rPr>
+                <w:rFonts w:ascii="Microsoft YaHei" w:hAnsi="Microsoft YaHei" w:eastAsia="Microsoft YaHei"/>
+                <w:b w:val="0"/>
+                <w:sz w:val="18"/>
+              </w:rPr>
+              <w:t>缺ID、英文名、效果</w:t>
+            </w:r>
+          </w:p>
+        </w:tc>
+        <w:tc>
+          <w:tcPr>
+            <w:tcW w:type="dxa" w:w="3987"/>
+            <w:shd w:fill="FFFFFF"/>
+          </w:tcPr>
+          <w:p>
+            <w:pPr>
+              <w:spacing w:after="80" w:before="80"/>
+            </w:pPr>
+            <w:r>
+              <w:rPr>
+                <w:rFonts w:ascii="Microsoft YaHei" w:hAnsi="Microsoft YaHei" w:eastAsia="Microsoft YaHei"/>
+                <w:b w:val="0"/>
+                <w:sz w:val="18"/>
+              </w:rPr>
+              <w:t>已实装 Snuggle，0费罕见技能；一代二选一，升级弃牌上限1→2。</w:t>
+            </w:r>
+          </w:p>
+        </w:tc>
+      </w:tr>
+      <w:tr>
+        <w:trPr>
+          <w:cantSplit/>
+        </w:trPr>
+        <w:tc>
+          <w:tcPr>
+            <w:tcW w:type="dxa" w:w="2492"/>
+            <w:shd w:fill="FFFFFF"/>
+          </w:tcPr>
+          <w:p>
+            <w:pPr>
+              <w:spacing w:after="80" w:before="80"/>
+            </w:pPr>
+            <w:r>
+              <w:rPr>
+                <w:rFonts w:ascii="Microsoft YaHei" w:hAnsi="Microsoft YaHei" w:eastAsia="Microsoft YaHei"/>
+                <w:b w:val="0"/>
+                <w:sz w:val="18"/>
+              </w:rPr>
+              <w:t>行140 魔力亲和</w:t>
+            </w:r>
+          </w:p>
+        </w:tc>
+        <w:tc>
+          <w:tcPr>
+            <w:tcW w:type="dxa" w:w="1827"/>
+            <w:shd w:fill="FFFFFF"/>
+          </w:tcPr>
+          <w:p>
+            <w:pPr>
+              <w:spacing w:after="80" w:before="80"/>
+            </w:pPr>
+            <w:r>
+              <w:rPr>
+                <w:rFonts w:ascii="Microsoft YaHei" w:hAnsi="Microsoft YaHei" w:eastAsia="Microsoft YaHei"/>
+                <w:b w:val="0"/>
+                <w:sz w:val="18"/>
+              </w:rPr>
+              <w:t>缺ID、英文名、效果</w:t>
+            </w:r>
+          </w:p>
+        </w:tc>
+        <w:tc>
+          <w:tcPr>
+            <w:tcW w:type="dxa" w:w="3987"/>
+            <w:shd w:fill="FFFFFF"/>
+          </w:tcPr>
+          <w:p>
+            <w:pPr>
+              <w:spacing w:after="80" w:before="80"/>
+            </w:pPr>
+            <w:r>
+              <w:rPr>
+                <w:rFonts w:ascii="Microsoft YaHei" w:hAnsi="Microsoft YaHei" w:eastAsia="Microsoft YaHei"/>
+                <w:b w:val="0"/>
+                <w:sz w:val="18"/>
+              </w:rPr>
+              <w:t>已实装 ManaAffinity，1(0)费罕见能力；普通／高密度魔力获得保留。</w:t>
+            </w:r>
+          </w:p>
+        </w:tc>
+      </w:tr>
+      <w:tr>
+        <w:trPr>
+          <w:cantSplit/>
+        </w:trPr>
+        <w:tc>
+          <w:tcPr>
+            <w:tcW w:type="dxa" w:w="2492"/>
+            <w:shd w:fill="FFFFFF"/>
+          </w:tcPr>
+          <w:p>
+            <w:pPr>
+              <w:spacing w:after="80" w:before="80"/>
+            </w:pPr>
+            <w:r>
+              <w:rPr>
+                <w:rFonts w:ascii="Microsoft YaHei" w:hAnsi="Microsoft YaHei" w:eastAsia="Microsoft YaHei"/>
+                <w:b w:val="0"/>
+                <w:sz w:val="18"/>
+              </w:rPr>
+              <w:t>行141 嗷嗷哭</w:t>
+            </w:r>
+          </w:p>
+        </w:tc>
+        <w:tc>
+          <w:tcPr>
+            <w:tcW w:type="dxa" w:w="1827"/>
+            <w:shd w:fill="FFFFFF"/>
+          </w:tcPr>
+          <w:p>
+            <w:pPr>
+              <w:spacing w:after="80" w:before="80"/>
+            </w:pPr>
+            <w:r>
+              <w:rPr>
+                <w:rFonts w:ascii="Microsoft YaHei" w:hAnsi="Microsoft YaHei" w:eastAsia="Microsoft YaHei"/>
+                <w:b w:val="0"/>
+                <w:sz w:val="18"/>
+              </w:rPr>
+              <w:t>缺ID、费用、效果</w:t>
+            </w:r>
+          </w:p>
+        </w:tc>
+        <w:tc>
+          <w:tcPr>
+            <w:tcW w:type="dxa" w:w="3987"/>
+            <w:shd w:fill="FFFFFF"/>
+          </w:tcPr>
+          <w:p>
+            <w:pPr>
+              <w:spacing w:after="80" w:before="80"/>
+            </w:pPr>
+            <w:r>
+              <w:rPr>
+                <w:rFonts w:ascii="Microsoft YaHei" w:hAnsi="Microsoft YaHei" w:eastAsia="Microsoft YaHei"/>
+                <w:b w:val="0"/>
+                <w:sz w:val="18"/>
+              </w:rPr>
+              <w:t>尚未实装；TODO只给1费，仍缺具体效果，暂不补设计。</w:t>
+            </w:r>
+          </w:p>
+        </w:tc>
+      </w:tr>
+    </w:tbl>
+    <w:p>
+      <w:r>
+        <w:rPr>
+          <w:sz w:val="20"/>
+        </w:rPr>
+        <w:t>核对说明：魔力包裹和辛美尔表中的-2是旧版“不能打出”占位值，二代分别使用0／-1底层费用并明确不能打出，不代表负能量费用。自定义魔法0至3费、三槽咏唱和构筑选项均按实际选择生成，不能拿空白原型的0费／0效果判为错误。驭血仅普通咏唱有效；精准／终极跳过该因子。地狱业火的实际数值括号在手牌／战斗预览显示，百科保留规则正文。童话结尾的括号为动态计算。再睡五分钟普通版将懒懒散散随机放入抽牌堆。其余已填费用和卡面规则未发现实质差异；建议列及未填写项不算已实装内容。</w:t>
       </w:r>
     </w:p>
     <w:p>
@@ -1123,13 +1773,952 @@
         <w:t>2026年10月20日：Bug 3 手牌选择（0.5.3）、Bug 4 X 费伤害显示（0.5.4）已由作者验收。Bug 5 标记为已更改，Bug 9 仍待检查。</w:t>
       </w:r>
     </w:p>
+    <w:p>
+      <w:r>
+        <w:br w:type="page"/>
+      </w:r>
+    </w:p>
+    <w:p>
+      <w:pPr>
+        <w:pStyle w:val="1"/>
+      </w:pPr>
+      <w:r>
+        <w:rPr>
+          <w:color w:val="000000"/>
+        </w:rPr>
+        <w:lastRenderedPageBreak/>
+        <w:t>当前BGM与使用场景</w:t>
+      </w:r>
+    </w:p>
+    <w:p>
+      <w:r>
+        <w:t>核对日期 2026年10月25日　版本 0.8.0</w:t>
+      </w:r>
+    </w:p>
+    <w:p>
+      <w:r>
+        <w:t>当前模组实际接入14首BGM：6首分幕常规曲、3首分幕首领曲、精英曲、商店曲、休息与事件曲、复制体专属曲和战败结算曲。下表以实际资源文件名识别曲目，文件均位于 FrierenMod/audio。</w:t>
+      </w:r>
+    </w:p>
+    <w:p>
+      <w:r>
+        <w:t>适用条件：本地玩家为芙莉莲，且“一代音乐”开关开启（默认开启）。除战败结算曲外均循环播放。普通战斗与未被下列专属场景覆盖的地图／房间使用本幕常规曲。</w:t>
+      </w:r>
+    </w:p>
+    <w:tbl>
+      <w:tblPr>
+        <w:tblW w:w="0" w:type="auto"/>
+        <w:jc w:val="center"/>
+        <w:tblLayout w:type="fixed"/>
+        <w:tblLook w:val="04A0" w:firstRow="1" w:lastRow="0" w:firstColumn="1" w:lastColumn="0" w:noHBand="0" w:noVBand="1"/>
+      </w:tblPr>
+      <w:tblGrid>
+        <w:gridCol w:w="4319"/>
+        <w:gridCol w:w="3987"/>
+      </w:tblGrid>
+      <w:tr>
+        <w:trPr>
+          <w:cantSplit/>
+          <w:tblHeader/>
+          <w:jc w:val="center"/>
+        </w:trPr>
+        <w:tc>
+          <w:tcPr>
+            <w:tcW w:w="4319" w:type="dxa"/>
+            <w:tcBorders>
+              <w:top w:val="single" w:sz="4" w:space="0" w:color="D9D9D9"/>
+              <w:left w:val="single" w:sz="4" w:space="0" w:color="D9D9D9"/>
+              <w:bottom w:val="single" w:sz="4" w:space="0" w:color="D9D9D9"/>
+              <w:right w:val="single" w:sz="4" w:space="0" w:color="D9D9D9"/>
+            </w:tcBorders>
+            <w:shd w:val="clear" w:color="auto" w:fill="E6EDF2"/>
+            <w:vAlign w:val="center"/>
+          </w:tcPr>
+          <w:p>
+            <w:pPr>
+              <w:spacing w:before="100" w:after="100"/>
+            </w:pPr>
+            <w:r>
+              <w:rPr>
+                <w:rFonts w:ascii="微软雅黑" w:eastAsia="微软雅黑" w:hAnsi="微软雅黑"/>
+                <w:b/>
+                <w:sz w:val="20"/>
+              </w:rPr>
+              <w:t>BGM资源文件</w:t>
+            </w:r>
+          </w:p>
+        </w:tc>
+        <w:tc>
+          <w:tcPr>
+            <w:tcW w:w="3987" w:type="dxa"/>
+            <w:tcBorders>
+              <w:top w:val="single" w:sz="4" w:space="0" w:color="D9D9D9"/>
+              <w:left w:val="single" w:sz="4" w:space="0" w:color="D9D9D9"/>
+              <w:bottom w:val="single" w:sz="4" w:space="0" w:color="D9D9D9"/>
+              <w:right w:val="single" w:sz="4" w:space="0" w:color="D9D9D9"/>
+            </w:tcBorders>
+            <w:shd w:val="clear" w:color="auto" w:fill="E6EDF2"/>
+            <w:vAlign w:val="center"/>
+          </w:tcPr>
+          <w:p>
+            <w:pPr>
+              <w:spacing w:before="100" w:after="100"/>
+            </w:pPr>
+            <w:r>
+              <w:rPr>
+                <w:rFonts w:ascii="微软雅黑" w:eastAsia="微软雅黑" w:hAnsi="微软雅黑"/>
+                <w:b/>
+                <w:sz w:val="20"/>
+              </w:rPr>
+              <w:t>当前使用场景</w:t>
+            </w:r>
+          </w:p>
+        </w:tc>
+      </w:tr>
+      <w:tr>
+        <w:trPr>
+          <w:cantSplit/>
+          <w:jc w:val="center"/>
+        </w:trPr>
+        <w:tc>
+          <w:tcPr>
+            <w:tcW w:w="4319" w:type="dxa"/>
+            <w:tcBorders>
+              <w:top w:val="single" w:sz="4" w:space="0" w:color="D9D9D9"/>
+              <w:left w:val="single" w:sz="4" w:space="0" w:color="D9D9D9"/>
+              <w:bottom w:val="single" w:sz="4" w:space="0" w:color="D9D9D9"/>
+              <w:right w:val="single" w:sz="4" w:space="0" w:color="D9D9D9"/>
+            </w:tcBorders>
+            <w:shd w:val="clear" w:color="auto" w:fill="FFFFFF"/>
+            <w:vAlign w:val="center"/>
+          </w:tcPr>
+          <w:p>
+            <w:pPr>
+              <w:spacing w:before="100" w:after="100"/>
+            </w:pPr>
+            <w:r>
+              <w:rPr>
+                <w:rFonts w:ascii="微软雅黑" w:eastAsia="微软雅黑" w:hAnsi="微软雅黑"/>
+                <w:sz w:val="20"/>
+              </w:rPr>
+              <w:t>STS_Level1_NewMix_v1.mp3</w:t>
+            </w:r>
+          </w:p>
+        </w:tc>
+        <w:tc>
+          <w:tcPr>
+            <w:tcW w:w="3987" w:type="dxa"/>
+            <w:tcBorders>
+              <w:top w:val="single" w:sz="4" w:space="0" w:color="D9D9D9"/>
+              <w:left w:val="single" w:sz="4" w:space="0" w:color="D9D9D9"/>
+              <w:bottom w:val="single" w:sz="4" w:space="0" w:color="D9D9D9"/>
+              <w:right w:val="single" w:sz="4" w:space="0" w:color="D9D9D9"/>
+            </w:tcBorders>
+            <w:shd w:val="clear" w:color="auto" w:fill="FFFFFF"/>
+            <w:vAlign w:val="center"/>
+          </w:tcPr>
+          <w:p>
+            <w:pPr>
+              <w:spacing w:before="100" w:after="100"/>
+            </w:pPr>
+            <w:r>
+              <w:rPr>
+                <w:rFonts w:ascii="微软雅黑" w:eastAsia="微软雅黑" w:hAnsi="微软雅黑"/>
+                <w:sz w:val="20"/>
+              </w:rPr>
+              <w:t>第1幕常规场景／普通战斗，版本A</w:t>
+            </w:r>
+          </w:p>
+        </w:tc>
+      </w:tr>
+      <w:tr>
+        <w:trPr>
+          <w:cantSplit/>
+          <w:jc w:val="center"/>
+        </w:trPr>
+        <w:tc>
+          <w:tcPr>
+            <w:tcW w:w="4319" w:type="dxa"/>
+            <w:tcBorders>
+              <w:top w:val="single" w:sz="4" w:space="0" w:color="D9D9D9"/>
+              <w:left w:val="single" w:sz="4" w:space="0" w:color="D9D9D9"/>
+              <w:bottom w:val="single" w:sz="4" w:space="0" w:color="D9D9D9"/>
+              <w:right w:val="single" w:sz="4" w:space="0" w:color="D9D9D9"/>
+            </w:tcBorders>
+            <w:shd w:val="clear" w:color="auto" w:fill="F6F6F6"/>
+            <w:vAlign w:val="center"/>
+          </w:tcPr>
+          <w:p>
+            <w:pPr>
+              <w:spacing w:before="100" w:after="100"/>
+            </w:pPr>
+            <w:r>
+              <w:rPr>
+                <w:rFonts w:ascii="微软雅黑" w:eastAsia="微软雅黑" w:hAnsi="微软雅黑"/>
+                <w:sz w:val="20"/>
+              </w:rPr>
+              <w:t>STS_Level1-2_v2.mp3</w:t>
+            </w:r>
+          </w:p>
+        </w:tc>
+        <w:tc>
+          <w:tcPr>
+            <w:tcW w:w="3987" w:type="dxa"/>
+            <w:tcBorders>
+              <w:top w:val="single" w:sz="4" w:space="0" w:color="D9D9D9"/>
+              <w:left w:val="single" w:sz="4" w:space="0" w:color="D9D9D9"/>
+              <w:bottom w:val="single" w:sz="4" w:space="0" w:color="D9D9D9"/>
+              <w:right w:val="single" w:sz="4" w:space="0" w:color="D9D9D9"/>
+            </w:tcBorders>
+            <w:shd w:val="clear" w:color="auto" w:fill="F6F6F6"/>
+            <w:vAlign w:val="center"/>
+          </w:tcPr>
+          <w:p>
+            <w:pPr>
+              <w:spacing w:before="100" w:after="100"/>
+            </w:pPr>
+            <w:r>
+              <w:rPr>
+                <w:rFonts w:ascii="微软雅黑" w:eastAsia="微软雅黑" w:hAnsi="微软雅黑"/>
+                <w:sz w:val="20"/>
+              </w:rPr>
+              <w:t>第1幕常规场景／普通战斗，版本B</w:t>
+            </w:r>
+          </w:p>
+        </w:tc>
+      </w:tr>
+      <w:tr>
+        <w:trPr>
+          <w:cantSplit/>
+          <w:jc w:val="center"/>
+        </w:trPr>
+        <w:tc>
+          <w:tcPr>
+            <w:tcW w:w="4319" w:type="dxa"/>
+            <w:tcBorders>
+              <w:top w:val="single" w:sz="4" w:space="0" w:color="D9D9D9"/>
+              <w:left w:val="single" w:sz="4" w:space="0" w:color="D9D9D9"/>
+              <w:bottom w:val="single" w:sz="4" w:space="0" w:color="D9D9D9"/>
+              <w:right w:val="single" w:sz="4" w:space="0" w:color="D9D9D9"/>
+            </w:tcBorders>
+            <w:shd w:val="clear" w:color="auto" w:fill="FFFFFF"/>
+            <w:vAlign w:val="center"/>
+          </w:tcPr>
+          <w:p>
+            <w:pPr>
+              <w:spacing w:before="100" w:after="100"/>
+            </w:pPr>
+            <w:r>
+              <w:rPr>
+                <w:rFonts w:ascii="微软雅黑" w:eastAsia="微软雅黑" w:hAnsi="微软雅黑"/>
+                <w:sz w:val="20"/>
+              </w:rPr>
+              <w:t>STS_Level2_NewMix_v1.mp3</w:t>
+            </w:r>
+          </w:p>
+        </w:tc>
+        <w:tc>
+          <w:tcPr>
+            <w:tcW w:w="3987" w:type="dxa"/>
+            <w:tcBorders>
+              <w:top w:val="single" w:sz="4" w:space="0" w:color="D9D9D9"/>
+              <w:left w:val="single" w:sz="4" w:space="0" w:color="D9D9D9"/>
+              <w:bottom w:val="single" w:sz="4" w:space="0" w:color="D9D9D9"/>
+              <w:right w:val="single" w:sz="4" w:space="0" w:color="D9D9D9"/>
+            </w:tcBorders>
+            <w:shd w:val="clear" w:color="auto" w:fill="FFFFFF"/>
+            <w:vAlign w:val="center"/>
+          </w:tcPr>
+          <w:p>
+            <w:pPr>
+              <w:spacing w:before="100" w:after="100"/>
+            </w:pPr>
+            <w:r>
+              <w:rPr>
+                <w:rFonts w:ascii="微软雅黑" w:eastAsia="微软雅黑" w:hAnsi="微软雅黑"/>
+                <w:sz w:val="20"/>
+              </w:rPr>
+              <w:t>第2幕常规场景／普通战斗，版本A</w:t>
+            </w:r>
+          </w:p>
+        </w:tc>
+      </w:tr>
+      <w:tr>
+        <w:trPr>
+          <w:cantSplit/>
+          <w:jc w:val="center"/>
+        </w:trPr>
+        <w:tc>
+          <w:tcPr>
+            <w:tcW w:w="4319" w:type="dxa"/>
+            <w:tcBorders>
+              <w:top w:val="single" w:sz="4" w:space="0" w:color="D9D9D9"/>
+              <w:left w:val="single" w:sz="4" w:space="0" w:color="D9D9D9"/>
+              <w:bottom w:val="single" w:sz="4" w:space="0" w:color="D9D9D9"/>
+              <w:right w:val="single" w:sz="4" w:space="0" w:color="D9D9D9"/>
+            </w:tcBorders>
+            <w:shd w:val="clear" w:color="auto" w:fill="F6F6F6"/>
+            <w:vAlign w:val="center"/>
+          </w:tcPr>
+          <w:p>
+            <w:pPr>
+              <w:spacing w:before="100" w:after="100"/>
+            </w:pPr>
+            <w:r>
+              <w:rPr>
+                <w:rFonts w:ascii="微软雅黑" w:eastAsia="微软雅黑" w:hAnsi="微软雅黑"/>
+                <w:sz w:val="20"/>
+              </w:rPr>
+              <w:t>STS_Level2-2_v2.mp3</w:t>
+            </w:r>
+          </w:p>
+        </w:tc>
+        <w:tc>
+          <w:tcPr>
+            <w:tcW w:w="3987" w:type="dxa"/>
+            <w:tcBorders>
+              <w:top w:val="single" w:sz="4" w:space="0" w:color="D9D9D9"/>
+              <w:left w:val="single" w:sz="4" w:space="0" w:color="D9D9D9"/>
+              <w:bottom w:val="single" w:sz="4" w:space="0" w:color="D9D9D9"/>
+              <w:right w:val="single" w:sz="4" w:space="0" w:color="D9D9D9"/>
+            </w:tcBorders>
+            <w:shd w:val="clear" w:color="auto" w:fill="F6F6F6"/>
+            <w:vAlign w:val="center"/>
+          </w:tcPr>
+          <w:p>
+            <w:pPr>
+              <w:spacing w:before="100" w:after="100"/>
+            </w:pPr>
+            <w:r>
+              <w:rPr>
+                <w:rFonts w:ascii="微软雅黑" w:eastAsia="微软雅黑" w:hAnsi="微软雅黑"/>
+                <w:sz w:val="20"/>
+              </w:rPr>
+              <w:t>第2幕常规场景／普通战斗，版本B</w:t>
+            </w:r>
+          </w:p>
+        </w:tc>
+      </w:tr>
+      <w:tr>
+        <w:trPr>
+          <w:cantSplit/>
+          <w:trHeight w:val="52"/>
+          <w:jc w:val="center"/>
+        </w:trPr>
+        <w:tc>
+          <w:tcPr>
+            <w:tcW w:w="4319" w:type="dxa"/>
+            <w:tcBorders>
+              <w:top w:val="single" w:sz="4" w:space="0" w:color="D9D9D9"/>
+              <w:left w:val="single" w:sz="4" w:space="0" w:color="D9D9D9"/>
+              <w:bottom w:val="single" w:sz="4" w:space="0" w:color="D9D9D9"/>
+              <w:right w:val="single" w:sz="4" w:space="0" w:color="D9D9D9"/>
+            </w:tcBorders>
+            <w:shd w:val="clear" w:color="auto" w:fill="FFFFFF"/>
+            <w:vAlign w:val="center"/>
+          </w:tcPr>
+          <w:p>
+            <w:pPr>
+              <w:spacing w:before="100" w:after="100"/>
+            </w:pPr>
+            <w:r>
+              <w:rPr>
+                <w:rFonts w:ascii="微软雅黑" w:eastAsia="微软雅黑" w:hAnsi="微软雅黑"/>
+                <w:sz w:val="20"/>
+              </w:rPr>
+              <w:t>STS_Level3_v2.mp3</w:t>
+            </w:r>
+          </w:p>
+        </w:tc>
+        <w:tc>
+          <w:tcPr>
+            <w:tcW w:w="3987" w:type="dxa"/>
+            <w:tcBorders>
+              <w:top w:val="single" w:sz="4" w:space="0" w:color="D9D9D9"/>
+              <w:left w:val="single" w:sz="4" w:space="0" w:color="D9D9D9"/>
+              <w:bottom w:val="single" w:sz="4" w:space="0" w:color="D9D9D9"/>
+              <w:right w:val="single" w:sz="4" w:space="0" w:color="D9D9D9"/>
+            </w:tcBorders>
+            <w:shd w:val="clear" w:color="auto" w:fill="FFFFFF"/>
+            <w:vAlign w:val="center"/>
+          </w:tcPr>
+          <w:p>
+            <w:pPr>
+              <w:spacing w:before="100" w:after="100"/>
+            </w:pPr>
+            <w:r>
+              <w:rPr>
+                <w:rFonts w:ascii="微软雅黑" w:eastAsia="微软雅黑" w:hAnsi="微软雅黑"/>
+                <w:sz w:val="20"/>
+              </w:rPr>
+              <w:t>第3幕常规场景／普通战斗，版本A</w:t>
+            </w:r>
+          </w:p>
+        </w:tc>
+      </w:tr>
+      <w:tr>
+        <w:trPr>
+          <w:cantSplit/>
+          <w:jc w:val="center"/>
+        </w:trPr>
+        <w:tc>
+          <w:tcPr>
+            <w:tcW w:w="4319" w:type="dxa"/>
+            <w:tcBorders>
+              <w:top w:val="single" w:sz="4" w:space="0" w:color="D9D9D9"/>
+              <w:left w:val="single" w:sz="4" w:space="0" w:color="D9D9D9"/>
+              <w:bottom w:val="single" w:sz="4" w:space="0" w:color="D9D9D9"/>
+              <w:right w:val="single" w:sz="4" w:space="0" w:color="D9D9D9"/>
+            </w:tcBorders>
+            <w:shd w:val="clear" w:color="auto" w:fill="F6F6F6"/>
+            <w:vAlign w:val="center"/>
+          </w:tcPr>
+          <w:p>
+            <w:pPr>
+              <w:spacing w:before="100" w:after="100"/>
+            </w:pPr>
+            <w:r>
+              <w:rPr>
+                <w:rFonts w:ascii="微软雅黑" w:eastAsia="微软雅黑" w:hAnsi="微软雅黑"/>
+                <w:sz w:val="20"/>
+              </w:rPr>
+              <w:t>STS_Level3-2_v2.mp3</w:t>
+            </w:r>
+          </w:p>
+        </w:tc>
+        <w:tc>
+          <w:tcPr>
+            <w:tcW w:w="3987" w:type="dxa"/>
+            <w:tcBorders>
+              <w:top w:val="single" w:sz="4" w:space="0" w:color="D9D9D9"/>
+              <w:left w:val="single" w:sz="4" w:space="0" w:color="D9D9D9"/>
+              <w:bottom w:val="single" w:sz="4" w:space="0" w:color="D9D9D9"/>
+              <w:right w:val="single" w:sz="4" w:space="0" w:color="D9D9D9"/>
+            </w:tcBorders>
+            <w:shd w:val="clear" w:color="auto" w:fill="F6F6F6"/>
+            <w:vAlign w:val="center"/>
+          </w:tcPr>
+          <w:p>
+            <w:pPr>
+              <w:spacing w:before="100" w:after="100"/>
+            </w:pPr>
+            <w:r>
+              <w:rPr>
+                <w:rFonts w:ascii="微软雅黑" w:eastAsia="微软雅黑" w:hAnsi="微软雅黑"/>
+                <w:sz w:val="20"/>
+              </w:rPr>
+              <w:t>第3幕常规场景／普通战斗，版本B</w:t>
+            </w:r>
+          </w:p>
+        </w:tc>
+      </w:tr>
+      <w:tr>
+        <w:trPr>
+          <w:cantSplit/>
+          <w:jc w:val="center"/>
+        </w:trPr>
+        <w:tc>
+          <w:tcPr>
+            <w:tcW w:w="4319" w:type="dxa"/>
+            <w:tcBorders>
+              <w:top w:val="single" w:sz="4" w:space="0" w:color="D9D9D9"/>
+              <w:left w:val="single" w:sz="4" w:space="0" w:color="D9D9D9"/>
+              <w:bottom w:val="single" w:sz="4" w:space="0" w:color="D9D9D9"/>
+              <w:right w:val="single" w:sz="4" w:space="0" w:color="D9D9D9"/>
+            </w:tcBorders>
+            <w:shd w:val="clear" w:color="auto" w:fill="FFFFFF"/>
+            <w:vAlign w:val="center"/>
+          </w:tcPr>
+          <w:p>
+            <w:pPr>
+              <w:spacing w:before="100" w:after="100"/>
+            </w:pPr>
+            <w:r>
+              <w:rPr>
+                <w:rFonts w:ascii="微软雅黑" w:eastAsia="微软雅黑" w:hAnsi="微软雅黑"/>
+                <w:sz w:val="20"/>
+              </w:rPr>
+              <w:t>STS_Boss1_NewMix_v1.mp3</w:t>
+            </w:r>
+          </w:p>
+        </w:tc>
+        <w:tc>
+          <w:tcPr>
+            <w:tcW w:w="3987" w:type="dxa"/>
+            <w:tcBorders>
+              <w:top w:val="single" w:sz="4" w:space="0" w:color="D9D9D9"/>
+              <w:left w:val="single" w:sz="4" w:space="0" w:color="D9D9D9"/>
+              <w:bottom w:val="single" w:sz="4" w:space="0" w:color="D9D9D9"/>
+              <w:right w:val="single" w:sz="4" w:space="0" w:color="D9D9D9"/>
+            </w:tcBorders>
+            <w:shd w:val="clear" w:color="auto" w:fill="FFFFFF"/>
+            <w:vAlign w:val="center"/>
+          </w:tcPr>
+          <w:p>
+            <w:pPr>
+              <w:spacing w:before="100" w:after="100"/>
+            </w:pPr>
+            <w:r>
+              <w:rPr>
+                <w:rFonts w:ascii="微软雅黑" w:eastAsia="微软雅黑" w:hAnsi="微软雅黑"/>
+                <w:sz w:val="20"/>
+              </w:rPr>
+              <w:t>第1幕首领战斗进行中</w:t>
+            </w:r>
+          </w:p>
+        </w:tc>
+      </w:tr>
+      <w:tr>
+        <w:trPr>
+          <w:cantSplit/>
+          <w:jc w:val="center"/>
+        </w:trPr>
+        <w:tc>
+          <w:tcPr>
+            <w:tcW w:w="4319" w:type="dxa"/>
+            <w:tcBorders>
+              <w:top w:val="single" w:sz="4" w:space="0" w:color="D9D9D9"/>
+              <w:left w:val="single" w:sz="4" w:space="0" w:color="D9D9D9"/>
+              <w:bottom w:val="single" w:sz="4" w:space="0" w:color="D9D9D9"/>
+              <w:right w:val="single" w:sz="4" w:space="0" w:color="D9D9D9"/>
+            </w:tcBorders>
+            <w:shd w:val="clear" w:color="auto" w:fill="F6F6F6"/>
+            <w:vAlign w:val="center"/>
+          </w:tcPr>
+          <w:p>
+            <w:pPr>
+              <w:spacing w:before="100" w:after="100"/>
+            </w:pPr>
+            <w:r>
+              <w:rPr>
+                <w:rFonts w:ascii="微软雅黑" w:eastAsia="微软雅黑" w:hAnsi="微软雅黑"/>
+                <w:sz w:val="20"/>
+              </w:rPr>
+              <w:t>STS_Boss2_NewMix_v1.mp3</w:t>
+            </w:r>
+          </w:p>
+        </w:tc>
+        <w:tc>
+          <w:tcPr>
+            <w:tcW w:w="3987" w:type="dxa"/>
+            <w:tcBorders>
+              <w:top w:val="single" w:sz="4" w:space="0" w:color="D9D9D9"/>
+              <w:left w:val="single" w:sz="4" w:space="0" w:color="D9D9D9"/>
+              <w:bottom w:val="single" w:sz="4" w:space="0" w:color="D9D9D9"/>
+              <w:right w:val="single" w:sz="4" w:space="0" w:color="D9D9D9"/>
+            </w:tcBorders>
+            <w:shd w:val="clear" w:color="auto" w:fill="F6F6F6"/>
+            <w:vAlign w:val="center"/>
+          </w:tcPr>
+          <w:p>
+            <w:pPr>
+              <w:spacing w:before="100" w:after="100"/>
+            </w:pPr>
+            <w:r>
+              <w:rPr>
+                <w:rFonts w:ascii="微软雅黑" w:eastAsia="微软雅黑" w:hAnsi="微软雅黑"/>
+                <w:sz w:val="20"/>
+              </w:rPr>
+              <w:t>第2幕首领战斗进行中</w:t>
+            </w:r>
+          </w:p>
+        </w:tc>
+      </w:tr>
+      <w:tr>
+        <w:trPr>
+          <w:cantSplit/>
+          <w:jc w:val="center"/>
+        </w:trPr>
+        <w:tc>
+          <w:tcPr>
+            <w:tcW w:w="4319" w:type="dxa"/>
+            <w:tcBorders>
+              <w:top w:val="single" w:sz="4" w:space="0" w:color="D9D9D9"/>
+              <w:left w:val="single" w:sz="4" w:space="0" w:color="D9D9D9"/>
+              <w:bottom w:val="single" w:sz="4" w:space="0" w:color="D9D9D9"/>
+              <w:right w:val="single" w:sz="4" w:space="0" w:color="D9D9D9"/>
+            </w:tcBorders>
+            <w:shd w:val="clear" w:color="auto" w:fill="FFFFFF"/>
+            <w:vAlign w:val="center"/>
+          </w:tcPr>
+          <w:p>
+            <w:pPr>
+              <w:spacing w:before="100" w:after="100"/>
+            </w:pPr>
+            <w:r>
+              <w:rPr>
+                <w:rFonts w:ascii="微软雅黑" w:eastAsia="微软雅黑" w:hAnsi="微软雅黑"/>
+                <w:sz w:val="20"/>
+              </w:rPr>
+              <w:t>STS_Boss3_NewMix_v1.ogg</w:t>
+            </w:r>
+          </w:p>
+        </w:tc>
+        <w:tc>
+          <w:tcPr>
+            <w:tcW w:w="3987" w:type="dxa"/>
+            <w:tcBorders>
+              <w:top w:val="single" w:sz="4" w:space="0" w:color="D9D9D9"/>
+              <w:left w:val="single" w:sz="4" w:space="0" w:color="D9D9D9"/>
+              <w:bottom w:val="single" w:sz="4" w:space="0" w:color="D9D9D9"/>
+              <w:right w:val="single" w:sz="4" w:space="0" w:color="D9D9D9"/>
+            </w:tcBorders>
+            <w:shd w:val="clear" w:color="auto" w:fill="FFFFFF"/>
+            <w:vAlign w:val="center"/>
+          </w:tcPr>
+          <w:p>
+            <w:pPr>
+              <w:spacing w:before="100" w:after="100"/>
+            </w:pPr>
+            <w:r>
+              <w:rPr>
+                <w:rFonts w:ascii="微软雅黑" w:eastAsia="微软雅黑" w:hAnsi="微软雅黑"/>
+                <w:sz w:val="20"/>
+              </w:rPr>
+              <w:t>第3幕首领战斗进行中</w:t>
+            </w:r>
+          </w:p>
+        </w:tc>
+      </w:tr>
+      <w:tr>
+        <w:trPr>
+          <w:cantSplit/>
+          <w:jc w:val="center"/>
+        </w:trPr>
+        <w:tc>
+          <w:tcPr>
+            <w:tcW w:w="4319" w:type="dxa"/>
+            <w:tcBorders>
+              <w:top w:val="single" w:sz="4" w:space="0" w:color="D9D9D9"/>
+              <w:left w:val="single" w:sz="4" w:space="0" w:color="D9D9D9"/>
+              <w:bottom w:val="single" w:sz="4" w:space="0" w:color="D9D9D9"/>
+              <w:right w:val="single" w:sz="4" w:space="0" w:color="D9D9D9"/>
+            </w:tcBorders>
+            <w:shd w:val="clear" w:color="auto" w:fill="F6F6F6"/>
+            <w:vAlign w:val="center"/>
+          </w:tcPr>
+          <w:p>
+            <w:pPr>
+              <w:spacing w:before="100" w:after="100"/>
+            </w:pPr>
+            <w:r>
+              <w:rPr>
+                <w:rFonts w:ascii="微软雅黑" w:eastAsia="微软雅黑" w:hAnsi="微软雅黑"/>
+                <w:sz w:val="20"/>
+              </w:rPr>
+              <w:t>STS_EliteBoss_NewMix_v1.ogg</w:t>
+            </w:r>
+          </w:p>
+        </w:tc>
+        <w:tc>
+          <w:tcPr>
+            <w:tcW w:w="3987" w:type="dxa"/>
+            <w:tcBorders>
+              <w:top w:val="single" w:sz="4" w:space="0" w:color="D9D9D9"/>
+              <w:left w:val="single" w:sz="4" w:space="0" w:color="D9D9D9"/>
+              <w:bottom w:val="single" w:sz="4" w:space="0" w:color="D9D9D9"/>
+              <w:right w:val="single" w:sz="4" w:space="0" w:color="D9D9D9"/>
+            </w:tcBorders>
+            <w:shd w:val="clear" w:color="auto" w:fill="F6F6F6"/>
+            <w:vAlign w:val="center"/>
+          </w:tcPr>
+          <w:p>
+            <w:pPr>
+              <w:spacing w:before="100" w:after="100"/>
+            </w:pPr>
+            <w:r>
+              <w:rPr>
+                <w:rFonts w:ascii="微软雅黑" w:eastAsia="微软雅黑" w:hAnsi="微软雅黑"/>
+                <w:sz w:val="20"/>
+              </w:rPr>
+              <w:t>所有幕的精英战斗进行中</w:t>
+            </w:r>
+          </w:p>
+        </w:tc>
+      </w:tr>
+      <w:tr>
+        <w:trPr>
+          <w:cantSplit/>
+          <w:jc w:val="center"/>
+        </w:trPr>
+        <w:tc>
+          <w:tcPr>
+            <w:tcW w:w="4319" w:type="dxa"/>
+            <w:tcBorders>
+              <w:top w:val="single" w:sz="4" w:space="0" w:color="D9D9D9"/>
+              <w:left w:val="single" w:sz="4" w:space="0" w:color="D9D9D9"/>
+              <w:bottom w:val="single" w:sz="4" w:space="0" w:color="D9D9D9"/>
+              <w:right w:val="single" w:sz="4" w:space="0" w:color="D9D9D9"/>
+            </w:tcBorders>
+            <w:shd w:val="clear" w:color="auto" w:fill="FFFFFF"/>
+            <w:vAlign w:val="center"/>
+          </w:tcPr>
+          <w:p>
+            <w:pPr>
+              <w:spacing w:before="100" w:after="100"/>
+            </w:pPr>
+            <w:r>
+              <w:rPr>
+                <w:rFonts w:ascii="微软雅黑" w:eastAsia="微软雅黑" w:hAnsi="微软雅黑"/>
+                <w:sz w:val="20"/>
+              </w:rPr>
+              <w:t>STS_Merchant_NewMix_v1.ogg</w:t>
+            </w:r>
+          </w:p>
+        </w:tc>
+        <w:tc>
+          <w:tcPr>
+            <w:tcW w:w="3987" w:type="dxa"/>
+            <w:tcBorders>
+              <w:top w:val="single" w:sz="4" w:space="0" w:color="D9D9D9"/>
+              <w:left w:val="single" w:sz="4" w:space="0" w:color="D9D9D9"/>
+              <w:bottom w:val="single" w:sz="4" w:space="0" w:color="D9D9D9"/>
+              <w:right w:val="single" w:sz="4" w:space="0" w:color="D9D9D9"/>
+            </w:tcBorders>
+            <w:shd w:val="clear" w:color="auto" w:fill="FFFFFF"/>
+            <w:vAlign w:val="center"/>
+          </w:tcPr>
+          <w:p>
+            <w:pPr>
+              <w:spacing w:before="100" w:after="100"/>
+            </w:pPr>
+            <w:r>
+              <w:rPr>
+                <w:rFonts w:ascii="微软雅黑" w:eastAsia="微软雅黑" w:hAnsi="微软雅黑"/>
+                <w:sz w:val="20"/>
+              </w:rPr>
+              <w:t>商店房间</w:t>
+            </w:r>
+          </w:p>
+        </w:tc>
+      </w:tr>
+      <w:tr>
+        <w:trPr>
+          <w:cantSplit/>
+          <w:jc w:val="center"/>
+        </w:trPr>
+        <w:tc>
+          <w:tcPr>
+            <w:tcW w:w="4319" w:type="dxa"/>
+            <w:tcBorders>
+              <w:top w:val="single" w:sz="4" w:space="0" w:color="D9D9D9"/>
+              <w:left w:val="single" w:sz="4" w:space="0" w:color="D9D9D9"/>
+              <w:bottom w:val="single" w:sz="4" w:space="0" w:color="D9D9D9"/>
+              <w:right w:val="single" w:sz="4" w:space="0" w:color="D9D9D9"/>
+            </w:tcBorders>
+            <w:shd w:val="clear" w:color="auto" w:fill="F6F6F6"/>
+            <w:vAlign w:val="center"/>
+          </w:tcPr>
+          <w:p>
+            <w:pPr>
+              <w:spacing w:before="100" w:after="100"/>
+            </w:pPr>
+            <w:r>
+              <w:rPr>
+                <w:rFonts w:ascii="微软雅黑" w:eastAsia="微软雅黑" w:hAnsi="微软雅黑"/>
+                <w:sz w:val="20"/>
+              </w:rPr>
+              <w:lastRenderedPageBreak/>
+              <w:t>STS_Shrine_NewMix_v1.ogg</w:t>
+            </w:r>
+          </w:p>
+        </w:tc>
+        <w:tc>
+          <w:tcPr>
+            <w:tcW w:w="3987" w:type="dxa"/>
+            <w:tcBorders>
+              <w:top w:val="single" w:sz="4" w:space="0" w:color="D9D9D9"/>
+              <w:left w:val="single" w:sz="4" w:space="0" w:color="D9D9D9"/>
+              <w:bottom w:val="single" w:sz="4" w:space="0" w:color="D9D9D9"/>
+              <w:right w:val="single" w:sz="4" w:space="0" w:color="D9D9D9"/>
+            </w:tcBorders>
+            <w:shd w:val="clear" w:color="auto" w:fill="F6F6F6"/>
+            <w:vAlign w:val="center"/>
+          </w:tcPr>
+          <w:p>
+            <w:pPr>
+              <w:spacing w:before="100" w:after="100"/>
+            </w:pPr>
+            <w:r>
+              <w:rPr>
+                <w:rFonts w:ascii="微软雅黑" w:eastAsia="微软雅黑" w:hAnsi="微软雅黑"/>
+                <w:sz w:val="20"/>
+              </w:rPr>
+              <w:t>休息房间与事件房间</w:t>
+            </w:r>
+          </w:p>
+        </w:tc>
+      </w:tr>
+      <w:tr>
+        <w:trPr>
+          <w:cantSplit/>
+          <w:jc w:val="center"/>
+        </w:trPr>
+        <w:tc>
+          <w:tcPr>
+            <w:tcW w:w="4319" w:type="dxa"/>
+            <w:tcBorders>
+              <w:top w:val="single" w:sz="4" w:space="0" w:color="D9D9D9"/>
+              <w:left w:val="single" w:sz="4" w:space="0" w:color="D9D9D9"/>
+              <w:bottom w:val="single" w:sz="4" w:space="0" w:color="D9D9D9"/>
+              <w:right w:val="single" w:sz="4" w:space="0" w:color="D9D9D9"/>
+            </w:tcBorders>
+            <w:shd w:val="clear" w:color="auto" w:fill="FFFFFF"/>
+            <w:vAlign w:val="center"/>
+          </w:tcPr>
+          <w:p>
+            <w:pPr>
+              <w:spacing w:before="100" w:after="100"/>
+            </w:pPr>
+            <w:r>
+              <w:rPr>
+                <w:rFonts w:ascii="微软雅黑" w:eastAsia="微软雅黑" w:hAnsi="微软雅黑"/>
+                <w:sz w:val="20"/>
+              </w:rPr>
+              <w:t>Frieren_The_Slayer.mp3</w:t>
+            </w:r>
+          </w:p>
+        </w:tc>
+        <w:tc>
+          <w:tcPr>
+            <w:tcW w:w="3987" w:type="dxa"/>
+            <w:tcBorders>
+              <w:top w:val="single" w:sz="4" w:space="0" w:color="D9D9D9"/>
+              <w:left w:val="single" w:sz="4" w:space="0" w:color="D9D9D9"/>
+              <w:bottom w:val="single" w:sz="4" w:space="0" w:color="D9D9D9"/>
+              <w:right w:val="single" w:sz="4" w:space="0" w:color="D9D9D9"/>
+            </w:tcBorders>
+            <w:shd w:val="clear" w:color="auto" w:fill="FFFFFF"/>
+            <w:vAlign w:val="center"/>
+          </w:tcPr>
+          <w:p>
+            <w:pPr>
+              <w:spacing w:before="100" w:after="100"/>
+            </w:pPr>
+            <w:r>
+              <w:rPr>
+                <w:rFonts w:ascii="微软雅黑" w:eastAsia="微软雅黑" w:hAnsi="微软雅黑"/>
+                <w:sz w:val="20"/>
+              </w:rPr>
+              <w:t>复制体芙莉莲战斗进行中；优先覆盖分幕首领曲</w:t>
+            </w:r>
+          </w:p>
+        </w:tc>
+      </w:tr>
+      <w:tr>
+        <w:trPr>
+          <w:cantSplit/>
+          <w:jc w:val="center"/>
+        </w:trPr>
+        <w:tc>
+          <w:tcPr>
+            <w:tcW w:w="4319" w:type="dxa"/>
+            <w:tcBorders>
+              <w:top w:val="single" w:sz="4" w:space="0" w:color="D9D9D9"/>
+              <w:left w:val="single" w:sz="4" w:space="0" w:color="D9D9D9"/>
+              <w:bottom w:val="single" w:sz="4" w:space="0" w:color="D9D9D9"/>
+              <w:right w:val="single" w:sz="4" w:space="0" w:color="D9D9D9"/>
+            </w:tcBorders>
+            <w:shd w:val="clear" w:color="auto" w:fill="F6F6F6"/>
+            <w:vAlign w:val="center"/>
+          </w:tcPr>
+          <w:p>
+            <w:pPr>
+              <w:spacing w:before="100" w:after="100"/>
+            </w:pPr>
+            <w:r>
+              <w:rPr>
+                <w:rFonts w:ascii="微软雅黑" w:eastAsia="微软雅黑" w:hAnsi="微软雅黑"/>
+                <w:sz w:val="20"/>
+              </w:rPr>
+              <w:t>Frieren_DeathStinger.mp3</w:t>
+            </w:r>
+          </w:p>
+        </w:tc>
+        <w:tc>
+          <w:tcPr>
+            <w:tcW w:w="3987" w:type="dxa"/>
+            <w:tcBorders>
+              <w:top w:val="single" w:sz="4" w:space="0" w:color="D9D9D9"/>
+              <w:left w:val="single" w:sz="4" w:space="0" w:color="D9D9D9"/>
+              <w:bottom w:val="single" w:sz="4" w:space="0" w:color="D9D9D9"/>
+              <w:right w:val="single" w:sz="4" w:space="0" w:color="D9D9D9"/>
+            </w:tcBorders>
+            <w:shd w:val="clear" w:color="auto" w:fill="F6F6F6"/>
+            <w:vAlign w:val="center"/>
+          </w:tcPr>
+          <w:p>
+            <w:pPr>
+              <w:spacing w:before="100" w:after="100"/>
+            </w:pPr>
+            <w:r>
+              <w:rPr>
+                <w:rFonts w:ascii="微软雅黑" w:eastAsia="微软雅黑" w:hAnsi="微软雅黑"/>
+                <w:sz w:val="20"/>
+              </w:rPr>
+              <w:t>非胜利房间进入游戏结束结算页；播放一次，不循环</w:t>
+            </w:r>
+          </w:p>
+        </w:tc>
+      </w:tr>
+    </w:tbl>
+    <w:p>
+      <w:pPr>
+        <w:pStyle w:val="2"/>
+      </w:pPr>
+      <w:r>
+        <w:t>切换规则</w:t>
+      </w:r>
+    </w:p>
+    <w:p>
+      <w:r>
+        <w:t>每幕A/B版本由固定种子决定：（种子＋从0开始的幕序号）为偶数选A、奇数选B；不会每进一场普通战斗随机换曲，读档保持一致。</w:t>
+      </w:r>
+    </w:p>
+    <w:p>
+      <w:r>
+        <w:t>精英／首领专属曲只在战斗进行中使用；战斗结束后恢复房间对应的常规曲。复制体专属曲优先于分幕首领曲。</w:t>
+      </w:r>
+    </w:p>
+    <w:p>
+      <w:r>
+        <w:t>胜利房间（包括当前建筑师阶段结算）保留二代原生音乐。主菜单、选人页未接入本模组专属BGM；选人语音不算BGM。关闭“一代音乐”、使用其他角色或目标文件缺失时保留／恢复二代原生音乐。</w:t>
+      </w:r>
+    </w:p>
+    <w:p>
+      <w:r>
+        <w:t>BGM使用游戏音乐音量设置；切曲有0.45秒淡入淡出。</w:t>
+      </w:r>
+    </w:p>
+    <w:p>
+      <w:r>
+        <w:t>商店现用 STS_Merchant_NewMix_v1.ogg。源码及资源索引没有曲名映射，尚不能据此确认它是否为 Sleepy Frieren；TODO第9项仍待试听确认。</w:t>
+      </w:r>
+    </w:p>
+    <w:p>
+      <w:r>
+        <w:t>来源：Scripts/Frieren/Presentation/FrierenMusic.cs（选曲与播放），FrierenEnding.cs（结算），PresentationSettings.cs（开关）。</w:t>
+      </w:r>
+    </w:p>
+    <w:p>
+      <w:pPr>
+        <w:pStyle w:val="2"/>
+      </w:pPr>
+      <w:r>
+        <w:t>其他音频与未接入曲目</w:t>
+      </w:r>
+    </w:p>
+    <w:p>
+      <w:r>
+        <w:t>已使用但不计入14首BGM：I_am_frieren.mp3（选人语音）；normal_attack.mp3（普通攻击魔法音效）；achievement.mp3（新成就解锁音效）；divinity_enter.ogg（进入神格音效）；divinity_loop.ogg（神格状态循环环境音，随神格结束／战斗结束停止，走音效总线）。</w:t>
+      </w:r>
+    </w:p>
+    <w:p>
+      <w:r>
+        <w:t>win.mp3 已随资源打包，但当前代码和场景没有播放入口，不属于正在使用的BGM。</w:t>
+      </w:r>
+    </w:p>
     <w:sectPr>
-      <w:headerReference w:type="even" r:id="rId11"/>
-      <w:headerReference w:type="default" r:id="rId12"/>
-      <w:footerReference w:type="even" r:id="rId13"/>
-      <w:footerReference w:type="default" r:id="rId14"/>
-      <w:headerReference w:type="first" r:id="rId15"/>
-      <w:footerReference w:type="first" r:id="rId16"/>
       <w:pgSz w:w="11906" w:h="16838"/>
       <w:pgMar w:top="1440" w:right="1800" w:bottom="1440" w:left="1800" w:header="851" w:footer="992" w:gutter="0"/>
       <w:cols w:space="425"/>
@@ -1164,36 +2753,6 @@
 </w:endnotes>
 </file>
 
-<file path=word/footer1.xml><?xml version="1.0" encoding="utf-8"?>
-<w:ftr xmlns:wpc="http://schemas.microsoft.com/office/word/2010/wordprocessingCanvas" xmlns:cx="http://schemas.microsoft.com/office/drawing/2014/chartex" xmlns:cx1="http://schemas.microsoft.com/office/drawing/2015/9/8/chartex" xmlns:cx2="http://schemas.microsoft.com/office/drawing/2015/10/21/chartex" xmlns:cx3="http://schemas.microsoft.com/office/drawing/2016/5/9/chartex" xmlns:cx4="http://schemas.microsoft.com/office/drawing/2016/5/10/chartex" xmlns:cx5="http://schemas.microsoft.com/office/drawing/2016/5/11/chartex" xmlns:cx6="http://schemas.microsoft.com/office/drawing/2016/5/12/chartex" xmlns:cx7="http://schemas.microsoft.com/office/drawing/2016/5/13/chartex" xmlns:cx8="http://schemas.microsoft.com/office/drawing/2016/5/14/chartex" xmlns:mc="http://schemas.openxmlformats.org/markup-compatibility/2006" xmlns:aink="http://schemas.microsoft.com/office/drawing/2016/ink" xmlns:am3d="http://schemas.microsoft.com/office/drawing/2017/model3d" xmlns:o="urn:schemas-microsoft-com:office:office" xmlns:oel="http://schemas.microsoft.com/office/2019/extlst" xmlns:r="http://schemas.openxmlformats.org/officeDocument/2006/relationships" xmlns:m="http://schemas.openxmlformats.org/officeDocument/2006/math" xmlns:v="urn:schemas-microsoft-com:vml" xmlns:wp14="http://schemas.microsoft.com/office/word/2010/wordprocessingDrawing" xmlns:wp="http://schemas.openxmlformats.org/drawingml/2006/wordprocessingDrawing" xmlns:w10="urn:schemas-microsoft-com:office:word" xmlns:w="http://schemas.openxmlformats.org/wordprocessingml/2006/main" xmlns:w14="http://schemas.microsoft.com/office/word/2010/wordml" xmlns:w15="http://schemas.microsoft.com/office/word/2012/wordml" xmlns:w16cex="http://schemas.microsoft.com/office/word/2018/wordml/cex" xmlns:w16cid="http://schemas.microsoft.com/office/word/2016/wordml/cid" xmlns:w16="http://schemas.microsoft.com/office/word/2018/wordml" xmlns:w16du="http://schemas.microsoft.com/office/word/2023/wordml/word16du" xmlns:w16sdtdh="http://schemas.microsoft.com/office/word/2020/wordml/sdtdatahash" xmlns:w16sdtfl="http://schemas.microsoft.com/office/word/2024/wordml/sdtformatlock" xmlns:w16se="http://schemas.microsoft.com/office/word/2015/wordml/symex" xmlns:wpg="http://schemas.microsoft.com/office/word/2010/wordprocessingGroup" xmlns:wpi="http://schemas.microsoft.com/office/word/2010/wordprocessingInk" xmlns:wne="http://schemas.microsoft.com/office/word/2006/wordml" xmlns:wps="http://schemas.microsoft.com/office/word/2010/wordprocessingShape" mc:Ignorable="w14 w15 w16se w16cid w16 w16cex w16sdtdh w16sdtfl w16du wp14">
-  <w:p>
-    <w:pPr>
-      <w:pStyle w:val="af1"/>
-    </w:pPr>
-  </w:p>
-</w:ftr>
-</file>
-
-<file path=word/footer2.xml><?xml version="1.0" encoding="utf-8"?>
-<w:ftr xmlns:wpc="http://schemas.microsoft.com/office/word/2010/wordprocessingCanvas" xmlns:cx="http://schemas.microsoft.com/office/drawing/2014/chartex" xmlns:cx1="http://schemas.microsoft.com/office/drawing/2015/9/8/chartex" xmlns:cx2="http://schemas.microsoft.com/office/drawing/2015/10/21/chartex" xmlns:cx3="http://schemas.microsoft.com/office/drawing/2016/5/9/chartex" xmlns:cx4="http://schemas.microsoft.com/office/drawing/2016/5/10/chartex" xmlns:cx5="http://schemas.microsoft.com/office/drawing/2016/5/11/chartex" xmlns:cx6="http://schemas.microsoft.com/office/drawing/2016/5/12/chartex" xmlns:cx7="http://schemas.microsoft.com/office/drawing/2016/5/13/chartex" xmlns:cx8="http://schemas.microsoft.com/office/drawing/2016/5/14/chartex" xmlns:mc="http://schemas.openxmlformats.org/markup-compatibility/2006" xmlns:aink="http://schemas.microsoft.com/office/drawing/2016/ink" xmlns:am3d="http://schemas.microsoft.com/office/drawing/2017/model3d" xmlns:o="urn:schemas-microsoft-com:office:office" xmlns:oel="http://schemas.microsoft.com/office/2019/extlst" xmlns:r="http://schemas.openxmlformats.org/officeDocument/2006/relationships" xmlns:m="http://schemas.openxmlformats.org/officeDocument/2006/math" xmlns:v="urn:schemas-microsoft-com:vml" xmlns:wp14="http://schemas.microsoft.com/office/word/2010/wordprocessingDrawing" xmlns:wp="http://schemas.openxmlformats.org/drawingml/2006/wordprocessingDrawing" xmlns:w10="urn:schemas-microsoft-com:office:word" xmlns:w="http://schemas.openxmlformats.org/wordprocessingml/2006/main" xmlns:w14="http://schemas.microsoft.com/office/word/2010/wordml" xmlns:w15="http://schemas.microsoft.com/office/word/2012/wordml" xmlns:w16cex="http://schemas.microsoft.com/office/word/2018/wordml/cex" xmlns:w16cid="http://schemas.microsoft.com/office/word/2016/wordml/cid" xmlns:w16="http://schemas.microsoft.com/office/word/2018/wordml" xmlns:w16du="http://schemas.microsoft.com/office/word/2023/wordml/word16du" xmlns:w16sdtdh="http://schemas.microsoft.com/office/word/2020/wordml/sdtdatahash" xmlns:w16sdtfl="http://schemas.microsoft.com/office/word/2024/wordml/sdtformatlock" xmlns:w16se="http://schemas.microsoft.com/office/word/2015/wordml/symex" xmlns:wpg="http://schemas.microsoft.com/office/word/2010/wordprocessingGroup" xmlns:wpi="http://schemas.microsoft.com/office/word/2010/wordprocessingInk" xmlns:wne="http://schemas.microsoft.com/office/word/2006/wordml" xmlns:wps="http://schemas.microsoft.com/office/word/2010/wordprocessingShape" mc:Ignorable="w14 w15 w16se w16cid w16 w16cex w16sdtdh w16sdtfl w16du wp14">
-  <w:p>
-    <w:pPr>
-      <w:pStyle w:val="af1"/>
-    </w:pPr>
-  </w:p>
-</w:ftr>
-</file>
-
-<file path=word/footer3.xml><?xml version="1.0" encoding="utf-8"?>
-<w:ftr xmlns:wpc="http://schemas.microsoft.com/office/word/2010/wordprocessingCanvas" xmlns:cx="http://schemas.microsoft.com/office/drawing/2014/chartex" xmlns:cx1="http://schemas.microsoft.com/office/drawing/2015/9/8/chartex" xmlns:cx2="http://schemas.microsoft.com/office/drawing/2015/10/21/chartex" xmlns:cx3="http://schemas.microsoft.com/office/drawing/2016/5/9/chartex" xmlns:cx4="http://schemas.microsoft.com/office/drawing/2016/5/10/chartex" xmlns:cx5="http://schemas.microsoft.com/office/drawing/2016/5/11/chartex" xmlns:cx6="http://schemas.microsoft.com/office/drawing/2016/5/12/chartex" xmlns:cx7="http://schemas.microsoft.com/office/drawing/2016/5/13/chartex" xmlns:cx8="http://schemas.microsoft.com/office/drawing/2016/5/14/chartex" xmlns:mc="http://schemas.openxmlformats.org/markup-compatibility/2006" xmlns:aink="http://schemas.microsoft.com/office/drawing/2016/ink" xmlns:am3d="http://schemas.microsoft.com/office/drawing/2017/model3d" xmlns:o="urn:schemas-microsoft-com:office:office" xmlns:oel="http://schemas.microsoft.com/office/2019/extlst" xmlns:r="http://schemas.openxmlformats.org/officeDocument/2006/relationships" xmlns:m="http://schemas.openxmlformats.org/officeDocument/2006/math" xmlns:v="urn:schemas-microsoft-com:vml" xmlns:wp14="http://schemas.microsoft.com/office/word/2010/wordprocessingDrawing" xmlns:wp="http://schemas.openxmlformats.org/drawingml/2006/wordprocessingDrawing" xmlns:w10="urn:schemas-microsoft-com:office:word" xmlns:w="http://schemas.openxmlformats.org/wordprocessingml/2006/main" xmlns:w14="http://schemas.microsoft.com/office/word/2010/wordml" xmlns:w15="http://schemas.microsoft.com/office/word/2012/wordml" xmlns:w16cex="http://schemas.microsoft.com/office/word/2018/wordml/cex" xmlns:w16cid="http://schemas.microsoft.com/office/word/2016/wordml/cid" xmlns:w16="http://schemas.microsoft.com/office/word/2018/wordml" xmlns:w16du="http://schemas.microsoft.com/office/word/2023/wordml/word16du" xmlns:w16sdtdh="http://schemas.microsoft.com/office/word/2020/wordml/sdtdatahash" xmlns:w16sdtfl="http://schemas.microsoft.com/office/word/2024/wordml/sdtformatlock" xmlns:w16se="http://schemas.microsoft.com/office/word/2015/wordml/symex" xmlns:wpg="http://schemas.microsoft.com/office/word/2010/wordprocessingGroup" xmlns:wpi="http://schemas.microsoft.com/office/word/2010/wordprocessingInk" xmlns:wne="http://schemas.microsoft.com/office/word/2006/wordml" xmlns:wps="http://schemas.microsoft.com/office/word/2010/wordprocessingShape" mc:Ignorable="w14 w15 w16se w16cid w16 w16cex w16sdtdh w16sdtfl w16du wp14">
-  <w:p>
-    <w:pPr>
-      <w:pStyle w:val="af1"/>
-    </w:pPr>
-  </w:p>
-</w:ftr>
-</file>
-
 <file path=word/footnotes.xml><?xml version="1.0" encoding="utf-8"?>
 <w:footnotes xmlns:wpc="http://schemas.microsoft.com/office/word/2010/wordprocessingCanvas" xmlns:cx="http://schemas.microsoft.com/office/drawing/2014/chartex" xmlns:cx1="http://schemas.microsoft.com/office/drawing/2015/9/8/chartex" xmlns:cx2="http://schemas.microsoft.com/office/drawing/2015/10/21/chartex" xmlns:cx3="http://schemas.microsoft.com/office/drawing/2016/5/9/chartex" xmlns:cx4="http://schemas.microsoft.com/office/drawing/2016/5/10/chartex" xmlns:cx5="http://schemas.microsoft.com/office/drawing/2016/5/11/chartex" xmlns:cx6="http://schemas.microsoft.com/office/drawing/2016/5/12/chartex" xmlns:cx7="http://schemas.microsoft.com/office/drawing/2016/5/13/chartex" xmlns:cx8="http://schemas.microsoft.com/office/drawing/2016/5/14/chartex" xmlns:mc="http://schemas.openxmlformats.org/markup-compatibility/2006" xmlns:aink="http://schemas.microsoft.com/office/drawing/2016/ink" xmlns:am3d="http://schemas.microsoft.com/office/drawing/2017/model3d" xmlns:o="urn:schemas-microsoft-com:office:office" xmlns:oel="http://schemas.microsoft.com/office/2019/extlst" xmlns:r="http://schemas.openxmlformats.org/officeDocument/2006/relationships" xmlns:m="http://schemas.openxmlformats.org/officeDocument/2006/math" xmlns:v="urn:schemas-microsoft-com:vml" xmlns:wp14="http://schemas.microsoft.com/office/word/2010/wordprocessingDrawing" xmlns:wp="http://schemas.openxmlformats.org/drawingml/2006/wordprocessingDrawing" xmlns:w10="urn:schemas-microsoft-com:office:word" xmlns:w="http://schemas.openxmlformats.org/wordprocessingml/2006/main" xmlns:w14="http://schemas.microsoft.com/office/word/2010/wordml" xmlns:w15="http://schemas.microsoft.com/office/word/2012/wordml" xmlns:w16cex="http://schemas.microsoft.com/office/word/2018/wordml/cex" xmlns:w16cid="http://schemas.microsoft.com/office/word/2016/wordml/cid" xmlns:w16="http://schemas.microsoft.com/office/word/2018/wordml" xmlns:w16du="http://schemas.microsoft.com/office/word/2023/wordml/word16du" xmlns:w16sdtdh="http://schemas.microsoft.com/office/word/2020/wordml/sdtdatahash" xmlns:w16sdtfl="http://schemas.microsoft.com/office/word/2024/wordml/sdtformatlock" xmlns:w16se="http://schemas.microsoft.com/office/word/2015/wordml/symex" xmlns:wpg="http://schemas.microsoft.com/office/word/2010/wordprocessingGroup" xmlns:wpi="http://schemas.microsoft.com/office/word/2010/wordprocessingInk" xmlns:wne="http://schemas.microsoft.com/office/word/2006/wordml" xmlns:wps="http://schemas.microsoft.com/office/word/2010/wordprocessingShape" mc:Ignorable="w14 w15 w16se w16cid w16 w16cex w16sdtdh w16sdtfl w16du wp14">
   <w:footnote w:type="separator" w:id="-1">
@@ -1217,36 +2776,6 @@
     </w:p>
   </w:footnote>
 </w:footnotes>
-</file>
-
-<file path=word/header1.xml><?xml version="1.0" encoding="utf-8"?>
-<w:hdr xmlns:wpc="http://schemas.microsoft.com/office/word/2010/wordprocessingCanvas" xmlns:cx="http://schemas.microsoft.com/office/drawing/2014/chartex" xmlns:cx1="http://schemas.microsoft.com/office/drawing/2015/9/8/chartex" xmlns:cx2="http://schemas.microsoft.com/office/drawing/2015/10/21/chartex" xmlns:cx3="http://schemas.microsoft.com/office/drawing/2016/5/9/chartex" xmlns:cx4="http://schemas.microsoft.com/office/drawing/2016/5/10/chartex" xmlns:cx5="http://schemas.microsoft.com/office/drawing/2016/5/11/chartex" xmlns:cx6="http://schemas.microsoft.com/office/drawing/2016/5/12/chartex" xmlns:cx7="http://schemas.microsoft.com/office/drawing/2016/5/13/chartex" xmlns:cx8="http://schemas.microsoft.com/office/drawing/2016/5/14/chartex" xmlns:mc="http://schemas.openxmlformats.org/markup-compatibility/2006" xmlns:aink="http://schemas.microsoft.com/office/drawing/2016/ink" xmlns:am3d="http://schemas.microsoft.com/office/drawing/2017/model3d" xmlns:o="urn:schemas-microsoft-com:office:office" xmlns:oel="http://schemas.microsoft.com/office/2019/extlst" xmlns:r="http://schemas.openxmlformats.org/officeDocument/2006/relationships" xmlns:m="http://schemas.openxmlformats.org/officeDocument/2006/math" xmlns:v="urn:schemas-microsoft-com:vml" xmlns:wp14="http://schemas.microsoft.com/office/word/2010/wordprocessingDrawing" xmlns:wp="http://schemas.openxmlformats.org/drawingml/2006/wordprocessingDrawing" xmlns:w10="urn:schemas-microsoft-com:office:word" xmlns:w="http://schemas.openxmlformats.org/wordprocessingml/2006/main" xmlns:w14="http://schemas.microsoft.com/office/word/2010/wordml" xmlns:w15="http://schemas.microsoft.com/office/word/2012/wordml" xmlns:w16cex="http://schemas.microsoft.com/office/word/2018/wordml/cex" xmlns:w16cid="http://schemas.microsoft.com/office/word/2016/wordml/cid" xmlns:w16="http://schemas.microsoft.com/office/word/2018/wordml" xmlns:w16du="http://schemas.microsoft.com/office/word/2023/wordml/word16du" xmlns:w16sdtdh="http://schemas.microsoft.com/office/word/2020/wordml/sdtdatahash" xmlns:w16sdtfl="http://schemas.microsoft.com/office/word/2024/wordml/sdtformatlock" xmlns:w16se="http://schemas.microsoft.com/office/word/2015/wordml/symex" xmlns:wpg="http://schemas.microsoft.com/office/word/2010/wordprocessingGroup" xmlns:wpi="http://schemas.microsoft.com/office/word/2010/wordprocessingInk" xmlns:wne="http://schemas.microsoft.com/office/word/2006/wordml" xmlns:wps="http://schemas.microsoft.com/office/word/2010/wordprocessingShape" mc:Ignorable="w14 w15 w16se w16cid w16 w16cex w16sdtdh w16sdtfl w16du wp14">
-  <w:p>
-    <w:pPr>
-      <w:pStyle w:val="af"/>
-    </w:pPr>
-  </w:p>
-</w:hdr>
-</file>
-
-<file path=word/header2.xml><?xml version="1.0" encoding="utf-8"?>
-<w:hdr xmlns:wpc="http://schemas.microsoft.com/office/word/2010/wordprocessingCanvas" xmlns:cx="http://schemas.microsoft.com/office/drawing/2014/chartex" xmlns:cx1="http://schemas.microsoft.com/office/drawing/2015/9/8/chartex" xmlns:cx2="http://schemas.microsoft.com/office/drawing/2015/10/21/chartex" xmlns:cx3="http://schemas.microsoft.com/office/drawing/2016/5/9/chartex" xmlns:cx4="http://schemas.microsoft.com/office/drawing/2016/5/10/chartex" xmlns:cx5="http://schemas.microsoft.com/office/drawing/2016/5/11/chartex" xmlns:cx6="http://schemas.microsoft.com/office/drawing/2016/5/12/chartex" xmlns:cx7="http://schemas.microsoft.com/office/drawing/2016/5/13/chartex" xmlns:cx8="http://schemas.microsoft.com/office/drawing/2016/5/14/chartex" xmlns:mc="http://schemas.openxmlformats.org/markup-compatibility/2006" xmlns:aink="http://schemas.microsoft.com/office/drawing/2016/ink" xmlns:am3d="http://schemas.microsoft.com/office/drawing/2017/model3d" xmlns:o="urn:schemas-microsoft-com:office:office" xmlns:oel="http://schemas.microsoft.com/office/2019/extlst" xmlns:r="http://schemas.openxmlformats.org/officeDocument/2006/relationships" xmlns:m="http://schemas.openxmlformats.org/officeDocument/2006/math" xmlns:v="urn:schemas-microsoft-com:vml" xmlns:wp14="http://schemas.microsoft.com/office/word/2010/wordprocessingDrawing" xmlns:wp="http://schemas.openxmlformats.org/drawingml/2006/wordprocessingDrawing" xmlns:w10="urn:schemas-microsoft-com:office:word" xmlns:w="http://schemas.openxmlformats.org/wordprocessingml/2006/main" xmlns:w14="http://schemas.microsoft.com/office/word/2010/wordml" xmlns:w15="http://schemas.microsoft.com/office/word/2012/wordml" xmlns:w16cex="http://schemas.microsoft.com/office/word/2018/wordml/cex" xmlns:w16cid="http://schemas.microsoft.com/office/word/2016/wordml/cid" xmlns:w16="http://schemas.microsoft.com/office/word/2018/wordml" xmlns:w16du="http://schemas.microsoft.com/office/word/2023/wordml/word16du" xmlns:w16sdtdh="http://schemas.microsoft.com/office/word/2020/wordml/sdtdatahash" xmlns:w16sdtfl="http://schemas.microsoft.com/office/word/2024/wordml/sdtformatlock" xmlns:w16se="http://schemas.microsoft.com/office/word/2015/wordml/symex" xmlns:wpg="http://schemas.microsoft.com/office/word/2010/wordprocessingGroup" xmlns:wpi="http://schemas.microsoft.com/office/word/2010/wordprocessingInk" xmlns:wne="http://schemas.microsoft.com/office/word/2006/wordml" xmlns:wps="http://schemas.microsoft.com/office/word/2010/wordprocessingShape" mc:Ignorable="w14 w15 w16se w16cid w16 w16cex w16sdtdh w16sdtfl w16du wp14">
-  <w:p>
-    <w:pPr>
-      <w:pStyle w:val="af"/>
-    </w:pPr>
-  </w:p>
-</w:hdr>
-</file>
-
-<file path=word/header3.xml><?xml version="1.0" encoding="utf-8"?>
-<w:hdr xmlns:wpc="http://schemas.microsoft.com/office/word/2010/wordprocessingCanvas" xmlns:cx="http://schemas.microsoft.com/office/drawing/2014/chartex" xmlns:cx1="http://schemas.microsoft.com/office/drawing/2015/9/8/chartex" xmlns:cx2="http://schemas.microsoft.com/office/drawing/2015/10/21/chartex" xmlns:cx3="http://schemas.microsoft.com/office/drawing/2016/5/9/chartex" xmlns:cx4="http://schemas.microsoft.com/office/drawing/2016/5/10/chartex" xmlns:cx5="http://schemas.microsoft.com/office/drawing/2016/5/11/chartex" xmlns:cx6="http://schemas.microsoft.com/office/drawing/2016/5/12/chartex" xmlns:cx7="http://schemas.microsoft.com/office/drawing/2016/5/13/chartex" xmlns:cx8="http://schemas.microsoft.com/office/drawing/2016/5/14/chartex" xmlns:mc="http://schemas.openxmlformats.org/markup-compatibility/2006" xmlns:aink="http://schemas.microsoft.com/office/drawing/2016/ink" xmlns:am3d="http://schemas.microsoft.com/office/drawing/2017/model3d" xmlns:o="urn:schemas-microsoft-com:office:office" xmlns:oel="http://schemas.microsoft.com/office/2019/extlst" xmlns:r="http://schemas.openxmlformats.org/officeDocument/2006/relationships" xmlns:m="http://schemas.openxmlformats.org/officeDocument/2006/math" xmlns:v="urn:schemas-microsoft-com:vml" xmlns:wp14="http://schemas.microsoft.com/office/word/2010/wordprocessingDrawing" xmlns:wp="http://schemas.openxmlformats.org/drawingml/2006/wordprocessingDrawing" xmlns:w10="urn:schemas-microsoft-com:office:word" xmlns:w="http://schemas.openxmlformats.org/wordprocessingml/2006/main" xmlns:w14="http://schemas.microsoft.com/office/word/2010/wordml" xmlns:w15="http://schemas.microsoft.com/office/word/2012/wordml" xmlns:w16cex="http://schemas.microsoft.com/office/word/2018/wordml/cex" xmlns:w16cid="http://schemas.microsoft.com/office/word/2016/wordml/cid" xmlns:w16="http://schemas.microsoft.com/office/word/2018/wordml" xmlns:w16du="http://schemas.microsoft.com/office/word/2023/wordml/word16du" xmlns:w16sdtdh="http://schemas.microsoft.com/office/word/2020/wordml/sdtdatahash" xmlns:w16sdtfl="http://schemas.microsoft.com/office/word/2024/wordml/sdtformatlock" xmlns:w16se="http://schemas.microsoft.com/office/word/2015/wordml/symex" xmlns:wpg="http://schemas.microsoft.com/office/word/2010/wordprocessingGroup" xmlns:wpi="http://schemas.microsoft.com/office/word/2010/wordprocessingInk" xmlns:wne="http://schemas.microsoft.com/office/word/2006/wordml" xmlns:wps="http://schemas.microsoft.com/office/word/2010/wordprocessingShape" mc:Ignorable="w14 w15 w16se w16cid w16 w16cex w16sdtdh w16sdtfl w16du wp14">
-  <w:p>
-    <w:pPr>
-      <w:pStyle w:val="af"/>
-    </w:pPr>
-  </w:p>
-</w:hdr>
 </file>
 
 <file path=word/numbering.xml><?xml version="1.0" encoding="utf-8"?>
@@ -1340,8 +2869,192 @@
       </w:pPr>
     </w:lvl>
   </w:abstractNum>
+  <w:abstractNum w:abstractNumId="1" w15:restartNumberingAfterBreak="0">
+    <w:nsid w:val="1D26699B"/>
+    <w:multiLevelType w:val="hybridMultilevel"/>
+    <w:tmpl w:val="CFEAEA92"/>
+    <w:lvl w:ilvl="0" w:tplc="B734CCD0">
+      <w:start w:val="1"/>
+      <w:numFmt w:val="decimal"/>
+      <w:lvlText w:val="%1."/>
+      <w:lvlJc w:val="left"/>
+      <w:pPr>
+        <w:ind w:left="360" w:hanging="360"/>
+      </w:pPr>
+      <w:rPr>
+        <w:rFonts w:hint="default"/>
+      </w:rPr>
+    </w:lvl>
+    <w:lvl w:ilvl="1" w:tplc="04090019" w:tentative="1">
+      <w:start w:val="1"/>
+      <w:numFmt w:val="lowerLetter"/>
+      <w:lvlText w:val="%2)"/>
+      <w:lvlJc w:val="left"/>
+      <w:pPr>
+        <w:ind w:left="880" w:hanging="440"/>
+      </w:pPr>
+    </w:lvl>
+    <w:lvl w:ilvl="2" w:tplc="0409001B" w:tentative="1">
+      <w:start w:val="1"/>
+      <w:numFmt w:val="lowerRoman"/>
+      <w:lvlText w:val="%3."/>
+      <w:lvlJc w:val="right"/>
+      <w:pPr>
+        <w:ind w:left="1320" w:hanging="440"/>
+      </w:pPr>
+    </w:lvl>
+    <w:lvl w:ilvl="3" w:tplc="0409000F" w:tentative="1">
+      <w:start w:val="1"/>
+      <w:numFmt w:val="decimal"/>
+      <w:lvlText w:val="%4."/>
+      <w:lvlJc w:val="left"/>
+      <w:pPr>
+        <w:ind w:left="1760" w:hanging="440"/>
+      </w:pPr>
+    </w:lvl>
+    <w:lvl w:ilvl="4" w:tplc="04090019" w:tentative="1">
+      <w:start w:val="1"/>
+      <w:numFmt w:val="lowerLetter"/>
+      <w:lvlText w:val="%5)"/>
+      <w:lvlJc w:val="left"/>
+      <w:pPr>
+        <w:ind w:left="2200" w:hanging="440"/>
+      </w:pPr>
+    </w:lvl>
+    <w:lvl w:ilvl="5" w:tplc="0409001B" w:tentative="1">
+      <w:start w:val="1"/>
+      <w:numFmt w:val="lowerRoman"/>
+      <w:lvlText w:val="%6."/>
+      <w:lvlJc w:val="right"/>
+      <w:pPr>
+        <w:ind w:left="2640" w:hanging="440"/>
+      </w:pPr>
+    </w:lvl>
+    <w:lvl w:ilvl="6" w:tplc="0409000F" w:tentative="1">
+      <w:start w:val="1"/>
+      <w:numFmt w:val="decimal"/>
+      <w:lvlText w:val="%7."/>
+      <w:lvlJc w:val="left"/>
+      <w:pPr>
+        <w:ind w:left="3080" w:hanging="440"/>
+      </w:pPr>
+    </w:lvl>
+    <w:lvl w:ilvl="7" w:tplc="04090019" w:tentative="1">
+      <w:start w:val="1"/>
+      <w:numFmt w:val="lowerLetter"/>
+      <w:lvlText w:val="%8)"/>
+      <w:lvlJc w:val="left"/>
+      <w:pPr>
+        <w:ind w:left="3520" w:hanging="440"/>
+      </w:pPr>
+    </w:lvl>
+    <w:lvl w:ilvl="8" w:tplc="0409001B" w:tentative="1">
+      <w:start w:val="1"/>
+      <w:numFmt w:val="lowerRoman"/>
+      <w:lvlText w:val="%9."/>
+      <w:lvlJc w:val="right"/>
+      <w:pPr>
+        <w:ind w:left="3960" w:hanging="440"/>
+      </w:pPr>
+    </w:lvl>
+  </w:abstractNum>
+  <w:abstractNum w:abstractNumId="2" w15:restartNumberingAfterBreak="0">
+    <w:nsid w:val="223D33D6"/>
+    <w:multiLevelType w:val="hybridMultilevel"/>
+    <w:tmpl w:val="309A03C4"/>
+    <w:lvl w:ilvl="0" w:tplc="B980E69A">
+      <w:start w:val="1"/>
+      <w:numFmt w:val="decimal"/>
+      <w:lvlText w:val="%1."/>
+      <w:lvlJc w:val="left"/>
+      <w:pPr>
+        <w:ind w:left="360" w:hanging="360"/>
+      </w:pPr>
+      <w:rPr>
+        <w:rFonts w:hint="default"/>
+      </w:rPr>
+    </w:lvl>
+    <w:lvl w:ilvl="1" w:tplc="04090019" w:tentative="1">
+      <w:start w:val="1"/>
+      <w:numFmt w:val="lowerLetter"/>
+      <w:lvlText w:val="%2)"/>
+      <w:lvlJc w:val="left"/>
+      <w:pPr>
+        <w:ind w:left="880" w:hanging="440"/>
+      </w:pPr>
+    </w:lvl>
+    <w:lvl w:ilvl="2" w:tplc="0409001B" w:tentative="1">
+      <w:start w:val="1"/>
+      <w:numFmt w:val="lowerRoman"/>
+      <w:lvlText w:val="%3."/>
+      <w:lvlJc w:val="right"/>
+      <w:pPr>
+        <w:ind w:left="1320" w:hanging="440"/>
+      </w:pPr>
+    </w:lvl>
+    <w:lvl w:ilvl="3" w:tplc="0409000F" w:tentative="1">
+      <w:start w:val="1"/>
+      <w:numFmt w:val="decimal"/>
+      <w:lvlText w:val="%4."/>
+      <w:lvlJc w:val="left"/>
+      <w:pPr>
+        <w:ind w:left="1760" w:hanging="440"/>
+      </w:pPr>
+    </w:lvl>
+    <w:lvl w:ilvl="4" w:tplc="04090019" w:tentative="1">
+      <w:start w:val="1"/>
+      <w:numFmt w:val="lowerLetter"/>
+      <w:lvlText w:val="%5)"/>
+      <w:lvlJc w:val="left"/>
+      <w:pPr>
+        <w:ind w:left="2200" w:hanging="440"/>
+      </w:pPr>
+    </w:lvl>
+    <w:lvl w:ilvl="5" w:tplc="0409001B" w:tentative="1">
+      <w:start w:val="1"/>
+      <w:numFmt w:val="lowerRoman"/>
+      <w:lvlText w:val="%6."/>
+      <w:lvlJc w:val="right"/>
+      <w:pPr>
+        <w:ind w:left="2640" w:hanging="440"/>
+      </w:pPr>
+    </w:lvl>
+    <w:lvl w:ilvl="6" w:tplc="0409000F" w:tentative="1">
+      <w:start w:val="1"/>
+      <w:numFmt w:val="decimal"/>
+      <w:lvlText w:val="%7."/>
+      <w:lvlJc w:val="left"/>
+      <w:pPr>
+        <w:ind w:left="3080" w:hanging="440"/>
+      </w:pPr>
+    </w:lvl>
+    <w:lvl w:ilvl="7" w:tplc="04090019" w:tentative="1">
+      <w:start w:val="1"/>
+      <w:numFmt w:val="lowerLetter"/>
+      <w:lvlText w:val="%8)"/>
+      <w:lvlJc w:val="left"/>
+      <w:pPr>
+        <w:ind w:left="3520" w:hanging="440"/>
+      </w:pPr>
+    </w:lvl>
+    <w:lvl w:ilvl="8" w:tplc="0409001B" w:tentative="1">
+      <w:start w:val="1"/>
+      <w:numFmt w:val="lowerRoman"/>
+      <w:lvlText w:val="%9."/>
+      <w:lvlJc w:val="right"/>
+      <w:pPr>
+        <w:ind w:left="3960" w:hanging="440"/>
+      </w:pPr>
+    </w:lvl>
+  </w:abstractNum>
   <w:num w:numId="1" w16cid:durableId="311057668">
     <w:abstractNumId w:val="0"/>
+  </w:num>
+  <w:num w:numId="2" w16cid:durableId="795564813">
+    <w:abstractNumId w:val="2"/>
+  </w:num>
+  <w:num w:numId="3" w16cid:durableId="1816988347">
+    <w:abstractNumId w:val="1"/>
   </w:num>
 </w:numbering>
 </file>
